--- a/Thesis-document/BusaniNcube-Thesis.docx
+++ b/Thesis-document/BusaniNcube-Thesis.docx
@@ -4146,7 +4146,7 @@
           <w:szCs w:val="24"/>
           <w:lang w:val="en-GB"/>
         </w:rPr>
-        <w:t xml:space="preserve">Section 2.4 — </w:t>
+        <w:t xml:space="preserve">2.4 </w:t>
       </w:r>
       <w:r>
         <w:rPr>
@@ -5209,7 +5209,7 @@
           <w:szCs w:val="24"/>
           <w:lang w:val="en-GB"/>
         </w:rPr>
-        <w:t xml:space="preserve">Section 2.6 — Comparison of Existing Solutions </w:t>
+        <w:t xml:space="preserve">2.6 Comparison of Existing Solutions </w:t>
       </w:r>
     </w:p>
     <w:p>
@@ -5375,13 +5375,6 @@
         <w:pStyle w:val="Normal"/>
         <w:spacing w:before="240" w:beforeAutospacing="off" w:after="240" w:afterAutospacing="off"/>
         <w:jc w:val="left"/>
-        <w:rPr>
-          <w:rFonts w:ascii="Times New Roman" w:hAnsi="Times New Roman" w:eastAsia="Times New Roman" w:cs="Times New Roman"/>
-          <w:noProof w:val="0"/>
-          <w:sz w:val="22"/>
-          <w:szCs w:val="22"/>
-          <w:lang w:val="en-GB"/>
-        </w:rPr>
       </w:pPr>
       <w:r>
         <w:rPr>
@@ -5492,6 +5485,3903 @@
           <w:lang w:val="en-GB"/>
         </w:rPr>
         <w:t xml:space="preserve"> it delivers a functionally adaptive system that processes all data on-device, at low cost, and without dependency on external cloud infrastructure. This positions the project as a practical response to the twin barriers of cost and privacy that continue to limit commercial smart home adoption in the European market.</w:t>
+      </w:r>
+    </w:p>
+    <w:p>
+      <w:pPr>
+        <w:pStyle w:val="Normal"/>
+        <w:spacing w:before="240" w:beforeAutospacing="off" w:after="240" w:afterAutospacing="off"/>
+        <w:jc w:val="left"/>
+        <w:rPr>
+          <w:rFonts w:ascii="Times New Roman" w:hAnsi="Times New Roman" w:eastAsia="Times New Roman" w:cs="Times New Roman"/>
+          <w:noProof w:val="0"/>
+          <w:sz w:val="22"/>
+          <w:szCs w:val="22"/>
+          <w:lang w:val="en-GB"/>
+        </w:rPr>
+      </w:pPr>
+    </w:p>
+    <w:p>
+      <w:pPr>
+        <w:pStyle w:val="Normal"/>
+        <w:spacing w:before="240" w:beforeAutospacing="off" w:after="240" w:afterAutospacing="off"/>
+        <w:jc w:val="left"/>
+      </w:pPr>
+      <w:r>
+        <w:rPr>
+          <w:rFonts w:ascii="Times New Roman" w:hAnsi="Times New Roman" w:eastAsia="Times New Roman" w:cs="Times New Roman"/>
+          <w:b w:val="1"/>
+          <w:bCs w:val="1"/>
+          <w:noProof w:val="0"/>
+          <w:sz w:val="28"/>
+          <w:szCs w:val="28"/>
+          <w:lang w:val="en-GB"/>
+        </w:rPr>
+        <w:t>CHAPTER 3 – SYSTEM DESIGN</w:t>
+      </w:r>
+      <w:r>
+        <w:rPr>
+          <w:rFonts w:ascii="Times New Roman" w:hAnsi="Times New Roman" w:eastAsia="Times New Roman" w:cs="Times New Roman"/>
+          <w:noProof w:val="0"/>
+          <w:sz w:val="28"/>
+          <w:szCs w:val="28"/>
+          <w:lang w:val="en-GB"/>
+        </w:rPr>
+        <w:t xml:space="preserve"> </w:t>
+      </w:r>
+    </w:p>
+    <w:p>
+      <w:pPr>
+        <w:pStyle w:val="Normal"/>
+        <w:spacing w:before="240" w:beforeAutospacing="off" w:after="240" w:afterAutospacing="off"/>
+        <w:jc w:val="left"/>
+        <w:rPr>
+          <w:rFonts w:ascii="Times New Roman" w:hAnsi="Times New Roman" w:eastAsia="Times New Roman" w:cs="Times New Roman"/>
+          <w:b w:val="1"/>
+          <w:bCs w:val="1"/>
+          <w:noProof w:val="0"/>
+          <w:sz w:val="24"/>
+          <w:szCs w:val="24"/>
+          <w:lang w:val="en-GB"/>
+        </w:rPr>
+      </w:pPr>
+      <w:r>
+        <w:rPr>
+          <w:rFonts w:ascii="Times New Roman" w:hAnsi="Times New Roman" w:eastAsia="Times New Roman" w:cs="Times New Roman"/>
+          <w:b w:val="1"/>
+          <w:bCs w:val="1"/>
+          <w:noProof w:val="0"/>
+          <w:sz w:val="24"/>
+          <w:szCs w:val="24"/>
+          <w:lang w:val="en-GB"/>
+        </w:rPr>
+        <w:t>3.1 System Architecture</w:t>
+      </w:r>
+    </w:p>
+    <w:p>
+      <w:pPr>
+        <w:pStyle w:val="Normal"/>
+        <w:spacing w:before="240" w:beforeAutospacing="off" w:after="240" w:afterAutospacing="off"/>
+        <w:jc w:val="left"/>
+      </w:pPr>
+      <w:r>
+        <w:rPr>
+          <w:rFonts w:ascii="Times New Roman" w:hAnsi="Times New Roman" w:eastAsia="Times New Roman" w:cs="Times New Roman"/>
+          <w:noProof w:val="0"/>
+          <w:sz w:val="22"/>
+          <w:szCs w:val="22"/>
+          <w:lang w:val="en-GB"/>
+        </w:rPr>
+        <w:t>The smart home system developed in this thesis follows a distributed sensor-actuator architecture centred around a Raspberry Pi 4B running Home Assistant OS as the central control hub. The overall system is illustrated in Figure 1 below.</w:t>
+      </w:r>
+    </w:p>
+    <w:p>
+      <w:pPr>
+        <w:pStyle w:val="Normal"/>
+        <w:spacing w:before="240" w:beforeAutospacing="off" w:after="240" w:afterAutospacing="off"/>
+        <w:jc w:val="left"/>
+      </w:pPr>
+      <w:r>
+        <w:drawing>
+          <wp:inline wp14:editId="5AACBEDF" wp14:anchorId="76D0B5B1">
+            <wp:extent cx="5895975" cy="4314825"/>
+            <wp:effectExtent l="0" t="0" r="0" b="0"/>
+            <wp:docPr id="194654042" name="drawing"/>
+            <wp:cNvGraphicFramePr>
+              <a:graphicFrameLocks noChangeAspect="1"/>
+            </wp:cNvGraphicFramePr>
+            <a:graphic>
+              <a:graphicData xmlns:a="http://schemas.openxmlformats.org/drawingml/2006/main" uri="http://schemas.openxmlformats.org/drawingml/2006/picture">
+                <pic:pic xmlns:pic="http://schemas.openxmlformats.org/drawingml/2006/picture">
+                  <pic:nvPicPr>
+                    <pic:cNvPr id="194654042" name="Picture 194654042"/>
+                    <pic:cNvPicPr/>
+                  </pic:nvPicPr>
+                  <pic:blipFill>
+                    <a:blip xmlns:r="http://schemas.openxmlformats.org/officeDocument/2006/relationships" r:embed="rId388530849">
+                      <a:extLst>
+                        <a:ext uri="{28A0092B-C50C-407E-A947-70E740481C1C}">
+                          <a14:useLocalDpi xmlns:a14="http://schemas.microsoft.com/office/drawing/2010/main"/>
+                        </a:ext>
+                      </a:extLst>
+                    </a:blip>
+                    <a:stretch>
+                      <a:fillRect/>
+                    </a:stretch>
+                  </pic:blipFill>
+                  <pic:spPr>
+                    <a:xfrm rot="0">
+                      <a:off x="0" y="0"/>
+                      <a:ext cx="5895975" cy="4314825"/>
+                    </a:xfrm>
+                    <a:prstGeom prst="rect">
+                      <a:avLst/>
+                    </a:prstGeom>
+                  </pic:spPr>
+                </pic:pic>
+              </a:graphicData>
+            </a:graphic>
+          </wp:inline>
+        </w:drawing>
+      </w:r>
+      <w:r>
+        <w:rPr>
+          <w:rFonts w:ascii="Times New Roman" w:hAnsi="Times New Roman" w:eastAsia="Times New Roman" w:cs="Times New Roman"/>
+          <w:i w:val="1"/>
+          <w:iCs w:val="1"/>
+          <w:noProof w:val="0"/>
+          <w:sz w:val="22"/>
+          <w:szCs w:val="22"/>
+          <w:lang w:val="en-GB"/>
+        </w:rPr>
+        <w:t>Figure 1: System Architecture Diagram of the Multi-Interface Smart Home Controller</w:t>
+      </w:r>
+    </w:p>
+    <w:p>
+      <w:pPr>
+        <w:bidi w:val="0"/>
+        <w:jc w:val="left"/>
+      </w:pPr>
+      <w:r>
+        <w:rPr>
+          <w:rFonts w:ascii="Times New Roman" w:hAnsi="Times New Roman" w:eastAsia="Times New Roman" w:cs="Times New Roman"/>
+          <w:noProof w:val="0"/>
+          <w:sz w:val="22"/>
+          <w:szCs w:val="22"/>
+          <w:lang w:val="en-GB"/>
+        </w:rPr>
+        <w:t>The architecture consists of four main layers. The sensing and actuation layer is implemented on an ESP32-WROOM-32 microcontroller, which integrates an internal temperature sensor, a Passive Infrared (PIR) motion sensor, a relay module for device switching, a BH1750 ambient light sensor, and an MQ-2 gas and smoke sensor. A second microcontroller, the ESP32-S3, handles the AI vision layer by interfacing with a Grove Vision AI V2 module to perform on-device person and object detection. Both microcontrollers communicate with the central hub wirelessly using the MQTT protocol over Wi-Fi, publishing sensor data and receiving control commands through the Mosquitto broker running on the Raspberry Pi.</w:t>
+      </w:r>
+    </w:p>
+    <w:p>
+      <w:pPr>
+        <w:bidi w:val="0"/>
+        <w:jc w:val="left"/>
+      </w:pPr>
+      <w:r>
+        <w:rPr>
+          <w:rFonts w:ascii="Times New Roman" w:hAnsi="Times New Roman" w:eastAsia="Times New Roman" w:cs="Times New Roman"/>
+          <w:noProof w:val="0"/>
+          <w:sz w:val="22"/>
+          <w:szCs w:val="22"/>
+          <w:lang w:val="en-GB"/>
+        </w:rPr>
+        <w:t>The processing and automation layer is handled entirely by Home Assistant OS on the Raspberry Pi 4B. Home Assistant receives all incoming MQTT data, creates sensor entities automatically through MQTT autodiscovery, and executes user-defined automations based on sensor states and thresholds. All data processing occurs locally on the device with no dependency on external cloud services.</w:t>
+      </w:r>
+    </w:p>
+    <w:p>
+      <w:pPr>
+        <w:bidi w:val="0"/>
+        <w:jc w:val="left"/>
+      </w:pPr>
+      <w:r>
+        <w:rPr>
+          <w:rFonts w:ascii="Times New Roman" w:hAnsi="Times New Roman" w:eastAsia="Times New Roman" w:cs="Times New Roman"/>
+          <w:noProof w:val="0"/>
+          <w:sz w:val="22"/>
+          <w:szCs w:val="22"/>
+          <w:lang w:val="en-GB"/>
+        </w:rPr>
+        <w:t>The interface layer provides two distinct access methods. A Waveshare 4.3 inch HDMI touchscreen connects directly to the Raspberry Pi, displaying the Home Assistant Lovelace dashboard in kiosk mode for local control. Remote access is provided through any phone or laptop browser via the local network at homeassistant.local:8123, allowing users to monitor sensor data, control the relay, and view automation history from anywhere on the network.</w:t>
+      </w:r>
+    </w:p>
+    <w:p>
+      <w:pPr>
+        <w:bidi w:val="0"/>
+        <w:jc w:val="left"/>
+        <w:rPr>
+          <w:rFonts w:ascii="Times New Roman" w:hAnsi="Times New Roman" w:eastAsia="Times New Roman" w:cs="Times New Roman"/>
+          <w:noProof w:val="0"/>
+          <w:sz w:val="22"/>
+          <w:szCs w:val="22"/>
+          <w:lang w:val="en-GB"/>
+        </w:rPr>
+      </w:pPr>
+    </w:p>
+    <w:p>
+      <w:pPr>
+        <w:bidi w:val="0"/>
+        <w:jc w:val="left"/>
+      </w:pPr>
+      <w:r>
+        <w:rPr>
+          <w:rFonts w:ascii="Times New Roman" w:hAnsi="Times New Roman" w:eastAsia="Times New Roman" w:cs="Times New Roman"/>
+          <w:b w:val="1"/>
+          <w:bCs w:val="1"/>
+          <w:noProof w:val="0"/>
+          <w:sz w:val="22"/>
+          <w:szCs w:val="22"/>
+          <w:lang w:val="en-GB"/>
+        </w:rPr>
+        <w:t>3.2 Hardware Selection and Justification</w:t>
+      </w:r>
+    </w:p>
+    <w:p>
+      <w:pPr>
+        <w:bidi w:val="0"/>
+        <w:jc w:val="left"/>
+      </w:pPr>
+      <w:r>
+        <w:rPr>
+          <w:rFonts w:ascii="Times New Roman" w:hAnsi="Times New Roman" w:eastAsia="Times New Roman" w:cs="Times New Roman"/>
+          <w:noProof w:val="0"/>
+          <w:sz w:val="22"/>
+          <w:szCs w:val="22"/>
+          <w:lang w:val="en-GB"/>
+        </w:rPr>
+        <w:t>Each hardware component in this project was selected based on specific technical requirements, cost considerations, and compatibility with the Home Assistant platform and MQTT communication protocol.</w:t>
+      </w:r>
+    </w:p>
+    <w:p>
+      <w:pPr>
+        <w:bidi w:val="0"/>
+        <w:jc w:val="left"/>
+        <w:rPr>
+          <w:rFonts w:ascii="Times New Roman" w:hAnsi="Times New Roman" w:eastAsia="Times New Roman" w:cs="Times New Roman"/>
+          <w:noProof w:val="0"/>
+          <w:sz w:val="22"/>
+          <w:szCs w:val="22"/>
+          <w:lang w:val="en-GB"/>
+        </w:rPr>
+      </w:pPr>
+    </w:p>
+    <w:p>
+      <w:pPr>
+        <w:bidi w:val="0"/>
+        <w:jc w:val="left"/>
+      </w:pPr>
+      <w:r>
+        <w:rPr>
+          <w:rFonts w:ascii="Times New Roman" w:hAnsi="Times New Roman" w:eastAsia="Times New Roman" w:cs="Times New Roman"/>
+          <w:b w:val="1"/>
+          <w:bCs w:val="1"/>
+          <w:noProof w:val="0"/>
+          <w:sz w:val="22"/>
+          <w:szCs w:val="22"/>
+          <w:lang w:val="en-GB"/>
+        </w:rPr>
+        <w:t>Raspberry Pi 4B (4GB RAM)</w:t>
+      </w:r>
+      <w:r>
+        <w:rPr>
+          <w:rFonts w:ascii="Times New Roman" w:hAnsi="Times New Roman" w:eastAsia="Times New Roman" w:cs="Times New Roman"/>
+          <w:noProof w:val="0"/>
+          <w:sz w:val="22"/>
+          <w:szCs w:val="22"/>
+          <w:lang w:val="en-GB"/>
+        </w:rPr>
+        <w:t xml:space="preserve"> was selected as the central hub because it provides sufficient processing power to run Home Assistant OS continuously while simultaneously managing multiple MQTT connections, executing automations, and serving the Lovelace dashboard to connected devices. Its 4GB RAM configuration ensures stable operation under the combined workload of the Mosquitto broker, Home Assistant core, and the HAOS Kiosk display add-on. As confirmed by Novak et al. (2025) and Mathe et al. (2024), the Raspberry Pi 4B is the most widely used single-board computer in smart home research due to its balance of cost, performance, and community support.</w:t>
+      </w:r>
+    </w:p>
+    <w:p>
+      <w:pPr>
+        <w:bidi w:val="0"/>
+        <w:jc w:val="left"/>
+        <w:rPr>
+          <w:rFonts w:ascii="Times New Roman" w:hAnsi="Times New Roman" w:eastAsia="Times New Roman" w:cs="Times New Roman"/>
+          <w:noProof w:val="0"/>
+          <w:sz w:val="22"/>
+          <w:szCs w:val="22"/>
+          <w:lang w:val="en-GB"/>
+        </w:rPr>
+      </w:pPr>
+    </w:p>
+    <w:p>
+      <w:pPr>
+        <w:bidi w:val="0"/>
+        <w:jc w:val="left"/>
+      </w:pPr>
+      <w:r>
+        <w:rPr>
+          <w:rFonts w:ascii="Times New Roman" w:hAnsi="Times New Roman" w:eastAsia="Times New Roman" w:cs="Times New Roman"/>
+          <w:b w:val="1"/>
+          <w:bCs w:val="1"/>
+          <w:noProof w:val="0"/>
+          <w:sz w:val="22"/>
+          <w:szCs w:val="22"/>
+          <w:lang w:val="en-GB"/>
+        </w:rPr>
+        <w:t>ESP32-WROOM-32</w:t>
+      </w:r>
+      <w:r>
+        <w:rPr>
+          <w:rFonts w:ascii="Times New Roman" w:hAnsi="Times New Roman" w:eastAsia="Times New Roman" w:cs="Times New Roman"/>
+          <w:noProof w:val="0"/>
+          <w:sz w:val="22"/>
+          <w:szCs w:val="22"/>
+          <w:lang w:val="en-GB"/>
+        </w:rPr>
+        <w:t xml:space="preserve"> was selected as the primary sensor node because it integrates Wi-Fi connectivity, a dual-core 240MHz processor, and multiple GPIO pins in a single low-cost module. Its built-in temperature sensor provides </w:t>
+      </w:r>
+      <w:r>
+        <w:rPr>
+          <w:rFonts w:ascii="Times New Roman" w:hAnsi="Times New Roman" w:eastAsia="Times New Roman" w:cs="Times New Roman"/>
+          <w:noProof w:val="0"/>
+          <w:sz w:val="22"/>
+          <w:szCs w:val="22"/>
+          <w:lang w:val="en-GB"/>
+        </w:rPr>
+        <w:t>an immediately</w:t>
+      </w:r>
+      <w:r>
+        <w:rPr>
+          <w:rFonts w:ascii="Times New Roman" w:hAnsi="Times New Roman" w:eastAsia="Times New Roman" w:cs="Times New Roman"/>
+          <w:noProof w:val="0"/>
+          <w:sz w:val="22"/>
+          <w:szCs w:val="22"/>
+          <w:lang w:val="en-GB"/>
+        </w:rPr>
+        <w:t xml:space="preserve"> available data source without </w:t>
+      </w:r>
+      <w:r>
+        <w:rPr>
+          <w:rFonts w:ascii="Times New Roman" w:hAnsi="Times New Roman" w:eastAsia="Times New Roman" w:cs="Times New Roman"/>
+          <w:noProof w:val="0"/>
+          <w:sz w:val="22"/>
+          <w:szCs w:val="22"/>
+          <w:lang w:val="en-GB"/>
+        </w:rPr>
+        <w:t>additional</w:t>
+      </w:r>
+      <w:r>
+        <w:rPr>
+          <w:rFonts w:ascii="Times New Roman" w:hAnsi="Times New Roman" w:eastAsia="Times New Roman" w:cs="Times New Roman"/>
+          <w:noProof w:val="0"/>
+          <w:sz w:val="22"/>
+          <w:szCs w:val="22"/>
+          <w:lang w:val="en-GB"/>
+        </w:rPr>
+        <w:t xml:space="preserve"> hardware, and its GPIO interface supports both digital sensors (PIR, relay) and </w:t>
+      </w:r>
+      <w:r>
+        <w:rPr>
+          <w:rFonts w:ascii="Times New Roman" w:hAnsi="Times New Roman" w:eastAsia="Times New Roman" w:cs="Times New Roman"/>
+          <w:noProof w:val="0"/>
+          <w:sz w:val="22"/>
+          <w:szCs w:val="22"/>
+          <w:lang w:val="en-GB"/>
+        </w:rPr>
+        <w:t>analog</w:t>
+      </w:r>
+      <w:r>
+        <w:rPr>
+          <w:rFonts w:ascii="Times New Roman" w:hAnsi="Times New Roman" w:eastAsia="Times New Roman" w:cs="Times New Roman"/>
+          <w:noProof w:val="0"/>
+          <w:sz w:val="22"/>
+          <w:szCs w:val="22"/>
+          <w:lang w:val="en-GB"/>
+        </w:rPr>
+        <w:t xml:space="preserve"> sensors (MQ-2) as well as I2C communication (BH1750). Serepas et al. (2025) confirm</w:t>
+      </w:r>
+      <w:r>
+        <w:rPr>
+          <w:rFonts w:ascii="Times New Roman" w:hAnsi="Times New Roman" w:eastAsia="Times New Roman" w:cs="Times New Roman"/>
+          <w:noProof w:val="0"/>
+          <w:sz w:val="22"/>
+          <w:szCs w:val="22"/>
+          <w:lang w:val="en-GB"/>
+        </w:rPr>
+        <w:t>s</w:t>
+      </w:r>
+      <w:r>
+        <w:rPr>
+          <w:rFonts w:ascii="Times New Roman" w:hAnsi="Times New Roman" w:eastAsia="Times New Roman" w:cs="Times New Roman"/>
+          <w:noProof w:val="0"/>
+          <w:sz w:val="22"/>
+          <w:szCs w:val="22"/>
+          <w:lang w:val="en-GB"/>
+        </w:rPr>
+        <w:t xml:space="preserve"> that ESP32-based architectures are well-suited for MQTT-based smart home sensor nodes due to their integrated connectivity and low power consumption.</w:t>
+      </w:r>
+    </w:p>
+    <w:p>
+      <w:pPr>
+        <w:bidi w:val="0"/>
+        <w:jc w:val="left"/>
+        <w:rPr>
+          <w:rFonts w:ascii="Times New Roman" w:hAnsi="Times New Roman" w:eastAsia="Times New Roman" w:cs="Times New Roman"/>
+          <w:noProof w:val="0"/>
+          <w:sz w:val="22"/>
+          <w:szCs w:val="22"/>
+          <w:lang w:val="en-GB"/>
+        </w:rPr>
+      </w:pPr>
+    </w:p>
+    <w:p>
+      <w:pPr>
+        <w:bidi w:val="0"/>
+        <w:jc w:val="left"/>
+      </w:pPr>
+      <w:r>
+        <w:rPr>
+          <w:rFonts w:ascii="Times New Roman" w:hAnsi="Times New Roman" w:eastAsia="Times New Roman" w:cs="Times New Roman"/>
+          <w:b w:val="1"/>
+          <w:bCs w:val="1"/>
+          <w:noProof w:val="0"/>
+          <w:sz w:val="22"/>
+          <w:szCs w:val="22"/>
+          <w:lang w:val="en-GB"/>
+        </w:rPr>
+        <w:t>ESP32-S3</w:t>
+      </w:r>
+      <w:r>
+        <w:rPr>
+          <w:rFonts w:ascii="Times New Roman" w:hAnsi="Times New Roman" w:eastAsia="Times New Roman" w:cs="Times New Roman"/>
+          <w:noProof w:val="0"/>
+          <w:sz w:val="22"/>
+          <w:szCs w:val="22"/>
+          <w:lang w:val="en-GB"/>
+        </w:rPr>
+        <w:t xml:space="preserve"> was selected for the AI vision subsystem because it offers enhanced processing capabilities compared to the standard ESP32, including support for vector instructions that accelerate machine learning inference tasks. This makes it the appropriate pairing for the Grove Vision AI V2 module, which requires a capable host microcontroller to receive, process, and forward detection results via MQTT.</w:t>
+      </w:r>
+    </w:p>
+    <w:p>
+      <w:pPr>
+        <w:bidi w:val="0"/>
+        <w:jc w:val="left"/>
+        <w:rPr>
+          <w:rFonts w:ascii="Times New Roman" w:hAnsi="Times New Roman" w:eastAsia="Times New Roman" w:cs="Times New Roman"/>
+          <w:noProof w:val="0"/>
+          <w:sz w:val="22"/>
+          <w:szCs w:val="22"/>
+          <w:lang w:val="en-GB"/>
+        </w:rPr>
+      </w:pPr>
+    </w:p>
+    <w:p>
+      <w:pPr>
+        <w:bidi w:val="0"/>
+        <w:jc w:val="left"/>
+      </w:pPr>
+      <w:r>
+        <w:rPr>
+          <w:rFonts w:ascii="Times New Roman" w:hAnsi="Times New Roman" w:eastAsia="Times New Roman" w:cs="Times New Roman"/>
+          <w:b w:val="1"/>
+          <w:bCs w:val="1"/>
+          <w:noProof w:val="0"/>
+          <w:sz w:val="22"/>
+          <w:szCs w:val="22"/>
+          <w:lang w:val="en-GB"/>
+        </w:rPr>
+        <w:t>Grove Vision AI V2 (Himax WiseEye2 HX6538)</w:t>
+      </w:r>
+      <w:r>
+        <w:rPr>
+          <w:rFonts w:ascii="Times New Roman" w:hAnsi="Times New Roman" w:eastAsia="Times New Roman" w:cs="Times New Roman"/>
+          <w:noProof w:val="0"/>
+          <w:sz w:val="22"/>
+          <w:szCs w:val="22"/>
+          <w:lang w:val="en-GB"/>
+        </w:rPr>
+        <w:t xml:space="preserve"> was selected to provide on-device artificial intelligence vision detection without cloud dependency. The module performs person and object detection inference locally, eliminating latency and privacy concerns associated with cloud-based vision processing. This directly addresses the adaptive decision-making gap identified by Rey-Jouanchicot et al. (2025), moving the system beyond simple binary motion detection toward context-aware scene understanding.</w:t>
+      </w:r>
+    </w:p>
+    <w:p>
+      <w:pPr>
+        <w:bidi w:val="0"/>
+        <w:jc w:val="left"/>
+        <w:rPr>
+          <w:rFonts w:ascii="Times New Roman" w:hAnsi="Times New Roman" w:eastAsia="Times New Roman" w:cs="Times New Roman"/>
+          <w:noProof w:val="0"/>
+          <w:sz w:val="22"/>
+          <w:szCs w:val="22"/>
+          <w:lang w:val="en-GB"/>
+        </w:rPr>
+      </w:pPr>
+    </w:p>
+    <w:p>
+      <w:pPr>
+        <w:bidi w:val="0"/>
+        <w:jc w:val="left"/>
+      </w:pPr>
+      <w:r>
+        <w:rPr>
+          <w:rFonts w:ascii="Times New Roman" w:hAnsi="Times New Roman" w:eastAsia="Times New Roman" w:cs="Times New Roman"/>
+          <w:b w:val="1"/>
+          <w:bCs w:val="1"/>
+          <w:noProof w:val="0"/>
+          <w:sz w:val="22"/>
+          <w:szCs w:val="22"/>
+          <w:lang w:val="en-GB"/>
+        </w:rPr>
+        <w:t>PIR Motion Sensor (HC-SR505)</w:t>
+      </w:r>
+      <w:r>
+        <w:rPr>
+          <w:rFonts w:ascii="Times New Roman" w:hAnsi="Times New Roman" w:eastAsia="Times New Roman" w:cs="Times New Roman"/>
+          <w:noProof w:val="0"/>
+          <w:sz w:val="22"/>
+          <w:szCs w:val="22"/>
+          <w:lang w:val="en-GB"/>
+        </w:rPr>
+        <w:t xml:space="preserve"> was selected for occupancy detection due to its low cost, simple three-pin interface, and proven reliability in indoor environments. Gagote et al. (2026) confirm PIR sensors as viable, energy-efficient components for occupancy-based automation in residential settings. The sensor connects directly to an ESP32 GPIO pin and requires no additional driver circuitry.</w:t>
+      </w:r>
+    </w:p>
+    <w:p>
+      <w:pPr>
+        <w:bidi w:val="0"/>
+        <w:jc w:val="left"/>
+        <w:rPr>
+          <w:rFonts w:ascii="Times New Roman" w:hAnsi="Times New Roman" w:eastAsia="Times New Roman" w:cs="Times New Roman"/>
+          <w:noProof w:val="0"/>
+          <w:sz w:val="22"/>
+          <w:szCs w:val="22"/>
+          <w:lang w:val="en-GB"/>
+        </w:rPr>
+      </w:pPr>
+    </w:p>
+    <w:p>
+      <w:pPr>
+        <w:bidi w:val="0"/>
+        <w:jc w:val="left"/>
+      </w:pPr>
+      <w:r>
+        <w:rPr>
+          <w:rFonts w:ascii="Times New Roman" w:hAnsi="Times New Roman" w:eastAsia="Times New Roman" w:cs="Times New Roman"/>
+          <w:b w:val="1"/>
+          <w:bCs w:val="1"/>
+          <w:noProof w:val="0"/>
+          <w:sz w:val="22"/>
+          <w:szCs w:val="22"/>
+          <w:lang w:val="en-GB"/>
+        </w:rPr>
+        <w:t>Relay Module (SRD-05VDC-SL-C)</w:t>
+      </w:r>
+      <w:r>
+        <w:rPr>
+          <w:rFonts w:ascii="Times New Roman" w:hAnsi="Times New Roman" w:eastAsia="Times New Roman" w:cs="Times New Roman"/>
+          <w:noProof w:val="0"/>
+          <w:sz w:val="22"/>
+          <w:szCs w:val="22"/>
+          <w:lang w:val="en-GB"/>
+        </w:rPr>
+        <w:t xml:space="preserve"> was selected to provide physical device switching capability, completing the sense-decide-actuate loop of the smart home system. The module's built-in transistor driver allows direct control from a 3.3V ESP32 GPIO signal while switching a 5V coil, eliminating the need for a level converter or external driver circuit.</w:t>
+      </w:r>
+    </w:p>
+    <w:p>
+      <w:pPr>
+        <w:bidi w:val="0"/>
+        <w:jc w:val="left"/>
+        <w:rPr>
+          <w:rFonts w:ascii="Times New Roman" w:hAnsi="Times New Roman" w:eastAsia="Times New Roman" w:cs="Times New Roman"/>
+          <w:noProof w:val="0"/>
+          <w:sz w:val="22"/>
+          <w:szCs w:val="22"/>
+          <w:lang w:val="en-GB"/>
+        </w:rPr>
+      </w:pPr>
+    </w:p>
+    <w:p>
+      <w:pPr>
+        <w:bidi w:val="0"/>
+        <w:jc w:val="left"/>
+      </w:pPr>
+      <w:r>
+        <w:rPr>
+          <w:rFonts w:ascii="Times New Roman" w:hAnsi="Times New Roman" w:eastAsia="Times New Roman" w:cs="Times New Roman"/>
+          <w:b w:val="1"/>
+          <w:bCs w:val="1"/>
+          <w:noProof w:val="0"/>
+          <w:sz w:val="22"/>
+          <w:szCs w:val="22"/>
+          <w:lang w:val="en-GB"/>
+        </w:rPr>
+        <w:t>BH1750 Light Sensor</w:t>
+      </w:r>
+      <w:r>
+        <w:rPr>
+          <w:rFonts w:ascii="Times New Roman" w:hAnsi="Times New Roman" w:eastAsia="Times New Roman" w:cs="Times New Roman"/>
+          <w:noProof w:val="0"/>
+          <w:sz w:val="22"/>
+          <w:szCs w:val="22"/>
+          <w:lang w:val="en-GB"/>
+        </w:rPr>
+        <w:t xml:space="preserve"> was selected over a simpler LDR voltage divider because it communicates over I2C and returns calibrated lux values directly, removing the need for manual analog calibration. This produces more meaningful, reproducible data suitable for threshold-based automations and graphing in the Home Assistant dashboard.</w:t>
+      </w:r>
+    </w:p>
+    <w:p>
+      <w:pPr>
+        <w:bidi w:val="0"/>
+        <w:jc w:val="left"/>
+        <w:rPr>
+          <w:rFonts w:ascii="Times New Roman" w:hAnsi="Times New Roman" w:eastAsia="Times New Roman" w:cs="Times New Roman"/>
+          <w:noProof w:val="0"/>
+          <w:sz w:val="22"/>
+          <w:szCs w:val="22"/>
+          <w:lang w:val="en-GB"/>
+        </w:rPr>
+      </w:pPr>
+    </w:p>
+    <w:p>
+      <w:pPr>
+        <w:bidi w:val="0"/>
+        <w:jc w:val="left"/>
+      </w:pPr>
+      <w:r>
+        <w:rPr>
+          <w:rFonts w:ascii="Times New Roman" w:hAnsi="Times New Roman" w:eastAsia="Times New Roman" w:cs="Times New Roman"/>
+          <w:b w:val="1"/>
+          <w:bCs w:val="1"/>
+          <w:noProof w:val="0"/>
+          <w:sz w:val="22"/>
+          <w:szCs w:val="22"/>
+          <w:lang w:val="en-GB"/>
+        </w:rPr>
+        <w:t>MQ-2 Gas and Smoke Sensor</w:t>
+      </w:r>
+      <w:r>
+        <w:rPr>
+          <w:rFonts w:ascii="Times New Roman" w:hAnsi="Times New Roman" w:eastAsia="Times New Roman" w:cs="Times New Roman"/>
+          <w:noProof w:val="0"/>
+          <w:sz w:val="22"/>
+          <w:szCs w:val="22"/>
+          <w:lang w:val="en-GB"/>
+        </w:rPr>
+        <w:t xml:space="preserve"> was selected to add a safety monitoring dimension to the system. It detects LPG, methane, smoke, and carbon monoxide, enabling immediate push notification automations when gas or smoke concentration crosses a defined threshold. This extends the system's functionality beyond comfort and convenience into home safety monitoring.</w:t>
+      </w:r>
+    </w:p>
+    <w:p>
+      <w:pPr>
+        <w:bidi w:val="0"/>
+        <w:jc w:val="left"/>
+        <w:rPr>
+          <w:rFonts w:ascii="Times New Roman" w:hAnsi="Times New Roman" w:eastAsia="Times New Roman" w:cs="Times New Roman"/>
+          <w:noProof w:val="0"/>
+          <w:sz w:val="22"/>
+          <w:szCs w:val="22"/>
+          <w:lang w:val="en-GB"/>
+        </w:rPr>
+      </w:pPr>
+    </w:p>
+    <w:p>
+      <w:pPr>
+        <w:bidi w:val="0"/>
+        <w:jc w:val="left"/>
+      </w:pPr>
+      <w:r>
+        <w:rPr>
+          <w:rFonts w:ascii="Times New Roman" w:hAnsi="Times New Roman" w:eastAsia="Times New Roman" w:cs="Times New Roman"/>
+          <w:b w:val="1"/>
+          <w:bCs w:val="1"/>
+          <w:noProof w:val="0"/>
+          <w:sz w:val="22"/>
+          <w:szCs w:val="22"/>
+          <w:lang w:val="en-GB"/>
+        </w:rPr>
+        <w:t>Waveshare 4.3 inch HDMI Touchscreen</w:t>
+      </w:r>
+      <w:r>
+        <w:rPr>
+          <w:rFonts w:ascii="Times New Roman" w:hAnsi="Times New Roman" w:eastAsia="Times New Roman" w:cs="Times New Roman"/>
+          <w:noProof w:val="0"/>
+          <w:sz w:val="22"/>
+          <w:szCs w:val="22"/>
+          <w:lang w:val="en-GB"/>
+        </w:rPr>
+        <w:t xml:space="preserve"> was selected to provide a local physical interface, fulfilling the "multi-interface" requirement of the thesis title. The display connects via HDMI for video output and USB for touch input, and runs the Home Assistant dashboard in kiosk mode through the HAOS Kiosk Display add-on.</w:t>
+      </w:r>
+    </w:p>
+    <w:p>
+      <w:pPr>
+        <w:bidi w:val="0"/>
+        <w:jc w:val="left"/>
+        <w:rPr>
+          <w:rFonts w:ascii="Times New Roman" w:hAnsi="Times New Roman" w:eastAsia="Times New Roman" w:cs="Times New Roman"/>
+          <w:noProof w:val="0"/>
+          <w:sz w:val="24"/>
+          <w:szCs w:val="24"/>
+          <w:lang w:val="en-GB"/>
+        </w:rPr>
+      </w:pPr>
+    </w:p>
+    <w:p>
+      <w:pPr>
+        <w:bidi w:val="0"/>
+        <w:jc w:val="left"/>
+        <w:rPr>
+          <w:rFonts w:ascii="Times New Roman" w:hAnsi="Times New Roman" w:eastAsia="Times New Roman" w:cs="Times New Roman"/>
+          <w:b w:val="1"/>
+          <w:bCs w:val="1"/>
+          <w:noProof w:val="0"/>
+          <w:sz w:val="24"/>
+          <w:szCs w:val="24"/>
+          <w:lang w:val="en-GB"/>
+        </w:rPr>
+      </w:pPr>
+      <w:r>
+        <w:rPr>
+          <w:rFonts w:ascii="Times New Roman" w:hAnsi="Times New Roman" w:eastAsia="Times New Roman" w:cs="Times New Roman"/>
+          <w:b w:val="1"/>
+          <w:bCs w:val="1"/>
+          <w:noProof w:val="0"/>
+          <w:sz w:val="24"/>
+          <w:szCs w:val="24"/>
+          <w:lang w:val="en-GB"/>
+        </w:rPr>
+        <w:t>3.3 Home Assistant Configuration Plan</w:t>
+      </w:r>
+    </w:p>
+    <w:p>
+      <w:pPr>
+        <w:bidi w:val="0"/>
+        <w:jc w:val="left"/>
+      </w:pPr>
+      <w:r>
+        <w:rPr>
+          <w:rFonts w:ascii="Times New Roman" w:hAnsi="Times New Roman" w:eastAsia="Times New Roman" w:cs="Times New Roman"/>
+          <w:noProof w:val="0"/>
+          <w:sz w:val="22"/>
+          <w:szCs w:val="22"/>
+          <w:lang w:val="en-GB"/>
+        </w:rPr>
+        <w:t>Home Assistant serves as the central software platform for this project, running on the Raspberry Pi 4B as a fully self-hosted, local automation hub. The configuration of Home Assistant is organised across four main areas: MQTT integration and sensor entity management, the Lovelace dashboard, automation logic, and the touchscreen kiosk interface.</w:t>
+      </w:r>
+    </w:p>
+    <w:p>
+      <w:pPr>
+        <w:bidi w:val="0"/>
+        <w:jc w:val="left"/>
+        <w:rPr>
+          <w:rFonts w:ascii="Times New Roman" w:hAnsi="Times New Roman" w:eastAsia="Times New Roman" w:cs="Times New Roman"/>
+          <w:noProof w:val="0"/>
+          <w:sz w:val="22"/>
+          <w:szCs w:val="22"/>
+          <w:lang w:val="en-GB"/>
+        </w:rPr>
+      </w:pPr>
+    </w:p>
+    <w:p>
+      <w:pPr>
+        <w:bidi w:val="0"/>
+        <w:jc w:val="left"/>
+      </w:pPr>
+      <w:r>
+        <w:rPr>
+          <w:rFonts w:ascii="Times New Roman" w:hAnsi="Times New Roman" w:eastAsia="Times New Roman" w:cs="Times New Roman"/>
+          <w:b w:val="1"/>
+          <w:bCs w:val="1"/>
+          <w:noProof w:val="0"/>
+          <w:sz w:val="22"/>
+          <w:szCs w:val="22"/>
+          <w:lang w:val="en-GB"/>
+        </w:rPr>
+        <w:t>MQTT Integration and Sensor Entity Management</w:t>
+      </w:r>
+    </w:p>
+    <w:p>
+      <w:pPr>
+        <w:bidi w:val="0"/>
+        <w:jc w:val="left"/>
+      </w:pPr>
+      <w:r>
+        <w:rPr>
+          <w:rFonts w:ascii="Times New Roman" w:hAnsi="Times New Roman" w:eastAsia="Times New Roman" w:cs="Times New Roman"/>
+          <w:noProof w:val="0"/>
+          <w:sz w:val="22"/>
+          <w:szCs w:val="22"/>
+          <w:lang w:val="en-GB"/>
+        </w:rPr>
+        <w:t>The Mosquitto MQTT broker is installed as a Home Assistant add-on and configured to accept connections from both ESP32 microcontrollers on the local network. A dedicated MQTT user account with local access credentials is created within Home Assistant to authenticate broker connections securely. Rather than manually defining sensor entities in configuration.yaml files, this project uses MQTT autodiscovery — a feature of Home Assistant that automatically creates sensor entities when a correctly formatted discovery message is published to the homeassistant/ topic prefix. Each ESP32 publishes a JSON discovery payload on startup, containing the entity name, device class, state topic, and unit of measurement. This approach eliminates manual YAML configuration and ensures entities appear in Home Assistant immediately after the microcontroller connects.</w:t>
+      </w:r>
+    </w:p>
+    <w:p>
+      <w:pPr>
+        <w:bidi w:val="0"/>
+        <w:jc w:val="left"/>
+        <w:rPr>
+          <w:rFonts w:ascii="Times New Roman" w:hAnsi="Times New Roman" w:eastAsia="Times New Roman" w:cs="Times New Roman"/>
+          <w:noProof w:val="0"/>
+          <w:sz w:val="22"/>
+          <w:szCs w:val="22"/>
+          <w:lang w:val="en-GB"/>
+        </w:rPr>
+      </w:pPr>
+    </w:p>
+    <w:p>
+      <w:pPr>
+        <w:bidi w:val="0"/>
+        <w:jc w:val="left"/>
+      </w:pPr>
+      <w:r>
+        <w:rPr>
+          <w:rFonts w:ascii="Times New Roman" w:hAnsi="Times New Roman" w:eastAsia="Times New Roman" w:cs="Times New Roman"/>
+          <w:b w:val="1"/>
+          <w:bCs w:val="1"/>
+          <w:noProof w:val="0"/>
+          <w:sz w:val="22"/>
+          <w:szCs w:val="22"/>
+          <w:lang w:val="en-GB"/>
+        </w:rPr>
+        <w:t>Sensor Entities</w:t>
+      </w:r>
+    </w:p>
+    <w:p>
+      <w:pPr>
+        <w:bidi w:val="0"/>
+        <w:jc w:val="left"/>
+      </w:pPr>
+      <w:r>
+        <w:rPr>
+          <w:rFonts w:ascii="Times New Roman" w:hAnsi="Times New Roman" w:eastAsia="Times New Roman" w:cs="Times New Roman"/>
+          <w:noProof w:val="0"/>
+          <w:sz w:val="22"/>
+          <w:szCs w:val="22"/>
+          <w:lang w:val="en-GB"/>
+        </w:rPr>
+        <w:t>The following entities are created automatically through MQTT autodiscovery:</w:t>
+      </w:r>
+    </w:p>
+    <w:p>
+      <w:pPr>
+        <w:pStyle w:val="ListParagraph"/>
+        <w:numPr>
+          <w:ilvl w:val="0"/>
+          <w:numId w:val="12"/>
+        </w:numPr>
+        <w:bidi w:val="0"/>
+        <w:spacing w:before="0" w:beforeAutospacing="off" w:after="0" w:afterAutospacing="off"/>
+        <w:jc w:val="left"/>
+        <w:rPr>
+          <w:rFonts w:ascii="Times New Roman" w:hAnsi="Times New Roman" w:eastAsia="Times New Roman" w:cs="Times New Roman"/>
+          <w:noProof w:val="0"/>
+          <w:sz w:val="22"/>
+          <w:szCs w:val="22"/>
+          <w:lang w:val="en-GB"/>
+        </w:rPr>
+      </w:pPr>
+      <w:r>
+        <w:rPr>
+          <w:rFonts w:ascii="Times New Roman" w:hAnsi="Times New Roman" w:eastAsia="Times New Roman" w:cs="Times New Roman"/>
+          <w:noProof w:val="0"/>
+          <w:sz w:val="22"/>
+          <w:szCs w:val="22"/>
+          <w:lang w:val="en-GB"/>
+        </w:rPr>
+        <w:t>ESP32 Temperature — sensor entity, device class: temperature, unit: °C</w:t>
+      </w:r>
+    </w:p>
+    <w:p>
+      <w:pPr>
+        <w:pStyle w:val="ListParagraph"/>
+        <w:numPr>
+          <w:ilvl w:val="0"/>
+          <w:numId w:val="12"/>
+        </w:numPr>
+        <w:bidi w:val="0"/>
+        <w:spacing w:before="0" w:beforeAutospacing="off" w:after="0" w:afterAutospacing="off"/>
+        <w:jc w:val="left"/>
+        <w:rPr>
+          <w:rFonts w:ascii="Times New Roman" w:hAnsi="Times New Roman" w:eastAsia="Times New Roman" w:cs="Times New Roman"/>
+          <w:noProof w:val="0"/>
+          <w:sz w:val="22"/>
+          <w:szCs w:val="22"/>
+          <w:lang w:val="en-GB"/>
+        </w:rPr>
+      </w:pPr>
+      <w:r>
+        <w:rPr>
+          <w:rFonts w:ascii="Times New Roman" w:hAnsi="Times New Roman" w:eastAsia="Times New Roman" w:cs="Times New Roman"/>
+          <w:noProof w:val="0"/>
+          <w:sz w:val="22"/>
+          <w:szCs w:val="22"/>
+          <w:lang w:val="en-GB"/>
+        </w:rPr>
+        <w:t>PIR Motion Sensor — binary sensor entity, device class: motion, payload: ON/OFF</w:t>
+      </w:r>
+    </w:p>
+    <w:p>
+      <w:pPr>
+        <w:pStyle w:val="ListParagraph"/>
+        <w:numPr>
+          <w:ilvl w:val="0"/>
+          <w:numId w:val="12"/>
+        </w:numPr>
+        <w:bidi w:val="0"/>
+        <w:spacing w:before="0" w:beforeAutospacing="off" w:after="0" w:afterAutospacing="off"/>
+        <w:jc w:val="left"/>
+        <w:rPr>
+          <w:rFonts w:ascii="Times New Roman" w:hAnsi="Times New Roman" w:eastAsia="Times New Roman" w:cs="Times New Roman"/>
+          <w:noProof w:val="0"/>
+          <w:sz w:val="22"/>
+          <w:szCs w:val="22"/>
+          <w:lang w:val="en-GB"/>
+        </w:rPr>
+      </w:pPr>
+      <w:r>
+        <w:rPr>
+          <w:rFonts w:ascii="Times New Roman" w:hAnsi="Times New Roman" w:eastAsia="Times New Roman" w:cs="Times New Roman"/>
+          <w:noProof w:val="0"/>
+          <w:sz w:val="22"/>
+          <w:szCs w:val="22"/>
+          <w:lang w:val="en-GB"/>
+        </w:rPr>
+        <w:t>Smart Relay — switch entity, command topic and state topic for bidirectional control</w:t>
+      </w:r>
+    </w:p>
+    <w:p>
+      <w:pPr>
+        <w:pStyle w:val="ListParagraph"/>
+        <w:numPr>
+          <w:ilvl w:val="0"/>
+          <w:numId w:val="12"/>
+        </w:numPr>
+        <w:bidi w:val="0"/>
+        <w:spacing w:before="0" w:beforeAutospacing="off" w:after="0" w:afterAutospacing="off"/>
+        <w:jc w:val="left"/>
+        <w:rPr>
+          <w:rFonts w:ascii="Times New Roman" w:hAnsi="Times New Roman" w:eastAsia="Times New Roman" w:cs="Times New Roman"/>
+          <w:noProof w:val="0"/>
+          <w:sz w:val="22"/>
+          <w:szCs w:val="22"/>
+          <w:lang w:val="en-GB"/>
+        </w:rPr>
+      </w:pPr>
+      <w:r>
+        <w:rPr>
+          <w:rFonts w:ascii="Times New Roman" w:hAnsi="Times New Roman" w:eastAsia="Times New Roman" w:cs="Times New Roman"/>
+          <w:noProof w:val="0"/>
+          <w:sz w:val="22"/>
+          <w:szCs w:val="22"/>
+          <w:lang w:val="en-GB"/>
+        </w:rPr>
+        <w:t>BH1750 Light Level — sensor entity, device class: illuminance, unit: lx</w:t>
+      </w:r>
+    </w:p>
+    <w:p>
+      <w:pPr>
+        <w:pStyle w:val="ListParagraph"/>
+        <w:numPr>
+          <w:ilvl w:val="0"/>
+          <w:numId w:val="12"/>
+        </w:numPr>
+        <w:bidi w:val="0"/>
+        <w:spacing w:before="0" w:beforeAutospacing="off" w:after="0" w:afterAutospacing="off"/>
+        <w:jc w:val="left"/>
+        <w:rPr>
+          <w:rFonts w:ascii="Times New Roman" w:hAnsi="Times New Roman" w:eastAsia="Times New Roman" w:cs="Times New Roman"/>
+          <w:noProof w:val="0"/>
+          <w:sz w:val="22"/>
+          <w:szCs w:val="22"/>
+          <w:lang w:val="en-GB"/>
+        </w:rPr>
+      </w:pPr>
+      <w:r>
+        <w:rPr>
+          <w:rFonts w:ascii="Times New Roman" w:hAnsi="Times New Roman" w:eastAsia="Times New Roman" w:cs="Times New Roman"/>
+          <w:noProof w:val="0"/>
+          <w:sz w:val="22"/>
+          <w:szCs w:val="22"/>
+          <w:lang w:val="en-GB"/>
+        </w:rPr>
+        <w:t>MQ-2 Gas Sensor — sensor entity, device class: gas, threshold-based alert</w:t>
+      </w:r>
+    </w:p>
+    <w:p>
+      <w:pPr>
+        <w:pStyle w:val="ListParagraph"/>
+        <w:numPr>
+          <w:ilvl w:val="0"/>
+          <w:numId w:val="12"/>
+        </w:numPr>
+        <w:bidi w:val="0"/>
+        <w:spacing w:before="0" w:beforeAutospacing="off" w:after="0" w:afterAutospacing="off"/>
+        <w:jc w:val="left"/>
+        <w:rPr>
+          <w:rFonts w:ascii="Times New Roman" w:hAnsi="Times New Roman" w:eastAsia="Times New Roman" w:cs="Times New Roman"/>
+          <w:noProof w:val="0"/>
+          <w:sz w:val="22"/>
+          <w:szCs w:val="22"/>
+          <w:lang w:val="en-GB"/>
+        </w:rPr>
+      </w:pPr>
+      <w:r>
+        <w:rPr>
+          <w:rFonts w:ascii="Times New Roman" w:hAnsi="Times New Roman" w:eastAsia="Times New Roman" w:cs="Times New Roman"/>
+          <w:noProof w:val="0"/>
+          <w:sz w:val="22"/>
+          <w:szCs w:val="22"/>
+          <w:lang w:val="en-GB"/>
+        </w:rPr>
+        <w:t>Grove Vision AI — binary sensor entity, device class: occupancy, payload: ON/OFF</w:t>
+      </w:r>
+    </w:p>
+    <w:p>
+      <w:pPr>
+        <w:pStyle w:val="Normal"/>
+        <w:bidi w:val="0"/>
+        <w:spacing w:before="0" w:beforeAutospacing="off" w:after="0" w:afterAutospacing="off"/>
+        <w:jc w:val="left"/>
+        <w:rPr>
+          <w:rFonts w:ascii="Times New Roman" w:hAnsi="Times New Roman" w:eastAsia="Times New Roman" w:cs="Times New Roman"/>
+          <w:noProof w:val="0"/>
+          <w:sz w:val="22"/>
+          <w:szCs w:val="22"/>
+          <w:lang w:val="en-GB"/>
+        </w:rPr>
+      </w:pPr>
+    </w:p>
+    <w:p>
+      <w:pPr>
+        <w:pStyle w:val="Normal"/>
+        <w:bidi w:val="0"/>
+        <w:spacing w:before="0" w:beforeAutospacing="off" w:after="0" w:afterAutospacing="off"/>
+        <w:jc w:val="left"/>
+        <w:rPr>
+          <w:rFonts w:ascii="Times New Roman" w:hAnsi="Times New Roman" w:eastAsia="Times New Roman" w:cs="Times New Roman"/>
+          <w:noProof w:val="0"/>
+          <w:sz w:val="22"/>
+          <w:szCs w:val="22"/>
+          <w:lang w:val="en-GB"/>
+        </w:rPr>
+      </w:pPr>
+    </w:p>
+    <w:p>
+      <w:pPr>
+        <w:bidi w:val="0"/>
+        <w:jc w:val="left"/>
+      </w:pPr>
+      <w:r>
+        <w:rPr>
+          <w:rFonts w:ascii="Times New Roman" w:hAnsi="Times New Roman" w:eastAsia="Times New Roman" w:cs="Times New Roman"/>
+          <w:b w:val="1"/>
+          <w:bCs w:val="1"/>
+          <w:noProof w:val="0"/>
+          <w:sz w:val="22"/>
+          <w:szCs w:val="22"/>
+          <w:lang w:val="en-GB"/>
+        </w:rPr>
+        <w:t>Lovelace Dashboard</w:t>
+      </w:r>
+    </w:p>
+    <w:p>
+      <w:pPr>
+        <w:bidi w:val="0"/>
+        <w:jc w:val="left"/>
+      </w:pPr>
+      <w:r>
+        <w:rPr>
+          <w:rFonts w:ascii="Times New Roman" w:hAnsi="Times New Roman" w:eastAsia="Times New Roman" w:cs="Times New Roman"/>
+          <w:noProof w:val="0"/>
+          <w:sz w:val="22"/>
+          <w:szCs w:val="22"/>
+          <w:lang w:val="en-GB"/>
+        </w:rPr>
+        <w:t>A custom Lovelace dashboard named Smart Home Controller is created to display all sensor entities and controls in a single view. The dashboard includes a temperature gauge card, a PIR motion sensor state card, a 24-hour temperature history graph, a light level sensor card, a gas sensor card, a relay switch toggle card, a Vision AI detection state card, a weather forecast card, and a clock card. The dashboard is accessible from any browser on the local network and is also displayed fullscreen on the Waveshare touchscreen through the HAOS Kiosk Display add-on.</w:t>
+      </w:r>
+    </w:p>
+    <w:p>
+      <w:pPr>
+        <w:bidi w:val="0"/>
+        <w:jc w:val="left"/>
+        <w:rPr>
+          <w:rFonts w:ascii="Times New Roman" w:hAnsi="Times New Roman" w:eastAsia="Times New Roman" w:cs="Times New Roman"/>
+          <w:noProof w:val="0"/>
+          <w:sz w:val="22"/>
+          <w:szCs w:val="22"/>
+          <w:lang w:val="en-GB"/>
+        </w:rPr>
+      </w:pPr>
+    </w:p>
+    <w:p>
+      <w:pPr>
+        <w:bidi w:val="0"/>
+        <w:jc w:val="left"/>
+      </w:pPr>
+      <w:r>
+        <w:rPr>
+          <w:rFonts w:ascii="Times New Roman" w:hAnsi="Times New Roman" w:eastAsia="Times New Roman" w:cs="Times New Roman"/>
+          <w:b w:val="1"/>
+          <w:bCs w:val="1"/>
+          <w:noProof w:val="0"/>
+          <w:sz w:val="22"/>
+          <w:szCs w:val="22"/>
+          <w:lang w:val="en-GB"/>
+        </w:rPr>
+        <w:t>Automation Logic</w:t>
+      </w:r>
+    </w:p>
+    <w:p>
+      <w:pPr>
+        <w:bidi w:val="0"/>
+        <w:jc w:val="left"/>
+      </w:pPr>
+      <w:r>
+        <w:rPr>
+          <w:rFonts w:ascii="Times New Roman" w:hAnsi="Times New Roman" w:eastAsia="Times New Roman" w:cs="Times New Roman"/>
+          <w:noProof w:val="0"/>
+          <w:sz w:val="22"/>
+          <w:szCs w:val="22"/>
+          <w:lang w:val="en-GB"/>
+        </w:rPr>
+        <w:t>Three core automations are configured in Home Assistant using the visual automation editor:</w:t>
+      </w:r>
+    </w:p>
+    <w:p>
+      <w:pPr>
+        <w:bidi w:val="0"/>
+        <w:jc w:val="left"/>
+      </w:pPr>
+      <w:r>
+        <w:rPr>
+          <w:rFonts w:ascii="Times New Roman" w:hAnsi="Times New Roman" w:eastAsia="Times New Roman" w:cs="Times New Roman"/>
+          <w:noProof w:val="0"/>
+          <w:sz w:val="22"/>
+          <w:szCs w:val="22"/>
+          <w:lang w:val="en-GB"/>
+        </w:rPr>
+        <w:t>Automation 1 — Motion and Light Triggered Relay: when the PIR sensor detects motion and the BH1750 light level falls below a defined lux threshold, the relay is switched on. This creates a context-aware lighting automation that only activates when both occupancy and darkness conditions are met simultaneously.</w:t>
+      </w:r>
+    </w:p>
+    <w:p>
+      <w:pPr>
+        <w:bidi w:val="0"/>
+        <w:jc w:val="left"/>
+      </w:pPr>
+      <w:r>
+        <w:rPr>
+          <w:rFonts w:ascii="Times New Roman" w:hAnsi="Times New Roman" w:eastAsia="Times New Roman" w:cs="Times New Roman"/>
+          <w:noProof w:val="0"/>
+          <w:sz w:val="22"/>
+          <w:szCs w:val="22"/>
+          <w:lang w:val="en-GB"/>
+        </w:rPr>
+        <w:t>Automation 2 — Temperature Alert: when the ESP32 internal temperature sensor reading exceeds a defined threshold, a push notification is sent to the registered mobile device via the Home Assistant companion app.</w:t>
+      </w:r>
+    </w:p>
+    <w:p>
+      <w:pPr>
+        <w:bidi w:val="0"/>
+        <w:jc w:val="left"/>
+      </w:pPr>
+      <w:r>
+        <w:rPr>
+          <w:rFonts w:ascii="Times New Roman" w:hAnsi="Times New Roman" w:eastAsia="Times New Roman" w:cs="Times New Roman"/>
+          <w:noProof w:val="0"/>
+          <w:sz w:val="22"/>
+          <w:szCs w:val="22"/>
+          <w:lang w:val="en-GB"/>
+        </w:rPr>
+        <w:t>Automation 3 — Gas and Smoke Alert: when the MQ-2 sensor reading crosses a defined concentration threshold, an immediate push notification is sent with the message "Possible gas or smoke detected."</w:t>
+      </w:r>
+    </w:p>
+    <w:p>
+      <w:pPr>
+        <w:bidi w:val="0"/>
+        <w:jc w:val="left"/>
+      </w:pPr>
+      <w:r>
+        <w:rPr>
+          <w:rFonts w:ascii="Times New Roman" w:hAnsi="Times New Roman" w:eastAsia="Times New Roman" w:cs="Times New Roman"/>
+          <w:noProof w:val="0"/>
+          <w:sz w:val="22"/>
+          <w:szCs w:val="22"/>
+          <w:lang w:val="en-GB"/>
+        </w:rPr>
+        <w:t>Automation 4 — Scheduled Relay Off: the relay is automatically switched off at midnight daily, ensuring no connected device remains on overnight regardless of occupancy state.</w:t>
+      </w:r>
+    </w:p>
+    <w:p>
+      <w:pPr>
+        <w:bidi w:val="0"/>
+        <w:jc w:val="left"/>
+        <w:rPr>
+          <w:rFonts w:ascii="Times New Roman" w:hAnsi="Times New Roman" w:eastAsia="Times New Roman" w:cs="Times New Roman"/>
+          <w:noProof w:val="0"/>
+          <w:sz w:val="22"/>
+          <w:szCs w:val="22"/>
+          <w:lang w:val="en-GB"/>
+        </w:rPr>
+      </w:pPr>
+    </w:p>
+    <w:p>
+      <w:pPr>
+        <w:bidi w:val="0"/>
+        <w:jc w:val="left"/>
+      </w:pPr>
+      <w:r>
+        <w:rPr>
+          <w:rFonts w:ascii="Times New Roman" w:hAnsi="Times New Roman" w:eastAsia="Times New Roman" w:cs="Times New Roman"/>
+          <w:b w:val="1"/>
+          <w:bCs w:val="1"/>
+          <w:noProof w:val="0"/>
+          <w:sz w:val="22"/>
+          <w:szCs w:val="22"/>
+          <w:lang w:val="en-GB"/>
+        </w:rPr>
+        <w:t>Touchscreen Kiosk Configuration</w:t>
+      </w:r>
+    </w:p>
+    <w:p>
+      <w:pPr>
+        <w:bidi w:val="0"/>
+        <w:jc w:val="left"/>
+      </w:pPr>
+      <w:r>
+        <w:rPr>
+          <w:rFonts w:ascii="Times New Roman" w:hAnsi="Times New Roman" w:eastAsia="Times New Roman" w:cs="Times New Roman"/>
+          <w:noProof w:val="0"/>
+          <w:sz w:val="22"/>
+          <w:szCs w:val="22"/>
+          <w:lang w:val="en-GB"/>
+        </w:rPr>
+        <w:t>The HAOS Kiosk Display community add-on is installed and configured to launch the Smart Home Controller dashboard fullscreen on the Waveshare 4.3 inch display on system startup. The add-on uses the Luakit browser with OpenBox window manager to render the Home Assistant frontend directly on the Pi's HDMI output. Touch input from the Waveshare display is passed through as a standard USB HID pointer device, enabling tap and scroll interaction with the dashboard without any additional driver configuration.</w:t>
+      </w:r>
+    </w:p>
+    <w:p>
+      <w:pPr>
+        <w:bidi w:val="0"/>
+        <w:jc w:val="left"/>
+        <w:rPr>
+          <w:rFonts w:ascii="Times New Roman" w:hAnsi="Times New Roman" w:eastAsia="Times New Roman" w:cs="Times New Roman"/>
+          <w:noProof w:val="0"/>
+          <w:sz w:val="22"/>
+          <w:szCs w:val="22"/>
+          <w:lang w:val="en-GB"/>
+        </w:rPr>
+      </w:pPr>
+    </w:p>
+    <w:p>
+      <w:pPr>
+        <w:bidi w:val="0"/>
+        <w:jc w:val="left"/>
+      </w:pPr>
+      <w:r>
+        <w:rPr>
+          <w:rFonts w:ascii="Times New Roman" w:hAnsi="Times New Roman" w:eastAsia="Times New Roman" w:cs="Times New Roman"/>
+          <w:b w:val="1"/>
+          <w:bCs w:val="1"/>
+          <w:noProof w:val="0"/>
+          <w:sz w:val="22"/>
+          <w:szCs w:val="22"/>
+          <w:lang w:val="en-GB"/>
+        </w:rPr>
+        <w:t>3.4 Automation Logic Design</w:t>
+      </w:r>
+    </w:p>
+    <w:p>
+      <w:pPr>
+        <w:bidi w:val="0"/>
+        <w:jc w:val="left"/>
+      </w:pPr>
+      <w:r>
+        <w:rPr>
+          <w:rFonts w:ascii="Times New Roman" w:hAnsi="Times New Roman" w:eastAsia="Times New Roman" w:cs="Times New Roman"/>
+          <w:noProof w:val="0"/>
+          <w:sz w:val="22"/>
+          <w:szCs w:val="22"/>
+          <w:lang w:val="en-GB"/>
+        </w:rPr>
+        <w:t>Four automations are designed for this system, each following a trigger-condition-action structure within Home Assistant's automation engine.</w:t>
+      </w:r>
+    </w:p>
+    <w:p>
+      <w:pPr>
+        <w:bidi w:val="0"/>
+        <w:jc w:val="left"/>
+      </w:pPr>
+      <w:r>
+        <w:rPr>
+          <w:rFonts w:ascii="Times New Roman" w:hAnsi="Times New Roman" w:eastAsia="Times New Roman" w:cs="Times New Roman"/>
+          <w:b w:val="1"/>
+          <w:bCs w:val="1"/>
+          <w:noProof w:val="0"/>
+          <w:sz w:val="22"/>
+          <w:szCs w:val="22"/>
+          <w:lang w:val="en-GB"/>
+        </w:rPr>
+        <w:t>Automation 1 — Motion and Light Triggered Relay</w:t>
+      </w:r>
+    </w:p>
+    <w:p>
+      <w:pPr>
+        <w:pStyle w:val="ListParagraph"/>
+        <w:numPr>
+          <w:ilvl w:val="0"/>
+          <w:numId w:val="13"/>
+        </w:numPr>
+        <w:bidi w:val="0"/>
+        <w:spacing w:before="0" w:beforeAutospacing="off" w:after="0" w:afterAutospacing="off"/>
+        <w:jc w:val="left"/>
+        <w:rPr>
+          <w:rFonts w:ascii="Times New Roman" w:hAnsi="Times New Roman" w:eastAsia="Times New Roman" w:cs="Times New Roman"/>
+          <w:noProof w:val="0"/>
+          <w:sz w:val="22"/>
+          <w:szCs w:val="22"/>
+          <w:lang w:val="en-GB"/>
+        </w:rPr>
+      </w:pPr>
+      <w:r>
+        <w:rPr>
+          <w:rFonts w:ascii="Times New Roman" w:hAnsi="Times New Roman" w:eastAsia="Times New Roman" w:cs="Times New Roman"/>
+          <w:noProof w:val="0"/>
+          <w:sz w:val="22"/>
+          <w:szCs w:val="22"/>
+          <w:lang w:val="en-GB"/>
+        </w:rPr>
+        <w:t>Trigger: PIR Motion Sensor state changes to Detected</w:t>
+      </w:r>
+    </w:p>
+    <w:p>
+      <w:pPr>
+        <w:pStyle w:val="ListParagraph"/>
+        <w:numPr>
+          <w:ilvl w:val="0"/>
+          <w:numId w:val="13"/>
+        </w:numPr>
+        <w:bidi w:val="0"/>
+        <w:spacing w:before="0" w:beforeAutospacing="off" w:after="0" w:afterAutospacing="off"/>
+        <w:jc w:val="left"/>
+        <w:rPr>
+          <w:rFonts w:ascii="Times New Roman" w:hAnsi="Times New Roman" w:eastAsia="Times New Roman" w:cs="Times New Roman"/>
+          <w:noProof w:val="0"/>
+          <w:sz w:val="22"/>
+          <w:szCs w:val="22"/>
+          <w:lang w:val="en-GB"/>
+        </w:rPr>
+      </w:pPr>
+      <w:r>
+        <w:rPr>
+          <w:rFonts w:ascii="Times New Roman" w:hAnsi="Times New Roman" w:eastAsia="Times New Roman" w:cs="Times New Roman"/>
+          <w:noProof w:val="0"/>
+          <w:sz w:val="22"/>
+          <w:szCs w:val="22"/>
+          <w:lang w:val="en-GB"/>
+        </w:rPr>
+        <w:t>Condition: BH1750 light level is below 100 lux</w:t>
+      </w:r>
+    </w:p>
+    <w:p>
+      <w:pPr>
+        <w:pStyle w:val="ListParagraph"/>
+        <w:numPr>
+          <w:ilvl w:val="0"/>
+          <w:numId w:val="13"/>
+        </w:numPr>
+        <w:bidi w:val="0"/>
+        <w:spacing w:before="0" w:beforeAutospacing="off" w:after="0" w:afterAutospacing="off"/>
+        <w:jc w:val="left"/>
+        <w:rPr>
+          <w:rFonts w:ascii="Times New Roman" w:hAnsi="Times New Roman" w:eastAsia="Times New Roman" w:cs="Times New Roman"/>
+          <w:noProof w:val="0"/>
+          <w:sz w:val="22"/>
+          <w:szCs w:val="22"/>
+          <w:lang w:val="en-GB"/>
+        </w:rPr>
+      </w:pPr>
+      <w:r>
+        <w:rPr>
+          <w:rFonts w:ascii="Times New Roman" w:hAnsi="Times New Roman" w:eastAsia="Times New Roman" w:cs="Times New Roman"/>
+          <w:noProof w:val="0"/>
+          <w:sz w:val="22"/>
+          <w:szCs w:val="22"/>
+          <w:lang w:val="en-GB"/>
+        </w:rPr>
+        <w:t>Action: Switch relay ON</w:t>
+      </w:r>
+    </w:p>
+    <w:p>
+      <w:pPr>
+        <w:bidi w:val="0"/>
+        <w:jc w:val="left"/>
+      </w:pPr>
+      <w:r>
+        <w:rPr>
+          <w:rFonts w:ascii="Times New Roman" w:hAnsi="Times New Roman" w:eastAsia="Times New Roman" w:cs="Times New Roman"/>
+          <w:noProof w:val="0"/>
+          <w:sz w:val="22"/>
+          <w:szCs w:val="22"/>
+          <w:lang w:val="en-GB"/>
+        </w:rPr>
+        <w:t>This automation is context-aware — it only activates the relay when someone is present AND the environment is dark enough to require a light. This avoids unnecessary switching during daylight hours.</w:t>
+      </w:r>
+    </w:p>
+    <w:p>
+      <w:pPr>
+        <w:bidi w:val="0"/>
+        <w:jc w:val="left"/>
+      </w:pPr>
+      <w:r>
+        <w:rPr>
+          <w:rFonts w:ascii="Times New Roman" w:hAnsi="Times New Roman" w:eastAsia="Times New Roman" w:cs="Times New Roman"/>
+          <w:b w:val="1"/>
+          <w:bCs w:val="1"/>
+          <w:noProof w:val="0"/>
+          <w:sz w:val="22"/>
+          <w:szCs w:val="22"/>
+          <w:lang w:val="en-GB"/>
+        </w:rPr>
+        <w:t>Automation 2 — Temperature Alert</w:t>
+      </w:r>
+    </w:p>
+    <w:p>
+      <w:pPr>
+        <w:pStyle w:val="ListParagraph"/>
+        <w:numPr>
+          <w:ilvl w:val="0"/>
+          <w:numId w:val="14"/>
+        </w:numPr>
+        <w:bidi w:val="0"/>
+        <w:spacing w:before="0" w:beforeAutospacing="off" w:after="0" w:afterAutospacing="off"/>
+        <w:jc w:val="left"/>
+        <w:rPr>
+          <w:rFonts w:ascii="Times New Roman" w:hAnsi="Times New Roman" w:eastAsia="Times New Roman" w:cs="Times New Roman"/>
+          <w:noProof w:val="0"/>
+          <w:sz w:val="22"/>
+          <w:szCs w:val="22"/>
+          <w:lang w:val="en-GB"/>
+        </w:rPr>
+      </w:pPr>
+      <w:r>
+        <w:rPr>
+          <w:rFonts w:ascii="Times New Roman" w:hAnsi="Times New Roman" w:eastAsia="Times New Roman" w:cs="Times New Roman"/>
+          <w:noProof w:val="0"/>
+          <w:sz w:val="22"/>
+          <w:szCs w:val="22"/>
+          <w:lang w:val="en-GB"/>
+        </w:rPr>
+        <w:t>Trigger: ESP32 Temperature sensor rises above 55°C</w:t>
+      </w:r>
+    </w:p>
+    <w:p>
+      <w:pPr>
+        <w:pStyle w:val="ListParagraph"/>
+        <w:numPr>
+          <w:ilvl w:val="0"/>
+          <w:numId w:val="14"/>
+        </w:numPr>
+        <w:bidi w:val="0"/>
+        <w:spacing w:before="0" w:beforeAutospacing="off" w:after="0" w:afterAutospacing="off"/>
+        <w:jc w:val="left"/>
+        <w:rPr>
+          <w:rFonts w:ascii="Times New Roman" w:hAnsi="Times New Roman" w:eastAsia="Times New Roman" w:cs="Times New Roman"/>
+          <w:noProof w:val="0"/>
+          <w:sz w:val="22"/>
+          <w:szCs w:val="22"/>
+          <w:lang w:val="en-GB"/>
+        </w:rPr>
+      </w:pPr>
+      <w:r>
+        <w:rPr>
+          <w:rFonts w:ascii="Times New Roman" w:hAnsi="Times New Roman" w:eastAsia="Times New Roman" w:cs="Times New Roman"/>
+          <w:noProof w:val="0"/>
+          <w:sz w:val="22"/>
+          <w:szCs w:val="22"/>
+          <w:lang w:val="en-GB"/>
+        </w:rPr>
+        <w:t>Condition: None</w:t>
+      </w:r>
+    </w:p>
+    <w:p>
+      <w:pPr>
+        <w:pStyle w:val="ListParagraph"/>
+        <w:numPr>
+          <w:ilvl w:val="0"/>
+          <w:numId w:val="14"/>
+        </w:numPr>
+        <w:bidi w:val="0"/>
+        <w:spacing w:before="0" w:beforeAutospacing="off" w:after="0" w:afterAutospacing="off"/>
+        <w:jc w:val="left"/>
+        <w:rPr>
+          <w:rFonts w:ascii="Times New Roman" w:hAnsi="Times New Roman" w:eastAsia="Times New Roman" w:cs="Times New Roman"/>
+          <w:noProof w:val="0"/>
+          <w:sz w:val="22"/>
+          <w:szCs w:val="22"/>
+          <w:lang w:val="en-GB"/>
+        </w:rPr>
+      </w:pPr>
+      <w:r>
+        <w:rPr>
+          <w:rFonts w:ascii="Times New Roman" w:hAnsi="Times New Roman" w:eastAsia="Times New Roman" w:cs="Times New Roman"/>
+          <w:noProof w:val="0"/>
+          <w:sz w:val="22"/>
+          <w:szCs w:val="22"/>
+          <w:lang w:val="en-GB"/>
+        </w:rPr>
+        <w:t>Action: Send push notification — "Temperature threshold exceeded"</w:t>
+      </w:r>
+    </w:p>
+    <w:p>
+      <w:pPr>
+        <w:bidi w:val="0"/>
+        <w:jc w:val="left"/>
+      </w:pPr>
+      <w:r>
+        <w:rPr>
+          <w:rFonts w:ascii="Times New Roman" w:hAnsi="Times New Roman" w:eastAsia="Times New Roman" w:cs="Times New Roman"/>
+          <w:b w:val="1"/>
+          <w:bCs w:val="1"/>
+          <w:noProof w:val="0"/>
+          <w:sz w:val="22"/>
+          <w:szCs w:val="22"/>
+          <w:lang w:val="en-GB"/>
+        </w:rPr>
+        <w:t>Automation 3 — Gas and Smoke Alert</w:t>
+      </w:r>
+    </w:p>
+    <w:p>
+      <w:pPr>
+        <w:pStyle w:val="ListParagraph"/>
+        <w:numPr>
+          <w:ilvl w:val="0"/>
+          <w:numId w:val="15"/>
+        </w:numPr>
+        <w:bidi w:val="0"/>
+        <w:spacing w:before="0" w:beforeAutospacing="off" w:after="0" w:afterAutospacing="off"/>
+        <w:jc w:val="left"/>
+        <w:rPr>
+          <w:rFonts w:ascii="Times New Roman" w:hAnsi="Times New Roman" w:eastAsia="Times New Roman" w:cs="Times New Roman"/>
+          <w:noProof w:val="0"/>
+          <w:sz w:val="22"/>
+          <w:szCs w:val="22"/>
+          <w:lang w:val="en-GB"/>
+        </w:rPr>
+      </w:pPr>
+      <w:r>
+        <w:rPr>
+          <w:rFonts w:ascii="Times New Roman" w:hAnsi="Times New Roman" w:eastAsia="Times New Roman" w:cs="Times New Roman"/>
+          <w:noProof w:val="0"/>
+          <w:sz w:val="22"/>
+          <w:szCs w:val="22"/>
+          <w:lang w:val="en-GB"/>
+        </w:rPr>
+        <w:t>Trigger: MQ-2 sensor reading crosses defined threshold</w:t>
+      </w:r>
+    </w:p>
+    <w:p>
+      <w:pPr>
+        <w:pStyle w:val="ListParagraph"/>
+        <w:numPr>
+          <w:ilvl w:val="0"/>
+          <w:numId w:val="15"/>
+        </w:numPr>
+        <w:bidi w:val="0"/>
+        <w:spacing w:before="0" w:beforeAutospacing="off" w:after="0" w:afterAutospacing="off"/>
+        <w:jc w:val="left"/>
+        <w:rPr>
+          <w:rFonts w:ascii="Times New Roman" w:hAnsi="Times New Roman" w:eastAsia="Times New Roman" w:cs="Times New Roman"/>
+          <w:noProof w:val="0"/>
+          <w:sz w:val="22"/>
+          <w:szCs w:val="22"/>
+          <w:lang w:val="en-GB"/>
+        </w:rPr>
+      </w:pPr>
+      <w:r>
+        <w:rPr>
+          <w:rFonts w:ascii="Times New Roman" w:hAnsi="Times New Roman" w:eastAsia="Times New Roman" w:cs="Times New Roman"/>
+          <w:noProof w:val="0"/>
+          <w:sz w:val="22"/>
+          <w:szCs w:val="22"/>
+          <w:lang w:val="en-GB"/>
+        </w:rPr>
+        <w:t>Condition: None</w:t>
+      </w:r>
+    </w:p>
+    <w:p>
+      <w:pPr>
+        <w:pStyle w:val="ListParagraph"/>
+        <w:numPr>
+          <w:ilvl w:val="0"/>
+          <w:numId w:val="15"/>
+        </w:numPr>
+        <w:bidi w:val="0"/>
+        <w:spacing w:before="0" w:beforeAutospacing="off" w:after="0" w:afterAutospacing="off"/>
+        <w:jc w:val="left"/>
+        <w:rPr>
+          <w:rFonts w:ascii="Times New Roman" w:hAnsi="Times New Roman" w:eastAsia="Times New Roman" w:cs="Times New Roman"/>
+          <w:noProof w:val="0"/>
+          <w:sz w:val="22"/>
+          <w:szCs w:val="22"/>
+          <w:lang w:val="en-GB"/>
+        </w:rPr>
+      </w:pPr>
+      <w:r>
+        <w:rPr>
+          <w:rFonts w:ascii="Times New Roman" w:hAnsi="Times New Roman" w:eastAsia="Times New Roman" w:cs="Times New Roman"/>
+          <w:noProof w:val="0"/>
+          <w:sz w:val="22"/>
+          <w:szCs w:val="22"/>
+          <w:lang w:val="en-GB"/>
+        </w:rPr>
+        <w:t>Action: Send immediate push notification — "Possible gas or smoke detected"</w:t>
+      </w:r>
+    </w:p>
+    <w:p>
+      <w:pPr>
+        <w:bidi w:val="0"/>
+        <w:jc w:val="left"/>
+      </w:pPr>
+      <w:r>
+        <w:rPr>
+          <w:rFonts w:ascii="Times New Roman" w:hAnsi="Times New Roman" w:eastAsia="Times New Roman" w:cs="Times New Roman"/>
+          <w:b w:val="1"/>
+          <w:bCs w:val="1"/>
+          <w:noProof w:val="0"/>
+          <w:sz w:val="22"/>
+          <w:szCs w:val="22"/>
+          <w:lang w:val="en-GB"/>
+        </w:rPr>
+        <w:t>Automation 4 — Scheduled Relay Off</w:t>
+      </w:r>
+    </w:p>
+    <w:p>
+      <w:pPr>
+        <w:pStyle w:val="ListParagraph"/>
+        <w:numPr>
+          <w:ilvl w:val="0"/>
+          <w:numId w:val="16"/>
+        </w:numPr>
+        <w:bidi w:val="0"/>
+        <w:spacing w:before="0" w:beforeAutospacing="off" w:after="0" w:afterAutospacing="off"/>
+        <w:jc w:val="left"/>
+        <w:rPr>
+          <w:rFonts w:ascii="Times New Roman" w:hAnsi="Times New Roman" w:eastAsia="Times New Roman" w:cs="Times New Roman"/>
+          <w:noProof w:val="0"/>
+          <w:sz w:val="22"/>
+          <w:szCs w:val="22"/>
+          <w:lang w:val="en-GB"/>
+        </w:rPr>
+      </w:pPr>
+      <w:r>
+        <w:rPr>
+          <w:rFonts w:ascii="Times New Roman" w:hAnsi="Times New Roman" w:eastAsia="Times New Roman" w:cs="Times New Roman"/>
+          <w:noProof w:val="0"/>
+          <w:sz w:val="22"/>
+          <w:szCs w:val="22"/>
+          <w:lang w:val="en-GB"/>
+        </w:rPr>
+        <w:t>Trigger: Time — 00:00 daily</w:t>
+      </w:r>
+    </w:p>
+    <w:p>
+      <w:pPr>
+        <w:pStyle w:val="ListParagraph"/>
+        <w:numPr>
+          <w:ilvl w:val="0"/>
+          <w:numId w:val="16"/>
+        </w:numPr>
+        <w:bidi w:val="0"/>
+        <w:spacing w:before="0" w:beforeAutospacing="off" w:after="0" w:afterAutospacing="off"/>
+        <w:jc w:val="left"/>
+        <w:rPr>
+          <w:rFonts w:ascii="Times New Roman" w:hAnsi="Times New Roman" w:eastAsia="Times New Roman" w:cs="Times New Roman"/>
+          <w:noProof w:val="0"/>
+          <w:sz w:val="22"/>
+          <w:szCs w:val="22"/>
+          <w:lang w:val="en-GB"/>
+        </w:rPr>
+      </w:pPr>
+      <w:r>
+        <w:rPr>
+          <w:rFonts w:ascii="Times New Roman" w:hAnsi="Times New Roman" w:eastAsia="Times New Roman" w:cs="Times New Roman"/>
+          <w:noProof w:val="0"/>
+          <w:sz w:val="22"/>
+          <w:szCs w:val="22"/>
+          <w:lang w:val="en-GB"/>
+        </w:rPr>
+        <w:t>Condition: None</w:t>
+      </w:r>
+    </w:p>
+    <w:p>
+      <w:pPr>
+        <w:pStyle w:val="ListParagraph"/>
+        <w:numPr>
+          <w:ilvl w:val="0"/>
+          <w:numId w:val="16"/>
+        </w:numPr>
+        <w:bidi w:val="0"/>
+        <w:spacing w:before="0" w:beforeAutospacing="off" w:after="0" w:afterAutospacing="off"/>
+        <w:jc w:val="left"/>
+        <w:rPr>
+          <w:rFonts w:ascii="Times New Roman" w:hAnsi="Times New Roman" w:eastAsia="Times New Roman" w:cs="Times New Roman"/>
+          <w:noProof w:val="0"/>
+          <w:sz w:val="22"/>
+          <w:szCs w:val="22"/>
+          <w:lang w:val="en-GB"/>
+        </w:rPr>
+      </w:pPr>
+      <w:r>
+        <w:rPr>
+          <w:rFonts w:ascii="Times New Roman" w:hAnsi="Times New Roman" w:eastAsia="Times New Roman" w:cs="Times New Roman"/>
+          <w:noProof w:val="0"/>
+          <w:sz w:val="22"/>
+          <w:szCs w:val="22"/>
+          <w:lang w:val="en-GB"/>
+        </w:rPr>
+        <w:t>Action: Switch relay OFF</w:t>
+      </w:r>
+    </w:p>
+    <w:p>
+      <w:pPr>
+        <w:bidi w:val="0"/>
+        <w:jc w:val="left"/>
+      </w:pPr>
+      <w:r>
+        <w:rPr>
+          <w:rFonts w:ascii="Times New Roman" w:hAnsi="Times New Roman" w:eastAsia="Times New Roman" w:cs="Times New Roman"/>
+          <w:noProof w:val="0"/>
+          <w:sz w:val="22"/>
+          <w:szCs w:val="22"/>
+          <w:lang w:val="en-GB"/>
+        </w:rPr>
+        <w:t>Each automation is configured using the Home Assistant visual automation editor, which provides a no-code interface for defining triggers, conditions, and actions. Screenshots of each automation configuration are included in Chapter 4.</w:t>
+      </w:r>
+    </w:p>
+    <w:p>
+      <w:pPr>
+        <w:bidi w:val="0"/>
+        <w:jc w:val="left"/>
+      </w:pPr>
+      <w:r>
+        <w:rPr>
+          <w:rFonts w:ascii="Times New Roman" w:hAnsi="Times New Roman" w:eastAsia="Times New Roman" w:cs="Times New Roman"/>
+          <w:b w:val="1"/>
+          <w:bCs w:val="1"/>
+          <w:noProof w:val="0"/>
+          <w:sz w:val="22"/>
+          <w:szCs w:val="22"/>
+          <w:lang w:val="en-GB"/>
+        </w:rPr>
+        <w:t>3.5 Dashboard and Touchscreen Interface Design</w:t>
+      </w:r>
+    </w:p>
+    <w:p>
+      <w:pPr>
+        <w:bidi w:val="0"/>
+        <w:jc w:val="left"/>
+      </w:pPr>
+      <w:r>
+        <w:rPr>
+          <w:rFonts w:ascii="Times New Roman" w:hAnsi="Times New Roman" w:eastAsia="Times New Roman" w:cs="Times New Roman"/>
+          <w:noProof w:val="0"/>
+          <w:sz w:val="22"/>
+          <w:szCs w:val="22"/>
+          <w:lang w:val="en-GB"/>
+        </w:rPr>
+        <w:t>The Home Assistant Lovelace dashboard was designed to provide a clear, functional overview of all system components in a single view. The dashboard is accessible from two interfaces: remotely via any phone or laptop browser on the local network, and locally through the Waveshare 4.3 inch touchscreen in kiosk mode.</w:t>
+      </w:r>
+    </w:p>
+    <w:p>
+      <w:pPr>
+        <w:bidi w:val="0"/>
+        <w:jc w:val="left"/>
+      </w:pPr>
+      <w:r>
+        <w:rPr>
+          <w:rFonts w:ascii="Times New Roman" w:hAnsi="Times New Roman" w:eastAsia="Times New Roman" w:cs="Times New Roman"/>
+          <w:noProof w:val="0"/>
+          <w:sz w:val="22"/>
+          <w:szCs w:val="22"/>
+          <w:lang w:val="en-GB"/>
+        </w:rPr>
+        <w:t>The dashboard layout was built using Home Assistant's custom dashboard editor and includes the following cards arranged in a logical order:</w:t>
+      </w:r>
+    </w:p>
+    <w:p>
+      <w:pPr>
+        <w:pStyle w:val="ListParagraph"/>
+        <w:numPr>
+          <w:ilvl w:val="0"/>
+          <w:numId w:val="17"/>
+        </w:numPr>
+        <w:bidi w:val="0"/>
+        <w:spacing w:before="0" w:beforeAutospacing="off" w:after="0" w:afterAutospacing="off"/>
+        <w:jc w:val="left"/>
+        <w:rPr>
+          <w:rFonts w:ascii="Times New Roman" w:hAnsi="Times New Roman" w:eastAsia="Times New Roman" w:cs="Times New Roman"/>
+          <w:noProof w:val="0"/>
+          <w:sz w:val="22"/>
+          <w:szCs w:val="22"/>
+          <w:lang w:val="en-GB"/>
+        </w:rPr>
+      </w:pPr>
+      <w:r>
+        <w:rPr>
+          <w:rFonts w:ascii="Times New Roman" w:hAnsi="Times New Roman" w:eastAsia="Times New Roman" w:cs="Times New Roman"/>
+          <w:b w:val="1"/>
+          <w:bCs w:val="1"/>
+          <w:noProof w:val="0"/>
+          <w:sz w:val="22"/>
+          <w:szCs w:val="22"/>
+          <w:lang w:val="en-GB"/>
+        </w:rPr>
+        <w:t>Temperature Gauge Card</w:t>
+      </w:r>
+      <w:r>
+        <w:rPr>
+          <w:rFonts w:ascii="Times New Roman" w:hAnsi="Times New Roman" w:eastAsia="Times New Roman" w:cs="Times New Roman"/>
+          <w:noProof w:val="0"/>
+          <w:sz w:val="22"/>
+          <w:szCs w:val="22"/>
+          <w:lang w:val="en-GB"/>
+        </w:rPr>
+        <w:t xml:space="preserve"> — displays the current ESP32 internal temperature reading with a visual gauge, providing an at-a-glance view of the sensor value</w:t>
+      </w:r>
+    </w:p>
+    <w:p>
+      <w:pPr>
+        <w:pStyle w:val="ListParagraph"/>
+        <w:numPr>
+          <w:ilvl w:val="0"/>
+          <w:numId w:val="17"/>
+        </w:numPr>
+        <w:bidi w:val="0"/>
+        <w:spacing w:before="0" w:beforeAutospacing="off" w:after="0" w:afterAutospacing="off"/>
+        <w:jc w:val="left"/>
+        <w:rPr>
+          <w:rFonts w:ascii="Times New Roman" w:hAnsi="Times New Roman" w:eastAsia="Times New Roman" w:cs="Times New Roman"/>
+          <w:noProof w:val="0"/>
+          <w:sz w:val="22"/>
+          <w:szCs w:val="22"/>
+          <w:lang w:val="en-GB"/>
+        </w:rPr>
+      </w:pPr>
+      <w:r>
+        <w:rPr>
+          <w:rFonts w:ascii="Times New Roman" w:hAnsi="Times New Roman" w:eastAsia="Times New Roman" w:cs="Times New Roman"/>
+          <w:b w:val="1"/>
+          <w:bCs w:val="1"/>
+          <w:noProof w:val="0"/>
+          <w:sz w:val="22"/>
+          <w:szCs w:val="22"/>
+          <w:lang w:val="en-GB"/>
+        </w:rPr>
+        <w:t>PIR Motion Sensor Card</w:t>
+      </w:r>
+      <w:r>
+        <w:rPr>
+          <w:rFonts w:ascii="Times New Roman" w:hAnsi="Times New Roman" w:eastAsia="Times New Roman" w:cs="Times New Roman"/>
+          <w:noProof w:val="0"/>
+          <w:sz w:val="22"/>
+          <w:szCs w:val="22"/>
+          <w:lang w:val="en-GB"/>
+        </w:rPr>
+        <w:t xml:space="preserve"> — shows the current motion state (Clear or Detected) as a binary entity card that updates in real time</w:t>
+      </w:r>
+    </w:p>
+    <w:p>
+      <w:pPr>
+        <w:pStyle w:val="ListParagraph"/>
+        <w:numPr>
+          <w:ilvl w:val="0"/>
+          <w:numId w:val="17"/>
+        </w:numPr>
+        <w:bidi w:val="0"/>
+        <w:spacing w:before="0" w:beforeAutospacing="off" w:after="0" w:afterAutospacing="off"/>
+        <w:jc w:val="left"/>
+        <w:rPr>
+          <w:rFonts w:ascii="Times New Roman" w:hAnsi="Times New Roman" w:eastAsia="Times New Roman" w:cs="Times New Roman"/>
+          <w:noProof w:val="0"/>
+          <w:sz w:val="22"/>
+          <w:szCs w:val="22"/>
+          <w:lang w:val="en-GB"/>
+        </w:rPr>
+      </w:pPr>
+      <w:r>
+        <w:rPr>
+          <w:rFonts w:ascii="Times New Roman" w:hAnsi="Times New Roman" w:eastAsia="Times New Roman" w:cs="Times New Roman"/>
+          <w:b w:val="1"/>
+          <w:bCs w:val="1"/>
+          <w:noProof w:val="0"/>
+          <w:sz w:val="22"/>
+          <w:szCs w:val="22"/>
+          <w:lang w:val="en-GB"/>
+        </w:rPr>
+        <w:t>24-Hour Temperature History Graph</w:t>
+      </w:r>
+      <w:r>
+        <w:rPr>
+          <w:rFonts w:ascii="Times New Roman" w:hAnsi="Times New Roman" w:eastAsia="Times New Roman" w:cs="Times New Roman"/>
+          <w:noProof w:val="0"/>
+          <w:sz w:val="22"/>
+          <w:szCs w:val="22"/>
+          <w:lang w:val="en-GB"/>
+        </w:rPr>
+        <w:t xml:space="preserve"> — displays a line graph of temperature readings over the past 24 hours, allowing the user to observe trends over time</w:t>
+      </w:r>
+    </w:p>
+    <w:p>
+      <w:pPr>
+        <w:pStyle w:val="ListParagraph"/>
+        <w:numPr>
+          <w:ilvl w:val="0"/>
+          <w:numId w:val="17"/>
+        </w:numPr>
+        <w:bidi w:val="0"/>
+        <w:spacing w:before="0" w:beforeAutospacing="off" w:after="0" w:afterAutospacing="off"/>
+        <w:jc w:val="left"/>
+        <w:rPr>
+          <w:rFonts w:ascii="Times New Roman" w:hAnsi="Times New Roman" w:eastAsia="Times New Roman" w:cs="Times New Roman"/>
+          <w:noProof w:val="0"/>
+          <w:sz w:val="22"/>
+          <w:szCs w:val="22"/>
+          <w:lang w:val="en-GB"/>
+        </w:rPr>
+      </w:pPr>
+      <w:r>
+        <w:rPr>
+          <w:rFonts w:ascii="Times New Roman" w:hAnsi="Times New Roman" w:eastAsia="Times New Roman" w:cs="Times New Roman"/>
+          <w:b w:val="1"/>
+          <w:bCs w:val="1"/>
+          <w:noProof w:val="0"/>
+          <w:sz w:val="22"/>
+          <w:szCs w:val="22"/>
+          <w:lang w:val="en-GB"/>
+        </w:rPr>
+        <w:t>BH1750 Light Level Card</w:t>
+      </w:r>
+      <w:r>
+        <w:rPr>
+          <w:rFonts w:ascii="Times New Roman" w:hAnsi="Times New Roman" w:eastAsia="Times New Roman" w:cs="Times New Roman"/>
+          <w:noProof w:val="0"/>
+          <w:sz w:val="22"/>
+          <w:szCs w:val="22"/>
+          <w:lang w:val="en-GB"/>
+        </w:rPr>
+        <w:t xml:space="preserve"> — displays the current ambient light reading in lux</w:t>
+      </w:r>
+    </w:p>
+    <w:p>
+      <w:pPr>
+        <w:pStyle w:val="ListParagraph"/>
+        <w:numPr>
+          <w:ilvl w:val="0"/>
+          <w:numId w:val="17"/>
+        </w:numPr>
+        <w:bidi w:val="0"/>
+        <w:spacing w:before="0" w:beforeAutospacing="off" w:after="0" w:afterAutospacing="off"/>
+        <w:jc w:val="left"/>
+        <w:rPr>
+          <w:rFonts w:ascii="Times New Roman" w:hAnsi="Times New Roman" w:eastAsia="Times New Roman" w:cs="Times New Roman"/>
+          <w:noProof w:val="0"/>
+          <w:sz w:val="22"/>
+          <w:szCs w:val="22"/>
+          <w:lang w:val="en-GB"/>
+        </w:rPr>
+      </w:pPr>
+      <w:r>
+        <w:rPr>
+          <w:rFonts w:ascii="Times New Roman" w:hAnsi="Times New Roman" w:eastAsia="Times New Roman" w:cs="Times New Roman"/>
+          <w:b w:val="1"/>
+          <w:bCs w:val="1"/>
+          <w:noProof w:val="0"/>
+          <w:sz w:val="22"/>
+          <w:szCs w:val="22"/>
+          <w:lang w:val="en-GB"/>
+        </w:rPr>
+        <w:t>MQ-2 Gas Sensor Card</w:t>
+      </w:r>
+      <w:r>
+        <w:rPr>
+          <w:rFonts w:ascii="Times New Roman" w:hAnsi="Times New Roman" w:eastAsia="Times New Roman" w:cs="Times New Roman"/>
+          <w:noProof w:val="0"/>
+          <w:sz w:val="22"/>
+          <w:szCs w:val="22"/>
+          <w:lang w:val="en-GB"/>
+        </w:rPr>
+        <w:t xml:space="preserve"> — displays the current gas concentration reading with a visual indicator</w:t>
+      </w:r>
+    </w:p>
+    <w:p>
+      <w:pPr>
+        <w:pStyle w:val="ListParagraph"/>
+        <w:numPr>
+          <w:ilvl w:val="0"/>
+          <w:numId w:val="17"/>
+        </w:numPr>
+        <w:bidi w:val="0"/>
+        <w:spacing w:before="0" w:beforeAutospacing="off" w:after="0" w:afterAutospacing="off"/>
+        <w:jc w:val="left"/>
+        <w:rPr>
+          <w:rFonts w:ascii="Times New Roman" w:hAnsi="Times New Roman" w:eastAsia="Times New Roman" w:cs="Times New Roman"/>
+          <w:noProof w:val="0"/>
+          <w:sz w:val="22"/>
+          <w:szCs w:val="22"/>
+          <w:lang w:val="en-GB"/>
+        </w:rPr>
+      </w:pPr>
+      <w:r>
+        <w:rPr>
+          <w:rFonts w:ascii="Times New Roman" w:hAnsi="Times New Roman" w:eastAsia="Times New Roman" w:cs="Times New Roman"/>
+          <w:b w:val="1"/>
+          <w:bCs w:val="1"/>
+          <w:noProof w:val="0"/>
+          <w:sz w:val="22"/>
+          <w:szCs w:val="22"/>
+          <w:lang w:val="en-GB"/>
+        </w:rPr>
+        <w:t>Relay Switch Card</w:t>
+      </w:r>
+      <w:r>
+        <w:rPr>
+          <w:rFonts w:ascii="Times New Roman" w:hAnsi="Times New Roman" w:eastAsia="Times New Roman" w:cs="Times New Roman"/>
+          <w:noProof w:val="0"/>
+          <w:sz w:val="22"/>
+          <w:szCs w:val="22"/>
+          <w:lang w:val="en-GB"/>
+        </w:rPr>
+        <w:t xml:space="preserve"> — provides a toggle switch to manually turn the relay on or off directly from the dashboard</w:t>
+      </w:r>
+    </w:p>
+    <w:p>
+      <w:pPr>
+        <w:pStyle w:val="ListParagraph"/>
+        <w:numPr>
+          <w:ilvl w:val="0"/>
+          <w:numId w:val="17"/>
+        </w:numPr>
+        <w:bidi w:val="0"/>
+        <w:spacing w:before="0" w:beforeAutospacing="off" w:after="0" w:afterAutospacing="off"/>
+        <w:jc w:val="left"/>
+        <w:rPr>
+          <w:rFonts w:ascii="Times New Roman" w:hAnsi="Times New Roman" w:eastAsia="Times New Roman" w:cs="Times New Roman"/>
+          <w:noProof w:val="0"/>
+          <w:sz w:val="22"/>
+          <w:szCs w:val="22"/>
+          <w:lang w:val="en-GB"/>
+        </w:rPr>
+      </w:pPr>
+      <w:r>
+        <w:rPr>
+          <w:rFonts w:ascii="Times New Roman" w:hAnsi="Times New Roman" w:eastAsia="Times New Roman" w:cs="Times New Roman"/>
+          <w:b w:val="1"/>
+          <w:bCs w:val="1"/>
+          <w:noProof w:val="0"/>
+          <w:sz w:val="22"/>
+          <w:szCs w:val="22"/>
+          <w:lang w:val="en-GB"/>
+        </w:rPr>
+        <w:t>Grove Vision AI Card</w:t>
+      </w:r>
+      <w:r>
+        <w:rPr>
+          <w:rFonts w:ascii="Times New Roman" w:hAnsi="Times New Roman" w:eastAsia="Times New Roman" w:cs="Times New Roman"/>
+          <w:noProof w:val="0"/>
+          <w:sz w:val="22"/>
+          <w:szCs w:val="22"/>
+          <w:lang w:val="en-GB"/>
+        </w:rPr>
+        <w:t xml:space="preserve"> — displays the current detection state (person detected or clear) from the Vision AI module</w:t>
+      </w:r>
+    </w:p>
+    <w:p>
+      <w:pPr>
+        <w:pStyle w:val="ListParagraph"/>
+        <w:numPr>
+          <w:ilvl w:val="0"/>
+          <w:numId w:val="17"/>
+        </w:numPr>
+        <w:bidi w:val="0"/>
+        <w:spacing w:before="0" w:beforeAutospacing="off" w:after="0" w:afterAutospacing="off"/>
+        <w:jc w:val="left"/>
+        <w:rPr>
+          <w:rFonts w:ascii="Times New Roman" w:hAnsi="Times New Roman" w:eastAsia="Times New Roman" w:cs="Times New Roman"/>
+          <w:noProof w:val="0"/>
+          <w:sz w:val="22"/>
+          <w:szCs w:val="22"/>
+          <w:lang w:val="en-GB"/>
+        </w:rPr>
+      </w:pPr>
+      <w:r>
+        <w:rPr>
+          <w:rFonts w:ascii="Times New Roman" w:hAnsi="Times New Roman" w:eastAsia="Times New Roman" w:cs="Times New Roman"/>
+          <w:b w:val="1"/>
+          <w:bCs w:val="1"/>
+          <w:noProof w:val="0"/>
+          <w:sz w:val="22"/>
+          <w:szCs w:val="22"/>
+          <w:lang w:val="en-GB"/>
+        </w:rPr>
+        <w:t>Weather Forecast Card</w:t>
+      </w:r>
+      <w:r>
+        <w:rPr>
+          <w:rFonts w:ascii="Times New Roman" w:hAnsi="Times New Roman" w:eastAsia="Times New Roman" w:cs="Times New Roman"/>
+          <w:noProof w:val="0"/>
+          <w:sz w:val="22"/>
+          <w:szCs w:val="22"/>
+          <w:lang w:val="en-GB"/>
+        </w:rPr>
+        <w:t xml:space="preserve"> — displays current local weather conditions and a short-term forecast using the Met.no integration</w:t>
+      </w:r>
+    </w:p>
+    <w:p>
+      <w:pPr>
+        <w:pStyle w:val="ListParagraph"/>
+        <w:numPr>
+          <w:ilvl w:val="0"/>
+          <w:numId w:val="17"/>
+        </w:numPr>
+        <w:bidi w:val="0"/>
+        <w:spacing w:before="0" w:beforeAutospacing="off" w:after="0" w:afterAutospacing="off"/>
+        <w:jc w:val="left"/>
+        <w:rPr>
+          <w:rFonts w:ascii="Times New Roman" w:hAnsi="Times New Roman" w:eastAsia="Times New Roman" w:cs="Times New Roman"/>
+          <w:noProof w:val="0"/>
+          <w:sz w:val="22"/>
+          <w:szCs w:val="22"/>
+          <w:lang w:val="en-GB"/>
+        </w:rPr>
+      </w:pPr>
+      <w:r>
+        <w:rPr>
+          <w:rFonts w:ascii="Times New Roman" w:hAnsi="Times New Roman" w:eastAsia="Times New Roman" w:cs="Times New Roman"/>
+          <w:b w:val="1"/>
+          <w:bCs w:val="1"/>
+          <w:noProof w:val="0"/>
+          <w:sz w:val="22"/>
+          <w:szCs w:val="22"/>
+          <w:lang w:val="en-GB"/>
+        </w:rPr>
+        <w:t>Clock Card</w:t>
+      </w:r>
+      <w:r>
+        <w:rPr>
+          <w:rFonts w:ascii="Times New Roman" w:hAnsi="Times New Roman" w:eastAsia="Times New Roman" w:cs="Times New Roman"/>
+          <w:noProof w:val="0"/>
+          <w:sz w:val="22"/>
+          <w:szCs w:val="22"/>
+          <w:lang w:val="en-GB"/>
+        </w:rPr>
+        <w:t xml:space="preserve"> — displays the current time and date</w:t>
+      </w:r>
+    </w:p>
+    <w:p>
+      <w:pPr>
+        <w:pStyle w:val="ListParagraph"/>
+        <w:bidi w:val="0"/>
+        <w:spacing w:before="0" w:beforeAutospacing="off" w:after="0" w:afterAutospacing="off"/>
+        <w:ind w:left="720"/>
+        <w:jc w:val="left"/>
+        <w:rPr>
+          <w:rFonts w:ascii="Times New Roman" w:hAnsi="Times New Roman" w:eastAsia="Times New Roman" w:cs="Times New Roman"/>
+          <w:noProof w:val="0"/>
+          <w:sz w:val="22"/>
+          <w:szCs w:val="22"/>
+          <w:lang w:val="en-GB"/>
+        </w:rPr>
+      </w:pPr>
+    </w:p>
+    <w:p>
+      <w:pPr>
+        <w:bidi w:val="0"/>
+        <w:jc w:val="left"/>
+      </w:pPr>
+      <w:r>
+        <w:rPr>
+          <w:rFonts w:ascii="Times New Roman" w:hAnsi="Times New Roman" w:eastAsia="Times New Roman" w:cs="Times New Roman"/>
+          <w:noProof w:val="0"/>
+          <w:sz w:val="22"/>
+          <w:szCs w:val="22"/>
+          <w:lang w:val="en-GB"/>
+        </w:rPr>
+        <w:t>The dashboard was tested from both a laptop browser and the Home Assistant mobile app on a phone, confirming that all cards load correctly and update in real time across both interfaces.</w:t>
+      </w:r>
+    </w:p>
+    <w:p>
+      <w:pPr>
+        <w:bidi w:val="0"/>
+        <w:jc w:val="left"/>
+      </w:pPr>
+      <w:r>
+        <w:rPr>
+          <w:rFonts w:ascii="Times New Roman" w:hAnsi="Times New Roman" w:eastAsia="Times New Roman" w:cs="Times New Roman"/>
+          <w:noProof w:val="0"/>
+          <w:sz w:val="22"/>
+          <w:szCs w:val="22"/>
+          <w:lang w:val="en-GB"/>
+        </w:rPr>
+        <w:t>For the touchscreen interface, the HAOS Kiosk Display add-on launches the Smart Home Controller dashboard fullscreen on the Waveshare display at system startup. The touch input is recognised as a standard USB pointer device, enabling tap and scroll interaction. A screenshot of the dashboard on the Waveshare screen and a video demonstration of touch interaction are included in Chapter 4 as implementation evidence.</w:t>
+      </w:r>
+    </w:p>
+    <w:p>
+      <w:pPr>
+        <w:bidi w:val="0"/>
+        <w:jc w:val="left"/>
+        <w:rPr>
+          <w:rFonts w:ascii="Times New Roman" w:hAnsi="Times New Roman" w:eastAsia="Times New Roman" w:cs="Times New Roman"/>
+          <w:noProof w:val="0"/>
+          <w:sz w:val="22"/>
+          <w:szCs w:val="22"/>
+          <w:lang w:val="en-GB"/>
+        </w:rPr>
+      </w:pPr>
+    </w:p>
+    <w:p>
+      <w:pPr>
+        <w:bidi w:val="0"/>
+        <w:jc w:val="left"/>
+      </w:pPr>
+      <w:r>
+        <w:rPr>
+          <w:rFonts w:ascii="Times New Roman" w:hAnsi="Times New Roman" w:eastAsia="Times New Roman" w:cs="Times New Roman"/>
+          <w:b w:val="1"/>
+          <w:bCs w:val="1"/>
+          <w:noProof w:val="0"/>
+          <w:sz w:val="22"/>
+          <w:szCs w:val="22"/>
+          <w:lang w:val="en-GB"/>
+        </w:rPr>
+        <w:t>3.6 Wiring and Connection Diagrams</w:t>
+      </w:r>
+    </w:p>
+    <w:p>
+      <w:pPr>
+        <w:bidi w:val="0"/>
+        <w:jc w:val="left"/>
+      </w:pPr>
+      <w:r>
+        <w:rPr>
+          <w:rFonts w:ascii="Times New Roman" w:hAnsi="Times New Roman" w:eastAsia="Times New Roman" w:cs="Times New Roman"/>
+          <w:noProof w:val="0"/>
+          <w:sz w:val="22"/>
+          <w:szCs w:val="22"/>
+          <w:lang w:val="en-GB"/>
+        </w:rPr>
+        <w:t>This section describes the physical wiring connections between all hardware components. Full breadboard photos are included in Chapter 4 as implementation evidence.</w:t>
+      </w:r>
+    </w:p>
+    <w:p>
+      <w:pPr>
+        <w:bidi w:val="0"/>
+        <w:jc w:val="left"/>
+      </w:pPr>
+      <w:r>
+        <w:rPr>
+          <w:rFonts w:ascii="Times New Roman" w:hAnsi="Times New Roman" w:eastAsia="Times New Roman" w:cs="Times New Roman"/>
+          <w:b w:val="1"/>
+          <w:bCs w:val="1"/>
+          <w:noProof w:val="0"/>
+          <w:sz w:val="22"/>
+          <w:szCs w:val="22"/>
+          <w:lang w:val="en-GB"/>
+        </w:rPr>
+        <w:t>ESP32-WROOM-32 Connections</w:t>
+      </w:r>
+    </w:p>
+    <w:p>
+      <w:pPr>
+        <w:bidi w:val="0"/>
+        <w:jc w:val="left"/>
+      </w:pPr>
+      <w:r>
+        <w:rPr>
+          <w:rFonts w:ascii="Times New Roman" w:hAnsi="Times New Roman" w:eastAsia="Times New Roman" w:cs="Times New Roman"/>
+          <w:noProof w:val="0"/>
+          <w:sz w:val="22"/>
+          <w:szCs w:val="22"/>
+          <w:lang w:val="en-GB"/>
+        </w:rPr>
+        <w:t>The ESP32-WROOM-32 is mounted on a breadboard and serves as the primary sensor node. All sensor and actuator connections are made using jumper wires on the breadboard as follows:</w:t>
+      </w:r>
+    </w:p>
+    <w:tbl>
+      <w:tblPr>
+        <w:tblStyle w:val="TableGrid"/>
+        <w:bidiVisual w:val="0"/>
+        <w:tblW w:w="0" w:type="auto"/>
+        <w:tblLook w:val="06A0" w:firstRow="1" w:lastRow="0" w:firstColumn="1" w:lastColumn="0" w:noHBand="1" w:noVBand="1"/>
+      </w:tblPr>
+      <w:tblGrid>
+        <w:gridCol w:w="3005"/>
+        <w:gridCol w:w="3005"/>
+        <w:gridCol w:w="3005"/>
+      </w:tblGrid>
+      <w:tr>
+        <w:trPr>
+          <w:trHeight w:val="300"/>
+        </w:trPr>
+        <w:tc>
+          <w:tcPr>
+            <w:tcW w:w="3005" w:type="dxa"/>
+            <w:tcMar/>
+          </w:tcPr>
+          <w:p>
+            <w:pPr>
+              <w:bidi w:val="0"/>
+              <w:spacing w:before="0" w:beforeAutospacing="off" w:after="0" w:afterAutospacing="off"/>
+              <w:jc w:val="center"/>
+            </w:pPr>
+            <w:r>
+              <w:rPr>
+                <w:b w:val="1"/>
+                <w:bCs w:val="1"/>
+              </w:rPr>
+              <w:t>Component</w:t>
+            </w:r>
+          </w:p>
+        </w:tc>
+        <w:tc>
+          <w:tcPr>
+            <w:tcW w:w="3005" w:type="dxa"/>
+            <w:tcMar/>
+          </w:tcPr>
+          <w:p>
+            <w:pPr>
+              <w:bidi w:val="0"/>
+              <w:spacing w:before="0" w:beforeAutospacing="off" w:after="0" w:afterAutospacing="off"/>
+              <w:jc w:val="center"/>
+            </w:pPr>
+            <w:r>
+              <w:rPr>
+                <w:b w:val="1"/>
+                <w:bCs w:val="1"/>
+              </w:rPr>
+              <w:t>ESP32 Pin</w:t>
+            </w:r>
+          </w:p>
+        </w:tc>
+        <w:tc>
+          <w:tcPr>
+            <w:tcW w:w="3005" w:type="dxa"/>
+            <w:tcMar/>
+          </w:tcPr>
+          <w:p>
+            <w:pPr>
+              <w:bidi w:val="0"/>
+              <w:spacing w:before="0" w:beforeAutospacing="off" w:after="0" w:afterAutospacing="off"/>
+              <w:jc w:val="center"/>
+            </w:pPr>
+            <w:r>
+              <w:rPr>
+                <w:b w:val="1"/>
+                <w:bCs w:val="1"/>
+              </w:rPr>
+              <w:t>Connection Type</w:t>
+            </w:r>
+          </w:p>
+        </w:tc>
+      </w:tr>
+      <w:tr>
+        <w:trPr>
+          <w:trHeight w:val="300"/>
+        </w:trPr>
+        <w:tc>
+          <w:tcPr>
+            <w:tcW w:w="3005" w:type="dxa"/>
+            <w:tcMar/>
+          </w:tcPr>
+          <w:p>
+            <w:pPr>
+              <w:bidi w:val="0"/>
+              <w:spacing w:before="0" w:beforeAutospacing="off" w:after="0" w:afterAutospacing="off"/>
+            </w:pPr>
+            <w:r>
+              <w:rPr/>
+              <w:t>PIR Sensor VCC</w:t>
+            </w:r>
+          </w:p>
+        </w:tc>
+        <w:tc>
+          <w:tcPr>
+            <w:tcW w:w="3005" w:type="dxa"/>
+            <w:tcMar/>
+          </w:tcPr>
+          <w:p>
+            <w:pPr>
+              <w:bidi w:val="0"/>
+              <w:spacing w:before="0" w:beforeAutospacing="off" w:after="0" w:afterAutospacing="off"/>
+            </w:pPr>
+            <w:r>
+              <w:rPr/>
+              <w:t>VIN (5V)</w:t>
+            </w:r>
+          </w:p>
+        </w:tc>
+        <w:tc>
+          <w:tcPr>
+            <w:tcW w:w="3005" w:type="dxa"/>
+            <w:tcMar/>
+          </w:tcPr>
+          <w:p>
+            <w:pPr>
+              <w:bidi w:val="0"/>
+              <w:spacing w:before="0" w:beforeAutospacing="off" w:after="0" w:afterAutospacing="off"/>
+            </w:pPr>
+            <w:r>
+              <w:rPr/>
+              <w:t>Power</w:t>
+            </w:r>
+          </w:p>
+        </w:tc>
+      </w:tr>
+      <w:tr>
+        <w:trPr>
+          <w:trHeight w:val="300"/>
+        </w:trPr>
+        <w:tc>
+          <w:tcPr>
+            <w:tcW w:w="3005" w:type="dxa"/>
+            <w:tcMar/>
+          </w:tcPr>
+          <w:p>
+            <w:pPr>
+              <w:bidi w:val="0"/>
+              <w:spacing w:before="0" w:beforeAutospacing="off" w:after="0" w:afterAutospacing="off"/>
+            </w:pPr>
+            <w:r>
+              <w:rPr/>
+              <w:t>PIR Sensor GND</w:t>
+            </w:r>
+          </w:p>
+        </w:tc>
+        <w:tc>
+          <w:tcPr>
+            <w:tcW w:w="3005" w:type="dxa"/>
+            <w:tcMar/>
+          </w:tcPr>
+          <w:p>
+            <w:pPr>
+              <w:bidi w:val="0"/>
+              <w:spacing w:before="0" w:beforeAutospacing="off" w:after="0" w:afterAutospacing="off"/>
+            </w:pPr>
+            <w:r>
+              <w:rPr/>
+              <w:t>GND</w:t>
+            </w:r>
+          </w:p>
+        </w:tc>
+        <w:tc>
+          <w:tcPr>
+            <w:tcW w:w="3005" w:type="dxa"/>
+            <w:tcMar/>
+          </w:tcPr>
+          <w:p>
+            <w:pPr>
+              <w:bidi w:val="0"/>
+              <w:spacing w:before="0" w:beforeAutospacing="off" w:after="0" w:afterAutospacing="off"/>
+            </w:pPr>
+            <w:r>
+              <w:rPr/>
+              <w:t>Ground</w:t>
+            </w:r>
+          </w:p>
+        </w:tc>
+      </w:tr>
+      <w:tr>
+        <w:trPr>
+          <w:trHeight w:val="300"/>
+        </w:trPr>
+        <w:tc>
+          <w:tcPr>
+            <w:tcW w:w="3005" w:type="dxa"/>
+            <w:tcMar/>
+          </w:tcPr>
+          <w:p>
+            <w:pPr>
+              <w:bidi w:val="0"/>
+              <w:spacing w:before="0" w:beforeAutospacing="off" w:after="0" w:afterAutospacing="off"/>
+            </w:pPr>
+            <w:r>
+              <w:rPr/>
+              <w:t>PIR Sensor OUT</w:t>
+            </w:r>
+          </w:p>
+        </w:tc>
+        <w:tc>
+          <w:tcPr>
+            <w:tcW w:w="3005" w:type="dxa"/>
+            <w:tcMar/>
+          </w:tcPr>
+          <w:p>
+            <w:pPr>
+              <w:bidi w:val="0"/>
+              <w:spacing w:before="0" w:beforeAutospacing="off" w:after="0" w:afterAutospacing="off"/>
+            </w:pPr>
+            <w:r>
+              <w:rPr/>
+              <w:t>GPIO 14</w:t>
+            </w:r>
+          </w:p>
+        </w:tc>
+        <w:tc>
+          <w:tcPr>
+            <w:tcW w:w="3005" w:type="dxa"/>
+            <w:tcMar/>
+          </w:tcPr>
+          <w:p>
+            <w:pPr>
+              <w:bidi w:val="0"/>
+              <w:spacing w:before="0" w:beforeAutospacing="off" w:after="0" w:afterAutospacing="off"/>
+            </w:pPr>
+            <w:r>
+              <w:rPr/>
+              <w:t>Digital Input</w:t>
+            </w:r>
+          </w:p>
+        </w:tc>
+      </w:tr>
+      <w:tr>
+        <w:trPr>
+          <w:trHeight w:val="300"/>
+        </w:trPr>
+        <w:tc>
+          <w:tcPr>
+            <w:tcW w:w="3005" w:type="dxa"/>
+            <w:tcMar/>
+          </w:tcPr>
+          <w:p>
+            <w:pPr>
+              <w:bidi w:val="0"/>
+              <w:spacing w:before="0" w:beforeAutospacing="off" w:after="0" w:afterAutospacing="off"/>
+            </w:pPr>
+            <w:r>
+              <w:rPr/>
+              <w:t>Relay Module VCC</w:t>
+            </w:r>
+          </w:p>
+        </w:tc>
+        <w:tc>
+          <w:tcPr>
+            <w:tcW w:w="3005" w:type="dxa"/>
+            <w:tcMar/>
+          </w:tcPr>
+          <w:p>
+            <w:pPr>
+              <w:bidi w:val="0"/>
+              <w:spacing w:before="0" w:beforeAutospacing="off" w:after="0" w:afterAutospacing="off"/>
+            </w:pPr>
+            <w:r>
+              <w:rPr/>
+              <w:t>VIN (5V)</w:t>
+            </w:r>
+          </w:p>
+        </w:tc>
+        <w:tc>
+          <w:tcPr>
+            <w:tcW w:w="3005" w:type="dxa"/>
+            <w:tcMar/>
+          </w:tcPr>
+          <w:p>
+            <w:pPr>
+              <w:bidi w:val="0"/>
+              <w:spacing w:before="0" w:beforeAutospacing="off" w:after="0" w:afterAutospacing="off"/>
+            </w:pPr>
+            <w:r>
+              <w:rPr/>
+              <w:t>Power</w:t>
+            </w:r>
+          </w:p>
+        </w:tc>
+      </w:tr>
+      <w:tr>
+        <w:trPr>
+          <w:trHeight w:val="300"/>
+        </w:trPr>
+        <w:tc>
+          <w:tcPr>
+            <w:tcW w:w="3005" w:type="dxa"/>
+            <w:tcMar/>
+          </w:tcPr>
+          <w:p>
+            <w:pPr>
+              <w:bidi w:val="0"/>
+              <w:spacing w:before="0" w:beforeAutospacing="off" w:after="0" w:afterAutospacing="off"/>
+            </w:pPr>
+            <w:r>
+              <w:rPr/>
+              <w:t>Relay Module GND</w:t>
+            </w:r>
+          </w:p>
+        </w:tc>
+        <w:tc>
+          <w:tcPr>
+            <w:tcW w:w="3005" w:type="dxa"/>
+            <w:tcMar/>
+          </w:tcPr>
+          <w:p>
+            <w:pPr>
+              <w:bidi w:val="0"/>
+              <w:spacing w:before="0" w:beforeAutospacing="off" w:after="0" w:afterAutospacing="off"/>
+            </w:pPr>
+            <w:r>
+              <w:rPr/>
+              <w:t>GND</w:t>
+            </w:r>
+          </w:p>
+        </w:tc>
+        <w:tc>
+          <w:tcPr>
+            <w:tcW w:w="3005" w:type="dxa"/>
+            <w:tcMar/>
+          </w:tcPr>
+          <w:p>
+            <w:pPr>
+              <w:bidi w:val="0"/>
+              <w:spacing w:before="0" w:beforeAutospacing="off" w:after="0" w:afterAutospacing="off"/>
+            </w:pPr>
+            <w:r>
+              <w:rPr/>
+              <w:t>Ground</w:t>
+            </w:r>
+          </w:p>
+        </w:tc>
+      </w:tr>
+      <w:tr>
+        <w:trPr>
+          <w:trHeight w:val="300"/>
+        </w:trPr>
+        <w:tc>
+          <w:tcPr>
+            <w:tcW w:w="3005" w:type="dxa"/>
+            <w:tcMar/>
+          </w:tcPr>
+          <w:p>
+            <w:pPr>
+              <w:bidi w:val="0"/>
+              <w:spacing w:before="0" w:beforeAutospacing="off" w:after="0" w:afterAutospacing="off"/>
+            </w:pPr>
+            <w:r>
+              <w:rPr/>
+              <w:t>Relay Module S</w:t>
+            </w:r>
+          </w:p>
+        </w:tc>
+        <w:tc>
+          <w:tcPr>
+            <w:tcW w:w="3005" w:type="dxa"/>
+            <w:tcMar/>
+          </w:tcPr>
+          <w:p>
+            <w:pPr>
+              <w:bidi w:val="0"/>
+              <w:spacing w:before="0" w:beforeAutospacing="off" w:after="0" w:afterAutospacing="off"/>
+            </w:pPr>
+            <w:r>
+              <w:rPr/>
+              <w:t>GPIO 26</w:t>
+            </w:r>
+          </w:p>
+        </w:tc>
+        <w:tc>
+          <w:tcPr>
+            <w:tcW w:w="3005" w:type="dxa"/>
+            <w:tcMar/>
+          </w:tcPr>
+          <w:p>
+            <w:pPr>
+              <w:bidi w:val="0"/>
+              <w:spacing w:before="0" w:beforeAutospacing="off" w:after="0" w:afterAutospacing="off"/>
+            </w:pPr>
+            <w:r>
+              <w:rPr/>
+              <w:t>Digital Output</w:t>
+            </w:r>
+          </w:p>
+        </w:tc>
+      </w:tr>
+      <w:tr>
+        <w:trPr>
+          <w:trHeight w:val="300"/>
+        </w:trPr>
+        <w:tc>
+          <w:tcPr>
+            <w:tcW w:w="3005" w:type="dxa"/>
+            <w:tcMar/>
+          </w:tcPr>
+          <w:p>
+            <w:pPr>
+              <w:bidi w:val="0"/>
+              <w:spacing w:before="0" w:beforeAutospacing="off" w:after="0" w:afterAutospacing="off"/>
+            </w:pPr>
+            <w:r>
+              <w:rPr/>
+              <w:t>BH1750 VCC</w:t>
+            </w:r>
+          </w:p>
+        </w:tc>
+        <w:tc>
+          <w:tcPr>
+            <w:tcW w:w="3005" w:type="dxa"/>
+            <w:tcMar/>
+          </w:tcPr>
+          <w:p>
+            <w:pPr>
+              <w:bidi w:val="0"/>
+              <w:spacing w:before="0" w:beforeAutospacing="off" w:after="0" w:afterAutospacing="off"/>
+            </w:pPr>
+            <w:r>
+              <w:rPr/>
+              <w:t>3.3V</w:t>
+            </w:r>
+          </w:p>
+        </w:tc>
+        <w:tc>
+          <w:tcPr>
+            <w:tcW w:w="3005" w:type="dxa"/>
+            <w:tcMar/>
+          </w:tcPr>
+          <w:p>
+            <w:pPr>
+              <w:bidi w:val="0"/>
+              <w:spacing w:before="0" w:beforeAutospacing="off" w:after="0" w:afterAutospacing="off"/>
+            </w:pPr>
+            <w:r>
+              <w:rPr/>
+              <w:t>Power</w:t>
+            </w:r>
+          </w:p>
+        </w:tc>
+      </w:tr>
+      <w:tr>
+        <w:trPr>
+          <w:trHeight w:val="300"/>
+        </w:trPr>
+        <w:tc>
+          <w:tcPr>
+            <w:tcW w:w="3005" w:type="dxa"/>
+            <w:tcMar/>
+          </w:tcPr>
+          <w:p>
+            <w:pPr>
+              <w:bidi w:val="0"/>
+              <w:spacing w:before="0" w:beforeAutospacing="off" w:after="0" w:afterAutospacing="off"/>
+            </w:pPr>
+            <w:r>
+              <w:rPr/>
+              <w:t>BH1750 GND</w:t>
+            </w:r>
+          </w:p>
+        </w:tc>
+        <w:tc>
+          <w:tcPr>
+            <w:tcW w:w="3005" w:type="dxa"/>
+            <w:tcMar/>
+          </w:tcPr>
+          <w:p>
+            <w:pPr>
+              <w:bidi w:val="0"/>
+              <w:spacing w:before="0" w:beforeAutospacing="off" w:after="0" w:afterAutospacing="off"/>
+            </w:pPr>
+            <w:r>
+              <w:rPr/>
+              <w:t>GND</w:t>
+            </w:r>
+          </w:p>
+        </w:tc>
+        <w:tc>
+          <w:tcPr>
+            <w:tcW w:w="3005" w:type="dxa"/>
+            <w:tcMar/>
+          </w:tcPr>
+          <w:p>
+            <w:pPr>
+              <w:bidi w:val="0"/>
+              <w:spacing w:before="0" w:beforeAutospacing="off" w:after="0" w:afterAutospacing="off"/>
+            </w:pPr>
+            <w:r>
+              <w:rPr/>
+              <w:t>Ground</w:t>
+            </w:r>
+          </w:p>
+        </w:tc>
+      </w:tr>
+      <w:tr>
+        <w:trPr>
+          <w:trHeight w:val="300"/>
+        </w:trPr>
+        <w:tc>
+          <w:tcPr>
+            <w:tcW w:w="3005" w:type="dxa"/>
+            <w:tcMar/>
+          </w:tcPr>
+          <w:p>
+            <w:pPr>
+              <w:bidi w:val="0"/>
+              <w:spacing w:before="0" w:beforeAutospacing="off" w:after="0" w:afterAutospacing="off"/>
+            </w:pPr>
+            <w:r>
+              <w:rPr/>
+              <w:t>BH1750 SDA</w:t>
+            </w:r>
+          </w:p>
+        </w:tc>
+        <w:tc>
+          <w:tcPr>
+            <w:tcW w:w="3005" w:type="dxa"/>
+            <w:tcMar/>
+          </w:tcPr>
+          <w:p>
+            <w:pPr>
+              <w:bidi w:val="0"/>
+              <w:spacing w:before="0" w:beforeAutospacing="off" w:after="0" w:afterAutospacing="off"/>
+            </w:pPr>
+            <w:r>
+              <w:rPr/>
+              <w:t>GPIO 21</w:t>
+            </w:r>
+          </w:p>
+        </w:tc>
+        <w:tc>
+          <w:tcPr>
+            <w:tcW w:w="3005" w:type="dxa"/>
+            <w:tcMar/>
+          </w:tcPr>
+          <w:p>
+            <w:pPr>
+              <w:bidi w:val="0"/>
+              <w:spacing w:before="0" w:beforeAutospacing="off" w:after="0" w:afterAutospacing="off"/>
+            </w:pPr>
+            <w:r>
+              <w:rPr/>
+              <w:t>I2C Data</w:t>
+            </w:r>
+          </w:p>
+        </w:tc>
+      </w:tr>
+      <w:tr>
+        <w:trPr>
+          <w:trHeight w:val="300"/>
+        </w:trPr>
+        <w:tc>
+          <w:tcPr>
+            <w:tcW w:w="3005" w:type="dxa"/>
+            <w:tcMar/>
+          </w:tcPr>
+          <w:p>
+            <w:pPr>
+              <w:bidi w:val="0"/>
+              <w:spacing w:before="0" w:beforeAutospacing="off" w:after="0" w:afterAutospacing="off"/>
+            </w:pPr>
+            <w:r>
+              <w:rPr/>
+              <w:t>BH1750 SCL</w:t>
+            </w:r>
+          </w:p>
+        </w:tc>
+        <w:tc>
+          <w:tcPr>
+            <w:tcW w:w="3005" w:type="dxa"/>
+            <w:tcMar/>
+          </w:tcPr>
+          <w:p>
+            <w:pPr>
+              <w:bidi w:val="0"/>
+              <w:spacing w:before="0" w:beforeAutospacing="off" w:after="0" w:afterAutospacing="off"/>
+            </w:pPr>
+            <w:r>
+              <w:rPr/>
+              <w:t>GPIO 22</w:t>
+            </w:r>
+          </w:p>
+        </w:tc>
+        <w:tc>
+          <w:tcPr>
+            <w:tcW w:w="3005" w:type="dxa"/>
+            <w:tcMar/>
+          </w:tcPr>
+          <w:p>
+            <w:pPr>
+              <w:bidi w:val="0"/>
+              <w:spacing w:before="0" w:beforeAutospacing="off" w:after="0" w:afterAutospacing="off"/>
+            </w:pPr>
+            <w:r>
+              <w:rPr/>
+              <w:t>I2C Clock</w:t>
+            </w:r>
+          </w:p>
+        </w:tc>
+      </w:tr>
+      <w:tr>
+        <w:trPr>
+          <w:trHeight w:val="300"/>
+        </w:trPr>
+        <w:tc>
+          <w:tcPr>
+            <w:tcW w:w="3005" w:type="dxa"/>
+            <w:tcMar/>
+          </w:tcPr>
+          <w:p>
+            <w:pPr>
+              <w:bidi w:val="0"/>
+              <w:spacing w:before="0" w:beforeAutospacing="off" w:after="0" w:afterAutospacing="off"/>
+            </w:pPr>
+            <w:r>
+              <w:rPr/>
+              <w:t>MQ-2 VCC</w:t>
+            </w:r>
+          </w:p>
+        </w:tc>
+        <w:tc>
+          <w:tcPr>
+            <w:tcW w:w="3005" w:type="dxa"/>
+            <w:tcMar/>
+          </w:tcPr>
+          <w:p>
+            <w:pPr>
+              <w:bidi w:val="0"/>
+              <w:spacing w:before="0" w:beforeAutospacing="off" w:after="0" w:afterAutospacing="off"/>
+            </w:pPr>
+            <w:r>
+              <w:rPr/>
+              <w:t>VIN (5V)</w:t>
+            </w:r>
+          </w:p>
+        </w:tc>
+        <w:tc>
+          <w:tcPr>
+            <w:tcW w:w="3005" w:type="dxa"/>
+            <w:tcMar/>
+          </w:tcPr>
+          <w:p>
+            <w:pPr>
+              <w:bidi w:val="0"/>
+              <w:spacing w:before="0" w:beforeAutospacing="off" w:after="0" w:afterAutospacing="off"/>
+            </w:pPr>
+            <w:r>
+              <w:rPr/>
+              <w:t>Power</w:t>
+            </w:r>
+          </w:p>
+        </w:tc>
+      </w:tr>
+      <w:tr>
+        <w:trPr>
+          <w:trHeight w:val="300"/>
+        </w:trPr>
+        <w:tc>
+          <w:tcPr>
+            <w:tcW w:w="3005" w:type="dxa"/>
+            <w:tcMar/>
+          </w:tcPr>
+          <w:p>
+            <w:pPr>
+              <w:bidi w:val="0"/>
+              <w:spacing w:before="0" w:beforeAutospacing="off" w:after="0" w:afterAutospacing="off"/>
+            </w:pPr>
+            <w:r>
+              <w:rPr/>
+              <w:t>MQ-2 GND</w:t>
+            </w:r>
+          </w:p>
+        </w:tc>
+        <w:tc>
+          <w:tcPr>
+            <w:tcW w:w="3005" w:type="dxa"/>
+            <w:tcMar/>
+          </w:tcPr>
+          <w:p>
+            <w:pPr>
+              <w:bidi w:val="0"/>
+              <w:spacing w:before="0" w:beforeAutospacing="off" w:after="0" w:afterAutospacing="off"/>
+            </w:pPr>
+            <w:r>
+              <w:rPr/>
+              <w:t>GND</w:t>
+            </w:r>
+          </w:p>
+        </w:tc>
+        <w:tc>
+          <w:tcPr>
+            <w:tcW w:w="3005" w:type="dxa"/>
+            <w:tcMar/>
+          </w:tcPr>
+          <w:p>
+            <w:pPr>
+              <w:bidi w:val="0"/>
+              <w:spacing w:before="0" w:beforeAutospacing="off" w:after="0" w:afterAutospacing="off"/>
+            </w:pPr>
+            <w:r>
+              <w:rPr/>
+              <w:t>Ground</w:t>
+            </w:r>
+          </w:p>
+        </w:tc>
+      </w:tr>
+      <w:tr>
+        <w:trPr>
+          <w:trHeight w:val="300"/>
+        </w:trPr>
+        <w:tc>
+          <w:tcPr>
+            <w:tcW w:w="3005" w:type="dxa"/>
+            <w:tcMar/>
+          </w:tcPr>
+          <w:p>
+            <w:pPr>
+              <w:bidi w:val="0"/>
+              <w:spacing w:before="0" w:beforeAutospacing="off" w:after="0" w:afterAutospacing="off"/>
+            </w:pPr>
+            <w:r>
+              <w:rPr/>
+              <w:t>MQ-2 AOUT</w:t>
+            </w:r>
+          </w:p>
+        </w:tc>
+        <w:tc>
+          <w:tcPr>
+            <w:tcW w:w="3005" w:type="dxa"/>
+            <w:tcMar/>
+          </w:tcPr>
+          <w:p>
+            <w:pPr>
+              <w:bidi w:val="0"/>
+              <w:spacing w:before="0" w:beforeAutospacing="off" w:after="0" w:afterAutospacing="off"/>
+            </w:pPr>
+            <w:r>
+              <w:rPr/>
+              <w:t>GPIO 34</w:t>
+            </w:r>
+          </w:p>
+        </w:tc>
+        <w:tc>
+          <w:tcPr>
+            <w:tcW w:w="3005" w:type="dxa"/>
+            <w:tcMar/>
+          </w:tcPr>
+          <w:p>
+            <w:pPr>
+              <w:bidi w:val="0"/>
+              <w:spacing w:before="0" w:beforeAutospacing="off" w:after="0" w:afterAutospacing="off"/>
+            </w:pPr>
+            <w:r>
+              <w:rPr/>
+              <w:t>Analog Input</w:t>
+            </w:r>
+          </w:p>
+        </w:tc>
+      </w:tr>
+    </w:tbl>
+    <w:p>
+      <w:pPr>
+        <w:bidi w:val="0"/>
+        <w:jc w:val="left"/>
+        <w:rPr>
+          <w:rFonts w:ascii="Times New Roman" w:hAnsi="Times New Roman" w:eastAsia="Times New Roman" w:cs="Times New Roman"/>
+          <w:noProof w:val="0"/>
+          <w:sz w:val="22"/>
+          <w:szCs w:val="22"/>
+          <w:lang w:val="en-GB"/>
+        </w:rPr>
+      </w:pPr>
+    </w:p>
+    <w:p>
+      <w:pPr>
+        <w:bidi w:val="0"/>
+        <w:jc w:val="left"/>
+      </w:pPr>
+      <w:r>
+        <w:rPr>
+          <w:rFonts w:ascii="Times New Roman" w:hAnsi="Times New Roman" w:eastAsia="Times New Roman" w:cs="Times New Roman"/>
+          <w:b w:val="1"/>
+          <w:bCs w:val="1"/>
+          <w:noProof w:val="0"/>
+          <w:sz w:val="22"/>
+          <w:szCs w:val="22"/>
+          <w:lang w:val="en-GB"/>
+        </w:rPr>
+        <w:t>ESP32-S3 Connections</w:t>
+      </w:r>
+    </w:p>
+    <w:p>
+      <w:pPr>
+        <w:bidi w:val="0"/>
+        <w:jc w:val="left"/>
+      </w:pPr>
+      <w:r>
+        <w:rPr>
+          <w:rFonts w:ascii="Times New Roman" w:hAnsi="Times New Roman" w:eastAsia="Times New Roman" w:cs="Times New Roman"/>
+          <w:noProof w:val="0"/>
+          <w:sz w:val="22"/>
+          <w:szCs w:val="22"/>
+          <w:lang w:val="en-GB"/>
+        </w:rPr>
+        <w:t>The ESP32-S3 connects to the Grove Vision AI V2 module via the Grove connector interface:</w:t>
+      </w:r>
+    </w:p>
+    <w:p>
+      <w:pPr>
+        <w:bidi w:val="0"/>
+        <w:jc w:val="left"/>
+        <w:rPr>
+          <w:rFonts w:ascii="Times New Roman" w:hAnsi="Times New Roman" w:eastAsia="Times New Roman" w:cs="Times New Roman"/>
+          <w:noProof w:val="0"/>
+          <w:sz w:val="22"/>
+          <w:szCs w:val="22"/>
+          <w:lang w:val="en-GB"/>
+        </w:rPr>
+      </w:pPr>
+    </w:p>
+    <w:tbl>
+      <w:tblPr>
+        <w:tblStyle w:val="TableGrid"/>
+        <w:bidiVisual w:val="0"/>
+        <w:tblW w:w="0" w:type="auto"/>
+        <w:tblLook w:val="06A0" w:firstRow="1" w:lastRow="0" w:firstColumn="1" w:lastColumn="0" w:noHBand="1" w:noVBand="1"/>
+      </w:tblPr>
+      <w:tblGrid>
+        <w:gridCol w:w="3005"/>
+        <w:gridCol w:w="3005"/>
+        <w:gridCol w:w="3005"/>
+      </w:tblGrid>
+      <w:tr>
+        <w:trPr>
+          <w:trHeight w:val="300"/>
+        </w:trPr>
+        <w:tc>
+          <w:tcPr>
+            <w:tcW w:w="3005" w:type="dxa"/>
+            <w:tcMar/>
+          </w:tcPr>
+          <w:p>
+            <w:pPr>
+              <w:bidi w:val="0"/>
+              <w:spacing w:before="0" w:beforeAutospacing="off" w:after="0" w:afterAutospacing="off"/>
+              <w:jc w:val="center"/>
+            </w:pPr>
+            <w:r>
+              <w:rPr>
+                <w:b w:val="1"/>
+                <w:bCs w:val="1"/>
+              </w:rPr>
+              <w:t>Component</w:t>
+            </w:r>
+          </w:p>
+        </w:tc>
+        <w:tc>
+          <w:tcPr>
+            <w:tcW w:w="3005" w:type="dxa"/>
+            <w:tcMar/>
+          </w:tcPr>
+          <w:p>
+            <w:pPr>
+              <w:bidi w:val="0"/>
+              <w:spacing w:before="0" w:beforeAutospacing="off" w:after="0" w:afterAutospacing="off"/>
+              <w:jc w:val="center"/>
+            </w:pPr>
+            <w:r>
+              <w:rPr>
+                <w:b w:val="1"/>
+                <w:bCs w:val="1"/>
+              </w:rPr>
+              <w:t>ESP32-S3 Pin</w:t>
+            </w:r>
+          </w:p>
+        </w:tc>
+        <w:tc>
+          <w:tcPr>
+            <w:tcW w:w="3005" w:type="dxa"/>
+            <w:tcMar/>
+          </w:tcPr>
+          <w:p>
+            <w:pPr>
+              <w:bidi w:val="0"/>
+              <w:spacing w:before="0" w:beforeAutospacing="off" w:after="0" w:afterAutospacing="off"/>
+              <w:jc w:val="center"/>
+            </w:pPr>
+            <w:r>
+              <w:rPr>
+                <w:b w:val="1"/>
+                <w:bCs w:val="1"/>
+              </w:rPr>
+              <w:t>Connection Type</w:t>
+            </w:r>
+          </w:p>
+        </w:tc>
+      </w:tr>
+      <w:tr>
+        <w:trPr>
+          <w:trHeight w:val="300"/>
+        </w:trPr>
+        <w:tc>
+          <w:tcPr>
+            <w:tcW w:w="3005" w:type="dxa"/>
+            <w:tcMar/>
+          </w:tcPr>
+          <w:p>
+            <w:pPr>
+              <w:bidi w:val="0"/>
+              <w:spacing w:before="0" w:beforeAutospacing="off" w:after="0" w:afterAutospacing="off"/>
+            </w:pPr>
+            <w:r>
+              <w:rPr/>
+              <w:t>Grove Vision AI VCC</w:t>
+            </w:r>
+          </w:p>
+        </w:tc>
+        <w:tc>
+          <w:tcPr>
+            <w:tcW w:w="3005" w:type="dxa"/>
+            <w:tcMar/>
+          </w:tcPr>
+          <w:p>
+            <w:pPr>
+              <w:bidi w:val="0"/>
+              <w:spacing w:before="0" w:beforeAutospacing="off" w:after="0" w:afterAutospacing="off"/>
+            </w:pPr>
+            <w:r>
+              <w:rPr/>
+              <w:t>3.3V</w:t>
+            </w:r>
+          </w:p>
+        </w:tc>
+        <w:tc>
+          <w:tcPr>
+            <w:tcW w:w="3005" w:type="dxa"/>
+            <w:tcMar/>
+          </w:tcPr>
+          <w:p>
+            <w:pPr>
+              <w:bidi w:val="0"/>
+              <w:spacing w:before="0" w:beforeAutospacing="off" w:after="0" w:afterAutospacing="off"/>
+            </w:pPr>
+            <w:r>
+              <w:rPr/>
+              <w:t>Power</w:t>
+            </w:r>
+          </w:p>
+        </w:tc>
+      </w:tr>
+      <w:tr>
+        <w:trPr>
+          <w:trHeight w:val="300"/>
+        </w:trPr>
+        <w:tc>
+          <w:tcPr>
+            <w:tcW w:w="3005" w:type="dxa"/>
+            <w:tcMar/>
+          </w:tcPr>
+          <w:p>
+            <w:pPr>
+              <w:bidi w:val="0"/>
+              <w:spacing w:before="0" w:beforeAutospacing="off" w:after="0" w:afterAutospacing="off"/>
+            </w:pPr>
+            <w:r>
+              <w:rPr/>
+              <w:t>Grove Vision AI GND</w:t>
+            </w:r>
+          </w:p>
+        </w:tc>
+        <w:tc>
+          <w:tcPr>
+            <w:tcW w:w="3005" w:type="dxa"/>
+            <w:tcMar/>
+          </w:tcPr>
+          <w:p>
+            <w:pPr>
+              <w:bidi w:val="0"/>
+              <w:spacing w:before="0" w:beforeAutospacing="off" w:after="0" w:afterAutospacing="off"/>
+            </w:pPr>
+            <w:r>
+              <w:rPr/>
+              <w:t>GND</w:t>
+            </w:r>
+          </w:p>
+        </w:tc>
+        <w:tc>
+          <w:tcPr>
+            <w:tcW w:w="3005" w:type="dxa"/>
+            <w:tcMar/>
+          </w:tcPr>
+          <w:p>
+            <w:pPr>
+              <w:bidi w:val="0"/>
+              <w:spacing w:before="0" w:beforeAutospacing="off" w:after="0" w:afterAutospacing="off"/>
+            </w:pPr>
+            <w:r>
+              <w:rPr/>
+              <w:t>Ground</w:t>
+            </w:r>
+          </w:p>
+        </w:tc>
+      </w:tr>
+      <w:tr>
+        <w:trPr>
+          <w:trHeight w:val="300"/>
+        </w:trPr>
+        <w:tc>
+          <w:tcPr>
+            <w:tcW w:w="3005" w:type="dxa"/>
+            <w:tcMar/>
+          </w:tcPr>
+          <w:p>
+            <w:pPr>
+              <w:bidi w:val="0"/>
+              <w:spacing w:before="0" w:beforeAutospacing="off" w:after="0" w:afterAutospacing="off"/>
+            </w:pPr>
+            <w:r>
+              <w:rPr/>
+              <w:t>Grove Vision AI SDA</w:t>
+            </w:r>
+          </w:p>
+        </w:tc>
+        <w:tc>
+          <w:tcPr>
+            <w:tcW w:w="3005" w:type="dxa"/>
+            <w:tcMar/>
+          </w:tcPr>
+          <w:p>
+            <w:pPr>
+              <w:bidi w:val="0"/>
+              <w:spacing w:before="0" w:beforeAutospacing="off" w:after="0" w:afterAutospacing="off"/>
+            </w:pPr>
+            <w:r>
+              <w:rPr/>
+              <w:t>GPIO 5</w:t>
+            </w:r>
+          </w:p>
+        </w:tc>
+        <w:tc>
+          <w:tcPr>
+            <w:tcW w:w="3005" w:type="dxa"/>
+            <w:tcMar/>
+          </w:tcPr>
+          <w:p>
+            <w:pPr>
+              <w:bidi w:val="0"/>
+              <w:spacing w:before="0" w:beforeAutospacing="off" w:after="0" w:afterAutospacing="off"/>
+            </w:pPr>
+            <w:r>
+              <w:rPr/>
+              <w:t>I2C Data</w:t>
+            </w:r>
+          </w:p>
+        </w:tc>
+      </w:tr>
+      <w:tr>
+        <w:trPr>
+          <w:trHeight w:val="300"/>
+        </w:trPr>
+        <w:tc>
+          <w:tcPr>
+            <w:tcW w:w="3005" w:type="dxa"/>
+            <w:tcMar/>
+          </w:tcPr>
+          <w:p>
+            <w:pPr>
+              <w:bidi w:val="0"/>
+              <w:spacing w:before="0" w:beforeAutospacing="off" w:after="0" w:afterAutospacing="off"/>
+            </w:pPr>
+            <w:r>
+              <w:rPr/>
+              <w:t>Grove Vision AI SCL</w:t>
+            </w:r>
+          </w:p>
+        </w:tc>
+        <w:tc>
+          <w:tcPr>
+            <w:tcW w:w="3005" w:type="dxa"/>
+            <w:tcMar/>
+          </w:tcPr>
+          <w:p>
+            <w:pPr>
+              <w:bidi w:val="0"/>
+              <w:spacing w:before="0" w:beforeAutospacing="off" w:after="0" w:afterAutospacing="off"/>
+            </w:pPr>
+            <w:r>
+              <w:rPr/>
+              <w:t>GPIO 6</w:t>
+            </w:r>
+          </w:p>
+        </w:tc>
+        <w:tc>
+          <w:tcPr>
+            <w:tcW w:w="3005" w:type="dxa"/>
+            <w:tcMar/>
+          </w:tcPr>
+          <w:p>
+            <w:pPr>
+              <w:bidi w:val="0"/>
+              <w:spacing w:before="0" w:beforeAutospacing="off" w:after="0" w:afterAutospacing="off"/>
+            </w:pPr>
+            <w:r>
+              <w:rPr/>
+              <w:t>I2C Clock</w:t>
+            </w:r>
+          </w:p>
+        </w:tc>
+      </w:tr>
+    </w:tbl>
+    <w:p>
+      <w:pPr>
+        <w:pStyle w:val="Normal"/>
+        <w:suppressLineNumbers w:val="0"/>
+        <w:bidi w:val="0"/>
+        <w:spacing w:before="240" w:beforeAutospacing="off" w:after="240" w:afterAutospacing="off" w:line="279" w:lineRule="auto"/>
+        <w:ind w:left="0" w:right="0"/>
+        <w:jc w:val="left"/>
+        <w:rPr>
+          <w:rFonts w:ascii="Times New Roman" w:hAnsi="Times New Roman" w:eastAsia="Times New Roman" w:cs="Times New Roman"/>
+          <w:noProof w:val="0"/>
+          <w:sz w:val="22"/>
+          <w:szCs w:val="22"/>
+          <w:lang w:val="en-GB"/>
+        </w:rPr>
+      </w:pPr>
+    </w:p>
+    <w:p>
+      <w:pPr>
+        <w:pStyle w:val="Normal"/>
+        <w:bidi w:val="0"/>
+        <w:spacing w:before="240" w:beforeAutospacing="off" w:after="240" w:afterAutospacing="off" w:line="279" w:lineRule="auto"/>
+        <w:ind w:left="0" w:right="0"/>
+        <w:jc w:val="left"/>
+      </w:pPr>
+      <w:r>
+        <w:rPr>
+          <w:rFonts w:ascii="Times New Roman" w:hAnsi="Times New Roman" w:eastAsia="Times New Roman" w:cs="Times New Roman"/>
+          <w:noProof w:val="0"/>
+          <w:sz w:val="22"/>
+          <w:szCs w:val="22"/>
+          <w:lang w:val="en-GB"/>
+        </w:rPr>
+        <w:t>Raspberry Pi 4B Connections</w:t>
+      </w:r>
+    </w:p>
+    <w:tbl>
+      <w:tblPr>
+        <w:tblStyle w:val="TableGrid"/>
+        <w:bidiVisual w:val="0"/>
+        <w:tblW w:w="0" w:type="auto"/>
+        <w:tblLook w:val="06A0" w:firstRow="1" w:lastRow="0" w:firstColumn="1" w:lastColumn="0" w:noHBand="1" w:noVBand="1"/>
+      </w:tblPr>
+      <w:tblGrid>
+        <w:gridCol w:w="3005"/>
+        <w:gridCol w:w="3005"/>
+        <w:gridCol w:w="3005"/>
+      </w:tblGrid>
+      <w:tr>
+        <w:trPr>
+          <w:trHeight w:val="300"/>
+        </w:trPr>
+        <w:tc>
+          <w:tcPr>
+            <w:tcW w:w="3005" w:type="dxa"/>
+            <w:tcMar/>
+          </w:tcPr>
+          <w:p>
+            <w:pPr>
+              <w:bidi w:val="0"/>
+              <w:spacing w:before="0" w:beforeAutospacing="off" w:after="0" w:afterAutospacing="off"/>
+              <w:jc w:val="center"/>
+            </w:pPr>
+            <w:r>
+              <w:rPr>
+                <w:b w:val="1"/>
+                <w:bCs w:val="1"/>
+              </w:rPr>
+              <w:t>Component</w:t>
+            </w:r>
+          </w:p>
+        </w:tc>
+        <w:tc>
+          <w:tcPr>
+            <w:tcW w:w="3005" w:type="dxa"/>
+            <w:tcMar/>
+          </w:tcPr>
+          <w:p>
+            <w:pPr>
+              <w:bidi w:val="0"/>
+              <w:spacing w:before="0" w:beforeAutospacing="off" w:after="0" w:afterAutospacing="off"/>
+              <w:jc w:val="center"/>
+            </w:pPr>
+            <w:r>
+              <w:rPr>
+                <w:b w:val="1"/>
+                <w:bCs w:val="1"/>
+              </w:rPr>
+              <w:t>Connection</w:t>
+            </w:r>
+          </w:p>
+        </w:tc>
+        <w:tc>
+          <w:tcPr>
+            <w:tcW w:w="3005" w:type="dxa"/>
+            <w:tcMar/>
+          </w:tcPr>
+          <w:p>
+            <w:pPr>
+              <w:bidi w:val="0"/>
+              <w:spacing w:before="0" w:beforeAutospacing="off" w:after="0" w:afterAutospacing="off"/>
+              <w:jc w:val="center"/>
+            </w:pPr>
+            <w:r>
+              <w:rPr>
+                <w:b w:val="1"/>
+                <w:bCs w:val="1"/>
+              </w:rPr>
+              <w:t>Interface</w:t>
+            </w:r>
+          </w:p>
+        </w:tc>
+      </w:tr>
+      <w:tr>
+        <w:trPr>
+          <w:trHeight w:val="300"/>
+        </w:trPr>
+        <w:tc>
+          <w:tcPr>
+            <w:tcW w:w="3005" w:type="dxa"/>
+            <w:tcMar/>
+          </w:tcPr>
+          <w:p>
+            <w:pPr>
+              <w:bidi w:val="0"/>
+              <w:spacing w:before="0" w:beforeAutospacing="off" w:after="0" w:afterAutospacing="off"/>
+            </w:pPr>
+            <w:r>
+              <w:rPr/>
+              <w:t>Waveshare 4.3" Display</w:t>
+            </w:r>
+          </w:p>
+        </w:tc>
+        <w:tc>
+          <w:tcPr>
+            <w:tcW w:w="3005" w:type="dxa"/>
+            <w:tcMar/>
+          </w:tcPr>
+          <w:p>
+            <w:pPr>
+              <w:bidi w:val="0"/>
+              <w:spacing w:before="0" w:beforeAutospacing="off" w:after="0" w:afterAutospacing="off"/>
+            </w:pPr>
+            <w:r>
+              <w:rPr/>
+              <w:t>HDMI port</w:t>
+            </w:r>
+          </w:p>
+        </w:tc>
+        <w:tc>
+          <w:tcPr>
+            <w:tcW w:w="3005" w:type="dxa"/>
+            <w:tcMar/>
+          </w:tcPr>
+          <w:p>
+            <w:pPr>
+              <w:bidi w:val="0"/>
+              <w:spacing w:before="0" w:beforeAutospacing="off" w:after="0" w:afterAutospacing="off"/>
+            </w:pPr>
+            <w:r>
+              <w:rPr/>
+              <w:t>Video output</w:t>
+            </w:r>
+          </w:p>
+        </w:tc>
+      </w:tr>
+      <w:tr>
+        <w:trPr>
+          <w:trHeight w:val="300"/>
+        </w:trPr>
+        <w:tc>
+          <w:tcPr>
+            <w:tcW w:w="3005" w:type="dxa"/>
+            <w:tcMar/>
+          </w:tcPr>
+          <w:p>
+            <w:pPr>
+              <w:bidi w:val="0"/>
+              <w:spacing w:before="0" w:beforeAutospacing="off" w:after="0" w:afterAutospacing="off"/>
+            </w:pPr>
+            <w:r>
+              <w:rPr/>
+              <w:t>Waveshare Touch Input</w:t>
+            </w:r>
+          </w:p>
+        </w:tc>
+        <w:tc>
+          <w:tcPr>
+            <w:tcW w:w="3005" w:type="dxa"/>
+            <w:tcMar/>
+          </w:tcPr>
+          <w:p>
+            <w:pPr>
+              <w:bidi w:val="0"/>
+              <w:spacing w:before="0" w:beforeAutospacing="off" w:after="0" w:afterAutospacing="off"/>
+            </w:pPr>
+            <w:r>
+              <w:rPr/>
+              <w:t>USB port</w:t>
+            </w:r>
+          </w:p>
+        </w:tc>
+        <w:tc>
+          <w:tcPr>
+            <w:tcW w:w="3005" w:type="dxa"/>
+            <w:tcMar/>
+          </w:tcPr>
+          <w:p>
+            <w:pPr>
+              <w:bidi w:val="0"/>
+              <w:spacing w:before="0" w:beforeAutospacing="off" w:after="0" w:afterAutospacing="off"/>
+            </w:pPr>
+            <w:r>
+              <w:rPr/>
+              <w:t>HID pointer</w:t>
+            </w:r>
+          </w:p>
+        </w:tc>
+      </w:tr>
+      <w:tr>
+        <w:trPr>
+          <w:trHeight w:val="300"/>
+        </w:trPr>
+        <w:tc>
+          <w:tcPr>
+            <w:tcW w:w="3005" w:type="dxa"/>
+            <w:tcMar/>
+          </w:tcPr>
+          <w:p>
+            <w:pPr>
+              <w:bidi w:val="0"/>
+              <w:spacing w:before="0" w:beforeAutospacing="off" w:after="0" w:afterAutospacing="off"/>
+            </w:pPr>
+            <w:r>
+              <w:rPr/>
+              <w:t>Power Supply</w:t>
+            </w:r>
+          </w:p>
+        </w:tc>
+        <w:tc>
+          <w:tcPr>
+            <w:tcW w:w="3005" w:type="dxa"/>
+            <w:tcMar/>
+          </w:tcPr>
+          <w:p>
+            <w:pPr>
+              <w:bidi w:val="0"/>
+              <w:spacing w:before="0" w:beforeAutospacing="off" w:after="0" w:afterAutospacing="off"/>
+            </w:pPr>
+            <w:r>
+              <w:rPr/>
+              <w:t>USB-C port</w:t>
+            </w:r>
+          </w:p>
+        </w:tc>
+        <w:tc>
+          <w:tcPr>
+            <w:tcW w:w="3005" w:type="dxa"/>
+            <w:tcMar/>
+          </w:tcPr>
+          <w:p>
+            <w:pPr>
+              <w:bidi w:val="0"/>
+              <w:spacing w:before="0" w:beforeAutospacing="off" w:after="0" w:afterAutospacing="off"/>
+            </w:pPr>
+            <w:r>
+              <w:rPr/>
+              <w:t>5V 3A</w:t>
+            </w:r>
+          </w:p>
+        </w:tc>
+      </w:tr>
+    </w:tbl>
+    <w:p>
+      <w:pPr>
+        <w:spacing w:before="240" w:beforeAutospacing="off" w:after="240" w:afterAutospacing="off"/>
+        <w:jc w:val="left"/>
+        <w:rPr>
+          <w:rFonts w:ascii="Times New Roman" w:hAnsi="Times New Roman" w:eastAsia="Times New Roman" w:cs="Times New Roman"/>
+          <w:b w:val="1"/>
+          <w:bCs w:val="1"/>
+          <w:noProof w:val="0"/>
+          <w:sz w:val="22"/>
+          <w:szCs w:val="22"/>
+          <w:lang w:val="en-GB"/>
+        </w:rPr>
+      </w:pPr>
+    </w:p>
+    <w:p>
+      <w:pPr>
+        <w:spacing w:before="240" w:beforeAutospacing="off" w:after="240" w:afterAutospacing="off"/>
+        <w:jc w:val="left"/>
+      </w:pPr>
+      <w:r>
+        <w:rPr>
+          <w:rFonts w:ascii="Times New Roman" w:hAnsi="Times New Roman" w:eastAsia="Times New Roman" w:cs="Times New Roman"/>
+          <w:b w:val="1"/>
+          <w:bCs w:val="1"/>
+          <w:noProof w:val="0"/>
+          <w:sz w:val="22"/>
+          <w:szCs w:val="22"/>
+          <w:lang w:val="en-GB"/>
+        </w:rPr>
+        <w:t>Power Distribution</w:t>
+      </w:r>
+    </w:p>
+    <w:p>
+      <w:pPr>
+        <w:spacing w:before="240" w:beforeAutospacing="off" w:after="240" w:afterAutospacing="off"/>
+        <w:jc w:val="left"/>
+      </w:pPr>
+      <w:r>
+        <w:rPr>
+          <w:rFonts w:ascii="Times New Roman" w:hAnsi="Times New Roman" w:eastAsia="Times New Roman" w:cs="Times New Roman"/>
+          <w:noProof w:val="0"/>
+          <w:sz w:val="22"/>
+          <w:szCs w:val="22"/>
+          <w:lang w:val="en-GB"/>
+        </w:rPr>
+        <w:t>The ESP32-WROOM-32 is powered via USB from a laptop or USB power adapter during development. The 5V VIN pin provides power to the PIR sensor, relay module, and MQ-2 sensor. The 3.3V pin provides power to the BH1750 light sensor. The Raspberry Pi 4B is powered separately via its USB-C port with a dedicated 5V 3A power supply.</w:t>
+      </w:r>
+    </w:p>
+    <w:p>
+      <w:pPr>
+        <w:spacing w:before="240" w:beforeAutospacing="off" w:after="240" w:afterAutospacing="off"/>
+        <w:jc w:val="left"/>
+      </w:pPr>
+      <w:r>
+        <w:rPr>
+          <w:rFonts w:ascii="Times New Roman" w:hAnsi="Times New Roman" w:eastAsia="Times New Roman" w:cs="Times New Roman"/>
+          <w:noProof w:val="0"/>
+          <w:sz w:val="22"/>
+          <w:szCs w:val="22"/>
+          <w:lang w:val="en-GB"/>
+        </w:rPr>
+        <w:t>All wiring connections described above are implemented on a solderless breadboard using male-to-male and male-to-female jumper wires.</w:t>
+      </w:r>
+    </w:p>
+    <w:p>
+      <w:pPr>
+        <w:pStyle w:val="Normal"/>
+        <w:spacing w:before="240" w:beforeAutospacing="off" w:after="240" w:afterAutospacing="off"/>
+        <w:jc w:val="left"/>
+      </w:pPr>
+      <w:r>
+        <w:rPr>
+          <w:rFonts w:ascii="Times New Roman" w:hAnsi="Times New Roman" w:eastAsia="Times New Roman" w:cs="Times New Roman"/>
+          <w:noProof w:val="0"/>
+          <w:sz w:val="22"/>
+          <w:szCs w:val="22"/>
+          <w:lang w:val="en-GB"/>
+        </w:rPr>
+        <w:t>CHAPTER 4 | IMPLEMENATION PART 1</w:t>
+      </w:r>
+    </w:p>
+    <w:p>
+      <w:pPr>
+        <w:spacing w:before="0" w:beforeAutospacing="off" w:after="0" w:afterAutospacing="off"/>
+        <w:jc w:val="left"/>
+      </w:pPr>
+      <w:r>
+        <w:rPr>
+          <w:rFonts w:ascii="Times New Roman" w:hAnsi="Times New Roman" w:eastAsia="Times New Roman" w:cs="Times New Roman"/>
+          <w:b w:val="1"/>
+          <w:bCs w:val="1"/>
+          <w:noProof w:val="0"/>
+          <w:sz w:val="22"/>
+          <w:szCs w:val="22"/>
+          <w:lang w:val="en-GB"/>
+        </w:rPr>
+        <w:t>4.1 Raspberry Pi Setup and Home Assistant Installation</w:t>
+      </w:r>
+    </w:p>
+    <w:p>
+      <w:pPr>
+        <w:spacing w:before="0" w:beforeAutospacing="off" w:after="0" w:afterAutospacing="off"/>
+        <w:jc w:val="left"/>
+      </w:pPr>
+      <w:r>
+        <w:rPr>
+          <w:rFonts w:ascii="Times New Roman" w:hAnsi="Times New Roman" w:eastAsia="Times New Roman" w:cs="Times New Roman"/>
+          <w:noProof w:val="0"/>
+          <w:sz w:val="22"/>
+          <w:szCs w:val="22"/>
+          <w:lang w:val="en-GB"/>
+        </w:rPr>
+        <w:t>The Raspberry Pi 4B was set up as the central hub of the smart home system by installing Home Assistant OS on a microSD card and configuring the initial system settings.</w:t>
+      </w:r>
+    </w:p>
+    <w:p>
+      <w:pPr>
+        <w:spacing w:before="0" w:beforeAutospacing="off" w:after="0" w:afterAutospacing="off"/>
+        <w:jc w:val="left"/>
+      </w:pPr>
+      <w:r>
+        <w:rPr>
+          <w:rFonts w:ascii="Times New Roman" w:hAnsi="Times New Roman" w:eastAsia="Times New Roman" w:cs="Times New Roman"/>
+          <w:noProof w:val="0"/>
+          <w:sz w:val="22"/>
+          <w:szCs w:val="22"/>
+          <w:lang w:val="en-GB"/>
+        </w:rPr>
+        <w:t>The installation began by downloading the official Home Assistant OS image for Raspberry Pi 4 from the Home Assistant website. Raspberry Pi Imager was used to flash the image onto a 32GB microSD card. The Waveshare 4.3 inch HDMI touchscreen was connected to the Pi via HDMI before powering on, and the USB touch cable was connected to one of the Pi's USB ports. The Pi was then powered on using a 5V 3A USB-C power supply.</w:t>
+      </w:r>
+    </w:p>
+    <w:p>
+      <w:pPr>
+        <w:spacing w:before="0" w:beforeAutospacing="off" w:after="0" w:afterAutospacing="off"/>
+        <w:jc w:val="left"/>
+      </w:pPr>
+      <w:r>
+        <w:rPr>
+          <w:rFonts w:ascii="Times New Roman" w:hAnsi="Times New Roman" w:eastAsia="Times New Roman" w:cs="Times New Roman"/>
+          <w:noProof w:val="0"/>
+          <w:sz w:val="22"/>
+          <w:szCs w:val="22"/>
+          <w:lang w:val="en-GB"/>
+        </w:rPr>
+        <w:t>After approximately two minutes, Home Assistant OS completed its first boot and displayed the system ready message on the Waveshare screen. The system was accessed from a laptop browser by navigating to homeassistant.local:8123, where the initial setup wizard was completed. During setup, a user account was created with a username and password, and the home location was configured for Bydgoszcz, Poland, enabling time-based automations such as sunrise and sunset triggers.</w:t>
+      </w:r>
+    </w:p>
+    <w:p>
+      <w:pPr>
+        <w:spacing w:before="0" w:beforeAutospacing="off" w:after="0" w:afterAutospacing="off"/>
+        <w:jc w:val="left"/>
+      </w:pPr>
+      <w:r>
+        <w:rPr>
+          <w:rFonts w:ascii="Times New Roman" w:hAnsi="Times New Roman" w:eastAsia="Times New Roman" w:cs="Times New Roman"/>
+          <w:noProof w:val="0"/>
+          <w:sz w:val="22"/>
+          <w:szCs w:val="22"/>
+          <w:lang w:val="en-GB"/>
+        </w:rPr>
+        <w:t>Initial WiFi connectivity was established by connecting the Pi to a mobile hotspot. One challenge encountered during setup was that the Add-ons section did not appear in the Settings menu immediately after installation. This was resolved by navigating directly to the Apps section, which is the updated name for the Add-on store in Home Assistant 2026. A screenshot of the completed Home Assistant dashboard after initial setup is shown in Figure 2.</w:t>
+      </w:r>
+    </w:p>
+    <w:p>
+      <w:pPr>
+        <w:spacing w:before="0" w:beforeAutospacing="off" w:after="0" w:afterAutospacing="off"/>
+        <w:jc w:val="left"/>
+        <w:rPr>
+          <w:rFonts w:ascii="Times New Roman" w:hAnsi="Times New Roman" w:eastAsia="Times New Roman" w:cs="Times New Roman"/>
+          <w:noProof w:val="0"/>
+          <w:sz w:val="22"/>
+          <w:szCs w:val="22"/>
+          <w:lang w:val="en-GB"/>
+        </w:rPr>
+      </w:pPr>
+      <w:r>
+        <w:drawing>
+          <wp:inline wp14:editId="2E118ECA" wp14:anchorId="278F9DEC">
+            <wp:extent cx="5724525" cy="2962275"/>
+            <wp:effectExtent l="0" t="0" r="0" b="0"/>
+            <wp:docPr id="1532133105" name="drawing"/>
+            <wp:cNvGraphicFramePr>
+              <a:graphicFrameLocks noChangeAspect="1"/>
+            </wp:cNvGraphicFramePr>
+            <a:graphic>
+              <a:graphicData xmlns:a="http://schemas.openxmlformats.org/drawingml/2006/main" uri="http://schemas.openxmlformats.org/drawingml/2006/picture">
+                <pic:pic xmlns:pic="http://schemas.openxmlformats.org/drawingml/2006/picture">
+                  <pic:nvPicPr>
+                    <pic:cNvPr id="1532133105" name="Picture 1532133105"/>
+                    <pic:cNvPicPr/>
+                  </pic:nvPicPr>
+                  <pic:blipFill>
+                    <a:blip xmlns:r="http://schemas.openxmlformats.org/officeDocument/2006/relationships" r:embed="rId139297520">
+                      <a:extLst>
+                        <a:ext uri="{28A0092B-C50C-407E-A947-70E740481C1C}">
+                          <a14:useLocalDpi xmlns:a14="http://schemas.microsoft.com/office/drawing/2010/main"/>
+                        </a:ext>
+                      </a:extLst>
+                    </a:blip>
+                    <a:stretch>
+                      <a:fillRect/>
+                    </a:stretch>
+                  </pic:blipFill>
+                  <pic:spPr>
+                    <a:xfrm>
+                      <a:off x="0" y="0"/>
+                      <a:ext cx="5724525" cy="2962275"/>
+                    </a:xfrm>
+                    <a:prstGeom prst="rect">
+                      <a:avLst/>
+                    </a:prstGeom>
+                  </pic:spPr>
+                </pic:pic>
+              </a:graphicData>
+            </a:graphic>
+          </wp:inline>
+        </w:drawing>
       </w:r>
     </w:p>
     <w:p>
@@ -5500,10 +9390,2819 @@
         <w:spacing w:before="0" w:beforeAutospacing="off" w:after="0" w:afterAutospacing="off"/>
         <w:jc w:val="left"/>
         <w:rPr>
+          <w:rFonts w:ascii="Times New Roman" w:hAnsi="Times New Roman" w:eastAsia="Times New Roman" w:cs="Times New Roman"/>
+          <w:i w:val="1"/>
+          <w:iCs w:val="1"/>
+          <w:noProof w:val="0"/>
+          <w:sz w:val="22"/>
+          <w:szCs w:val="22"/>
+          <w:lang w:val="en-GB"/>
+        </w:rPr>
+      </w:pPr>
+      <w:r>
+        <w:rPr>
+          <w:rFonts w:ascii="Times New Roman" w:hAnsi="Times New Roman" w:eastAsia="Times New Roman" w:cs="Times New Roman"/>
+          <w:i w:val="1"/>
+          <w:iCs w:val="1"/>
+          <w:noProof w:val="0"/>
+          <w:sz w:val="22"/>
+          <w:szCs w:val="22"/>
+          <w:lang w:val="en-GB"/>
+        </w:rPr>
+        <w:t>[Figure 2 — HA dashboard after</w:t>
+      </w:r>
+      <w:r>
+        <w:rPr>
+          <w:rFonts w:ascii="Times New Roman" w:hAnsi="Times New Roman" w:eastAsia="Times New Roman" w:cs="Times New Roman"/>
+          <w:i w:val="1"/>
+          <w:iCs w:val="1"/>
+          <w:noProof w:val="0"/>
+          <w:sz w:val="22"/>
+          <w:szCs w:val="22"/>
+          <w:lang w:val="en-GB"/>
+        </w:rPr>
+        <w:t xml:space="preserve"> initia</w:t>
+      </w:r>
+      <w:r>
+        <w:rPr>
+          <w:rFonts w:ascii="Times New Roman" w:hAnsi="Times New Roman" w:eastAsia="Times New Roman" w:cs="Times New Roman"/>
+          <w:i w:val="1"/>
+          <w:iCs w:val="1"/>
+          <w:noProof w:val="0"/>
+          <w:sz w:val="22"/>
+          <w:szCs w:val="22"/>
+          <w:lang w:val="en-GB"/>
+        </w:rPr>
+        <w:t>l setup]</w:t>
+      </w:r>
+    </w:p>
+    <w:p>
+      <w:pPr>
+        <w:spacing w:before="0" w:beforeAutospacing="off" w:after="0" w:afterAutospacing="off"/>
+        <w:jc w:val="left"/>
+      </w:pPr>
+      <w:r>
+        <w:rPr>
+          <w:rFonts w:ascii="Times New Roman" w:hAnsi="Times New Roman" w:eastAsia="Times New Roman" w:cs="Times New Roman"/>
+          <w:noProof w:val="0"/>
+          <w:sz w:val="22"/>
+          <w:szCs w:val="22"/>
+          <w:lang w:val="en-GB"/>
+        </w:rPr>
+        <w:t>The Home Assistant version installed was Core 2026.6.0, Supervisor 2026.05.1, and Operating System 17.3, running on a Raspberry Pi 4 (rpi4-64 architecture). These version details were confirmed through the Settings → About page and are shown in Figure 3.</w:t>
+      </w:r>
+    </w:p>
+    <w:p>
+      <w:pPr>
+        <w:spacing w:before="0" w:beforeAutospacing="off" w:after="0" w:afterAutospacing="off"/>
+        <w:jc w:val="left"/>
+        <w:rPr>
+          <w:rFonts w:ascii="Times New Roman" w:hAnsi="Times New Roman" w:eastAsia="Times New Roman" w:cs="Times New Roman"/>
+          <w:noProof w:val="0"/>
+          <w:sz w:val="22"/>
+          <w:szCs w:val="22"/>
+          <w:lang w:val="en-GB"/>
+        </w:rPr>
+      </w:pPr>
+    </w:p>
+    <w:p>
+      <w:pPr>
+        <w:spacing w:before="0" w:beforeAutospacing="off" w:after="0" w:afterAutospacing="off"/>
+        <w:jc w:val="left"/>
+        <w:rPr>
+          <w:rFonts w:ascii="Times New Roman" w:hAnsi="Times New Roman" w:eastAsia="Times New Roman" w:cs="Times New Roman"/>
+          <w:i w:val="1"/>
+          <w:iCs w:val="1"/>
+          <w:noProof w:val="0"/>
+          <w:sz w:val="22"/>
+          <w:szCs w:val="22"/>
+          <w:lang w:val="en-GB"/>
+        </w:rPr>
+      </w:pPr>
+      <w:r>
+        <w:drawing>
+          <wp:inline wp14:editId="33116F86" wp14:anchorId="28B0008B">
+            <wp:extent cx="5953125" cy="2832935"/>
+            <wp:effectExtent l="0" t="0" r="0" b="0"/>
+            <wp:docPr id="1201634917" name="drawing"/>
+            <wp:cNvGraphicFramePr>
+              <a:graphicFrameLocks noChangeAspect="1"/>
+            </wp:cNvGraphicFramePr>
+            <a:graphic>
+              <a:graphicData xmlns:a="http://schemas.openxmlformats.org/drawingml/2006/main" uri="http://schemas.openxmlformats.org/drawingml/2006/picture">
+                <pic:pic xmlns:pic="http://schemas.openxmlformats.org/drawingml/2006/picture">
+                  <pic:nvPicPr>
+                    <pic:cNvPr id="1201634917" name="Picture 1201634917"/>
+                    <pic:cNvPicPr/>
+                  </pic:nvPicPr>
+                  <pic:blipFill>
+                    <a:blip xmlns:r="http://schemas.openxmlformats.org/officeDocument/2006/relationships" r:embed="rId1193668740">
+                      <a:extLst>
+                        <a:ext uri="{28A0092B-C50C-407E-A947-70E740481C1C}">
+                          <a14:useLocalDpi xmlns:a14="http://schemas.microsoft.com/office/drawing/2010/main"/>
+                        </a:ext>
+                      </a:extLst>
+                    </a:blip>
+                    <a:stretch>
+                      <a:fillRect/>
+                    </a:stretch>
+                  </pic:blipFill>
+                  <pic:spPr>
+                    <a:xfrm rot="0">
+                      <a:off x="0" y="0"/>
+                      <a:ext cx="5953125" cy="2832935"/>
+                    </a:xfrm>
+                    <a:prstGeom prst="rect">
+                      <a:avLst/>
+                    </a:prstGeom>
+                  </pic:spPr>
+                </pic:pic>
+              </a:graphicData>
+            </a:graphic>
+          </wp:inline>
+        </w:drawing>
+      </w:r>
+      <w:r>
+        <w:rPr>
+          <w:rFonts w:ascii="Times New Roman" w:hAnsi="Times New Roman" w:eastAsia="Times New Roman" w:cs="Times New Roman"/>
+          <w:i w:val="1"/>
+          <w:iCs w:val="1"/>
+          <w:noProof w:val="0"/>
+          <w:sz w:val="22"/>
+          <w:szCs w:val="22"/>
+          <w:lang w:val="en-GB"/>
+        </w:rPr>
+        <w:t>[Figure 3 — Settings → About page showing version numbers]</w:t>
+      </w:r>
+    </w:p>
+    <w:p>
+      <w:pPr>
+        <w:spacing w:before="0" w:beforeAutospacing="off" w:after="0" w:afterAutospacing="off"/>
+        <w:jc w:val="left"/>
+      </w:pPr>
+      <w:r>
+        <w:rPr>
+          <w:rFonts w:ascii="Times New Roman" w:hAnsi="Times New Roman" w:eastAsia="Times New Roman" w:cs="Times New Roman"/>
+          <w:b w:val="1"/>
+          <w:bCs w:val="1"/>
+          <w:noProof w:val="0"/>
+          <w:sz w:val="22"/>
+          <w:szCs w:val="22"/>
+          <w:lang w:val="en-GB"/>
+        </w:rPr>
+        <w:t>4.2 Waveshare Touchscreen Integration</w:t>
+      </w:r>
+    </w:p>
+    <w:p>
+      <w:pPr>
+        <w:spacing w:before="0" w:beforeAutospacing="off" w:after="0" w:afterAutospacing="off"/>
+        <w:jc w:val="left"/>
+      </w:pPr>
+      <w:r>
+        <w:rPr>
+          <w:rFonts w:ascii="Times New Roman" w:hAnsi="Times New Roman" w:eastAsia="Times New Roman" w:cs="Times New Roman"/>
+          <w:noProof w:val="0"/>
+          <w:sz w:val="22"/>
+          <w:szCs w:val="22"/>
+          <w:lang w:val="en-GB"/>
+        </w:rPr>
+        <w:t>The Waveshare 4.3 inch HDMI LCD touchscreen was integrated with the Raspberry Pi to provide a local physical interface for the smart home dashboard.</w:t>
+      </w:r>
+    </w:p>
+    <w:p>
+      <w:pPr>
+        <w:spacing w:before="0" w:beforeAutospacing="off" w:after="0" w:afterAutospacing="off"/>
+        <w:jc w:val="left"/>
+      </w:pPr>
+      <w:r>
+        <w:rPr>
+          <w:rFonts w:ascii="Times New Roman" w:hAnsi="Times New Roman" w:eastAsia="Times New Roman" w:cs="Times New Roman"/>
+          <w:noProof w:val="0"/>
+          <w:sz w:val="22"/>
+          <w:szCs w:val="22"/>
+          <w:lang w:val="en-GB"/>
+        </w:rPr>
+        <w:t>The display was connected to the Raspberry Pi using an HDMI cable for video output and a USB cable for touch input. On powering up the Pi, the display immediately showed the Home Assistant OS system ready message, confirming that the HDMI output was detected automatically without any additional display configuration. Touch input detection was verified by running the following command in the Home Assistant Terminal add-on:</w:t>
+      </w:r>
+    </w:p>
+    <w:p>
+      <w:pPr>
+        <w:spacing w:before="0" w:beforeAutospacing="off" w:after="0" w:afterAutospacing="off"/>
+        <w:jc w:val="left"/>
+        <w:rPr>
+          <w:rFonts w:ascii="Consolas" w:hAnsi="Consolas" w:eastAsia="Consolas" w:cs="Consolas"/>
+          <w:b w:val="1"/>
+          <w:bCs w:val="1"/>
+          <w:i w:val="0"/>
+          <w:iCs w:val="0"/>
+          <w:noProof w:val="0"/>
+          <w:color w:val="14181F"/>
+          <w:sz w:val="22"/>
+          <w:szCs w:val="22"/>
+          <w:lang w:val="en-GB"/>
+        </w:rPr>
+      </w:pPr>
+      <w:r>
+        <w:rPr>
+          <w:rFonts w:ascii="Consolas" w:hAnsi="Consolas" w:eastAsia="Consolas" w:cs="Consolas"/>
+          <w:b w:val="1"/>
+          <w:bCs w:val="1"/>
+          <w:i w:val="0"/>
+          <w:iCs w:val="0"/>
+          <w:noProof w:val="0"/>
+          <w:color w:val="14181F"/>
+          <w:sz w:val="22"/>
+          <w:szCs w:val="22"/>
+          <w:lang w:val="en-GB"/>
+        </w:rPr>
+        <w:t>cat /proc/bus/input/devices</w:t>
+      </w:r>
+    </w:p>
+    <w:p>
+      <w:pPr>
+        <w:spacing w:before="0" w:beforeAutospacing="off" w:after="0" w:afterAutospacing="off"/>
+        <w:jc w:val="left"/>
+      </w:pPr>
+      <w:r>
+        <w:rPr>
+          <w:rFonts w:ascii="Times New Roman" w:hAnsi="Times New Roman" w:eastAsia="Times New Roman" w:cs="Times New Roman"/>
+          <w:noProof w:val="0"/>
+          <w:sz w:val="22"/>
+          <w:szCs w:val="22"/>
+          <w:lang w:val="en-GB"/>
+        </w:rPr>
+        <w:t>The output confirmed the touchscreen was detected as an input device with the name "wch Touch", registered as mouse0 and event0. This confirmed that the USB touch input was recognised by the operating system without requiring manual driver installation.</w:t>
+      </w:r>
+    </w:p>
+    <w:p>
+      <w:pPr>
+        <w:spacing w:before="0" w:beforeAutospacing="off" w:after="0" w:afterAutospacing="off"/>
+        <w:jc w:val="left"/>
+      </w:pPr>
+      <w:r>
+        <w:rPr>
+          <w:rFonts w:ascii="Times New Roman" w:hAnsi="Times New Roman" w:eastAsia="Times New Roman" w:cs="Times New Roman"/>
+          <w:noProof w:val="0"/>
+          <w:sz w:val="22"/>
+          <w:szCs w:val="22"/>
+          <w:lang w:val="en-GB"/>
+        </w:rPr>
+        <w:t xml:space="preserve">To display the Home Assistant dashboard fullscreen on the Waveshare screen, the HAOS Kiosk Display community add-on was installed. Since this add-on is not available in the official add-on store, it was added by navigating to Settings → Apps → three-dot menu → Repositories, and entering the repository URL: </w:t>
+      </w:r>
+      <w:hyperlink r:id="R3e27164153c54750">
+        <w:r>
+          <w:rPr>
+            <w:rStyle w:val="Hyperlink"/>
+            <w:noProof w:val="0"/>
+            <w:lang w:val="en-GB"/>
+          </w:rPr>
+          <w:t>https://github.com/puterboy/HAOS-kiosk</w:t>
+        </w:r>
+      </w:hyperlink>
+      <w:r>
+        <w:rPr>
+          <w:rFonts w:ascii="Times New Roman" w:hAnsi="Times New Roman" w:eastAsia="Times New Roman" w:cs="Times New Roman"/>
+          <w:noProof w:val="0"/>
+          <w:sz w:val="22"/>
+          <w:szCs w:val="22"/>
+          <w:lang w:val="en-GB"/>
+        </w:rPr>
+        <w:t>. After refreshing the store, the HAOS Kiosk Display add-on appeared and was installed.</w:t>
+      </w:r>
+    </w:p>
+    <w:p>
+      <w:pPr>
+        <w:spacing w:before="0" w:beforeAutospacing="off" w:after="0" w:afterAutospacing="off"/>
+        <w:jc w:val="left"/>
+        <w:rPr>
+          <w:rFonts w:ascii="Times New Roman" w:hAnsi="Times New Roman" w:eastAsia="Times New Roman" w:cs="Times New Roman"/>
+          <w:noProof w:val="0"/>
+          <w:sz w:val="22"/>
+          <w:szCs w:val="22"/>
+          <w:lang w:val="en-GB"/>
+        </w:rPr>
+      </w:pPr>
+      <w:r>
+        <w:rPr>
+          <w:rFonts w:ascii="Times New Roman" w:hAnsi="Times New Roman" w:eastAsia="Times New Roman" w:cs="Times New Roman"/>
+          <w:noProof w:val="0"/>
+          <w:sz w:val="22"/>
+          <w:szCs w:val="22"/>
+          <w:lang w:val="en-GB"/>
+        </w:rPr>
+        <w:t xml:space="preserve">Before starting the add-on, the Home Assistant username and password were entered in the Configuration tab as </w:t>
+      </w:r>
+      <w:r>
+        <w:rPr>
+          <w:rFonts w:ascii="Times New Roman" w:hAnsi="Times New Roman" w:eastAsia="Times New Roman" w:cs="Times New Roman"/>
+          <w:noProof w:val="0"/>
+          <w:sz w:val="22"/>
+          <w:szCs w:val="22"/>
+          <w:lang w:val="en-GB"/>
+        </w:rPr>
+        <w:t>required</w:t>
+      </w:r>
+      <w:r>
+        <w:rPr>
+          <w:rFonts w:ascii="Times New Roman" w:hAnsi="Times New Roman" w:eastAsia="Times New Roman" w:cs="Times New Roman"/>
+          <w:noProof w:val="0"/>
+          <w:sz w:val="22"/>
+          <w:szCs w:val="22"/>
+          <w:lang w:val="en-GB"/>
+        </w:rPr>
+        <w:t xml:space="preserve">. The add-on was then started, and the </w:t>
+      </w:r>
+      <w:r>
+        <w:rPr>
+          <w:rFonts w:ascii="Times New Roman" w:hAnsi="Times New Roman" w:eastAsia="Times New Roman" w:cs="Times New Roman"/>
+          <w:noProof w:val="0"/>
+          <w:sz w:val="22"/>
+          <w:szCs w:val="22"/>
+          <w:lang w:val="en-GB"/>
+        </w:rPr>
+        <w:t>Waveshare</w:t>
+      </w:r>
+      <w:r>
+        <w:rPr>
+          <w:rFonts w:ascii="Times New Roman" w:hAnsi="Times New Roman" w:eastAsia="Times New Roman" w:cs="Times New Roman"/>
+          <w:noProof w:val="0"/>
+          <w:sz w:val="22"/>
+          <w:szCs w:val="22"/>
+          <w:lang w:val="en-GB"/>
+        </w:rPr>
+        <w:t xml:space="preserve"> screen displayed the Smart Home Controller dashboard </w:t>
+      </w:r>
+      <w:r>
+        <w:rPr>
+          <w:rFonts w:ascii="Times New Roman" w:hAnsi="Times New Roman" w:eastAsia="Times New Roman" w:cs="Times New Roman"/>
+          <w:noProof w:val="0"/>
+          <w:sz w:val="22"/>
+          <w:szCs w:val="22"/>
+          <w:lang w:val="en-GB"/>
+        </w:rPr>
+        <w:t>fullscreen</w:t>
+      </w:r>
+      <w:r>
+        <w:rPr>
+          <w:rFonts w:ascii="Times New Roman" w:hAnsi="Times New Roman" w:eastAsia="Times New Roman" w:cs="Times New Roman"/>
+          <w:noProof w:val="0"/>
+          <w:sz w:val="22"/>
+          <w:szCs w:val="22"/>
+          <w:lang w:val="en-GB"/>
+        </w:rPr>
+        <w:t xml:space="preserve"> within approximately 30 seconds. Touch interaction was tested by scrolling and tapping cards on the screen, confirming that both display output and touch input were functioning correctly. A photo of the </w:t>
+      </w:r>
+      <w:r>
+        <w:rPr>
+          <w:rFonts w:ascii="Times New Roman" w:hAnsi="Times New Roman" w:eastAsia="Times New Roman" w:cs="Times New Roman"/>
+          <w:noProof w:val="0"/>
+          <w:sz w:val="22"/>
+          <w:szCs w:val="22"/>
+          <w:lang w:val="en-GB"/>
+        </w:rPr>
+        <w:t>Waveshare</w:t>
+      </w:r>
+      <w:r>
+        <w:rPr>
+          <w:rFonts w:ascii="Times New Roman" w:hAnsi="Times New Roman" w:eastAsia="Times New Roman" w:cs="Times New Roman"/>
+          <w:noProof w:val="0"/>
+          <w:sz w:val="22"/>
+          <w:szCs w:val="22"/>
+          <w:lang w:val="en-GB"/>
+        </w:rPr>
+        <w:t xml:space="preserve"> screen showing the dashboard is </w:t>
+      </w:r>
+      <w:r>
+        <w:rPr>
+          <w:rFonts w:ascii="Times New Roman" w:hAnsi="Times New Roman" w:eastAsia="Times New Roman" w:cs="Times New Roman"/>
+          <w:noProof w:val="0"/>
+          <w:sz w:val="22"/>
+          <w:szCs w:val="22"/>
+          <w:lang w:val="en-GB"/>
+        </w:rPr>
+        <w:t>provided</w:t>
+      </w:r>
+      <w:r>
+        <w:rPr>
+          <w:rFonts w:ascii="Times New Roman" w:hAnsi="Times New Roman" w:eastAsia="Times New Roman" w:cs="Times New Roman"/>
+          <w:noProof w:val="0"/>
+          <w:sz w:val="22"/>
+          <w:szCs w:val="22"/>
+          <w:lang w:val="en-GB"/>
+        </w:rPr>
+        <w:t xml:space="preserve"> </w:t>
+      </w:r>
+      <w:r>
+        <w:rPr>
+          <w:rFonts w:ascii="Times New Roman" w:hAnsi="Times New Roman" w:eastAsia="Times New Roman" w:cs="Times New Roman"/>
+          <w:noProof w:val="0"/>
+          <w:sz w:val="22"/>
+          <w:szCs w:val="22"/>
+          <w:lang w:val="en-GB"/>
+        </w:rPr>
+        <w:t>in</w:t>
+      </w:r>
+      <w:r>
+        <w:rPr>
+          <w:rFonts w:ascii="Times New Roman" w:hAnsi="Times New Roman" w:eastAsia="Times New Roman" w:cs="Times New Roman"/>
+          <w:noProof w:val="0"/>
+          <w:sz w:val="22"/>
+          <w:szCs w:val="22"/>
+          <w:lang w:val="en-GB"/>
+        </w:rPr>
+        <w:t xml:space="preserve"> Figure 4, and a short video demonstration of touch interaction was recorded as </w:t>
+      </w:r>
+      <w:r>
+        <w:rPr>
+          <w:rFonts w:ascii="Times New Roman" w:hAnsi="Times New Roman" w:eastAsia="Times New Roman" w:cs="Times New Roman"/>
+          <w:noProof w:val="0"/>
+          <w:sz w:val="22"/>
+          <w:szCs w:val="22"/>
+          <w:lang w:val="en-GB"/>
+        </w:rPr>
+        <w:t>additional</w:t>
+      </w:r>
+      <w:r>
+        <w:rPr>
+          <w:rFonts w:ascii="Times New Roman" w:hAnsi="Times New Roman" w:eastAsia="Times New Roman" w:cs="Times New Roman"/>
+          <w:noProof w:val="0"/>
+          <w:sz w:val="22"/>
+          <w:szCs w:val="22"/>
+          <w:lang w:val="en-GB"/>
+        </w:rPr>
+        <w:t xml:space="preserve"> evidence</w:t>
+      </w:r>
+    </w:p>
+    <w:p>
+      <w:pPr>
+        <w:spacing w:before="0" w:beforeAutospacing="off" w:after="0" w:afterAutospacing="off"/>
+        <w:jc w:val="left"/>
+        <w:rPr>
+          <w:rFonts w:ascii="Times New Roman" w:hAnsi="Times New Roman" w:eastAsia="Times New Roman" w:cs="Times New Roman"/>
+          <w:noProof w:val="0"/>
+          <w:sz w:val="22"/>
+          <w:szCs w:val="22"/>
+          <w:lang w:val="en-GB"/>
+        </w:rPr>
+      </w:pPr>
+      <w:r>
+        <w:rPr>
+          <w:rFonts w:ascii="Times New Roman" w:hAnsi="Times New Roman" w:eastAsia="Times New Roman" w:cs="Times New Roman"/>
+          <w:noProof w:val="0"/>
+          <w:sz w:val="22"/>
+          <w:szCs w:val="22"/>
+          <w:lang w:val="en-GB"/>
+        </w:rPr>
+        <w:t>.</w:t>
+      </w:r>
+      <w:r>
+        <w:drawing>
+          <wp:inline wp14:editId="28CEFFF9" wp14:anchorId="158ED511">
+            <wp:extent cx="4126835" cy="4086225"/>
+            <wp:effectExtent l="0" t="0" r="0" b="0"/>
+            <wp:docPr id="732419631" name="drawing"/>
+            <wp:cNvGraphicFramePr>
+              <a:graphicFrameLocks noChangeAspect="1"/>
+            </wp:cNvGraphicFramePr>
+            <a:graphic>
+              <a:graphicData xmlns:a="http://schemas.openxmlformats.org/drawingml/2006/main" uri="http://schemas.openxmlformats.org/drawingml/2006/picture">
+                <pic:pic xmlns:pic="http://schemas.openxmlformats.org/drawingml/2006/picture">
+                  <pic:nvPicPr>
+                    <pic:cNvPr id="732419631" name="Picture 732419631"/>
+                    <pic:cNvPicPr/>
+                  </pic:nvPicPr>
+                  <pic:blipFill>
+                    <a:blip xmlns:r="http://schemas.openxmlformats.org/officeDocument/2006/relationships" r:embed="rId1015232102">
+                      <a:extLst>
+                        <a:ext uri="{28A0092B-C50C-407E-A947-70E740481C1C}">
+                          <a14:useLocalDpi xmlns:a14="http://schemas.microsoft.com/office/drawing/2010/main"/>
+                        </a:ext>
+                      </a:extLst>
+                    </a:blip>
+                    <a:stretch>
+                      <a:fillRect/>
+                    </a:stretch>
+                  </pic:blipFill>
+                  <pic:spPr>
+                    <a:xfrm rot="0">
+                      <a:off x="0" y="0"/>
+                      <a:ext cx="4126835" cy="4086225"/>
+                    </a:xfrm>
+                    <a:prstGeom prst="rect">
+                      <a:avLst/>
+                    </a:prstGeom>
+                  </pic:spPr>
+                </pic:pic>
+              </a:graphicData>
+            </a:graphic>
+          </wp:inline>
+        </w:drawing>
+      </w:r>
+    </w:p>
+    <w:p>
+      <w:pPr>
+        <w:spacing w:before="0" w:beforeAutospacing="off" w:after="0" w:afterAutospacing="off"/>
+        <w:jc w:val="left"/>
+      </w:pPr>
+      <w:r>
+        <w:rPr>
+          <w:rFonts w:ascii="Times New Roman" w:hAnsi="Times New Roman" w:eastAsia="Times New Roman" w:cs="Times New Roman"/>
+          <w:i w:val="1"/>
+          <w:iCs w:val="1"/>
+          <w:noProof w:val="0"/>
+          <w:sz w:val="22"/>
+          <w:szCs w:val="22"/>
+          <w:lang w:val="en-GB"/>
+        </w:rPr>
+        <w:t>[</w:t>
+      </w:r>
+      <w:r>
+        <w:rPr>
+          <w:rFonts w:ascii="Times New Roman" w:hAnsi="Times New Roman" w:eastAsia="Times New Roman" w:cs="Times New Roman"/>
+          <w:i w:val="1"/>
+          <w:iCs w:val="1"/>
+          <w:noProof w:val="0"/>
+          <w:sz w:val="22"/>
+          <w:szCs w:val="22"/>
+          <w:lang w:val="en-GB"/>
+        </w:rPr>
+        <w:t>Figure 4</w:t>
+      </w:r>
+      <w:r>
+        <w:rPr>
+          <w:rFonts w:ascii="Times New Roman" w:hAnsi="Times New Roman" w:eastAsia="Times New Roman" w:cs="Times New Roman"/>
+          <w:i w:val="1"/>
+          <w:iCs w:val="1"/>
+          <w:noProof w:val="0"/>
+          <w:sz w:val="22"/>
+          <w:szCs w:val="22"/>
+          <w:lang w:val="en-GB"/>
+        </w:rPr>
+        <w:t xml:space="preserve"> — Waveshare</w:t>
+      </w:r>
+      <w:r>
+        <w:rPr>
+          <w:rFonts w:ascii="Times New Roman" w:hAnsi="Times New Roman" w:eastAsia="Times New Roman" w:cs="Times New Roman"/>
+          <w:i w:val="1"/>
+          <w:iCs w:val="1"/>
+          <w:noProof w:val="0"/>
+          <w:sz w:val="22"/>
+          <w:szCs w:val="22"/>
+          <w:lang w:val="en-GB"/>
+        </w:rPr>
+        <w:t xml:space="preserve"> screen s</w:t>
+      </w:r>
+      <w:r>
+        <w:rPr>
+          <w:rFonts w:ascii="Times New Roman" w:hAnsi="Times New Roman" w:eastAsia="Times New Roman" w:cs="Times New Roman"/>
+          <w:i w:val="1"/>
+          <w:iCs w:val="1"/>
+          <w:noProof w:val="0"/>
+          <w:sz w:val="22"/>
+          <w:szCs w:val="22"/>
+          <w:lang w:val="en-GB"/>
+        </w:rPr>
+        <w:t>howing HA dashboard in kiosk mode]</w:t>
+      </w:r>
+    </w:p>
+    <w:p>
+      <w:pPr>
+        <w:spacing w:before="0" w:beforeAutospacing="off" w:after="0" w:afterAutospacing="off"/>
+        <w:jc w:val="left"/>
+      </w:pPr>
+      <w:r>
+        <w:rPr>
+          <w:rFonts w:ascii="Times New Roman" w:hAnsi="Times New Roman" w:eastAsia="Times New Roman" w:cs="Times New Roman"/>
+          <w:noProof w:val="0"/>
+          <w:sz w:val="22"/>
+          <w:szCs w:val="22"/>
+          <w:lang w:val="en-GB"/>
+        </w:rPr>
+        <w:t>One practical consideration noted during setup is that running the kiosk add-on simultaneously with normal browser access occasionally caused Home Assistant to become temporarily unreachable from the laptop browser. This was resolved by setting the kiosk add-on to manual start only, launching it specifically when touchscreen demonstration is required rather than running it continuously.</w:t>
+      </w:r>
+    </w:p>
+    <w:p>
+      <w:pPr>
+        <w:spacing w:before="0" w:beforeAutospacing="off" w:after="0" w:afterAutospacing="off"/>
+        <w:jc w:val="left"/>
+        <w:rPr>
+          <w:rFonts w:ascii="Times New Roman" w:hAnsi="Times New Roman" w:eastAsia="Times New Roman" w:cs="Times New Roman"/>
+          <w:noProof w:val="0"/>
+          <w:sz w:val="22"/>
+          <w:szCs w:val="22"/>
+          <w:lang w:val="en-GB"/>
+        </w:rPr>
+      </w:pPr>
+    </w:p>
+    <w:p>
+      <w:pPr>
+        <w:spacing w:before="0" w:beforeAutospacing="off" w:after="0" w:afterAutospacing="off"/>
+        <w:jc w:val="left"/>
+      </w:pPr>
+      <w:r>
+        <w:rPr>
+          <w:rFonts w:ascii="Times New Roman" w:hAnsi="Times New Roman" w:eastAsia="Times New Roman" w:cs="Times New Roman"/>
+          <w:b w:val="1"/>
+          <w:bCs w:val="1"/>
+          <w:noProof w:val="0"/>
+          <w:sz w:val="22"/>
+          <w:szCs w:val="22"/>
+          <w:lang w:val="en-GB"/>
+        </w:rPr>
+        <w:t>4.3 ESP32 Internal Temperature Sensor</w:t>
+      </w:r>
+    </w:p>
+    <w:p>
+      <w:pPr>
+        <w:spacing w:before="0" w:beforeAutospacing="off" w:after="0" w:afterAutospacing="off"/>
+        <w:jc w:val="left"/>
+      </w:pPr>
+      <w:r>
+        <w:rPr>
+          <w:rFonts w:ascii="Times New Roman" w:hAnsi="Times New Roman" w:eastAsia="Times New Roman" w:cs="Times New Roman"/>
+          <w:noProof w:val="0"/>
+          <w:sz w:val="22"/>
+          <w:szCs w:val="22"/>
+          <w:lang w:val="en-GB"/>
+        </w:rPr>
+        <w:t>The ESP32-WROOM-32 microcontroller was configured to read its internal temperature sensor and publish readings to Home Assistant via MQTT, creating the first live sensor entity in the system.</w:t>
+      </w:r>
+    </w:p>
+    <w:p>
+      <w:pPr>
+        <w:spacing w:before="0" w:beforeAutospacing="off" w:after="0" w:afterAutospacing="off"/>
+        <w:jc w:val="left"/>
+      </w:pPr>
+      <w:r>
+        <w:rPr>
+          <w:rFonts w:ascii="Times New Roman" w:hAnsi="Times New Roman" w:eastAsia="Times New Roman" w:cs="Times New Roman"/>
+          <w:noProof w:val="0"/>
+          <w:sz w:val="22"/>
+          <w:szCs w:val="22"/>
+          <w:lang w:val="en-GB"/>
+        </w:rPr>
+        <w:t>Before flashing any sketch, the CP210x USB-to-UART driver was installed to enable communication between the laptop and the ESP32 on COM4. The ESP32 board support package was installed in Arduino IDE 2 by adding the Espressif board manager URL and installing the esp32 by Espressif Systems package. The PubSubClient library by Nick O'Leary was installed via the Arduino Library Manager to handle MQTT communication.</w:t>
+      </w:r>
+    </w:p>
+    <w:p>
+      <w:pPr>
+        <w:spacing w:before="0" w:beforeAutospacing="off" w:after="0" w:afterAutospacing="off"/>
+        <w:jc w:val="left"/>
+      </w:pPr>
+      <w:r>
+        <w:rPr>
+          <w:rFonts w:ascii="Times New Roman" w:hAnsi="Times New Roman" w:eastAsia="Times New Roman" w:cs="Times New Roman"/>
+          <w:noProof w:val="0"/>
+          <w:sz w:val="22"/>
+          <w:szCs w:val="22"/>
+          <w:lang w:val="en-GB"/>
+        </w:rPr>
+        <w:t xml:space="preserve">The temperature sketch was written to perform three functions: connect to the WiFi network, connect to the Mosquitto MQTT broker on the Raspberry Pi, and publish temperature readings every 10 seconds. The ESP32 internal temperature sensor is accessed through the hardware API function </w:t>
+      </w:r>
+      <w:r>
+        <w:rPr>
+          <w:rFonts w:ascii="Consolas" w:hAnsi="Consolas" w:eastAsia="Consolas" w:cs="Consolas"/>
+          <w:noProof w:val="0"/>
+          <w:sz w:val="22"/>
+          <w:szCs w:val="22"/>
+          <w:lang w:val="en-GB"/>
+        </w:rPr>
+        <w:t>temprature_sens_read()</w:t>
+      </w:r>
+      <w:r>
+        <w:rPr>
+          <w:rFonts w:ascii="Times New Roman" w:hAnsi="Times New Roman" w:eastAsia="Times New Roman" w:cs="Times New Roman"/>
+          <w:noProof w:val="0"/>
+          <w:sz w:val="22"/>
+          <w:szCs w:val="22"/>
+          <w:lang w:val="en-GB"/>
+        </w:rPr>
+        <w:t xml:space="preserve">, which returns a value in Fahrenheit that is then converted to Celsius using the standard conversion formula. The full sketch is stored in the project GitHub repository under </w:t>
+      </w:r>
+      <w:r>
+        <w:rPr>
+          <w:rFonts w:ascii="Consolas" w:hAnsi="Consolas" w:eastAsia="Consolas" w:cs="Consolas"/>
+          <w:noProof w:val="0"/>
+          <w:sz w:val="22"/>
+          <w:szCs w:val="22"/>
+          <w:lang w:val="en-GB"/>
+        </w:rPr>
+        <w:t>src/esp32_temp_mqtt/</w:t>
+      </w:r>
+      <w:r>
+        <w:rPr>
+          <w:rFonts w:ascii="Times New Roman" w:hAnsi="Times New Roman" w:eastAsia="Times New Roman" w:cs="Times New Roman"/>
+          <w:noProof w:val="0"/>
+          <w:sz w:val="22"/>
+          <w:szCs w:val="22"/>
+          <w:lang w:val="en-GB"/>
+        </w:rPr>
+        <w:t>.</w:t>
+      </w:r>
+    </w:p>
+    <w:p>
+      <w:pPr>
+        <w:spacing w:before="0" w:beforeAutospacing="off" w:after="0" w:afterAutospacing="off"/>
+        <w:jc w:val="left"/>
+      </w:pPr>
+      <w:r>
+        <w:rPr>
+          <w:rFonts w:ascii="Times New Roman" w:hAnsi="Times New Roman" w:eastAsia="Times New Roman" w:cs="Times New Roman"/>
+          <w:noProof w:val="0"/>
+          <w:sz w:val="22"/>
+          <w:szCs w:val="22"/>
+          <w:lang w:val="en-GB"/>
+        </w:rPr>
+        <w:t xml:space="preserve">MQTT autodiscovery was implemented by publishing a JSON configuration payload to the topic </w:t>
+      </w:r>
+      <w:r>
+        <w:rPr>
+          <w:rFonts w:ascii="Consolas" w:hAnsi="Consolas" w:eastAsia="Consolas" w:cs="Consolas"/>
+          <w:noProof w:val="0"/>
+          <w:sz w:val="22"/>
+          <w:szCs w:val="22"/>
+          <w:lang w:val="en-GB"/>
+        </w:rPr>
+        <w:t>homeassistant/sensor/esp32temp/config</w:t>
+      </w:r>
+      <w:r>
+        <w:rPr>
+          <w:rFonts w:ascii="Times New Roman" w:hAnsi="Times New Roman" w:eastAsia="Times New Roman" w:cs="Times New Roman"/>
+          <w:noProof w:val="0"/>
+          <w:sz w:val="22"/>
+          <w:szCs w:val="22"/>
+          <w:lang w:val="en-GB"/>
+        </w:rPr>
+        <w:t xml:space="preserve"> on broker connection. This payload included the entity name, state topic, device class, and unit of measurement, allowing Home Assistant to create the ESP32 Temperature sensor entity automatically without any manual configuration.</w:t>
+      </w:r>
+    </w:p>
+    <w:p>
+      <w:pPr>
+        <w:spacing w:before="0" w:beforeAutospacing="off" w:after="0" w:afterAutospacing="off"/>
+        <w:jc w:val="left"/>
+      </w:pPr>
+      <w:r>
+        <w:rPr>
+          <w:rFonts w:ascii="Times New Roman" w:hAnsi="Times New Roman" w:eastAsia="Times New Roman" w:cs="Times New Roman"/>
+          <w:noProof w:val="0"/>
+          <w:sz w:val="22"/>
+          <w:szCs w:val="22"/>
+          <w:lang w:val="en-GB"/>
+        </w:rPr>
+        <w:t>After uploading the sketch, the Serial Monitor confirmed successful WiFi connection, MQTT broker connection, and temperature publishing at 53.33°C as shown in Figure 5. The ESP32 Temperature entity appeared automatically in Home Assistant under Settings → Devices and Services → MQTT within 30 seconds of the sketch running.</w:t>
+      </w:r>
+    </w:p>
+    <w:p>
+      <w:pPr>
+        <w:spacing w:before="0" w:beforeAutospacing="off" w:after="0" w:afterAutospacing="off"/>
+        <w:jc w:val="left"/>
+        <w:rPr>
+          <w:rFonts w:ascii="Times New Roman" w:hAnsi="Times New Roman" w:eastAsia="Times New Roman" w:cs="Times New Roman"/>
+          <w:noProof w:val="0"/>
+          <w:sz w:val="22"/>
+          <w:szCs w:val="22"/>
+          <w:lang w:val="en-GB"/>
+        </w:rPr>
+      </w:pPr>
+    </w:p>
+    <w:p>
+      <w:pPr>
+        <w:spacing w:before="0" w:beforeAutospacing="off" w:after="0" w:afterAutospacing="off"/>
+        <w:jc w:val="left"/>
+        <w:rPr>
+          <w:rFonts w:ascii="Times New Roman" w:hAnsi="Times New Roman" w:eastAsia="Times New Roman" w:cs="Times New Roman"/>
+          <w:noProof w:val="0"/>
+          <w:sz w:val="22"/>
+          <w:szCs w:val="22"/>
+          <w:lang w:val="en-GB"/>
+        </w:rPr>
+      </w:pPr>
+      <w:r>
+        <w:drawing>
+          <wp:inline wp14:editId="10A21CE5" wp14:anchorId="6445890F">
+            <wp:extent cx="5981700" cy="3543300"/>
+            <wp:effectExtent l="0" t="0" r="0" b="0"/>
+            <wp:docPr id="838955280" name="drawing"/>
+            <wp:cNvGraphicFramePr>
+              <a:graphicFrameLocks noChangeAspect="1"/>
+            </wp:cNvGraphicFramePr>
+            <a:graphic>
+              <a:graphicData xmlns:a="http://schemas.openxmlformats.org/drawingml/2006/main" uri="http://schemas.openxmlformats.org/drawingml/2006/picture">
+                <pic:pic xmlns:pic="http://schemas.openxmlformats.org/drawingml/2006/picture">
+                  <pic:nvPicPr>
+                    <pic:cNvPr id="838955280" name="Picture 838955280"/>
+                    <pic:cNvPicPr/>
+                  </pic:nvPicPr>
+                  <pic:blipFill>
+                    <a:blip xmlns:r="http://schemas.openxmlformats.org/officeDocument/2006/relationships" r:embed="rId704920448">
+                      <a:extLst>
+                        <a:ext uri="{28A0092B-C50C-407E-A947-70E740481C1C}">
+                          <a14:useLocalDpi xmlns:a14="http://schemas.microsoft.com/office/drawing/2010/main"/>
+                        </a:ext>
+                      </a:extLst>
+                    </a:blip>
+                    <a:stretch>
+                      <a:fillRect/>
+                    </a:stretch>
+                  </pic:blipFill>
+                  <pic:spPr>
+                    <a:xfrm rot="0">
+                      <a:off x="0" y="0"/>
+                      <a:ext cx="5981700" cy="3543300"/>
+                    </a:xfrm>
+                    <a:prstGeom prst="rect">
+                      <a:avLst/>
+                    </a:prstGeom>
+                  </pic:spPr>
+                </pic:pic>
+              </a:graphicData>
+            </a:graphic>
+          </wp:inline>
+        </w:drawing>
+      </w:r>
+    </w:p>
+    <w:p>
+      <w:pPr>
+        <w:pStyle w:val="Normal"/>
+        <w:suppressLineNumbers w:val="0"/>
+        <w:bidi w:val="0"/>
+        <w:spacing w:before="0" w:beforeAutospacing="off" w:after="160" w:afterAutospacing="off" w:line="279" w:lineRule="auto"/>
+        <w:ind w:left="0" w:right="0"/>
+        <w:jc w:val="left"/>
+      </w:pPr>
+      <w:r>
+        <w:rPr>
+          <w:rFonts w:ascii="Times New Roman" w:hAnsi="Times New Roman" w:eastAsia="Times New Roman" w:cs="Times New Roman"/>
+          <w:noProof w:val="0"/>
+          <w:sz w:val="22"/>
+          <w:szCs w:val="22"/>
+          <w:lang w:val="en-GB"/>
+        </w:rPr>
+        <w:t xml:space="preserve">[Figure 5a — Serial Monitor showing </w:t>
+      </w:r>
+      <w:r>
+        <w:rPr>
+          <w:rFonts w:ascii="Times New Roman" w:hAnsi="Times New Roman" w:eastAsia="Times New Roman" w:cs="Times New Roman"/>
+          <w:noProof w:val="0"/>
+          <w:sz w:val="22"/>
+          <w:szCs w:val="22"/>
+          <w:lang w:val="en-GB"/>
+        </w:rPr>
+        <w:t>WiFi</w:t>
+      </w:r>
+      <w:r>
+        <w:rPr>
+          <w:rFonts w:ascii="Times New Roman" w:hAnsi="Times New Roman" w:eastAsia="Times New Roman" w:cs="Times New Roman"/>
+          <w:noProof w:val="0"/>
+          <w:sz w:val="22"/>
+          <w:szCs w:val="22"/>
+          <w:lang w:val="en-GB"/>
+        </w:rPr>
+        <w:t xml:space="preserve"> connected, MQTT connected, temperature published]</w:t>
+      </w:r>
+    </w:p>
+    <w:p>
+      <w:pPr>
+        <w:spacing w:before="0" w:beforeAutospacing="off" w:after="0" w:afterAutospacing="off"/>
+        <w:jc w:val="left"/>
+        <w:rPr>
+          <w:rFonts w:ascii="Times New Roman" w:hAnsi="Times New Roman" w:eastAsia="Times New Roman" w:cs="Times New Roman"/>
+          <w:i w:val="1"/>
+          <w:iCs w:val="1"/>
+          <w:noProof w:val="0"/>
+          <w:sz w:val="22"/>
+          <w:szCs w:val="22"/>
+          <w:lang w:val="en-GB"/>
+        </w:rPr>
+      </w:pPr>
+      <w:r>
+        <w:drawing>
+          <wp:inline wp14:editId="60C43478" wp14:anchorId="67DAAC55">
+            <wp:extent cx="6153150" cy="3457578"/>
+            <wp:effectExtent l="0" t="0" r="0" b="0"/>
+            <wp:docPr id="717671094" name="drawing"/>
+            <wp:cNvGraphicFramePr>
+              <a:graphicFrameLocks noChangeAspect="1"/>
+            </wp:cNvGraphicFramePr>
+            <a:graphic>
+              <a:graphicData xmlns:a="http://schemas.openxmlformats.org/drawingml/2006/main" uri="http://schemas.openxmlformats.org/drawingml/2006/picture">
+                <pic:pic xmlns:pic="http://schemas.openxmlformats.org/drawingml/2006/picture">
+                  <pic:nvPicPr>
+                    <pic:cNvPr id="717671094" name="Picture 717671094"/>
+                    <pic:cNvPicPr/>
+                  </pic:nvPicPr>
+                  <pic:blipFill>
+                    <a:blip xmlns:r="http://schemas.openxmlformats.org/officeDocument/2006/relationships" r:embed="rId1610170758">
+                      <a:extLst>
+                        <a:ext uri="{28A0092B-C50C-407E-A947-70E740481C1C}">
+                          <a14:useLocalDpi xmlns:a14="http://schemas.microsoft.com/office/drawing/2010/main"/>
+                        </a:ext>
+                      </a:extLst>
+                    </a:blip>
+                    <a:srcRect l="0" t="6923" r="0" b="0"/>
+                    <a:stretch>
+                      <a:fillRect/>
+                    </a:stretch>
+                  </pic:blipFill>
+                  <pic:spPr>
+                    <a:xfrm rot="0">
+                      <a:off x="0" y="0"/>
+                      <a:ext cx="6153150" cy="3457578"/>
+                    </a:xfrm>
+                    <a:prstGeom prst="rect">
+                      <a:avLst/>
+                    </a:prstGeom>
+                  </pic:spPr>
+                </pic:pic>
+              </a:graphicData>
+            </a:graphic>
+          </wp:inline>
+        </w:drawing>
+      </w:r>
+    </w:p>
+    <w:p>
+      <w:pPr>
+        <w:spacing w:before="0" w:beforeAutospacing="off" w:after="0" w:afterAutospacing="off"/>
+        <w:jc w:val="left"/>
+      </w:pPr>
+      <w:r>
+        <w:rPr>
+          <w:rFonts w:ascii="Times New Roman" w:hAnsi="Times New Roman" w:eastAsia="Times New Roman" w:cs="Times New Roman"/>
+          <w:i w:val="1"/>
+          <w:iCs w:val="1"/>
+          <w:noProof w:val="0"/>
+          <w:sz w:val="22"/>
+          <w:szCs w:val="22"/>
+          <w:lang w:val="en-GB"/>
+        </w:rPr>
+        <w:t>[</w:t>
+      </w:r>
+      <w:r>
+        <w:rPr>
+          <w:rFonts w:ascii="Times New Roman" w:hAnsi="Times New Roman" w:eastAsia="Times New Roman" w:cs="Times New Roman"/>
+          <w:i w:val="1"/>
+          <w:iCs w:val="1"/>
+          <w:noProof w:val="0"/>
+          <w:sz w:val="22"/>
+          <w:szCs w:val="22"/>
+          <w:lang w:val="en-GB"/>
+        </w:rPr>
+        <w:t>Figure 5b</w:t>
+      </w:r>
+      <w:r>
+        <w:rPr>
+          <w:rFonts w:ascii="Times New Roman" w:hAnsi="Times New Roman" w:eastAsia="Times New Roman" w:cs="Times New Roman"/>
+          <w:i w:val="1"/>
+          <w:iCs w:val="1"/>
+          <w:noProof w:val="0"/>
+          <w:sz w:val="22"/>
+          <w:szCs w:val="22"/>
+          <w:lang w:val="en-GB"/>
+        </w:rPr>
+        <w:t xml:space="preserve"> — Home Assistant showing ESP32 Temperature entity]</w:t>
+      </w:r>
+    </w:p>
+    <w:p>
+      <w:pPr>
+        <w:spacing w:before="0" w:beforeAutospacing="off" w:after="0" w:afterAutospacing="off"/>
+        <w:jc w:val="left"/>
+      </w:pPr>
+      <w:r>
+        <w:rPr>
+          <w:rFonts w:ascii="Times New Roman" w:hAnsi="Times New Roman" w:eastAsia="Times New Roman" w:cs="Times New Roman"/>
+          <w:noProof w:val="0"/>
+          <w:sz w:val="22"/>
+          <w:szCs w:val="22"/>
+          <w:lang w:val="en-GB"/>
+        </w:rPr>
+        <w:t>The temperature card was added to the Smart Home Controller dashboard as a gauge card, displaying the live reading with a visual scale. A screenshot of the dashboard showing the temperature gauge is provided in Figure 6.</w:t>
+      </w:r>
+    </w:p>
+    <w:p>
+      <w:pPr>
+        <w:spacing w:before="0" w:beforeAutospacing="off" w:after="0" w:afterAutospacing="off"/>
+        <w:jc w:val="left"/>
+        <w:rPr>
+          <w:rFonts w:ascii="Times New Roman" w:hAnsi="Times New Roman" w:eastAsia="Times New Roman" w:cs="Times New Roman"/>
+          <w:noProof w:val="0"/>
+          <w:sz w:val="22"/>
+          <w:szCs w:val="22"/>
+          <w:lang w:val="en-GB"/>
+        </w:rPr>
+      </w:pPr>
+    </w:p>
+    <w:p>
+      <w:pPr>
+        <w:pStyle w:val="Normal"/>
+        <w:spacing w:before="0" w:beforeAutospacing="off" w:after="0" w:afterAutospacing="off"/>
+        <w:jc w:val="left"/>
+        <w:rPr>
+          <w:rFonts w:ascii="Times New Roman" w:hAnsi="Times New Roman" w:eastAsia="Times New Roman" w:cs="Times New Roman"/>
+          <w:i w:val="1"/>
+          <w:iCs w:val="1"/>
+          <w:noProof w:val="0"/>
+          <w:sz w:val="22"/>
+          <w:szCs w:val="22"/>
+          <w:lang w:val="en-GB"/>
+        </w:rPr>
+      </w:pPr>
+      <w:r>
+        <w:drawing>
+          <wp:inline wp14:editId="76B45C24" wp14:anchorId="6755DBC7">
+            <wp:extent cx="5724525" cy="2993393"/>
+            <wp:effectExtent l="0" t="0" r="0" b="0"/>
+            <wp:docPr id="767013775" name="drawing"/>
+            <wp:cNvGraphicFramePr>
+              <a:graphicFrameLocks noChangeAspect="1"/>
+            </wp:cNvGraphicFramePr>
+            <a:graphic>
+              <a:graphicData xmlns:a="http://schemas.openxmlformats.org/drawingml/2006/main" uri="http://schemas.openxmlformats.org/drawingml/2006/picture">
+                <pic:pic xmlns:pic="http://schemas.openxmlformats.org/drawingml/2006/picture">
+                  <pic:nvPicPr>
+                    <pic:cNvPr id="1709808941" name="Picture 1709808941"/>
+                    <pic:cNvPicPr/>
+                  </pic:nvPicPr>
+                  <pic:blipFill>
+                    <a:blip xmlns:r="http://schemas.openxmlformats.org/officeDocument/2006/relationships" r:embed="rId1068838996">
+                      <a:extLst>
+                        <a:ext uri="{28A0092B-C50C-407E-A947-70E740481C1C}">
+                          <a14:useLocalDpi xmlns:a14="http://schemas.microsoft.com/office/drawing/2010/main"/>
+                        </a:ext>
+                      </a:extLst>
+                    </a:blip>
+                    <a:stretch>
+                      <a:fillRect/>
+                    </a:stretch>
+                  </pic:blipFill>
+                  <pic:spPr>
+                    <a:xfrm rot="0">
+                      <a:off x="0" y="0"/>
+                      <a:ext cx="5724525" cy="2993393"/>
+                    </a:xfrm>
+                    <a:prstGeom prst="rect">
+                      <a:avLst/>
+                    </a:prstGeom>
+                  </pic:spPr>
+                </pic:pic>
+              </a:graphicData>
+            </a:graphic>
+          </wp:inline>
+        </w:drawing>
+      </w:r>
+    </w:p>
+    <w:p>
+      <w:pPr>
+        <w:pStyle w:val="Normal"/>
+        <w:suppressLineNumbers w:val="0"/>
+        <w:bidi w:val="0"/>
+        <w:spacing w:before="0" w:beforeAutospacing="off" w:after="160" w:afterAutospacing="off" w:line="279" w:lineRule="auto"/>
+        <w:ind w:left="0" w:right="0"/>
+        <w:jc w:val="left"/>
+      </w:pPr>
+      <w:r>
+        <w:rPr>
+          <w:rFonts w:ascii="Times New Roman" w:hAnsi="Times New Roman" w:eastAsia="Times New Roman" w:cs="Times New Roman"/>
+          <w:i w:val="1"/>
+          <w:iCs w:val="1"/>
+          <w:noProof w:val="0"/>
+          <w:sz w:val="22"/>
+          <w:szCs w:val="22"/>
+          <w:lang w:val="en-GB"/>
+        </w:rPr>
+        <w:t>[</w:t>
+      </w:r>
+      <w:r>
+        <w:rPr>
+          <w:rFonts w:ascii="Times New Roman" w:hAnsi="Times New Roman" w:eastAsia="Times New Roman" w:cs="Times New Roman"/>
+          <w:i w:val="1"/>
+          <w:iCs w:val="1"/>
+          <w:noProof w:val="0"/>
+          <w:sz w:val="22"/>
+          <w:szCs w:val="22"/>
+          <w:lang w:val="en-GB"/>
+        </w:rPr>
+        <w:t>Figure 6</w:t>
+      </w:r>
+      <w:r>
+        <w:rPr>
+          <w:rFonts w:ascii="Times New Roman" w:hAnsi="Times New Roman" w:eastAsia="Times New Roman" w:cs="Times New Roman"/>
+          <w:i w:val="1"/>
+          <w:iCs w:val="1"/>
+          <w:noProof w:val="0"/>
+          <w:sz w:val="22"/>
+          <w:szCs w:val="22"/>
+          <w:lang w:val="en-GB"/>
+        </w:rPr>
+        <w:t>— Dashboard showing temperature gauge card]</w:t>
+      </w:r>
+    </w:p>
+    <w:p>
+      <w:pPr>
+        <w:pStyle w:val="Normal"/>
+        <w:suppressLineNumbers w:val="0"/>
+        <w:bidi w:val="0"/>
+        <w:spacing w:before="0" w:beforeAutospacing="off" w:after="160" w:afterAutospacing="off" w:line="279" w:lineRule="auto"/>
+        <w:ind w:left="0" w:right="0"/>
+        <w:jc w:val="left"/>
+        <w:rPr>
+          <w:rFonts w:ascii="Times New Roman" w:hAnsi="Times New Roman" w:eastAsia="Times New Roman" w:cs="Times New Roman"/>
+          <w:i w:val="1"/>
+          <w:iCs w:val="1"/>
+          <w:noProof w:val="0"/>
+          <w:sz w:val="22"/>
+          <w:szCs w:val="22"/>
+          <w:lang w:val="en-GB"/>
+        </w:rPr>
+      </w:pPr>
+    </w:p>
+    <w:p>
+      <w:pPr>
+        <w:bidi w:val="0"/>
+        <w:jc w:val="left"/>
+      </w:pPr>
+      <w:r>
+        <w:rPr>
           <w:rFonts w:ascii="Aptos" w:hAnsi="Aptos" w:eastAsia="Aptos" w:cs="Aptos"/>
+          <w:b w:val="1"/>
+          <w:bCs w:val="1"/>
           <w:noProof w:val="0"/>
           <w:sz w:val="24"/>
           <w:szCs w:val="24"/>
+          <w:lang w:val="en-GB"/>
+        </w:rPr>
+        <w:t>4.4 PIR Sensor Integration</w:t>
+      </w:r>
+    </w:p>
+    <w:p>
+      <w:pPr>
+        <w:bidi w:val="0"/>
+        <w:jc w:val="left"/>
+      </w:pPr>
+      <w:r>
+        <w:rPr>
+          <w:rFonts w:ascii="Aptos" w:hAnsi="Aptos" w:eastAsia="Aptos" w:cs="Aptos"/>
+          <w:noProof w:val="0"/>
+          <w:sz w:val="24"/>
+          <w:szCs w:val="24"/>
+          <w:lang w:val="en-GB"/>
+        </w:rPr>
+        <w:t>The HC-SR505 Passive Infrared motion sensor was integrated with the ESP32-WROOM-32 to provide occupancy detection for the smart home system.</w:t>
+      </w:r>
+    </w:p>
+    <w:p>
+      <w:pPr>
+        <w:bidi w:val="0"/>
+        <w:jc w:val="left"/>
+      </w:pPr>
+      <w:r>
+        <w:rPr>
+          <w:rFonts w:ascii="Aptos" w:hAnsi="Aptos" w:eastAsia="Aptos" w:cs="Aptos"/>
+          <w:b w:val="1"/>
+          <w:bCs w:val="1"/>
+          <w:noProof w:val="0"/>
+          <w:sz w:val="24"/>
+          <w:szCs w:val="24"/>
+          <w:lang w:val="en-GB"/>
+        </w:rPr>
+        <w:t>Wiring</w:t>
+      </w:r>
+    </w:p>
+    <w:p>
+      <w:pPr>
+        <w:bidi w:val="0"/>
+        <w:jc w:val="left"/>
+      </w:pPr>
+      <w:r>
+        <w:rPr>
+          <w:rFonts w:ascii="Aptos" w:hAnsi="Aptos" w:eastAsia="Aptos" w:cs="Aptos"/>
+          <w:noProof w:val="0"/>
+          <w:sz w:val="24"/>
+          <w:szCs w:val="24"/>
+          <w:lang w:val="en-GB"/>
+        </w:rPr>
+        <w:t>The PIR sensor was wired to the ESP32 on a solderless breadboard using three jumper wires. The sensor's positive power pin (+) was connected to the ESP32 VIN pin to supply 5V, the ground pin (-) was connected to ESP32 GND, and the signal output pin (OUT) was connected to GPIO 14. Initial testing with GPIO 13 produced inconsistent readings, which led to switching to GPIO 14 where stable digital readings were achieved. A photo of the wiring setup is shown in Figure 7.</w:t>
+      </w:r>
+    </w:p>
+    <w:p>
+      <w:pPr>
+        <w:bidi w:val="0"/>
+        <w:jc w:val="left"/>
+        <w:rPr>
+          <w:rFonts w:ascii="Aptos" w:hAnsi="Aptos" w:eastAsia="Aptos" w:cs="Aptos"/>
+          <w:noProof w:val="0"/>
+          <w:sz w:val="24"/>
+          <w:szCs w:val="24"/>
+          <w:lang w:val="en-GB"/>
+        </w:rPr>
+      </w:pPr>
+    </w:p>
+    <w:p>
+      <w:pPr>
+        <w:bidi w:val="0"/>
+        <w:jc w:val="left"/>
+        <w:rPr>
+          <w:rFonts w:ascii="Aptos" w:hAnsi="Aptos" w:eastAsia="Aptos" w:cs="Aptos"/>
+          <w:noProof w:val="0"/>
+          <w:sz w:val="24"/>
+          <w:szCs w:val="24"/>
+          <w:lang w:val="en-GB"/>
+        </w:rPr>
+      </w:pPr>
+      <w:r>
+        <w:drawing>
+          <wp:inline wp14:editId="31EF11C3" wp14:anchorId="4A5E73AC">
+            <wp:extent cx="4295775" cy="5724525"/>
+            <wp:effectExtent l="0" t="0" r="0" b="0"/>
+            <wp:docPr id="2061537916" name="drawing"/>
+            <wp:cNvGraphicFramePr>
+              <a:graphicFrameLocks noChangeAspect="1"/>
+            </wp:cNvGraphicFramePr>
+            <a:graphic>
+              <a:graphicData xmlns:a="http://schemas.openxmlformats.org/drawingml/2006/main" uri="http://schemas.openxmlformats.org/drawingml/2006/picture">
+                <pic:pic xmlns:pic="http://schemas.openxmlformats.org/drawingml/2006/picture">
+                  <pic:nvPicPr>
+                    <pic:cNvPr id="2061537916" name="Picture 2061537916"/>
+                    <pic:cNvPicPr/>
+                  </pic:nvPicPr>
+                  <pic:blipFill>
+                    <a:blip xmlns:r="http://schemas.openxmlformats.org/officeDocument/2006/relationships" r:embed="rId628516525">
+                      <a:extLst>
+                        <a:ext uri="{28A0092B-C50C-407E-A947-70E740481C1C}">
+                          <a14:useLocalDpi xmlns:a14="http://schemas.microsoft.com/office/drawing/2010/main"/>
+                        </a:ext>
+                      </a:extLst>
+                    </a:blip>
+                    <a:stretch>
+                      <a:fillRect/>
+                    </a:stretch>
+                  </pic:blipFill>
+                  <pic:spPr>
+                    <a:xfrm>
+                      <a:off x="0" y="0"/>
+                      <a:ext cx="4295775" cy="5724525"/>
+                    </a:xfrm>
+                    <a:prstGeom prst="rect">
+                      <a:avLst/>
+                    </a:prstGeom>
+                  </pic:spPr>
+                </pic:pic>
+              </a:graphicData>
+            </a:graphic>
+          </wp:inline>
+        </w:drawing>
+      </w:r>
+    </w:p>
+    <w:p>
+      <w:pPr>
+        <w:bidi w:val="0"/>
+        <w:jc w:val="left"/>
+        <w:rPr>
+          <w:rFonts w:ascii="Aptos" w:hAnsi="Aptos" w:eastAsia="Aptos" w:cs="Aptos"/>
+          <w:i w:val="1"/>
+          <w:iCs w:val="1"/>
+          <w:noProof w:val="0"/>
+          <w:sz w:val="24"/>
+          <w:szCs w:val="24"/>
+          <w:lang w:val="en-GB"/>
+        </w:rPr>
+      </w:pPr>
+      <w:r>
+        <w:rPr>
+          <w:rFonts w:ascii="Aptos" w:hAnsi="Aptos" w:eastAsia="Aptos" w:cs="Aptos"/>
+          <w:i w:val="1"/>
+          <w:iCs w:val="1"/>
+          <w:noProof w:val="0"/>
+          <w:sz w:val="24"/>
+          <w:szCs w:val="24"/>
+          <w:lang w:val="en-GB"/>
+        </w:rPr>
+        <w:t>[</w:t>
+      </w:r>
+      <w:r>
+        <w:rPr>
+          <w:rFonts w:ascii="Aptos" w:hAnsi="Aptos" w:eastAsia="Aptos" w:cs="Aptos"/>
+          <w:i w:val="1"/>
+          <w:iCs w:val="1"/>
+          <w:noProof w:val="0"/>
+          <w:sz w:val="24"/>
+          <w:szCs w:val="24"/>
+          <w:lang w:val="en-GB"/>
+        </w:rPr>
+        <w:t>Figure 7</w:t>
+      </w:r>
+      <w:r>
+        <w:rPr>
+          <w:rFonts w:ascii="Aptos" w:hAnsi="Aptos" w:eastAsia="Aptos" w:cs="Aptos"/>
+          <w:i w:val="1"/>
+          <w:iCs w:val="1"/>
+          <w:noProof w:val="0"/>
+          <w:sz w:val="24"/>
+          <w:szCs w:val="24"/>
+          <w:lang w:val="en-GB"/>
+        </w:rPr>
+        <w:t xml:space="preserve"> — breadboard wiring of PIR sensor to ESP32]</w:t>
+      </w:r>
+    </w:p>
+    <w:p>
+      <w:pPr>
+        <w:bidi w:val="0"/>
+        <w:jc w:val="left"/>
+      </w:pPr>
+      <w:r>
+        <w:rPr>
+          <w:rFonts w:ascii="Aptos" w:hAnsi="Aptos" w:eastAsia="Aptos" w:cs="Aptos"/>
+          <w:b w:val="1"/>
+          <w:bCs w:val="1"/>
+          <w:noProof w:val="0"/>
+          <w:sz w:val="24"/>
+          <w:szCs w:val="24"/>
+          <w:lang w:val="en-GB"/>
+        </w:rPr>
+        <w:t>Sketch</w:t>
+      </w:r>
+    </w:p>
+    <w:p>
+      <w:pPr>
+        <w:bidi w:val="0"/>
+        <w:jc w:val="left"/>
+      </w:pPr>
+      <w:r>
+        <w:rPr>
+          <w:rFonts w:ascii="Aptos" w:hAnsi="Aptos" w:eastAsia="Aptos" w:cs="Aptos"/>
+          <w:noProof w:val="0"/>
+          <w:sz w:val="24"/>
+          <w:szCs w:val="24"/>
+          <w:lang w:val="en-GB"/>
+        </w:rPr>
+        <w:t xml:space="preserve">The PIR sensor sketch was written to read the digital state of GPIO 14 and publish the motion state to Home Assistant via MQTT. MQTT autodiscovery was used to automatically create a binary sensor entity in Home Assistant with device class set to motion, payload ON for detected and OFF for clear. The sensor includes a 60-second warmup delay in the setup function, which was identified as necessary during testing — without this delay, the sensor produced false motion readings immediately after powering on. The full sketch is stored in the repository under </w:t>
+      </w:r>
+      <w:r>
+        <w:rPr>
+          <w:rFonts w:ascii="Consolas" w:hAnsi="Consolas" w:eastAsia="Consolas" w:cs="Consolas"/>
+          <w:noProof w:val="0"/>
+          <w:sz w:val="24"/>
+          <w:szCs w:val="24"/>
+          <w:lang w:val="en-GB"/>
+        </w:rPr>
+        <w:t>src/pir_mqtt/</w:t>
+      </w:r>
+      <w:r>
+        <w:rPr>
+          <w:rFonts w:ascii="Aptos" w:hAnsi="Aptos" w:eastAsia="Aptos" w:cs="Aptos"/>
+          <w:noProof w:val="0"/>
+          <w:sz w:val="24"/>
+          <w:szCs w:val="24"/>
+          <w:lang w:val="en-GB"/>
+        </w:rPr>
+        <w:t>.</w:t>
+      </w:r>
+    </w:p>
+    <w:p>
+      <w:pPr>
+        <w:bidi w:val="0"/>
+        <w:jc w:val="left"/>
+      </w:pPr>
+      <w:r>
+        <w:rPr>
+          <w:rFonts w:ascii="Aptos" w:hAnsi="Aptos" w:eastAsia="Aptos" w:cs="Aptos"/>
+          <w:noProof w:val="0"/>
+          <w:sz w:val="24"/>
+          <w:szCs w:val="24"/>
+          <w:lang w:val="en-GB"/>
+        </w:rPr>
+        <w:t>One additional challenge encountered during integration was that the HC-SR505 sensor initially appeared faulty, producing no output signal regardless of wiring configuration. Systematic debugging confirmed the code and GPIO wiring were correct by manually applying 5V to GPIO 14 and observing "Motion detected" in the Serial Monitor. The root cause was identified as insufficient warmup time rather than a hardware fault. Once the 60-second warmup delay was added to the sketch, the sensor operated reliably.</w:t>
+      </w:r>
+    </w:p>
+    <w:p>
+      <w:pPr>
+        <w:bidi w:val="0"/>
+        <w:jc w:val="left"/>
+      </w:pPr>
+      <w:r>
+        <w:rPr>
+          <w:rFonts w:ascii="Aptos" w:hAnsi="Aptos" w:eastAsia="Aptos" w:cs="Aptos"/>
+          <w:b w:val="1"/>
+          <w:bCs w:val="1"/>
+          <w:noProof w:val="0"/>
+          <w:sz w:val="24"/>
+          <w:szCs w:val="24"/>
+          <w:lang w:val="en-GB"/>
+        </w:rPr>
+        <w:t>Testing</w:t>
+      </w:r>
+    </w:p>
+    <w:p>
+      <w:pPr>
+        <w:bidi w:val="0"/>
+        <w:jc w:val="left"/>
+      </w:pPr>
+      <w:r>
+        <w:rPr>
+          <w:rFonts w:ascii="Aptos" w:hAnsi="Aptos" w:eastAsia="Aptos" w:cs="Aptos"/>
+          <w:noProof w:val="0"/>
+          <w:sz w:val="24"/>
+          <w:szCs w:val="24"/>
+          <w:lang w:val="en-GB"/>
+        </w:rPr>
+        <w:t>After uploading the sketch and waiting for the warmup period, motion detection was tested by waving a hand in front of the sensor dome. The Serial Monitor confirmed "Motion detected — published ON" messages, and the PIR Motion Sensor entity in Home Assistant updated from Clear to Detected in real time as shown in Figure 8.</w:t>
+      </w:r>
+    </w:p>
+    <w:p>
+      <w:pPr>
+        <w:bidi w:val="0"/>
+        <w:jc w:val="left"/>
+        <w:rPr>
+          <w:rFonts w:ascii="Aptos" w:hAnsi="Aptos" w:eastAsia="Aptos" w:cs="Aptos"/>
+          <w:noProof w:val="0"/>
+          <w:sz w:val="24"/>
+          <w:szCs w:val="24"/>
+          <w:lang w:val="en-GB"/>
+        </w:rPr>
+      </w:pPr>
+      <w:r>
+        <w:drawing>
+          <wp:inline wp14:editId="6163EB5C" wp14:anchorId="25237A25">
+            <wp:extent cx="6048375" cy="3362325"/>
+            <wp:effectExtent l="0" t="0" r="0" b="0"/>
+            <wp:docPr id="1835140967" name="drawing"/>
+            <wp:cNvGraphicFramePr>
+              <a:graphicFrameLocks noChangeAspect="1"/>
+            </wp:cNvGraphicFramePr>
+            <a:graphic>
+              <a:graphicData xmlns:a="http://schemas.openxmlformats.org/drawingml/2006/main" uri="http://schemas.openxmlformats.org/drawingml/2006/picture">
+                <pic:pic xmlns:pic="http://schemas.openxmlformats.org/drawingml/2006/picture">
+                  <pic:nvPicPr>
+                    <pic:cNvPr id="1835140967" name="Picture 1835140967"/>
+                    <pic:cNvPicPr/>
+                  </pic:nvPicPr>
+                  <pic:blipFill>
+                    <a:blip xmlns:r="http://schemas.openxmlformats.org/officeDocument/2006/relationships" r:embed="rId220400138">
+                      <a:extLst>
+                        <a:ext uri="{28A0092B-C50C-407E-A947-70E740481C1C}">
+                          <a14:useLocalDpi xmlns:a14="http://schemas.microsoft.com/office/drawing/2010/main"/>
+                        </a:ext>
+                      </a:extLst>
+                    </a:blip>
+                    <a:stretch>
+                      <a:fillRect/>
+                    </a:stretch>
+                  </pic:blipFill>
+                  <pic:spPr>
+                    <a:xfrm rot="0">
+                      <a:off x="0" y="0"/>
+                      <a:ext cx="6048375" cy="3362325"/>
+                    </a:xfrm>
+                    <a:prstGeom prst="rect">
+                      <a:avLst/>
+                    </a:prstGeom>
+                  </pic:spPr>
+                </pic:pic>
+              </a:graphicData>
+            </a:graphic>
+          </wp:inline>
+        </w:drawing>
+      </w:r>
+    </w:p>
+    <w:p>
+      <w:pPr>
+        <w:bidi w:val="0"/>
+        <w:jc w:val="left"/>
+        <w:rPr>
+          <w:rFonts w:ascii="Aptos" w:hAnsi="Aptos" w:eastAsia="Aptos" w:cs="Aptos"/>
+          <w:noProof w:val="0"/>
+          <w:sz w:val="24"/>
+          <w:szCs w:val="24"/>
+          <w:lang w:val="en-GB"/>
+        </w:rPr>
+      </w:pPr>
+    </w:p>
+    <w:p>
+      <w:pPr>
+        <w:pStyle w:val="Normal"/>
+        <w:bidi w:val="0"/>
+        <w:ind w:left="0"/>
+        <w:jc w:val="left"/>
+      </w:pPr>
+      <w:r>
+        <w:rPr>
+          <w:rFonts w:ascii="Aptos" w:hAnsi="Aptos" w:eastAsia="Aptos" w:cs="Aptos"/>
+          <w:noProof w:val="0"/>
+          <w:sz w:val="24"/>
+          <w:szCs w:val="24"/>
+          <w:lang w:val="en-GB"/>
+        </w:rPr>
+        <w:t xml:space="preserve">Figure 8a: </w:t>
+      </w:r>
+      <w:r>
+        <w:rPr>
+          <w:rFonts w:ascii="Aptos" w:hAnsi="Aptos" w:eastAsia="Aptos" w:cs="Aptos"/>
+          <w:i w:val="1"/>
+          <w:iCs w:val="1"/>
+          <w:noProof w:val="0"/>
+          <w:sz w:val="24"/>
+          <w:szCs w:val="24"/>
+          <w:lang w:val="en-GB"/>
+        </w:rPr>
+        <w:t>"PIR Motion Sensor entity in Clear state before motion was detected."</w:t>
+      </w:r>
+    </w:p>
+    <w:p>
+      <w:pPr>
+        <w:pStyle w:val="Normal"/>
+        <w:bidi w:val="0"/>
+        <w:ind w:left="0"/>
+        <w:jc w:val="left"/>
+        <w:rPr>
+          <w:rFonts w:ascii="Aptos" w:hAnsi="Aptos" w:eastAsia="Aptos" w:cs="Aptos"/>
+          <w:i w:val="1"/>
+          <w:iCs w:val="1"/>
+          <w:noProof w:val="0"/>
+          <w:sz w:val="24"/>
+          <w:szCs w:val="24"/>
+          <w:lang w:val="en-GB"/>
+        </w:rPr>
+      </w:pPr>
+      <w:r>
+        <w:drawing>
+          <wp:inline wp14:editId="1C33B93E" wp14:anchorId="3A5CF8EF">
+            <wp:extent cx="5991225" cy="3648075"/>
+            <wp:effectExtent l="0" t="0" r="0" b="0"/>
+            <wp:docPr id="863584651" name="drawing"/>
+            <wp:cNvGraphicFramePr>
+              <a:graphicFrameLocks noChangeAspect="1"/>
+            </wp:cNvGraphicFramePr>
+            <a:graphic>
+              <a:graphicData xmlns:a="http://schemas.openxmlformats.org/drawingml/2006/main" uri="http://schemas.openxmlformats.org/drawingml/2006/picture">
+                <pic:pic xmlns:pic="http://schemas.openxmlformats.org/drawingml/2006/picture">
+                  <pic:nvPicPr>
+                    <pic:cNvPr id="863584651" name="Picture 863584651"/>
+                    <pic:cNvPicPr/>
+                  </pic:nvPicPr>
+                  <pic:blipFill>
+                    <a:blip xmlns:r="http://schemas.openxmlformats.org/officeDocument/2006/relationships" r:embed="rId227033040">
+                      <a:extLst>
+                        <a:ext uri="{28A0092B-C50C-407E-A947-70E740481C1C}">
+                          <a14:useLocalDpi xmlns:a14="http://schemas.microsoft.com/office/drawing/2010/main"/>
+                        </a:ext>
+                      </a:extLst>
+                    </a:blip>
+                    <a:stretch>
+                      <a:fillRect/>
+                    </a:stretch>
+                  </pic:blipFill>
+                  <pic:spPr>
+                    <a:xfrm rot="0">
+                      <a:off x="0" y="0"/>
+                      <a:ext cx="5991225" cy="3648075"/>
+                    </a:xfrm>
+                    <a:prstGeom prst="rect">
+                      <a:avLst/>
+                    </a:prstGeom>
+                  </pic:spPr>
+                </pic:pic>
+              </a:graphicData>
+            </a:graphic>
+          </wp:inline>
+        </w:drawing>
+      </w:r>
+    </w:p>
+    <w:p>
+      <w:pPr>
+        <w:pStyle w:val="Normal"/>
+        <w:bidi w:val="0"/>
+        <w:ind w:left="0"/>
+        <w:jc w:val="left"/>
+        <w:rPr>
+          <w:rFonts w:ascii="Aptos" w:hAnsi="Aptos" w:eastAsia="Aptos" w:cs="Aptos"/>
+          <w:i w:val="1"/>
+          <w:iCs w:val="1"/>
+          <w:noProof w:val="0"/>
+          <w:sz w:val="24"/>
+          <w:szCs w:val="24"/>
+          <w:lang w:val="en-GB"/>
+        </w:rPr>
+      </w:pPr>
+    </w:p>
+    <w:p>
+      <w:pPr>
+        <w:pStyle w:val="Normal"/>
+        <w:bidi w:val="0"/>
+        <w:ind w:left="0"/>
+        <w:jc w:val="left"/>
+        <w:rPr>
+          <w:rFonts w:ascii="Aptos" w:hAnsi="Aptos" w:eastAsia="Aptos" w:cs="Aptos"/>
+          <w:i w:val="1"/>
+          <w:iCs w:val="1"/>
+          <w:noProof w:val="0"/>
+          <w:sz w:val="24"/>
+          <w:szCs w:val="24"/>
+          <w:lang w:val="en-GB"/>
+        </w:rPr>
+      </w:pPr>
+      <w:r>
+        <w:rPr>
+          <w:rFonts w:ascii="Aptos" w:hAnsi="Aptos" w:eastAsia="Aptos" w:cs="Aptos"/>
+          <w:noProof w:val="0"/>
+          <w:sz w:val="24"/>
+          <w:szCs w:val="24"/>
+          <w:lang w:val="en-GB"/>
+        </w:rPr>
+        <w:t xml:space="preserve">Figure 8b: </w:t>
+      </w:r>
+      <w:r>
+        <w:rPr>
+          <w:rFonts w:ascii="Aptos" w:hAnsi="Aptos" w:eastAsia="Aptos" w:cs="Aptos"/>
+          <w:i w:val="1"/>
+          <w:iCs w:val="1"/>
+          <w:noProof w:val="0"/>
+          <w:sz w:val="24"/>
+          <w:szCs w:val="24"/>
+          <w:lang w:val="en-GB"/>
+        </w:rPr>
+        <w:t>"PIR Motion Sensor entity updated to Detected state in real time after motion was sensed."</w:t>
+      </w:r>
+    </w:p>
+    <w:p>
+      <w:pPr>
+        <w:pStyle w:val="Normal"/>
+        <w:suppressLineNumbers w:val="0"/>
+        <w:bidi w:val="0"/>
+        <w:spacing w:before="0" w:beforeAutospacing="off" w:after="160" w:afterAutospacing="off" w:line="279" w:lineRule="auto"/>
+        <w:ind w:left="0" w:right="0"/>
+        <w:jc w:val="left"/>
+        <w:rPr>
+          <w:rFonts w:ascii="Aptos" w:hAnsi="Aptos" w:eastAsia="Aptos" w:cs="Aptos"/>
+          <w:i w:val="1"/>
+          <w:iCs w:val="1"/>
+          <w:noProof w:val="0"/>
+          <w:sz w:val="24"/>
+          <w:szCs w:val="24"/>
+          <w:lang w:val="en-GB"/>
+        </w:rPr>
+      </w:pPr>
+    </w:p>
+    <w:p>
+      <w:pPr>
+        <w:bidi w:val="0"/>
+        <w:jc w:val="left"/>
+      </w:pPr>
+      <w:r>
+        <w:rPr>
+          <w:rFonts w:ascii="Aptos" w:hAnsi="Aptos" w:eastAsia="Aptos" w:cs="Aptos"/>
+          <w:noProof w:val="0"/>
+          <w:sz w:val="24"/>
+          <w:szCs w:val="24"/>
+          <w:lang w:val="en-GB"/>
+        </w:rPr>
+        <w:t>The HC-SR505 sensor holds its output HIGH for approximately 3-8 seconds after detecting motion before returning to LOW. This hold time is hardwired into the sensor and was documented as expected behaviour rather than a fault.</w:t>
+      </w:r>
+    </w:p>
+    <w:p>
+      <w:pPr>
+        <w:bidi w:val="0"/>
+        <w:jc w:val="left"/>
+      </w:pPr>
+    </w:p>
+    <w:p>
+      <w:pPr>
+        <w:bidi w:val="0"/>
+        <w:jc w:val="left"/>
+      </w:pPr>
+      <w:r>
+        <w:rPr>
+          <w:rFonts w:ascii="Aptos" w:hAnsi="Aptos" w:eastAsia="Aptos" w:cs="Aptos"/>
+          <w:b w:val="1"/>
+          <w:bCs w:val="1"/>
+          <w:noProof w:val="0"/>
+          <w:sz w:val="24"/>
+          <w:szCs w:val="24"/>
+          <w:lang w:val="en-GB"/>
+        </w:rPr>
+        <w:t>4.5 Relay Module Integration</w:t>
+      </w:r>
+    </w:p>
+    <w:p>
+      <w:pPr>
+        <w:bidi w:val="0"/>
+        <w:jc w:val="left"/>
+      </w:pPr>
+      <w:r>
+        <w:rPr>
+          <w:rFonts w:ascii="Aptos" w:hAnsi="Aptos" w:eastAsia="Aptos" w:cs="Aptos"/>
+          <w:noProof w:val="0"/>
+          <w:sz w:val="24"/>
+          <w:szCs w:val="24"/>
+          <w:lang w:val="en-GB"/>
+        </w:rPr>
+        <w:t>The relay module was integrated with the ESP32-WROOM-32 to provide physical device switching capability, completing the sense-decide-actuate loop of the smart home system.</w:t>
+      </w:r>
+    </w:p>
+    <w:p>
+      <w:pPr>
+        <w:bidi w:val="0"/>
+        <w:jc w:val="left"/>
+      </w:pPr>
+      <w:r>
+        <w:rPr>
+          <w:rFonts w:ascii="Aptos" w:hAnsi="Aptos" w:eastAsia="Aptos" w:cs="Aptos"/>
+          <w:b w:val="1"/>
+          <w:bCs w:val="1"/>
+          <w:noProof w:val="0"/>
+          <w:sz w:val="24"/>
+          <w:szCs w:val="24"/>
+          <w:lang w:val="en-GB"/>
+        </w:rPr>
+        <w:t>Wiring</w:t>
+      </w:r>
+    </w:p>
+    <w:p>
+      <w:pPr>
+        <w:bidi w:val="0"/>
+        <w:jc w:val="left"/>
+      </w:pPr>
+      <w:r>
+        <w:rPr>
+          <w:rFonts w:ascii="Aptos" w:hAnsi="Aptos" w:eastAsia="Aptos" w:cs="Aptos"/>
+          <w:noProof w:val="0"/>
+          <w:sz w:val="24"/>
+          <w:szCs w:val="24"/>
+          <w:lang w:val="en-GB"/>
+        </w:rPr>
+        <w:t>The standard 5V relay module with SRD-05VDC-SL-C relay was wired to the ESP32 using three jumper wires. The module's VCC pin was connected to ESP32 VIN (5V), GND to ESP32 GND, and the signal input pin (S) to GPIO 26. The module's built-in transistor driver accepts the 3.3V logic signal from the ESP32 GPIO pin to switch the 5V relay coil, eliminating the need for a level converter. A photo of the relay wiring is shown in Figure 9.</w:t>
+      </w:r>
+    </w:p>
+    <w:p>
+      <w:pPr>
+        <w:bidi w:val="0"/>
+        <w:jc w:val="left"/>
+      </w:pPr>
+      <w:r>
+        <w:rPr>
+          <w:rFonts w:ascii="Aptos" w:hAnsi="Aptos" w:eastAsia="Aptos" w:cs="Aptos"/>
+          <w:i w:val="1"/>
+          <w:iCs w:val="1"/>
+          <w:noProof w:val="0"/>
+          <w:sz w:val="24"/>
+          <w:szCs w:val="24"/>
+          <w:lang w:val="en-GB"/>
+        </w:rPr>
+        <w:t>[INSERT PHOTO — breadboard wiring of relay module to ESP32]</w:t>
+      </w:r>
+    </w:p>
+    <w:p>
+      <w:pPr>
+        <w:bidi w:val="0"/>
+        <w:jc w:val="left"/>
+      </w:pPr>
+      <w:r>
+        <w:rPr>
+          <w:rFonts w:ascii="Aptos" w:hAnsi="Aptos" w:eastAsia="Aptos" w:cs="Aptos"/>
+          <w:b w:val="1"/>
+          <w:bCs w:val="1"/>
+          <w:noProof w:val="0"/>
+          <w:sz w:val="24"/>
+          <w:szCs w:val="24"/>
+          <w:lang w:val="en-GB"/>
+        </w:rPr>
+        <w:t>Sketch</w:t>
+      </w:r>
+    </w:p>
+    <w:p>
+      <w:pPr>
+        <w:bidi w:val="0"/>
+        <w:jc w:val="left"/>
+      </w:pPr>
+      <w:r>
+        <w:rPr>
+          <w:rFonts w:ascii="Aptos" w:hAnsi="Aptos" w:eastAsia="Aptos" w:cs="Aptos"/>
+          <w:noProof w:val="0"/>
+          <w:sz w:val="24"/>
+          <w:szCs w:val="24"/>
+          <w:lang w:val="en-GB"/>
+        </w:rPr>
+        <w:t xml:space="preserve">The relay was controlled via MQTT by subscribing to the topic </w:t>
+      </w:r>
+      <w:r>
+        <w:rPr>
+          <w:rFonts w:ascii="Consolas" w:hAnsi="Consolas" w:eastAsia="Consolas" w:cs="Consolas"/>
+          <w:noProof w:val="0"/>
+          <w:sz w:val="24"/>
+          <w:szCs w:val="24"/>
+          <w:lang w:val="en-GB"/>
+        </w:rPr>
+        <w:t>home/relay/switch</w:t>
+      </w:r>
+      <w:r>
+        <w:rPr>
+          <w:rFonts w:ascii="Aptos" w:hAnsi="Aptos" w:eastAsia="Aptos" w:cs="Aptos"/>
+          <w:noProof w:val="0"/>
+          <w:sz w:val="24"/>
+          <w:szCs w:val="24"/>
+          <w:lang w:val="en-GB"/>
+        </w:rPr>
+        <w:t xml:space="preserve">. When Home Assistant publishes "ON" to this topic, the ESP32 sets GPIO 26 HIGH, energising the relay coil and closing the NO (Normally Open) contact. When "OFF" is published, GPIO 26 is set LOW and the relay opens. The relay state is also published back to </w:t>
+      </w:r>
+      <w:r>
+        <w:rPr>
+          <w:rFonts w:ascii="Consolas" w:hAnsi="Consolas" w:eastAsia="Consolas" w:cs="Consolas"/>
+          <w:noProof w:val="0"/>
+          <w:sz w:val="24"/>
+          <w:szCs w:val="24"/>
+          <w:lang w:val="en-GB"/>
+        </w:rPr>
+        <w:t>home/relay/state</w:t>
+      </w:r>
+      <w:r>
+        <w:rPr>
+          <w:rFonts w:ascii="Aptos" w:hAnsi="Aptos" w:eastAsia="Aptos" w:cs="Aptos"/>
+          <w:noProof w:val="0"/>
+          <w:sz w:val="24"/>
+          <w:szCs w:val="24"/>
+          <w:lang w:val="en-GB"/>
+        </w:rPr>
+        <w:t xml:space="preserve"> so Home Assistant can confirm the current state. MQTT autodiscovery was used to create a switch entity in Home Assistant with bidirectional control. The full sketch is stored under </w:t>
+      </w:r>
+      <w:r>
+        <w:rPr>
+          <w:rFonts w:ascii="Consolas" w:hAnsi="Consolas" w:eastAsia="Consolas" w:cs="Consolas"/>
+          <w:noProof w:val="0"/>
+          <w:sz w:val="24"/>
+          <w:szCs w:val="24"/>
+          <w:lang w:val="en-GB"/>
+        </w:rPr>
+        <w:t>src/relay_mqtt/</w:t>
+      </w:r>
+      <w:r>
+        <w:rPr>
+          <w:rFonts w:ascii="Aptos" w:hAnsi="Aptos" w:eastAsia="Aptos" w:cs="Aptos"/>
+          <w:noProof w:val="0"/>
+          <w:sz w:val="24"/>
+          <w:szCs w:val="24"/>
+          <w:lang w:val="en-GB"/>
+        </w:rPr>
+        <w:t>.</w:t>
+      </w:r>
+    </w:p>
+    <w:p>
+      <w:pPr>
+        <w:bidi w:val="0"/>
+        <w:jc w:val="left"/>
+      </w:pPr>
+      <w:r>
+        <w:rPr>
+          <w:rFonts w:ascii="Aptos" w:hAnsi="Aptos" w:eastAsia="Aptos" w:cs="Aptos"/>
+          <w:b w:val="1"/>
+          <w:bCs w:val="1"/>
+          <w:noProof w:val="0"/>
+          <w:sz w:val="24"/>
+          <w:szCs w:val="24"/>
+          <w:lang w:val="en-GB"/>
+        </w:rPr>
+        <w:t>Testing</w:t>
+      </w:r>
+    </w:p>
+    <w:p>
+      <w:pPr>
+        <w:bidi w:val="0"/>
+        <w:jc w:val="left"/>
+      </w:pPr>
+      <w:r>
+        <w:rPr>
+          <w:rFonts w:ascii="Aptos" w:hAnsi="Aptos" w:eastAsia="Aptos" w:cs="Aptos"/>
+          <w:noProof w:val="0"/>
+          <w:sz w:val="24"/>
+          <w:szCs w:val="24"/>
+          <w:lang w:val="en-GB"/>
+        </w:rPr>
+        <w:t>The relay was tested by toggling the switch entity on the Home Assistant dashboard. An audible click was heard from the relay each time it switched, confirming physical actuation. The switch card on the dashboard updated in real time to reflect the current relay state as shown in Figure 10.</w:t>
+      </w:r>
+    </w:p>
+    <w:p>
+      <w:pPr>
+        <w:bidi w:val="0"/>
+        <w:jc w:val="left"/>
+      </w:pPr>
+      <w:r>
+        <w:rPr>
+          <w:rFonts w:ascii="Aptos" w:hAnsi="Aptos" w:eastAsia="Aptos" w:cs="Aptos"/>
+          <w:i w:val="1"/>
+          <w:iCs w:val="1"/>
+          <w:noProof w:val="0"/>
+          <w:sz w:val="24"/>
+          <w:szCs w:val="24"/>
+          <w:lang w:val="en-GB"/>
+        </w:rPr>
+        <w:t>[INSERT SCREENSHOT — HA dashboard showing relay switch card toggled ON]</w:t>
+      </w:r>
+    </w:p>
+    <w:p>
+      <w:pPr>
+        <w:bidi w:val="0"/>
+        <w:jc w:val="left"/>
+      </w:pPr>
+    </w:p>
+    <w:p>
+      <w:pPr>
+        <w:bidi w:val="0"/>
+        <w:jc w:val="left"/>
+      </w:pPr>
+      <w:r>
+        <w:rPr>
+          <w:rFonts w:ascii="Times New Roman" w:hAnsi="Times New Roman" w:eastAsia="Times New Roman" w:cs="Times New Roman"/>
+          <w:b w:val="1"/>
+          <w:bCs w:val="1"/>
+          <w:noProof w:val="0"/>
+          <w:sz w:val="22"/>
+          <w:szCs w:val="22"/>
+          <w:lang w:val="en-GB"/>
+        </w:rPr>
+        <w:t>4.6 MQTT Communication Setup</w:t>
+      </w:r>
+    </w:p>
+    <w:p>
+      <w:pPr>
+        <w:bidi w:val="0"/>
+        <w:jc w:val="left"/>
+      </w:pPr>
+      <w:r>
+        <w:rPr>
+          <w:rFonts w:ascii="Times New Roman" w:hAnsi="Times New Roman" w:eastAsia="Times New Roman" w:cs="Times New Roman"/>
+          <w:noProof w:val="0"/>
+          <w:sz w:val="22"/>
+          <w:szCs w:val="22"/>
+          <w:lang w:val="en-GB"/>
+        </w:rPr>
+        <w:t>MQTT was used as the primary communication protocol between the ESP32 microcontrollers and Home Assistant, providing a lightweight, reliable messaging layer for all sensor data and control commands.</w:t>
+      </w:r>
+    </w:p>
+    <w:p>
+      <w:pPr>
+        <w:bidi w:val="0"/>
+        <w:jc w:val="left"/>
+      </w:pPr>
+      <w:r>
+        <w:rPr>
+          <w:rFonts w:ascii="Times New Roman" w:hAnsi="Times New Roman" w:eastAsia="Times New Roman" w:cs="Times New Roman"/>
+          <w:b w:val="1"/>
+          <w:bCs w:val="1"/>
+          <w:noProof w:val="0"/>
+          <w:sz w:val="22"/>
+          <w:szCs w:val="22"/>
+          <w:lang w:val="en-GB"/>
+        </w:rPr>
+        <w:t>Mosquitto Broker Installation</w:t>
+      </w:r>
+    </w:p>
+    <w:p>
+      <w:pPr>
+        <w:bidi w:val="0"/>
+        <w:jc w:val="left"/>
+      </w:pPr>
+      <w:r>
+        <w:rPr>
+          <w:rFonts w:ascii="Times New Roman" w:hAnsi="Times New Roman" w:eastAsia="Times New Roman" w:cs="Times New Roman"/>
+          <w:noProof w:val="0"/>
+          <w:sz w:val="22"/>
+          <w:szCs w:val="22"/>
+          <w:lang w:val="en-GB"/>
+        </w:rPr>
+        <w:t>The Mosquitto MQTT broker was installed as a Home Assistant add-on through the Apps section. After installation, Start on boot and Watchdog options were enabled to ensure the broker restarts automatically after any system interruption. A dedicated MQTT user account named mqtt_user was created in Home Assistant under Settings → People → Users with local access only permissions. The MQTT integration was then configured in Home Assistant under Settings → Devices and Services, where the Mosquitto broker was automatically discovered and linked with a single confirmation click. A screenshot of the Mosquitto broker running is shown in Figure 11.</w:t>
+      </w:r>
+    </w:p>
+    <w:p>
+      <w:pPr>
+        <w:bidi w:val="0"/>
+        <w:jc w:val="left"/>
+        <w:rPr>
+          <w:rFonts w:ascii="Times New Roman" w:hAnsi="Times New Roman" w:eastAsia="Times New Roman" w:cs="Times New Roman"/>
+          <w:noProof w:val="0"/>
+          <w:sz w:val="22"/>
+          <w:szCs w:val="22"/>
+          <w:lang w:val="en-GB"/>
+        </w:rPr>
+      </w:pPr>
+    </w:p>
+    <w:p>
+      <w:pPr>
+        <w:bidi w:val="0"/>
+        <w:jc w:val="left"/>
+        <w:rPr>
+          <w:rFonts w:ascii="Times New Roman" w:hAnsi="Times New Roman" w:eastAsia="Times New Roman" w:cs="Times New Roman"/>
+          <w:noProof w:val="0"/>
+          <w:sz w:val="22"/>
+          <w:szCs w:val="22"/>
+          <w:lang w:val="en-GB"/>
+        </w:rPr>
+      </w:pPr>
+      <w:r>
+        <w:drawing>
+          <wp:inline wp14:editId="306E9990" wp14:anchorId="41063EF8">
+            <wp:extent cx="5724525" cy="3200400"/>
+            <wp:effectExtent l="0" t="0" r="0" b="0"/>
+            <wp:docPr id="1679965395" name="drawing"/>
+            <wp:cNvGraphicFramePr>
+              <a:graphicFrameLocks noChangeAspect="1"/>
+            </wp:cNvGraphicFramePr>
+            <a:graphic>
+              <a:graphicData xmlns:a="http://schemas.openxmlformats.org/drawingml/2006/main" uri="http://schemas.openxmlformats.org/drawingml/2006/picture">
+                <pic:pic xmlns:pic="http://schemas.openxmlformats.org/drawingml/2006/picture">
+                  <pic:nvPicPr>
+                    <pic:cNvPr id="1679965395" name="Picture 1679965395"/>
+                    <pic:cNvPicPr/>
+                  </pic:nvPicPr>
+                  <pic:blipFill>
+                    <a:blip xmlns:r="http://schemas.openxmlformats.org/officeDocument/2006/relationships" r:embed="rId228174399">
+                      <a:extLst>
+                        <a:ext uri="{28A0092B-C50C-407E-A947-70E740481C1C}">
+                          <a14:useLocalDpi xmlns:a14="http://schemas.microsoft.com/office/drawing/2010/main"/>
+                        </a:ext>
+                      </a:extLst>
+                    </a:blip>
+                    <a:stretch>
+                      <a:fillRect/>
+                    </a:stretch>
+                  </pic:blipFill>
+                  <pic:spPr>
+                    <a:xfrm rot="0">
+                      <a:off x="0" y="0"/>
+                      <a:ext cx="5724525" cy="3200400"/>
+                    </a:xfrm>
+                    <a:prstGeom prst="rect">
+                      <a:avLst/>
+                    </a:prstGeom>
+                  </pic:spPr>
+                </pic:pic>
+              </a:graphicData>
+            </a:graphic>
+          </wp:inline>
+        </w:drawing>
+      </w:r>
+    </w:p>
+    <w:p>
+      <w:pPr>
+        <w:bidi w:val="0"/>
+        <w:jc w:val="left"/>
+        <w:rPr>
+          <w:rFonts w:ascii="Times New Roman" w:hAnsi="Times New Roman" w:eastAsia="Times New Roman" w:cs="Times New Roman"/>
+          <w:noProof w:val="0"/>
+          <w:sz w:val="22"/>
+          <w:szCs w:val="22"/>
+          <w:lang w:val="en-GB"/>
+        </w:rPr>
+      </w:pPr>
+    </w:p>
+    <w:p>
+      <w:pPr>
+        <w:bidi w:val="0"/>
+        <w:jc w:val="left"/>
+      </w:pPr>
+      <w:r>
+        <w:rPr>
+          <w:rFonts w:ascii="Times New Roman" w:hAnsi="Times New Roman" w:eastAsia="Times New Roman" w:cs="Times New Roman"/>
+          <w:i w:val="1"/>
+          <w:iCs w:val="1"/>
+          <w:noProof w:val="0"/>
+          <w:sz w:val="22"/>
+          <w:szCs w:val="22"/>
+          <w:lang w:val="en-GB"/>
+        </w:rPr>
+        <w:t>[</w:t>
+      </w:r>
+      <w:r>
+        <w:rPr>
+          <w:rFonts w:ascii="Times New Roman" w:hAnsi="Times New Roman" w:eastAsia="Times New Roman" w:cs="Times New Roman"/>
+          <w:i w:val="1"/>
+          <w:iCs w:val="1"/>
+          <w:noProof w:val="0"/>
+          <w:sz w:val="22"/>
+          <w:szCs w:val="22"/>
+          <w:lang w:val="en-GB"/>
+        </w:rPr>
+        <w:t>Figure 11</w:t>
+      </w:r>
+      <w:r>
+        <w:rPr>
+          <w:rFonts w:ascii="Times New Roman" w:hAnsi="Times New Roman" w:eastAsia="Times New Roman" w:cs="Times New Roman"/>
+          <w:i w:val="1"/>
+          <w:iCs w:val="1"/>
+          <w:noProof w:val="0"/>
+          <w:sz w:val="22"/>
+          <w:szCs w:val="22"/>
+          <w:lang w:val="en-GB"/>
+        </w:rPr>
+        <w:t xml:space="preserve"> — Mosquitto broker add-on showing Running status]</w:t>
+      </w:r>
+    </w:p>
+    <w:p>
+      <w:pPr>
+        <w:bidi w:val="0"/>
+        <w:jc w:val="left"/>
+      </w:pPr>
+      <w:r>
+        <w:rPr>
+          <w:rFonts w:ascii="Times New Roman" w:hAnsi="Times New Roman" w:eastAsia="Times New Roman" w:cs="Times New Roman"/>
+          <w:b w:val="1"/>
+          <w:bCs w:val="1"/>
+          <w:noProof w:val="0"/>
+          <w:sz w:val="22"/>
+          <w:szCs w:val="22"/>
+          <w:lang w:val="en-GB"/>
+        </w:rPr>
+        <w:t>MQTT Explorer Verification</w:t>
+      </w:r>
+    </w:p>
+    <w:p>
+      <w:pPr>
+        <w:bidi w:val="0"/>
+        <w:jc w:val="left"/>
+      </w:pPr>
+      <w:r>
+        <w:rPr>
+          <w:rFonts w:ascii="Times New Roman" w:hAnsi="Times New Roman" w:eastAsia="Times New Roman" w:cs="Times New Roman"/>
+          <w:noProof w:val="0"/>
+          <w:sz w:val="22"/>
+          <w:szCs w:val="22"/>
+          <w:lang w:val="en-GB"/>
+        </w:rPr>
+        <w:t>MQTT Explorer was installed on the development laptop to verify broker connectivity independently of Home Assistant. A connection was established to homeassistant.local on port 1883 using the mqtt_user credentials. On successful connection, the $SYS topic tree appeared showing 56 topics and 91 system messages, confirming the broker was live and receiving data as shown in Figure 12.</w:t>
+      </w:r>
+    </w:p>
+    <w:p>
+      <w:pPr>
+        <w:bidi w:val="0"/>
+        <w:jc w:val="left"/>
+        <w:rPr>
+          <w:rFonts w:ascii="Times New Roman" w:hAnsi="Times New Roman" w:eastAsia="Times New Roman" w:cs="Times New Roman"/>
+          <w:noProof w:val="0"/>
+          <w:sz w:val="22"/>
+          <w:szCs w:val="22"/>
+          <w:lang w:val="en-GB"/>
+        </w:rPr>
+      </w:pPr>
+    </w:p>
+    <w:p>
+      <w:pPr>
+        <w:bidi w:val="0"/>
+        <w:jc w:val="left"/>
+        <w:rPr>
+          <w:rFonts w:ascii="Times New Roman" w:hAnsi="Times New Roman" w:eastAsia="Times New Roman" w:cs="Times New Roman"/>
+          <w:noProof w:val="0"/>
+          <w:sz w:val="22"/>
+          <w:szCs w:val="22"/>
+          <w:lang w:val="en-GB"/>
+        </w:rPr>
+      </w:pPr>
+      <w:r>
+        <w:drawing>
+          <wp:inline wp14:editId="3CD1925B" wp14:anchorId="08052853">
+            <wp:extent cx="5619750" cy="3152355"/>
+            <wp:effectExtent l="0" t="0" r="0" b="0"/>
+            <wp:docPr id="1903956737" name="drawing"/>
+            <wp:cNvGraphicFramePr>
+              <a:graphicFrameLocks noChangeAspect="1"/>
+            </wp:cNvGraphicFramePr>
+            <a:graphic>
+              <a:graphicData xmlns:a="http://schemas.openxmlformats.org/drawingml/2006/main" uri="http://schemas.openxmlformats.org/drawingml/2006/picture">
+                <pic:pic xmlns:pic="http://schemas.openxmlformats.org/drawingml/2006/picture">
+                  <pic:nvPicPr>
+                    <pic:cNvPr id="1903956737" name="Picture 1903956737"/>
+                    <pic:cNvPicPr/>
+                  </pic:nvPicPr>
+                  <pic:blipFill>
+                    <a:blip xmlns:r="http://schemas.openxmlformats.org/officeDocument/2006/relationships" r:embed="rId2074981824">
+                      <a:extLst>
+                        <a:ext uri="{28A0092B-C50C-407E-A947-70E740481C1C}">
+                          <a14:useLocalDpi xmlns:a14="http://schemas.microsoft.com/office/drawing/2010/main"/>
+                        </a:ext>
+                      </a:extLst>
+                    </a:blip>
+                    <a:stretch>
+                      <a:fillRect/>
+                    </a:stretch>
+                  </pic:blipFill>
+                  <pic:spPr>
+                    <a:xfrm rot="0">
+                      <a:off x="0" y="0"/>
+                      <a:ext cx="5619750" cy="3152355"/>
+                    </a:xfrm>
+                    <a:prstGeom prst="rect">
+                      <a:avLst/>
+                    </a:prstGeom>
+                  </pic:spPr>
+                </pic:pic>
+              </a:graphicData>
+            </a:graphic>
+          </wp:inline>
+        </w:drawing>
+      </w:r>
+    </w:p>
+    <w:p>
+      <w:pPr>
+        <w:bidi w:val="0"/>
+        <w:jc w:val="left"/>
+        <w:rPr>
+          <w:rFonts w:ascii="Times New Roman" w:hAnsi="Times New Roman" w:eastAsia="Times New Roman" w:cs="Times New Roman"/>
+          <w:noProof w:val="0"/>
+          <w:sz w:val="22"/>
+          <w:szCs w:val="22"/>
+          <w:lang w:val="en-GB"/>
+        </w:rPr>
+      </w:pPr>
+    </w:p>
+    <w:p>
+      <w:pPr>
+        <w:bidi w:val="0"/>
+        <w:jc w:val="left"/>
+      </w:pPr>
+      <w:r>
+        <w:rPr>
+          <w:rFonts w:ascii="Times New Roman" w:hAnsi="Times New Roman" w:eastAsia="Times New Roman" w:cs="Times New Roman"/>
+          <w:i w:val="1"/>
+          <w:iCs w:val="1"/>
+          <w:noProof w:val="0"/>
+          <w:sz w:val="22"/>
+          <w:szCs w:val="22"/>
+          <w:lang w:val="en-GB"/>
+        </w:rPr>
+        <w:t>[</w:t>
+      </w:r>
+      <w:r>
+        <w:rPr>
+          <w:rFonts w:ascii="Times New Roman" w:hAnsi="Times New Roman" w:eastAsia="Times New Roman" w:cs="Times New Roman"/>
+          <w:i w:val="1"/>
+          <w:iCs w:val="1"/>
+          <w:noProof w:val="0"/>
+          <w:sz w:val="22"/>
+          <w:szCs w:val="22"/>
+          <w:lang w:val="en-GB"/>
+        </w:rPr>
+        <w:t>Figure 12</w:t>
+      </w:r>
+      <w:r>
+        <w:rPr>
+          <w:rFonts w:ascii="Times New Roman" w:hAnsi="Times New Roman" w:eastAsia="Times New Roman" w:cs="Times New Roman"/>
+          <w:i w:val="1"/>
+          <w:iCs w:val="1"/>
+          <w:noProof w:val="0"/>
+          <w:sz w:val="22"/>
+          <w:szCs w:val="22"/>
+          <w:lang w:val="en-GB"/>
+        </w:rPr>
+        <w:t xml:space="preserve"> — MQTT Explorer connected showing $SYS topics]</w:t>
+      </w:r>
+    </w:p>
+    <w:p>
+      <w:pPr>
+        <w:bidi w:val="0"/>
+        <w:jc w:val="left"/>
+      </w:pPr>
+      <w:r>
+        <w:rPr>
+          <w:rFonts w:ascii="Times New Roman" w:hAnsi="Times New Roman" w:eastAsia="Times New Roman" w:cs="Times New Roman"/>
+          <w:b w:val="1"/>
+          <w:bCs w:val="1"/>
+          <w:noProof w:val="0"/>
+          <w:sz w:val="22"/>
+          <w:szCs w:val="22"/>
+          <w:lang w:val="en-GB"/>
+        </w:rPr>
+        <w:t>Topic Structure</w:t>
+      </w:r>
+    </w:p>
+    <w:p>
+      <w:pPr>
+        <w:bidi w:val="0"/>
+        <w:jc w:val="left"/>
+      </w:pPr>
+      <w:r>
+        <w:rPr>
+          <w:rFonts w:ascii="Times New Roman" w:hAnsi="Times New Roman" w:eastAsia="Times New Roman" w:cs="Times New Roman"/>
+          <w:noProof w:val="0"/>
+          <w:sz w:val="22"/>
+          <w:szCs w:val="22"/>
+          <w:lang w:val="en-GB"/>
+        </w:rPr>
+        <w:t>The following MQTT topics are used in this project:</w:t>
+      </w:r>
+    </w:p>
+    <w:tbl>
+      <w:tblPr>
+        <w:tblStyle w:val="TableGrid"/>
+        <w:bidiVisual w:val="0"/>
+        <w:tblW w:w="0" w:type="auto"/>
+        <w:tblLook w:val="06A0" w:firstRow="1" w:lastRow="0" w:firstColumn="1" w:lastColumn="0" w:noHBand="1" w:noVBand="1"/>
+      </w:tblPr>
+      <w:tblGrid>
+        <w:gridCol w:w="3005"/>
+        <w:gridCol w:w="3005"/>
+        <w:gridCol w:w="3005"/>
+      </w:tblGrid>
+      <w:tr>
+        <w:trPr>
+          <w:trHeight w:val="300"/>
+        </w:trPr>
+        <w:tc>
+          <w:tcPr>
+            <w:tcW w:w="3005" w:type="dxa"/>
+            <w:tcMar/>
+          </w:tcPr>
+          <w:p>
+            <w:pPr>
+              <w:bidi w:val="0"/>
+              <w:spacing w:before="0" w:beforeAutospacing="off" w:after="0" w:afterAutospacing="off"/>
+              <w:jc w:val="center"/>
+            </w:pPr>
+            <w:r>
+              <w:rPr>
+                <w:b w:val="1"/>
+                <w:bCs w:val="1"/>
+              </w:rPr>
+              <w:t>Topic</w:t>
+            </w:r>
+          </w:p>
+        </w:tc>
+        <w:tc>
+          <w:tcPr>
+            <w:tcW w:w="3005" w:type="dxa"/>
+            <w:tcMar/>
+          </w:tcPr>
+          <w:p>
+            <w:pPr>
+              <w:bidi w:val="0"/>
+              <w:spacing w:before="0" w:beforeAutospacing="off" w:after="0" w:afterAutospacing="off"/>
+              <w:jc w:val="center"/>
+            </w:pPr>
+            <w:r>
+              <w:rPr>
+                <w:b w:val="1"/>
+                <w:bCs w:val="1"/>
+              </w:rPr>
+              <w:t>Direction</w:t>
+            </w:r>
+          </w:p>
+        </w:tc>
+        <w:tc>
+          <w:tcPr>
+            <w:tcW w:w="3005" w:type="dxa"/>
+            <w:tcMar/>
+          </w:tcPr>
+          <w:p>
+            <w:pPr>
+              <w:bidi w:val="0"/>
+              <w:spacing w:before="0" w:beforeAutospacing="off" w:after="0" w:afterAutospacing="off"/>
+              <w:jc w:val="center"/>
+            </w:pPr>
+            <w:r>
+              <w:rPr>
+                <w:b w:val="1"/>
+                <w:bCs w:val="1"/>
+              </w:rPr>
+              <w:t>Description</w:t>
+            </w:r>
+          </w:p>
+        </w:tc>
+      </w:tr>
+      <w:tr>
+        <w:trPr>
+          <w:trHeight w:val="300"/>
+        </w:trPr>
+        <w:tc>
+          <w:tcPr>
+            <w:tcW w:w="3005" w:type="dxa"/>
+            <w:tcMar/>
+          </w:tcPr>
+          <w:p>
+            <w:pPr>
+              <w:bidi w:val="0"/>
+              <w:spacing w:before="0" w:beforeAutospacing="off" w:after="0" w:afterAutospacing="off"/>
+            </w:pPr>
+            <w:r>
+              <w:rPr/>
+              <w:t>home/esp32/temperature</w:t>
+            </w:r>
+          </w:p>
+        </w:tc>
+        <w:tc>
+          <w:tcPr>
+            <w:tcW w:w="3005" w:type="dxa"/>
+            <w:tcMar/>
+          </w:tcPr>
+          <w:p>
+            <w:pPr>
+              <w:bidi w:val="0"/>
+              <w:spacing w:before="0" w:beforeAutospacing="off" w:after="0" w:afterAutospacing="off"/>
+            </w:pPr>
+            <w:r>
+              <w:rPr/>
+              <w:t>ESP32 → HA</w:t>
+            </w:r>
+          </w:p>
+        </w:tc>
+        <w:tc>
+          <w:tcPr>
+            <w:tcW w:w="3005" w:type="dxa"/>
+            <w:tcMar/>
+          </w:tcPr>
+          <w:p>
+            <w:pPr>
+              <w:bidi w:val="0"/>
+              <w:spacing w:before="0" w:beforeAutospacing="off" w:after="0" w:afterAutospacing="off"/>
+            </w:pPr>
+            <w:r>
+              <w:rPr/>
+              <w:t>Temperature readings in °C</w:t>
+            </w:r>
+          </w:p>
+        </w:tc>
+      </w:tr>
+      <w:tr>
+        <w:trPr>
+          <w:trHeight w:val="300"/>
+        </w:trPr>
+        <w:tc>
+          <w:tcPr>
+            <w:tcW w:w="3005" w:type="dxa"/>
+            <w:tcMar/>
+          </w:tcPr>
+          <w:p>
+            <w:pPr>
+              <w:bidi w:val="0"/>
+              <w:spacing w:before="0" w:beforeAutospacing="off" w:after="0" w:afterAutospacing="off"/>
+            </w:pPr>
+            <w:r>
+              <w:rPr/>
+              <w:t>home/esp32/pir</w:t>
+            </w:r>
+          </w:p>
+        </w:tc>
+        <w:tc>
+          <w:tcPr>
+            <w:tcW w:w="3005" w:type="dxa"/>
+            <w:tcMar/>
+          </w:tcPr>
+          <w:p>
+            <w:pPr>
+              <w:bidi w:val="0"/>
+              <w:spacing w:before="0" w:beforeAutospacing="off" w:after="0" w:afterAutospacing="off"/>
+            </w:pPr>
+            <w:r>
+              <w:rPr/>
+              <w:t>ESP32 → HA</w:t>
+            </w:r>
+          </w:p>
+        </w:tc>
+        <w:tc>
+          <w:tcPr>
+            <w:tcW w:w="3005" w:type="dxa"/>
+            <w:tcMar/>
+          </w:tcPr>
+          <w:p>
+            <w:pPr>
+              <w:bidi w:val="0"/>
+              <w:spacing w:before="0" w:beforeAutospacing="off" w:after="0" w:afterAutospacing="off"/>
+            </w:pPr>
+            <w:r>
+              <w:rPr/>
+              <w:t>Motion state ON/OFF</w:t>
+            </w:r>
+          </w:p>
+        </w:tc>
+      </w:tr>
+      <w:tr>
+        <w:trPr>
+          <w:trHeight w:val="300"/>
+        </w:trPr>
+        <w:tc>
+          <w:tcPr>
+            <w:tcW w:w="3005" w:type="dxa"/>
+            <w:tcMar/>
+          </w:tcPr>
+          <w:p>
+            <w:pPr>
+              <w:bidi w:val="0"/>
+              <w:spacing w:before="0" w:beforeAutospacing="off" w:after="0" w:afterAutospacing="off"/>
+            </w:pPr>
+            <w:r>
+              <w:rPr/>
+              <w:t>home/relay/switch</w:t>
+            </w:r>
+          </w:p>
+        </w:tc>
+        <w:tc>
+          <w:tcPr>
+            <w:tcW w:w="3005" w:type="dxa"/>
+            <w:tcMar/>
+          </w:tcPr>
+          <w:p>
+            <w:pPr>
+              <w:bidi w:val="0"/>
+              <w:spacing w:before="0" w:beforeAutospacing="off" w:after="0" w:afterAutospacing="off"/>
+            </w:pPr>
+            <w:r>
+              <w:rPr/>
+              <w:t>HA → ESP32</w:t>
+            </w:r>
+          </w:p>
+        </w:tc>
+        <w:tc>
+          <w:tcPr>
+            <w:tcW w:w="3005" w:type="dxa"/>
+            <w:tcMar/>
+          </w:tcPr>
+          <w:p>
+            <w:pPr>
+              <w:bidi w:val="0"/>
+              <w:spacing w:before="0" w:beforeAutospacing="off" w:after="0" w:afterAutospacing="off"/>
+            </w:pPr>
+            <w:r>
+              <w:rPr/>
+              <w:t>Relay control command ON/OFF</w:t>
+            </w:r>
+          </w:p>
+        </w:tc>
+      </w:tr>
+      <w:tr>
+        <w:trPr>
+          <w:trHeight w:val="300"/>
+        </w:trPr>
+        <w:tc>
+          <w:tcPr>
+            <w:tcW w:w="3005" w:type="dxa"/>
+            <w:tcMar/>
+          </w:tcPr>
+          <w:p>
+            <w:pPr>
+              <w:bidi w:val="0"/>
+              <w:spacing w:before="0" w:beforeAutospacing="off" w:after="0" w:afterAutospacing="off"/>
+            </w:pPr>
+            <w:r>
+              <w:rPr/>
+              <w:t>home/relay/state</w:t>
+            </w:r>
+          </w:p>
+        </w:tc>
+        <w:tc>
+          <w:tcPr>
+            <w:tcW w:w="3005" w:type="dxa"/>
+            <w:tcMar/>
+          </w:tcPr>
+          <w:p>
+            <w:pPr>
+              <w:bidi w:val="0"/>
+              <w:spacing w:before="0" w:beforeAutospacing="off" w:after="0" w:afterAutospacing="off"/>
+            </w:pPr>
+            <w:r>
+              <w:rPr/>
+              <w:t>ESP32 → HA</w:t>
+            </w:r>
+          </w:p>
+        </w:tc>
+        <w:tc>
+          <w:tcPr>
+            <w:tcW w:w="3005" w:type="dxa"/>
+            <w:tcMar/>
+          </w:tcPr>
+          <w:p>
+            <w:pPr>
+              <w:bidi w:val="0"/>
+              <w:spacing w:before="0" w:beforeAutospacing="off" w:after="0" w:afterAutospacing="off"/>
+            </w:pPr>
+            <w:r>
+              <w:rPr/>
+              <w:t>Relay state confirmation</w:t>
+            </w:r>
+          </w:p>
+        </w:tc>
+      </w:tr>
+      <w:tr>
+        <w:trPr>
+          <w:trHeight w:val="300"/>
+        </w:trPr>
+        <w:tc>
+          <w:tcPr>
+            <w:tcW w:w="3005" w:type="dxa"/>
+            <w:tcMar/>
+          </w:tcPr>
+          <w:p>
+            <w:pPr>
+              <w:bidi w:val="0"/>
+              <w:spacing w:before="0" w:beforeAutospacing="off" w:after="0" w:afterAutospacing="off"/>
+            </w:pPr>
+            <w:r>
+              <w:rPr/>
+              <w:t>home/esp32/light</w:t>
+            </w:r>
+          </w:p>
+        </w:tc>
+        <w:tc>
+          <w:tcPr>
+            <w:tcW w:w="3005" w:type="dxa"/>
+            <w:tcMar/>
+          </w:tcPr>
+          <w:p>
+            <w:pPr>
+              <w:bidi w:val="0"/>
+              <w:spacing w:before="0" w:beforeAutospacing="off" w:after="0" w:afterAutospacing="off"/>
+            </w:pPr>
+            <w:r>
+              <w:rPr/>
+              <w:t>ESP32 → HA</w:t>
+            </w:r>
+          </w:p>
+        </w:tc>
+        <w:tc>
+          <w:tcPr>
+            <w:tcW w:w="3005" w:type="dxa"/>
+            <w:tcMar/>
+          </w:tcPr>
+          <w:p>
+            <w:pPr>
+              <w:bidi w:val="0"/>
+              <w:spacing w:before="0" w:beforeAutospacing="off" w:after="0" w:afterAutospacing="off"/>
+            </w:pPr>
+            <w:r>
+              <w:rPr/>
+              <w:t>Light level in lux</w:t>
+            </w:r>
+          </w:p>
+        </w:tc>
+      </w:tr>
+      <w:tr>
+        <w:trPr>
+          <w:trHeight w:val="300"/>
+        </w:trPr>
+        <w:tc>
+          <w:tcPr>
+            <w:tcW w:w="3005" w:type="dxa"/>
+            <w:tcMar/>
+          </w:tcPr>
+          <w:p>
+            <w:pPr>
+              <w:bidi w:val="0"/>
+              <w:spacing w:before="0" w:beforeAutospacing="off" w:after="0" w:afterAutospacing="off"/>
+            </w:pPr>
+            <w:r>
+              <w:rPr/>
+              <w:t>home/esp32/gas</w:t>
+            </w:r>
+          </w:p>
+        </w:tc>
+        <w:tc>
+          <w:tcPr>
+            <w:tcW w:w="3005" w:type="dxa"/>
+            <w:tcMar/>
+          </w:tcPr>
+          <w:p>
+            <w:pPr>
+              <w:bidi w:val="0"/>
+              <w:spacing w:before="0" w:beforeAutospacing="off" w:after="0" w:afterAutospacing="off"/>
+            </w:pPr>
+            <w:r>
+              <w:rPr/>
+              <w:t>ESP32 → HA</w:t>
+            </w:r>
+          </w:p>
+        </w:tc>
+        <w:tc>
+          <w:tcPr>
+            <w:tcW w:w="3005" w:type="dxa"/>
+            <w:tcMar/>
+          </w:tcPr>
+          <w:p>
+            <w:pPr>
+              <w:bidi w:val="0"/>
+              <w:spacing w:before="0" w:beforeAutospacing="off" w:after="0" w:afterAutospacing="off"/>
+            </w:pPr>
+            <w:r>
+              <w:rPr/>
+              <w:t>Gas concentration reading</w:t>
+            </w:r>
+          </w:p>
+        </w:tc>
+      </w:tr>
+      <w:tr>
+        <w:trPr>
+          <w:trHeight w:val="300"/>
+        </w:trPr>
+        <w:tc>
+          <w:tcPr>
+            <w:tcW w:w="3005" w:type="dxa"/>
+            <w:tcMar/>
+          </w:tcPr>
+          <w:p>
+            <w:pPr>
+              <w:bidi w:val="0"/>
+              <w:spacing w:before="0" w:beforeAutospacing="off" w:after="0" w:afterAutospacing="off"/>
+            </w:pPr>
+            <w:r>
+              <w:rPr/>
+              <w:t>homeassistant/#</w:t>
+            </w:r>
+          </w:p>
+        </w:tc>
+        <w:tc>
+          <w:tcPr>
+            <w:tcW w:w="3005" w:type="dxa"/>
+            <w:tcMar/>
+          </w:tcPr>
+          <w:p>
+            <w:pPr>
+              <w:bidi w:val="0"/>
+              <w:spacing w:before="0" w:beforeAutospacing="off" w:after="0" w:afterAutospacing="off"/>
+            </w:pPr>
+            <w:r>
+              <w:rPr/>
+              <w:t>ESP32 → HA</w:t>
+            </w:r>
+          </w:p>
+        </w:tc>
+        <w:tc>
+          <w:tcPr>
+            <w:tcW w:w="3005" w:type="dxa"/>
+            <w:tcMar/>
+          </w:tcPr>
+          <w:p>
+            <w:pPr>
+              <w:bidi w:val="0"/>
+              <w:spacing w:before="0" w:beforeAutospacing="off" w:after="0" w:afterAutospacing="off"/>
+            </w:pPr>
+            <w:r>
+              <w:rPr/>
+              <w:t>MQTT autodiscovery payloads</w:t>
+            </w:r>
+          </w:p>
+        </w:tc>
+      </w:tr>
+    </w:tbl>
+    <w:p>
+      <w:pPr>
+        <w:spacing w:before="0" w:beforeAutospacing="off" w:after="0" w:afterAutospacing="off"/>
+        <w:jc w:val="left"/>
+        <w:rPr>
+          <w:rFonts w:ascii="Times New Roman" w:hAnsi="Times New Roman" w:eastAsia="Times New Roman" w:cs="Times New Roman"/>
+          <w:noProof w:val="0"/>
+          <w:sz w:val="22"/>
+          <w:szCs w:val="22"/>
+          <w:lang w:val="en-GB"/>
+        </w:rPr>
+      </w:pPr>
+    </w:p>
+    <w:p>
+      <w:pPr>
+        <w:jc w:val="left"/>
+      </w:pPr>
+      <w:r>
+        <w:rPr>
+          <w:rFonts w:ascii="Times New Roman" w:hAnsi="Times New Roman" w:eastAsia="Times New Roman" w:cs="Times New Roman"/>
+          <w:b w:val="1"/>
+          <w:bCs w:val="1"/>
+          <w:noProof w:val="0"/>
+          <w:sz w:val="22"/>
+          <w:szCs w:val="22"/>
+          <w:lang w:val="en-GB"/>
+        </w:rPr>
+        <w:t>Data Flow</w:t>
+      </w:r>
+    </w:p>
+    <w:p>
+      <w:pPr>
+        <w:jc w:val="left"/>
+      </w:pPr>
+      <w:r>
+        <w:rPr>
+          <w:rFonts w:ascii="Times New Roman" w:hAnsi="Times New Roman" w:eastAsia="Times New Roman" w:cs="Times New Roman"/>
+          <w:noProof w:val="0"/>
+          <w:sz w:val="22"/>
+          <w:szCs w:val="22"/>
+          <w:lang w:val="en-GB"/>
+        </w:rPr>
+        <w:t>Each ESP32 connects to the Mosquitto broker on startup using the mqtt_user credentials. Sensor readings are published to their respective state topics every 10 seconds. Home Assistant subscribes to all sensor topics and updates entity states in real time. Control commands for the relay are published by Home Assistant to the command topic, and the ESP32 confirms the action by publishing the new state back. All communication occurs entirely on the local network with no external internet dependency.</w:t>
+      </w:r>
+    </w:p>
+    <w:p>
+      <w:pPr>
+        <w:spacing w:before="0" w:beforeAutospacing="off" w:after="0" w:afterAutospacing="off"/>
+        <w:jc w:val="left"/>
+        <w:rPr>
+          <w:rFonts w:ascii="Times New Roman" w:hAnsi="Times New Roman" w:eastAsia="Times New Roman" w:cs="Times New Roman"/>
+          <w:noProof w:val="0"/>
+          <w:sz w:val="22"/>
+          <w:szCs w:val="22"/>
+          <w:lang w:val="en-GB"/>
+        </w:rPr>
+      </w:pPr>
+    </w:p>
+    <w:p>
+      <w:pPr>
+        <w:spacing w:before="0" w:beforeAutospacing="off" w:after="0" w:afterAutospacing="off"/>
+        <w:jc w:val="left"/>
+        <w:rPr>
+          <w:rFonts w:ascii="Times New Roman" w:hAnsi="Times New Roman" w:eastAsia="Times New Roman" w:cs="Times New Roman"/>
+          <w:i w:val="1"/>
+          <w:iCs w:val="1"/>
+          <w:noProof w:val="0"/>
+          <w:sz w:val="22"/>
+          <w:szCs w:val="22"/>
           <w:lang w:val="en-GB"/>
         </w:rPr>
       </w:pPr>
@@ -7128,7 +13827,7 @@
         </w:rPr>
         <w:t xml:space="preserve">, N. K. (2024). A comprehensive review on applications of Raspberry Pi. Computer Science Review, 52, 100636. </w:t>
       </w:r>
-      <w:hyperlink r:id="R7a13f45ac4974755">
+      <w:hyperlink r:id="R0dc8b26d55234356">
         <w:r>
           <w:rPr>
             <w:rStyle w:val="Hyperlink"/>
@@ -7217,7 +13916,7 @@
         </w:rPr>
         <w:t xml:space="preserve">: Smart motion detection lighting system (passive infrared sensor). International Journal of Research and Scientific Innovation, 13(1), 611–621. </w:t>
       </w:r>
-      <w:hyperlink r:id="Re90782469c1146f3">
+      <w:hyperlink r:id="R902dabd7cbb84d6e">
         <w:r>
           <w:rPr>
             <w:rFonts w:ascii="Times New Roman" w:hAnsi="Times New Roman" w:eastAsia="Times New Roman" w:cs="Times New Roman"/>
@@ -7278,7 +13977,7 @@
         </w:rPr>
         <w:t xml:space="preserve">, 14(9), 391. </w:t>
       </w:r>
-      <w:hyperlink r:id="R53136018eed5430d">
+      <w:hyperlink r:id="R40f5abad8fd8494a">
         <w:r>
           <w:rPr>
             <w:rStyle w:val="Hyperlink"/>
@@ -7323,14 +14022,162 @@
       <w:pgMar w:top="1440" w:right="1440" w:bottom="1440" w:left="1440" w:header="720" w:footer="720" w:gutter="0"/>
       <w:cols w:space="720"/>
       <w:docGrid w:linePitch="360"/>
+      <w:headerReference w:type="default" r:id="R1206182274344978"/>
+      <w:footerReference w:type="default" r:id="R87ed5931e6024f12"/>
     </w:sectPr>
   </w:body>
 </w:document>
 </file>
 
+<file path=word/footer.xml><?xml version="1.0" encoding="utf-8"?>
+<w:ftr xmlns:w14="http://schemas.microsoft.com/office/word/2010/wordml" xmlns:w="http://schemas.openxmlformats.org/wordprocessingml/2006/main">
+  <w:tbl>
+    <w:tblPr>
+      <w:tblStyle w:val="TableNormal"/>
+      <w:bidiVisual w:val="0"/>
+      <w:tblW w:w="0" w:type="auto"/>
+      <w:tblLook w:val="06A0" w:firstRow="1" w:lastRow="0" w:firstColumn="1" w:lastColumn="0" w:noHBand="1" w:noVBand="1"/>
+    </w:tblPr>
+    <w:tblGrid>
+      <w:gridCol w:w="3005"/>
+      <w:gridCol w:w="3005"/>
+      <w:gridCol w:w="3005"/>
+    </w:tblGrid>
+    <w:tr>
+      <w:trPr>
+        <w:trHeight w:val="300"/>
+      </w:trPr>
+      <w:tc>
+        <w:tcPr>
+          <w:tcW w:w="3005" w:type="dxa"/>
+          <w:tcMar/>
+        </w:tcPr>
+        <w:p>
+          <w:pPr>
+            <w:pStyle w:val="Header"/>
+            <w:bidi w:val="0"/>
+            <w:ind w:left="-115"/>
+            <w:jc w:val="left"/>
+          </w:pPr>
+        </w:p>
+      </w:tc>
+      <w:tc>
+        <w:tcPr>
+          <w:tcW w:w="3005" w:type="dxa"/>
+          <w:tcMar/>
+        </w:tcPr>
+        <w:p>
+          <w:pPr>
+            <w:pStyle w:val="Header"/>
+            <w:bidi w:val="0"/>
+            <w:jc w:val="center"/>
+          </w:pPr>
+        </w:p>
+      </w:tc>
+      <w:tc>
+        <w:tcPr>
+          <w:tcW w:w="3005" w:type="dxa"/>
+          <w:tcMar/>
+        </w:tcPr>
+        <w:p>
+          <w:pPr>
+            <w:pStyle w:val="Header"/>
+            <w:bidi w:val="0"/>
+            <w:ind w:right="-115"/>
+            <w:jc w:val="right"/>
+          </w:pPr>
+        </w:p>
+      </w:tc>
+    </w:tr>
+  </w:tbl>
+  <w:p>
+    <w:pPr>
+      <w:pStyle w:val="Footer"/>
+      <w:bidi w:val="0"/>
+    </w:pPr>
+  </w:p>
+</w:ftr>
+</file>
+
+<file path=word/header.xml><?xml version="1.0" encoding="utf-8"?>
+<w:hdr xmlns:w14="http://schemas.microsoft.com/office/word/2010/wordml" xmlns:w="http://schemas.openxmlformats.org/wordprocessingml/2006/main">
+  <w:tbl>
+    <w:tblPr>
+      <w:tblStyle w:val="TableNormal"/>
+      <w:bidiVisual w:val="0"/>
+      <w:tblW w:w="0" w:type="auto"/>
+      <w:tblLook w:val="06A0" w:firstRow="1" w:lastRow="0" w:firstColumn="1" w:lastColumn="0" w:noHBand="1" w:noVBand="1"/>
+    </w:tblPr>
+    <w:tblGrid>
+      <w:gridCol w:w="3005"/>
+      <w:gridCol w:w="3005"/>
+      <w:gridCol w:w="3005"/>
+    </w:tblGrid>
+    <w:tr>
+      <w:trPr>
+        <w:trHeight w:val="300"/>
+      </w:trPr>
+      <w:tc>
+        <w:tcPr>
+          <w:tcW w:w="3005" w:type="dxa"/>
+          <w:tcMar/>
+        </w:tcPr>
+        <w:p>
+          <w:pPr>
+            <w:pStyle w:val="Header"/>
+            <w:bidi w:val="0"/>
+            <w:ind w:left="-115"/>
+            <w:jc w:val="left"/>
+          </w:pPr>
+        </w:p>
+      </w:tc>
+      <w:tc>
+        <w:tcPr>
+          <w:tcW w:w="3005" w:type="dxa"/>
+          <w:tcMar/>
+        </w:tcPr>
+        <w:p>
+          <w:pPr>
+            <w:pStyle w:val="Header"/>
+            <w:bidi w:val="0"/>
+            <w:jc w:val="center"/>
+          </w:pPr>
+        </w:p>
+      </w:tc>
+      <w:tc>
+        <w:tcPr>
+          <w:tcW w:w="3005" w:type="dxa"/>
+          <w:tcMar/>
+        </w:tcPr>
+        <w:p>
+          <w:pPr>
+            <w:pStyle w:val="Header"/>
+            <w:bidi w:val="0"/>
+            <w:ind w:right="-115"/>
+            <w:jc w:val="right"/>
+          </w:pPr>
+        </w:p>
+      </w:tc>
+    </w:tr>
+  </w:tbl>
+  <w:p>
+    <w:pPr>
+      <w:pStyle w:val="Header"/>
+      <w:bidi w:val="0"/>
+    </w:pPr>
+  </w:p>
+</w:hdr>
+</file>
+
 <file path=word/intelligence2.xml><?xml version="1.0" encoding="utf-8"?>
 <int2:intelligence xmlns:int2="http://schemas.microsoft.com/office/intelligence/2020/intelligence">
   <int2:observations>
+    <int2:textHash int2:hashCode="XIGk9e4j6/+gck" int2:id="flb68mDI">
+      <int2:state int2:type="spell" int2:value="Rejected"/>
+    </int2:textHash>
+    <int2:textHash int2:hashCode="xSAuzDQFUyby29" int2:id="jqft8v4s">
+      <int2:state int2:type="spell" int2:value="Rejected"/>
+    </int2:textHash>
     <int2:textHash int2:hashCode="WIH0uA8o+XxI52" int2:id="BOykFEgW">
       <int2:state int2:type="spell" int2:value="Rejected"/>
     </int2:textHash>
@@ -7350,6 +14197,678 @@
 
 <file path=word/numbering.xml><?xml version="1.0" encoding="utf-8"?>
 <w:numbering xmlns:w="http://schemas.openxmlformats.org/wordprocessingml/2006/main">
+  <w:abstractNum xmlns:w="http://schemas.openxmlformats.org/wordprocessingml/2006/main" w:abstractNumId="17">
+    <w:nsid w:val="36ce6ecf"/>
+    <w:multiLevelType xmlns:w="http://schemas.openxmlformats.org/wordprocessingml/2006/main" w:val="hybridMultilevel"/>
+    <w:lvl xmlns:w="http://schemas.openxmlformats.org/wordprocessingml/2006/main" w:ilvl="0">
+      <w:start w:val="1"/>
+      <w:numFmt w:val="bullet"/>
+      <w:lvlText w:val=""/>
+      <w:lvlJc w:val="left"/>
+      <w:pPr>
+        <w:ind w:left="720" w:hanging="360"/>
+      </w:pPr>
+      <w:rPr>
+        <w:rFonts w:hint="default" w:ascii="Symbol" w:hAnsi="Symbol"/>
+      </w:rPr>
+    </w:lvl>
+    <w:lvl xmlns:w="http://schemas.openxmlformats.org/wordprocessingml/2006/main" w:ilvl="1">
+      <w:start w:val="1"/>
+      <w:numFmt w:val="bullet"/>
+      <w:lvlText w:val="o"/>
+      <w:lvlJc w:val="left"/>
+      <w:pPr>
+        <w:ind w:left="1440" w:hanging="360"/>
+      </w:pPr>
+      <w:rPr>
+        <w:rFonts w:hint="default" w:ascii="Courier New" w:hAnsi="Courier New"/>
+      </w:rPr>
+    </w:lvl>
+    <w:lvl xmlns:w="http://schemas.openxmlformats.org/wordprocessingml/2006/main" w:ilvl="2">
+      <w:start w:val="1"/>
+      <w:numFmt w:val="bullet"/>
+      <w:lvlText w:val=""/>
+      <w:lvlJc w:val="left"/>
+      <w:pPr>
+        <w:ind w:left="2160" w:hanging="360"/>
+      </w:pPr>
+      <w:rPr>
+        <w:rFonts w:hint="default" w:ascii="Wingdings" w:hAnsi="Wingdings"/>
+      </w:rPr>
+    </w:lvl>
+    <w:lvl xmlns:w="http://schemas.openxmlformats.org/wordprocessingml/2006/main" w:ilvl="3">
+      <w:start w:val="1"/>
+      <w:numFmt w:val="bullet"/>
+      <w:lvlText w:val=""/>
+      <w:lvlJc w:val="left"/>
+      <w:pPr>
+        <w:ind w:left="2880" w:hanging="360"/>
+      </w:pPr>
+      <w:rPr>
+        <w:rFonts w:hint="default" w:ascii="Symbol" w:hAnsi="Symbol"/>
+      </w:rPr>
+    </w:lvl>
+    <w:lvl xmlns:w="http://schemas.openxmlformats.org/wordprocessingml/2006/main" w:ilvl="4">
+      <w:start w:val="1"/>
+      <w:numFmt w:val="bullet"/>
+      <w:lvlText w:val="o"/>
+      <w:lvlJc w:val="left"/>
+      <w:pPr>
+        <w:ind w:left="3600" w:hanging="360"/>
+      </w:pPr>
+      <w:rPr>
+        <w:rFonts w:hint="default" w:ascii="Courier New" w:hAnsi="Courier New"/>
+      </w:rPr>
+    </w:lvl>
+    <w:lvl xmlns:w="http://schemas.openxmlformats.org/wordprocessingml/2006/main" w:ilvl="5">
+      <w:start w:val="1"/>
+      <w:numFmt w:val="bullet"/>
+      <w:lvlText w:val=""/>
+      <w:lvlJc w:val="left"/>
+      <w:pPr>
+        <w:ind w:left="4320" w:hanging="360"/>
+      </w:pPr>
+      <w:rPr>
+        <w:rFonts w:hint="default" w:ascii="Wingdings" w:hAnsi="Wingdings"/>
+      </w:rPr>
+    </w:lvl>
+    <w:lvl xmlns:w="http://schemas.openxmlformats.org/wordprocessingml/2006/main" w:ilvl="6">
+      <w:start w:val="1"/>
+      <w:numFmt w:val="bullet"/>
+      <w:lvlText w:val=""/>
+      <w:lvlJc w:val="left"/>
+      <w:pPr>
+        <w:ind w:left="5040" w:hanging="360"/>
+      </w:pPr>
+      <w:rPr>
+        <w:rFonts w:hint="default" w:ascii="Symbol" w:hAnsi="Symbol"/>
+      </w:rPr>
+    </w:lvl>
+    <w:lvl xmlns:w="http://schemas.openxmlformats.org/wordprocessingml/2006/main" w:ilvl="7">
+      <w:start w:val="1"/>
+      <w:numFmt w:val="bullet"/>
+      <w:lvlText w:val="o"/>
+      <w:lvlJc w:val="left"/>
+      <w:pPr>
+        <w:ind w:left="5760" w:hanging="360"/>
+      </w:pPr>
+      <w:rPr>
+        <w:rFonts w:hint="default" w:ascii="Courier New" w:hAnsi="Courier New"/>
+      </w:rPr>
+    </w:lvl>
+    <w:lvl xmlns:w="http://schemas.openxmlformats.org/wordprocessingml/2006/main" w:ilvl="8">
+      <w:start w:val="1"/>
+      <w:numFmt w:val="bullet"/>
+      <w:lvlText w:val=""/>
+      <w:lvlJc w:val="left"/>
+      <w:pPr>
+        <w:ind w:left="6480" w:hanging="360"/>
+      </w:pPr>
+      <w:rPr>
+        <w:rFonts w:hint="default" w:ascii="Wingdings" w:hAnsi="Wingdings"/>
+      </w:rPr>
+    </w:lvl>
+  </w:abstractNum>
+  <w:abstractNum xmlns:w="http://schemas.openxmlformats.org/wordprocessingml/2006/main" w:abstractNumId="16">
+    <w:nsid w:val="203dc57f"/>
+    <w:multiLevelType xmlns:w="http://schemas.openxmlformats.org/wordprocessingml/2006/main" w:val="hybridMultilevel"/>
+    <w:lvl xmlns:w="http://schemas.openxmlformats.org/wordprocessingml/2006/main" w:ilvl="0">
+      <w:start w:val="1"/>
+      <w:numFmt w:val="bullet"/>
+      <w:lvlText w:val=""/>
+      <w:lvlJc w:val="left"/>
+      <w:pPr>
+        <w:ind w:left="720" w:hanging="360"/>
+      </w:pPr>
+      <w:rPr>
+        <w:rFonts w:hint="default" w:ascii="Symbol" w:hAnsi="Symbol"/>
+      </w:rPr>
+    </w:lvl>
+    <w:lvl xmlns:w="http://schemas.openxmlformats.org/wordprocessingml/2006/main" w:ilvl="1">
+      <w:start w:val="1"/>
+      <w:numFmt w:val="bullet"/>
+      <w:lvlText w:val="o"/>
+      <w:lvlJc w:val="left"/>
+      <w:pPr>
+        <w:ind w:left="1440" w:hanging="360"/>
+      </w:pPr>
+      <w:rPr>
+        <w:rFonts w:hint="default" w:ascii="Courier New" w:hAnsi="Courier New"/>
+      </w:rPr>
+    </w:lvl>
+    <w:lvl xmlns:w="http://schemas.openxmlformats.org/wordprocessingml/2006/main" w:ilvl="2">
+      <w:start w:val="1"/>
+      <w:numFmt w:val="bullet"/>
+      <w:lvlText w:val=""/>
+      <w:lvlJc w:val="left"/>
+      <w:pPr>
+        <w:ind w:left="2160" w:hanging="360"/>
+      </w:pPr>
+      <w:rPr>
+        <w:rFonts w:hint="default" w:ascii="Wingdings" w:hAnsi="Wingdings"/>
+      </w:rPr>
+    </w:lvl>
+    <w:lvl xmlns:w="http://schemas.openxmlformats.org/wordprocessingml/2006/main" w:ilvl="3">
+      <w:start w:val="1"/>
+      <w:numFmt w:val="bullet"/>
+      <w:lvlText w:val=""/>
+      <w:lvlJc w:val="left"/>
+      <w:pPr>
+        <w:ind w:left="2880" w:hanging="360"/>
+      </w:pPr>
+      <w:rPr>
+        <w:rFonts w:hint="default" w:ascii="Symbol" w:hAnsi="Symbol"/>
+      </w:rPr>
+    </w:lvl>
+    <w:lvl xmlns:w="http://schemas.openxmlformats.org/wordprocessingml/2006/main" w:ilvl="4">
+      <w:start w:val="1"/>
+      <w:numFmt w:val="bullet"/>
+      <w:lvlText w:val="o"/>
+      <w:lvlJc w:val="left"/>
+      <w:pPr>
+        <w:ind w:left="3600" w:hanging="360"/>
+      </w:pPr>
+      <w:rPr>
+        <w:rFonts w:hint="default" w:ascii="Courier New" w:hAnsi="Courier New"/>
+      </w:rPr>
+    </w:lvl>
+    <w:lvl xmlns:w="http://schemas.openxmlformats.org/wordprocessingml/2006/main" w:ilvl="5">
+      <w:start w:val="1"/>
+      <w:numFmt w:val="bullet"/>
+      <w:lvlText w:val=""/>
+      <w:lvlJc w:val="left"/>
+      <w:pPr>
+        <w:ind w:left="4320" w:hanging="360"/>
+      </w:pPr>
+      <w:rPr>
+        <w:rFonts w:hint="default" w:ascii="Wingdings" w:hAnsi="Wingdings"/>
+      </w:rPr>
+    </w:lvl>
+    <w:lvl xmlns:w="http://schemas.openxmlformats.org/wordprocessingml/2006/main" w:ilvl="6">
+      <w:start w:val="1"/>
+      <w:numFmt w:val="bullet"/>
+      <w:lvlText w:val=""/>
+      <w:lvlJc w:val="left"/>
+      <w:pPr>
+        <w:ind w:left="5040" w:hanging="360"/>
+      </w:pPr>
+      <w:rPr>
+        <w:rFonts w:hint="default" w:ascii="Symbol" w:hAnsi="Symbol"/>
+      </w:rPr>
+    </w:lvl>
+    <w:lvl xmlns:w="http://schemas.openxmlformats.org/wordprocessingml/2006/main" w:ilvl="7">
+      <w:start w:val="1"/>
+      <w:numFmt w:val="bullet"/>
+      <w:lvlText w:val="o"/>
+      <w:lvlJc w:val="left"/>
+      <w:pPr>
+        <w:ind w:left="5760" w:hanging="360"/>
+      </w:pPr>
+      <w:rPr>
+        <w:rFonts w:hint="default" w:ascii="Courier New" w:hAnsi="Courier New"/>
+      </w:rPr>
+    </w:lvl>
+    <w:lvl xmlns:w="http://schemas.openxmlformats.org/wordprocessingml/2006/main" w:ilvl="8">
+      <w:start w:val="1"/>
+      <w:numFmt w:val="bullet"/>
+      <w:lvlText w:val=""/>
+      <w:lvlJc w:val="left"/>
+      <w:pPr>
+        <w:ind w:left="6480" w:hanging="360"/>
+      </w:pPr>
+      <w:rPr>
+        <w:rFonts w:hint="default" w:ascii="Wingdings" w:hAnsi="Wingdings"/>
+      </w:rPr>
+    </w:lvl>
+  </w:abstractNum>
+  <w:abstractNum xmlns:w="http://schemas.openxmlformats.org/wordprocessingml/2006/main" w:abstractNumId="15">
+    <w:nsid w:val="48aec459"/>
+    <w:multiLevelType xmlns:w="http://schemas.openxmlformats.org/wordprocessingml/2006/main" w:val="hybridMultilevel"/>
+    <w:lvl xmlns:w="http://schemas.openxmlformats.org/wordprocessingml/2006/main" w:ilvl="0">
+      <w:start w:val="1"/>
+      <w:numFmt w:val="bullet"/>
+      <w:lvlText w:val=""/>
+      <w:lvlJc w:val="left"/>
+      <w:pPr>
+        <w:ind w:left="720" w:hanging="360"/>
+      </w:pPr>
+      <w:rPr>
+        <w:rFonts w:hint="default" w:ascii="Symbol" w:hAnsi="Symbol"/>
+      </w:rPr>
+    </w:lvl>
+    <w:lvl xmlns:w="http://schemas.openxmlformats.org/wordprocessingml/2006/main" w:ilvl="1">
+      <w:start w:val="1"/>
+      <w:numFmt w:val="bullet"/>
+      <w:lvlText w:val="o"/>
+      <w:lvlJc w:val="left"/>
+      <w:pPr>
+        <w:ind w:left="1440" w:hanging="360"/>
+      </w:pPr>
+      <w:rPr>
+        <w:rFonts w:hint="default" w:ascii="Courier New" w:hAnsi="Courier New"/>
+      </w:rPr>
+    </w:lvl>
+    <w:lvl xmlns:w="http://schemas.openxmlformats.org/wordprocessingml/2006/main" w:ilvl="2">
+      <w:start w:val="1"/>
+      <w:numFmt w:val="bullet"/>
+      <w:lvlText w:val=""/>
+      <w:lvlJc w:val="left"/>
+      <w:pPr>
+        <w:ind w:left="2160" w:hanging="360"/>
+      </w:pPr>
+      <w:rPr>
+        <w:rFonts w:hint="default" w:ascii="Wingdings" w:hAnsi="Wingdings"/>
+      </w:rPr>
+    </w:lvl>
+    <w:lvl xmlns:w="http://schemas.openxmlformats.org/wordprocessingml/2006/main" w:ilvl="3">
+      <w:start w:val="1"/>
+      <w:numFmt w:val="bullet"/>
+      <w:lvlText w:val=""/>
+      <w:lvlJc w:val="left"/>
+      <w:pPr>
+        <w:ind w:left="2880" w:hanging="360"/>
+      </w:pPr>
+      <w:rPr>
+        <w:rFonts w:hint="default" w:ascii="Symbol" w:hAnsi="Symbol"/>
+      </w:rPr>
+    </w:lvl>
+    <w:lvl xmlns:w="http://schemas.openxmlformats.org/wordprocessingml/2006/main" w:ilvl="4">
+      <w:start w:val="1"/>
+      <w:numFmt w:val="bullet"/>
+      <w:lvlText w:val="o"/>
+      <w:lvlJc w:val="left"/>
+      <w:pPr>
+        <w:ind w:left="3600" w:hanging="360"/>
+      </w:pPr>
+      <w:rPr>
+        <w:rFonts w:hint="default" w:ascii="Courier New" w:hAnsi="Courier New"/>
+      </w:rPr>
+    </w:lvl>
+    <w:lvl xmlns:w="http://schemas.openxmlformats.org/wordprocessingml/2006/main" w:ilvl="5">
+      <w:start w:val="1"/>
+      <w:numFmt w:val="bullet"/>
+      <w:lvlText w:val=""/>
+      <w:lvlJc w:val="left"/>
+      <w:pPr>
+        <w:ind w:left="4320" w:hanging="360"/>
+      </w:pPr>
+      <w:rPr>
+        <w:rFonts w:hint="default" w:ascii="Wingdings" w:hAnsi="Wingdings"/>
+      </w:rPr>
+    </w:lvl>
+    <w:lvl xmlns:w="http://schemas.openxmlformats.org/wordprocessingml/2006/main" w:ilvl="6">
+      <w:start w:val="1"/>
+      <w:numFmt w:val="bullet"/>
+      <w:lvlText w:val=""/>
+      <w:lvlJc w:val="left"/>
+      <w:pPr>
+        <w:ind w:left="5040" w:hanging="360"/>
+      </w:pPr>
+      <w:rPr>
+        <w:rFonts w:hint="default" w:ascii="Symbol" w:hAnsi="Symbol"/>
+      </w:rPr>
+    </w:lvl>
+    <w:lvl xmlns:w="http://schemas.openxmlformats.org/wordprocessingml/2006/main" w:ilvl="7">
+      <w:start w:val="1"/>
+      <w:numFmt w:val="bullet"/>
+      <w:lvlText w:val="o"/>
+      <w:lvlJc w:val="left"/>
+      <w:pPr>
+        <w:ind w:left="5760" w:hanging="360"/>
+      </w:pPr>
+      <w:rPr>
+        <w:rFonts w:hint="default" w:ascii="Courier New" w:hAnsi="Courier New"/>
+      </w:rPr>
+    </w:lvl>
+    <w:lvl xmlns:w="http://schemas.openxmlformats.org/wordprocessingml/2006/main" w:ilvl="8">
+      <w:start w:val="1"/>
+      <w:numFmt w:val="bullet"/>
+      <w:lvlText w:val=""/>
+      <w:lvlJc w:val="left"/>
+      <w:pPr>
+        <w:ind w:left="6480" w:hanging="360"/>
+      </w:pPr>
+      <w:rPr>
+        <w:rFonts w:hint="default" w:ascii="Wingdings" w:hAnsi="Wingdings"/>
+      </w:rPr>
+    </w:lvl>
+  </w:abstractNum>
+  <w:abstractNum xmlns:w="http://schemas.openxmlformats.org/wordprocessingml/2006/main" w:abstractNumId="14">
+    <w:nsid w:val="3805dd80"/>
+    <w:multiLevelType xmlns:w="http://schemas.openxmlformats.org/wordprocessingml/2006/main" w:val="hybridMultilevel"/>
+    <w:lvl xmlns:w="http://schemas.openxmlformats.org/wordprocessingml/2006/main" w:ilvl="0">
+      <w:start w:val="1"/>
+      <w:numFmt w:val="bullet"/>
+      <w:lvlText w:val=""/>
+      <w:lvlJc w:val="left"/>
+      <w:pPr>
+        <w:ind w:left="720" w:hanging="360"/>
+      </w:pPr>
+      <w:rPr>
+        <w:rFonts w:hint="default" w:ascii="Symbol" w:hAnsi="Symbol"/>
+      </w:rPr>
+    </w:lvl>
+    <w:lvl xmlns:w="http://schemas.openxmlformats.org/wordprocessingml/2006/main" w:ilvl="1">
+      <w:start w:val="1"/>
+      <w:numFmt w:val="bullet"/>
+      <w:lvlText w:val="o"/>
+      <w:lvlJc w:val="left"/>
+      <w:pPr>
+        <w:ind w:left="1440" w:hanging="360"/>
+      </w:pPr>
+      <w:rPr>
+        <w:rFonts w:hint="default" w:ascii="Courier New" w:hAnsi="Courier New"/>
+      </w:rPr>
+    </w:lvl>
+    <w:lvl xmlns:w="http://schemas.openxmlformats.org/wordprocessingml/2006/main" w:ilvl="2">
+      <w:start w:val="1"/>
+      <w:numFmt w:val="bullet"/>
+      <w:lvlText w:val=""/>
+      <w:lvlJc w:val="left"/>
+      <w:pPr>
+        <w:ind w:left="2160" w:hanging="360"/>
+      </w:pPr>
+      <w:rPr>
+        <w:rFonts w:hint="default" w:ascii="Wingdings" w:hAnsi="Wingdings"/>
+      </w:rPr>
+    </w:lvl>
+    <w:lvl xmlns:w="http://schemas.openxmlformats.org/wordprocessingml/2006/main" w:ilvl="3">
+      <w:start w:val="1"/>
+      <w:numFmt w:val="bullet"/>
+      <w:lvlText w:val=""/>
+      <w:lvlJc w:val="left"/>
+      <w:pPr>
+        <w:ind w:left="2880" w:hanging="360"/>
+      </w:pPr>
+      <w:rPr>
+        <w:rFonts w:hint="default" w:ascii="Symbol" w:hAnsi="Symbol"/>
+      </w:rPr>
+    </w:lvl>
+    <w:lvl xmlns:w="http://schemas.openxmlformats.org/wordprocessingml/2006/main" w:ilvl="4">
+      <w:start w:val="1"/>
+      <w:numFmt w:val="bullet"/>
+      <w:lvlText w:val="o"/>
+      <w:lvlJc w:val="left"/>
+      <w:pPr>
+        <w:ind w:left="3600" w:hanging="360"/>
+      </w:pPr>
+      <w:rPr>
+        <w:rFonts w:hint="default" w:ascii="Courier New" w:hAnsi="Courier New"/>
+      </w:rPr>
+    </w:lvl>
+    <w:lvl xmlns:w="http://schemas.openxmlformats.org/wordprocessingml/2006/main" w:ilvl="5">
+      <w:start w:val="1"/>
+      <w:numFmt w:val="bullet"/>
+      <w:lvlText w:val=""/>
+      <w:lvlJc w:val="left"/>
+      <w:pPr>
+        <w:ind w:left="4320" w:hanging="360"/>
+      </w:pPr>
+      <w:rPr>
+        <w:rFonts w:hint="default" w:ascii="Wingdings" w:hAnsi="Wingdings"/>
+      </w:rPr>
+    </w:lvl>
+    <w:lvl xmlns:w="http://schemas.openxmlformats.org/wordprocessingml/2006/main" w:ilvl="6">
+      <w:start w:val="1"/>
+      <w:numFmt w:val="bullet"/>
+      <w:lvlText w:val=""/>
+      <w:lvlJc w:val="left"/>
+      <w:pPr>
+        <w:ind w:left="5040" w:hanging="360"/>
+      </w:pPr>
+      <w:rPr>
+        <w:rFonts w:hint="default" w:ascii="Symbol" w:hAnsi="Symbol"/>
+      </w:rPr>
+    </w:lvl>
+    <w:lvl xmlns:w="http://schemas.openxmlformats.org/wordprocessingml/2006/main" w:ilvl="7">
+      <w:start w:val="1"/>
+      <w:numFmt w:val="bullet"/>
+      <w:lvlText w:val="o"/>
+      <w:lvlJc w:val="left"/>
+      <w:pPr>
+        <w:ind w:left="5760" w:hanging="360"/>
+      </w:pPr>
+      <w:rPr>
+        <w:rFonts w:hint="default" w:ascii="Courier New" w:hAnsi="Courier New"/>
+      </w:rPr>
+    </w:lvl>
+    <w:lvl xmlns:w="http://schemas.openxmlformats.org/wordprocessingml/2006/main" w:ilvl="8">
+      <w:start w:val="1"/>
+      <w:numFmt w:val="bullet"/>
+      <w:lvlText w:val=""/>
+      <w:lvlJc w:val="left"/>
+      <w:pPr>
+        <w:ind w:left="6480" w:hanging="360"/>
+      </w:pPr>
+      <w:rPr>
+        <w:rFonts w:hint="default" w:ascii="Wingdings" w:hAnsi="Wingdings"/>
+      </w:rPr>
+    </w:lvl>
+  </w:abstractNum>
+  <w:abstractNum xmlns:w="http://schemas.openxmlformats.org/wordprocessingml/2006/main" w:abstractNumId="13">
+    <w:nsid w:val="6a76ea2e"/>
+    <w:multiLevelType xmlns:w="http://schemas.openxmlformats.org/wordprocessingml/2006/main" w:val="hybridMultilevel"/>
+    <w:lvl xmlns:w="http://schemas.openxmlformats.org/wordprocessingml/2006/main" w:ilvl="0">
+      <w:start w:val="1"/>
+      <w:numFmt w:val="bullet"/>
+      <w:lvlText w:val=""/>
+      <w:lvlJc w:val="left"/>
+      <w:pPr>
+        <w:ind w:left="720" w:hanging="360"/>
+      </w:pPr>
+      <w:rPr>
+        <w:rFonts w:hint="default" w:ascii="Symbol" w:hAnsi="Symbol"/>
+      </w:rPr>
+    </w:lvl>
+    <w:lvl xmlns:w="http://schemas.openxmlformats.org/wordprocessingml/2006/main" w:ilvl="1">
+      <w:start w:val="1"/>
+      <w:numFmt w:val="bullet"/>
+      <w:lvlText w:val="o"/>
+      <w:lvlJc w:val="left"/>
+      <w:pPr>
+        <w:ind w:left="1440" w:hanging="360"/>
+      </w:pPr>
+      <w:rPr>
+        <w:rFonts w:hint="default" w:ascii="Courier New" w:hAnsi="Courier New"/>
+      </w:rPr>
+    </w:lvl>
+    <w:lvl xmlns:w="http://schemas.openxmlformats.org/wordprocessingml/2006/main" w:ilvl="2">
+      <w:start w:val="1"/>
+      <w:numFmt w:val="bullet"/>
+      <w:lvlText w:val=""/>
+      <w:lvlJc w:val="left"/>
+      <w:pPr>
+        <w:ind w:left="2160" w:hanging="360"/>
+      </w:pPr>
+      <w:rPr>
+        <w:rFonts w:hint="default" w:ascii="Wingdings" w:hAnsi="Wingdings"/>
+      </w:rPr>
+    </w:lvl>
+    <w:lvl xmlns:w="http://schemas.openxmlformats.org/wordprocessingml/2006/main" w:ilvl="3">
+      <w:start w:val="1"/>
+      <w:numFmt w:val="bullet"/>
+      <w:lvlText w:val=""/>
+      <w:lvlJc w:val="left"/>
+      <w:pPr>
+        <w:ind w:left="2880" w:hanging="360"/>
+      </w:pPr>
+      <w:rPr>
+        <w:rFonts w:hint="default" w:ascii="Symbol" w:hAnsi="Symbol"/>
+      </w:rPr>
+    </w:lvl>
+    <w:lvl xmlns:w="http://schemas.openxmlformats.org/wordprocessingml/2006/main" w:ilvl="4">
+      <w:start w:val="1"/>
+      <w:numFmt w:val="bullet"/>
+      <w:lvlText w:val="o"/>
+      <w:lvlJc w:val="left"/>
+      <w:pPr>
+        <w:ind w:left="3600" w:hanging="360"/>
+      </w:pPr>
+      <w:rPr>
+        <w:rFonts w:hint="default" w:ascii="Courier New" w:hAnsi="Courier New"/>
+      </w:rPr>
+    </w:lvl>
+    <w:lvl xmlns:w="http://schemas.openxmlformats.org/wordprocessingml/2006/main" w:ilvl="5">
+      <w:start w:val="1"/>
+      <w:numFmt w:val="bullet"/>
+      <w:lvlText w:val=""/>
+      <w:lvlJc w:val="left"/>
+      <w:pPr>
+        <w:ind w:left="4320" w:hanging="360"/>
+      </w:pPr>
+      <w:rPr>
+        <w:rFonts w:hint="default" w:ascii="Wingdings" w:hAnsi="Wingdings"/>
+      </w:rPr>
+    </w:lvl>
+    <w:lvl xmlns:w="http://schemas.openxmlformats.org/wordprocessingml/2006/main" w:ilvl="6">
+      <w:start w:val="1"/>
+      <w:numFmt w:val="bullet"/>
+      <w:lvlText w:val=""/>
+      <w:lvlJc w:val="left"/>
+      <w:pPr>
+        <w:ind w:left="5040" w:hanging="360"/>
+      </w:pPr>
+      <w:rPr>
+        <w:rFonts w:hint="default" w:ascii="Symbol" w:hAnsi="Symbol"/>
+      </w:rPr>
+    </w:lvl>
+    <w:lvl xmlns:w="http://schemas.openxmlformats.org/wordprocessingml/2006/main" w:ilvl="7">
+      <w:start w:val="1"/>
+      <w:numFmt w:val="bullet"/>
+      <w:lvlText w:val="o"/>
+      <w:lvlJc w:val="left"/>
+      <w:pPr>
+        <w:ind w:left="5760" w:hanging="360"/>
+      </w:pPr>
+      <w:rPr>
+        <w:rFonts w:hint="default" w:ascii="Courier New" w:hAnsi="Courier New"/>
+      </w:rPr>
+    </w:lvl>
+    <w:lvl xmlns:w="http://schemas.openxmlformats.org/wordprocessingml/2006/main" w:ilvl="8">
+      <w:start w:val="1"/>
+      <w:numFmt w:val="bullet"/>
+      <w:lvlText w:val=""/>
+      <w:lvlJc w:val="left"/>
+      <w:pPr>
+        <w:ind w:left="6480" w:hanging="360"/>
+      </w:pPr>
+      <w:rPr>
+        <w:rFonts w:hint="default" w:ascii="Wingdings" w:hAnsi="Wingdings"/>
+      </w:rPr>
+    </w:lvl>
+  </w:abstractNum>
+  <w:abstractNum xmlns:w="http://schemas.openxmlformats.org/wordprocessingml/2006/main" w:abstractNumId="12">
+    <w:nsid w:val="33613e9"/>
+    <w:multiLevelType xmlns:w="http://schemas.openxmlformats.org/wordprocessingml/2006/main" w:val="hybridMultilevel"/>
+    <w:lvl xmlns:w="http://schemas.openxmlformats.org/wordprocessingml/2006/main" w:ilvl="0">
+      <w:start w:val="1"/>
+      <w:numFmt w:val="bullet"/>
+      <w:lvlText w:val=""/>
+      <w:lvlJc w:val="left"/>
+      <w:pPr>
+        <w:ind w:left="720" w:hanging="360"/>
+      </w:pPr>
+      <w:rPr>
+        <w:rFonts w:hint="default" w:ascii="Symbol" w:hAnsi="Symbol"/>
+      </w:rPr>
+    </w:lvl>
+    <w:lvl xmlns:w="http://schemas.openxmlformats.org/wordprocessingml/2006/main" w:ilvl="1">
+      <w:start w:val="1"/>
+      <w:numFmt w:val="bullet"/>
+      <w:lvlText w:val="o"/>
+      <w:lvlJc w:val="left"/>
+      <w:pPr>
+        <w:ind w:left="1440" w:hanging="360"/>
+      </w:pPr>
+      <w:rPr>
+        <w:rFonts w:hint="default" w:ascii="Courier New" w:hAnsi="Courier New"/>
+      </w:rPr>
+    </w:lvl>
+    <w:lvl xmlns:w="http://schemas.openxmlformats.org/wordprocessingml/2006/main" w:ilvl="2">
+      <w:start w:val="1"/>
+      <w:numFmt w:val="bullet"/>
+      <w:lvlText w:val=""/>
+      <w:lvlJc w:val="left"/>
+      <w:pPr>
+        <w:ind w:left="2160" w:hanging="360"/>
+      </w:pPr>
+      <w:rPr>
+        <w:rFonts w:hint="default" w:ascii="Wingdings" w:hAnsi="Wingdings"/>
+      </w:rPr>
+    </w:lvl>
+    <w:lvl xmlns:w="http://schemas.openxmlformats.org/wordprocessingml/2006/main" w:ilvl="3">
+      <w:start w:val="1"/>
+      <w:numFmt w:val="bullet"/>
+      <w:lvlText w:val=""/>
+      <w:lvlJc w:val="left"/>
+      <w:pPr>
+        <w:ind w:left="2880" w:hanging="360"/>
+      </w:pPr>
+      <w:rPr>
+        <w:rFonts w:hint="default" w:ascii="Symbol" w:hAnsi="Symbol"/>
+      </w:rPr>
+    </w:lvl>
+    <w:lvl xmlns:w="http://schemas.openxmlformats.org/wordprocessingml/2006/main" w:ilvl="4">
+      <w:start w:val="1"/>
+      <w:numFmt w:val="bullet"/>
+      <w:lvlText w:val="o"/>
+      <w:lvlJc w:val="left"/>
+      <w:pPr>
+        <w:ind w:left="3600" w:hanging="360"/>
+      </w:pPr>
+      <w:rPr>
+        <w:rFonts w:hint="default" w:ascii="Courier New" w:hAnsi="Courier New"/>
+      </w:rPr>
+    </w:lvl>
+    <w:lvl xmlns:w="http://schemas.openxmlformats.org/wordprocessingml/2006/main" w:ilvl="5">
+      <w:start w:val="1"/>
+      <w:numFmt w:val="bullet"/>
+      <w:lvlText w:val=""/>
+      <w:lvlJc w:val="left"/>
+      <w:pPr>
+        <w:ind w:left="4320" w:hanging="360"/>
+      </w:pPr>
+      <w:rPr>
+        <w:rFonts w:hint="default" w:ascii="Wingdings" w:hAnsi="Wingdings"/>
+      </w:rPr>
+    </w:lvl>
+    <w:lvl xmlns:w="http://schemas.openxmlformats.org/wordprocessingml/2006/main" w:ilvl="6">
+      <w:start w:val="1"/>
+      <w:numFmt w:val="bullet"/>
+      <w:lvlText w:val=""/>
+      <w:lvlJc w:val="left"/>
+      <w:pPr>
+        <w:ind w:left="5040" w:hanging="360"/>
+      </w:pPr>
+      <w:rPr>
+        <w:rFonts w:hint="default" w:ascii="Symbol" w:hAnsi="Symbol"/>
+      </w:rPr>
+    </w:lvl>
+    <w:lvl xmlns:w="http://schemas.openxmlformats.org/wordprocessingml/2006/main" w:ilvl="7">
+      <w:start w:val="1"/>
+      <w:numFmt w:val="bullet"/>
+      <w:lvlText w:val="o"/>
+      <w:lvlJc w:val="left"/>
+      <w:pPr>
+        <w:ind w:left="5760" w:hanging="360"/>
+      </w:pPr>
+      <w:rPr>
+        <w:rFonts w:hint="default" w:ascii="Courier New" w:hAnsi="Courier New"/>
+      </w:rPr>
+    </w:lvl>
+    <w:lvl xmlns:w="http://schemas.openxmlformats.org/wordprocessingml/2006/main" w:ilvl="8">
+      <w:start w:val="1"/>
+      <w:numFmt w:val="bullet"/>
+      <w:lvlText w:val=""/>
+      <w:lvlJc w:val="left"/>
+      <w:pPr>
+        <w:ind w:left="6480" w:hanging="360"/>
+      </w:pPr>
+      <w:rPr>
+        <w:rFonts w:hint="default" w:ascii="Wingdings" w:hAnsi="Wingdings"/>
+      </w:rPr>
+    </w:lvl>
+  </w:abstractNum>
   <w:abstractNum xmlns:w="http://schemas.openxmlformats.org/wordprocessingml/2006/main" w:abstractNumId="11">
     <w:nsid w:val="2e473c0"/>
     <w:multiLevelType xmlns:w="http://schemas.openxmlformats.org/wordprocessingml/2006/main" w:val="hybridMultilevel"/>
@@ -8501,6 +16020,24 @@
       </w:rPr>
     </w:lvl>
   </w:abstractNum>
+  <w:num w:numId="17">
+    <w:abstractNumId w:val="17"/>
+  </w:num>
+  <w:num w:numId="16">
+    <w:abstractNumId w:val="16"/>
+  </w:num>
+  <w:num w:numId="15">
+    <w:abstractNumId w:val="15"/>
+  </w:num>
+  <w:num w:numId="14">
+    <w:abstractNumId w:val="14"/>
+  </w:num>
+  <w:num w:numId="13">
+    <w:abstractNumId w:val="13"/>
+  </w:num>
+  <w:num w:numId="12">
+    <w:abstractNumId w:val="12"/>
+  </w:num>
   <w:num w:numId="11">
     <w:abstractNumId w:val="11"/>
   </w:num>
@@ -9023,6 +16560,60 @@
       <w:outlineLvl w:val="2"/>
     </w:pPr>
   </w:style>
+  <w:style w:type="paragraph" w:styleId="Header">
+    <w:uiPriority w:val="99"/>
+    <w:name w:val="header"/>
+    <w:basedOn w:val="Normal"/>
+    <w:unhideWhenUsed/>
+    <w:rsid w:val="0D396D21"/>
+    <w:pPr>
+      <w:tabs>
+        <w:tab w:val="center" w:leader="none" w:pos="4680"/>
+        <w:tab w:val="right" w:leader="none" w:pos="9360"/>
+      </w:tabs>
+      <w:spacing w:after="0" w:line="240" w:lineRule="auto"/>
+    </w:pPr>
+  </w:style>
+  <w:style w:type="paragraph" w:styleId="Footer">
+    <w:uiPriority w:val="99"/>
+    <w:name w:val="footer"/>
+    <w:basedOn w:val="Normal"/>
+    <w:unhideWhenUsed/>
+    <w:rsid w:val="0D396D21"/>
+    <w:pPr>
+      <w:tabs>
+        <w:tab w:val="center" w:leader="none" w:pos="4680"/>
+        <w:tab w:val="right" w:leader="none" w:pos="9360"/>
+      </w:tabs>
+      <w:spacing w:after="0" w:line="240" w:lineRule="auto"/>
+    </w:pPr>
+  </w:style>
+  <w:style xmlns:w="http://schemas.openxmlformats.org/wordprocessingml/2006/main" w:type="table" w:styleId="TableGrid">
+    <w:name xmlns:w="http://schemas.openxmlformats.org/wordprocessingml/2006/main" w:val="Table Grid"/>
+    <w:basedOn xmlns:w="http://schemas.openxmlformats.org/wordprocessingml/2006/main" w:val="TableNormal"/>
+    <w:uiPriority xmlns:w="http://schemas.openxmlformats.org/wordprocessingml/2006/main" w:val="59"/>
+    <w:rsid xmlns:w="http://schemas.openxmlformats.org/wordprocessingml/2006/main" w:val="00FB4123"/>
+    <w:pPr xmlns:w="http://schemas.openxmlformats.org/wordprocessingml/2006/main">
+      <w:spacing w:after="0" w:line="240" w:lineRule="auto"/>
+    </w:pPr>
+    <w:tblPr xmlns:w="http://schemas.openxmlformats.org/wordprocessingml/2006/main">
+      <w:tblInd w:w="0" w:type="dxa"/>
+      <w:tblBorders>
+        <w:top w:val="single" w:color="000000" w:themeColor="text1" w:sz="4" w:space="0"/>
+        <w:left w:val="single" w:color="000000" w:themeColor="text1" w:sz="4" w:space="0"/>
+        <w:bottom w:val="single" w:color="000000" w:themeColor="text1" w:sz="4" w:space="0"/>
+        <w:right w:val="single" w:color="000000" w:themeColor="text1" w:sz="4" w:space="0"/>
+        <w:insideH w:val="single" w:color="000000" w:themeColor="text1" w:sz="4" w:space="0"/>
+        <w:insideV w:val="single" w:color="000000" w:themeColor="text1" w:sz="4" w:space="0"/>
+      </w:tblBorders>
+      <w:tblCellMar>
+        <w:top w:w="0" w:type="dxa"/>
+        <w:left w:w="108" w:type="dxa"/>
+        <w:bottom w:w="0" w:type="dxa"/>
+        <w:right w:w="108" w:type="dxa"/>
+      </w:tblCellMar>
+    </w:tblPr>
+  </w:style>
 </w:styles>
 </file>
 

--- a/Thesis-document/BusaniNcube-Thesis.docx
+++ b/Thesis-document/BusaniNcube-Thesis.docx
@@ -9469,19 +9469,10 @@
       <w:pPr>
         <w:spacing w:before="0" w:beforeAutospacing="off" w:after="0" w:afterAutospacing="off"/>
         <w:jc w:val="left"/>
-        <w:rPr>
-          <w:rFonts w:ascii="Times New Roman" w:hAnsi="Times New Roman" w:eastAsia="Times New Roman" w:cs="Times New Roman"/>
-          <w:i w:val="1"/>
-          <w:iCs w:val="1"/>
-          <w:noProof w:val="0"/>
-          <w:sz w:val="22"/>
-          <w:szCs w:val="22"/>
-          <w:lang w:val="en-GB"/>
-        </w:rPr>
       </w:pPr>
       <w:r>
         <w:drawing>
-          <wp:inline wp14:editId="33116F86" wp14:anchorId="28B0008B">
+          <wp:inline wp14:editId="2586B407" wp14:anchorId="28B0008B">
             <wp:extent cx="5953125" cy="2832935"/>
             <wp:effectExtent l="0" t="0" r="0" b="0"/>
             <wp:docPr id="1201634917" name="drawing"/>
@@ -9534,6 +9525,21 @@
         </w:rPr>
         <w:t>[Figure 3 — Settings → About page showing version numbers]</w:t>
       </w:r>
+    </w:p>
+    <w:p>
+      <w:pPr>
+        <w:spacing w:before="0" w:beforeAutospacing="off" w:after="0" w:afterAutospacing="off"/>
+        <w:jc w:val="left"/>
+        <w:rPr>
+          <w:rFonts w:ascii="Times New Roman" w:hAnsi="Times New Roman" w:eastAsia="Times New Roman" w:cs="Times New Roman"/>
+          <w:i w:val="1"/>
+          <w:iCs w:val="1"/>
+          <w:noProof w:val="0"/>
+          <w:sz w:val="22"/>
+          <w:szCs w:val="22"/>
+          <w:lang w:val="en-GB"/>
+        </w:rPr>
+      </w:pPr>
     </w:p>
     <w:p>
       <w:pPr>
@@ -9969,6 +9975,21 @@
       <w:pPr>
         <w:spacing w:before="0" w:beforeAutospacing="off" w:after="0" w:afterAutospacing="off"/>
         <w:jc w:val="left"/>
+        <w:rPr>
+          <w:rFonts w:ascii="Times New Roman" w:hAnsi="Times New Roman" w:eastAsia="Times New Roman" w:cs="Times New Roman"/>
+          <w:i w:val="1"/>
+          <w:iCs w:val="1"/>
+          <w:noProof w:val="0"/>
+          <w:sz w:val="22"/>
+          <w:szCs w:val="22"/>
+          <w:lang w:val="en-GB"/>
+        </w:rPr>
+      </w:pPr>
+    </w:p>
+    <w:p>
+      <w:pPr>
+        <w:spacing w:before="0" w:beforeAutospacing="off" w:after="0" w:afterAutospacing="off"/>
+        <w:jc w:val="left"/>
       </w:pPr>
       <w:r>
         <w:rPr>
@@ -10277,7 +10298,7 @@
       </w:pPr>
       <w:r>
         <w:drawing>
-          <wp:inline wp14:editId="60C43478" wp14:anchorId="67DAAC55">
+          <wp:inline wp14:editId="22E8720D" wp14:anchorId="67DAAC55">
             <wp:extent cx="6153150" cy="3457578"/>
             <wp:effectExtent l="0" t="0" r="0" b="0"/>
             <wp:docPr id="717671094" name="drawing"/>
@@ -10610,7 +10631,7 @@
       </w:pPr>
       <w:r>
         <w:drawing>
-          <wp:inline wp14:editId="31EF11C3" wp14:anchorId="4A5E73AC">
+          <wp:inline wp14:editId="7E8BE824" wp14:anchorId="4A5E73AC">
             <wp:extent cx="4295775" cy="5724525"/>
             <wp:effectExtent l="0" t="0" r="0" b="0"/>
             <wp:docPr id="2061537916" name="drawing"/>
@@ -10821,7 +10842,7 @@
       </w:pPr>
       <w:r>
         <w:drawing>
-          <wp:inline wp14:editId="6163EB5C" wp14:anchorId="25237A25">
+          <wp:inline wp14:editId="7C66DCE0" wp14:anchorId="25237A25">
             <wp:extent cx="6048375" cy="3362325"/>
             <wp:effectExtent l="0" t="0" r="0" b="0"/>
             <wp:docPr id="1835140967" name="drawing"/>
@@ -10924,7 +10945,7 @@
       </w:pPr>
       <w:r>
         <w:drawing>
-          <wp:inline wp14:editId="1C33B93E" wp14:anchorId="3A5CF8EF">
+          <wp:inline wp14:editId="313BD4D0" wp14:anchorId="3A5CF8EF">
             <wp:extent cx="5991225" cy="3648075"/>
             <wp:effectExtent l="0" t="0" r="0" b="0"/>
             <wp:docPr id="863584651" name="drawing"/>
@@ -11135,6 +11156,76 @@
       <w:pPr>
         <w:bidi w:val="0"/>
         <w:jc w:val="left"/>
+        <w:rPr>
+          <w:rFonts w:ascii="Aptos" w:hAnsi="Aptos" w:eastAsia="Aptos" w:cs="Aptos"/>
+          <w:noProof w:val="0"/>
+          <w:sz w:val="24"/>
+          <w:szCs w:val="24"/>
+          <w:lang w:val="en-GB"/>
+        </w:rPr>
+      </w:pPr>
+      <w:r>
+        <w:drawing>
+          <wp:inline wp14:editId="2AE564A6" wp14:anchorId="73242C4B">
+            <wp:extent cx="4295775" cy="5724525"/>
+            <wp:effectExtent l="0" t="0" r="0" b="0"/>
+            <wp:docPr id="1109716701" name="drawing"/>
+            <wp:cNvGraphicFramePr>
+              <a:graphicFrameLocks noChangeAspect="1"/>
+            </wp:cNvGraphicFramePr>
+            <a:graphic>
+              <a:graphicData xmlns:a="http://schemas.openxmlformats.org/drawingml/2006/main" uri="http://schemas.openxmlformats.org/drawingml/2006/picture">
+                <pic:pic xmlns:pic="http://schemas.openxmlformats.org/drawingml/2006/picture">
+                  <pic:nvPicPr>
+                    <pic:cNvPr id="1109716701" name="Picture 1109716701"/>
+                    <pic:cNvPicPr/>
+                  </pic:nvPicPr>
+                  <pic:blipFill>
+                    <a:blip xmlns:r="http://schemas.openxmlformats.org/officeDocument/2006/relationships" r:embed="rId390249109">
+                      <a:extLst>
+                        <a:ext uri="{28A0092B-C50C-407E-A947-70E740481C1C}">
+                          <a14:useLocalDpi xmlns:a14="http://schemas.microsoft.com/office/drawing/2010/main"/>
+                        </a:ext>
+                      </a:extLst>
+                    </a:blip>
+                    <a:stretch>
+                      <a:fillRect/>
+                    </a:stretch>
+                  </pic:blipFill>
+                  <pic:spPr>
+                    <a:xfrm>
+                      <a:off x="0" y="0"/>
+                      <a:ext cx="4295775" cy="5724525"/>
+                    </a:xfrm>
+                    <a:prstGeom prst="rect">
+                      <a:avLst/>
+                    </a:prstGeom>
+                  </pic:spPr>
+                </pic:pic>
+              </a:graphicData>
+            </a:graphic>
+          </wp:inline>
+        </w:drawing>
+      </w:r>
+    </w:p>
+    <w:p>
+      <w:pPr>
+        <w:bidi w:val="0"/>
+        <w:jc w:val="left"/>
+        <w:rPr>
+          <w:rFonts w:ascii="Aptos" w:hAnsi="Aptos" w:eastAsia="Aptos" w:cs="Aptos"/>
+          <w:noProof w:val="0"/>
+          <w:sz w:val="24"/>
+          <w:szCs w:val="24"/>
+          <w:lang w:val="en-GB"/>
+        </w:rPr>
+      </w:pPr>
+    </w:p>
+    <w:p>
+      <w:pPr>
+        <w:pStyle w:val="Normal"/>
+        <w:bidi w:val="0"/>
+        <w:jc w:val="left"/>
       </w:pPr>
       <w:r>
         <w:rPr>
@@ -11146,7 +11237,29 @@
           <w:szCs w:val="24"/>
           <w:lang w:val="en-GB"/>
         </w:rPr>
-        <w:t>[INSERT PHOTO — breadboard wiring of relay module to ESP32]</w:t>
+        <w:t>[</w:t>
+      </w:r>
+      <w:r>
+        <w:rPr>
+          <w:rFonts w:ascii="Aptos" w:hAnsi="Aptos" w:eastAsia="Aptos" w:cs="Aptos"/>
+          <w:noProof w:val="0"/>
+          <w:sz w:val="24"/>
+          <w:szCs w:val="24"/>
+          <w:lang w:val="en-GB"/>
+        </w:rPr>
+        <w:t>Figure 9: Relay module wired to ESP32-WROOM-32 with LED indicator on breadboard</w:t>
+      </w:r>
+      <w:r>
+        <w:rPr>
+          <w:rFonts w:ascii="Aptos" w:hAnsi="Aptos" w:eastAsia="Aptos" w:cs="Aptos"/>
+          <w:i w:val="1"/>
+          <w:iCs w:val="1"/>
+          <w:noProof w:val="0"/>
+          <w:sz w:val="24"/>
+          <w:szCs w:val="24"/>
+          <w:lang w:val="en-GB"/>
+        </w:rPr>
+        <w:t>]</w:t>
       </w:r>
     </w:p>
     <w:p>
@@ -11281,6 +11394,76 @@
       <w:pPr>
         <w:bidi w:val="0"/>
         <w:jc w:val="left"/>
+        <w:rPr>
+          <w:rFonts w:ascii="Aptos" w:hAnsi="Aptos" w:eastAsia="Aptos" w:cs="Aptos"/>
+          <w:noProof w:val="0"/>
+          <w:sz w:val="24"/>
+          <w:szCs w:val="24"/>
+          <w:lang w:val="en-GB"/>
+        </w:rPr>
+      </w:pPr>
+    </w:p>
+    <w:p>
+      <w:pPr>
+        <w:bidi w:val="0"/>
+        <w:jc w:val="left"/>
+        <w:rPr>
+          <w:rFonts w:ascii="Aptos" w:hAnsi="Aptos" w:eastAsia="Aptos" w:cs="Aptos"/>
+          <w:noProof w:val="0"/>
+          <w:sz w:val="24"/>
+          <w:szCs w:val="24"/>
+          <w:lang w:val="en-GB"/>
+        </w:rPr>
+      </w:pPr>
+      <w:r>
+        <w:drawing>
+          <wp:inline wp14:editId="5091CA13" wp14:anchorId="08806049">
+            <wp:extent cx="5724525" cy="2847975"/>
+            <wp:effectExtent l="0" t="0" r="0" b="0"/>
+            <wp:docPr id="1302727904" name="drawing"/>
+            <wp:cNvGraphicFramePr>
+              <a:graphicFrameLocks noChangeAspect="1"/>
+            </wp:cNvGraphicFramePr>
+            <a:graphic>
+              <a:graphicData xmlns:a="http://schemas.openxmlformats.org/drawingml/2006/main" uri="http://schemas.openxmlformats.org/drawingml/2006/picture">
+                <pic:pic xmlns:pic="http://schemas.openxmlformats.org/drawingml/2006/picture">
+                  <pic:nvPicPr>
+                    <pic:cNvPr id="1302727904" name="Picture 1302727904"/>
+                    <pic:cNvPicPr/>
+                  </pic:nvPicPr>
+                  <pic:blipFill>
+                    <a:blip xmlns:r="http://schemas.openxmlformats.org/officeDocument/2006/relationships" r:embed="rId517571538">
+                      <a:extLst>
+                        <a:ext uri="{28A0092B-C50C-407E-A947-70E740481C1C}">
+                          <a14:useLocalDpi xmlns:a14="http://schemas.microsoft.com/office/drawing/2010/main"/>
+                        </a:ext>
+                      </a:extLst>
+                    </a:blip>
+                    <a:stretch>
+                      <a:fillRect/>
+                    </a:stretch>
+                  </pic:blipFill>
+                  <pic:spPr>
+                    <a:xfrm rot="0">
+                      <a:off x="0" y="0"/>
+                      <a:ext cx="5724525" cy="2847975"/>
+                    </a:xfrm>
+                    <a:prstGeom prst="rect">
+                      <a:avLst/>
+                    </a:prstGeom>
+                  </pic:spPr>
+                </pic:pic>
+              </a:graphicData>
+            </a:graphic>
+          </wp:inline>
+        </w:drawing>
+      </w:r>
+    </w:p>
+    <w:p>
+      <w:pPr>
+        <w:pStyle w:val="Normal"/>
+        <w:bidi w:val="0"/>
+        <w:jc w:val="left"/>
       </w:pPr>
       <w:r>
         <w:rPr>
@@ -11292,8 +11475,184 @@
           <w:szCs w:val="24"/>
           <w:lang w:val="en-GB"/>
         </w:rPr>
-        <w:t>[INSERT SCREENSHOT — HA dashboard showing relay switch card toggled ON]</w:t>
-      </w:r>
+        <w:t>[</w:t>
+      </w:r>
+      <w:r>
+        <w:rPr>
+          <w:rFonts w:ascii="Aptos" w:hAnsi="Aptos" w:eastAsia="Aptos" w:cs="Aptos"/>
+          <w:noProof w:val="0"/>
+          <w:sz w:val="24"/>
+          <w:szCs w:val="24"/>
+          <w:lang w:val="en-GB"/>
+        </w:rPr>
+        <w:t>Figure 10a: Smart Home Controller dashboard showing Smart Relay 1 toggled ON</w:t>
+      </w:r>
+      <w:r>
+        <w:rPr>
+          <w:rFonts w:ascii="Aptos" w:hAnsi="Aptos" w:eastAsia="Aptos" w:cs="Aptos"/>
+          <w:i w:val="1"/>
+          <w:iCs w:val="1"/>
+          <w:noProof w:val="0"/>
+          <w:sz w:val="24"/>
+          <w:szCs w:val="24"/>
+          <w:lang w:val="en-GB"/>
+        </w:rPr>
+        <w:t>]</w:t>
+      </w:r>
+    </w:p>
+    <w:p>
+      <w:pPr>
+        <w:pStyle w:val="Normal"/>
+        <w:bidi w:val="0"/>
+        <w:jc w:val="left"/>
+        <w:rPr>
+          <w:rFonts w:ascii="Aptos" w:hAnsi="Aptos" w:eastAsia="Aptos" w:cs="Aptos"/>
+          <w:i w:val="1"/>
+          <w:iCs w:val="1"/>
+          <w:noProof w:val="0"/>
+          <w:sz w:val="24"/>
+          <w:szCs w:val="24"/>
+          <w:lang w:val="en-GB"/>
+        </w:rPr>
+      </w:pPr>
+    </w:p>
+    <w:p>
+      <w:pPr>
+        <w:pStyle w:val="Normal"/>
+        <w:bidi w:val="0"/>
+        <w:jc w:val="left"/>
+        <w:rPr>
+          <w:rFonts w:ascii="Aptos" w:hAnsi="Aptos" w:eastAsia="Aptos" w:cs="Aptos"/>
+          <w:i w:val="1"/>
+          <w:iCs w:val="1"/>
+          <w:noProof w:val="0"/>
+          <w:sz w:val="24"/>
+          <w:szCs w:val="24"/>
+          <w:lang w:val="en-GB"/>
+        </w:rPr>
+      </w:pPr>
+    </w:p>
+    <w:p>
+      <w:pPr>
+        <w:pStyle w:val="Normal"/>
+        <w:suppressLineNumbers w:val="0"/>
+        <w:bidi w:val="0"/>
+        <w:spacing w:before="0" w:beforeAutospacing="off" w:after="160" w:afterAutospacing="off" w:line="279" w:lineRule="auto"/>
+        <w:ind w:left="0" w:right="0"/>
+        <w:jc w:val="left"/>
+        <w:rPr>
+          <w:rFonts w:ascii="Aptos" w:hAnsi="Aptos" w:eastAsia="Aptos" w:cs="Aptos"/>
+          <w:i w:val="1"/>
+          <w:iCs w:val="1"/>
+          <w:noProof w:val="0"/>
+          <w:sz w:val="24"/>
+          <w:szCs w:val="24"/>
+          <w:lang w:val="en-GB"/>
+        </w:rPr>
+      </w:pPr>
+      <w:r>
+        <w:drawing>
+          <wp:inline wp14:editId="6A214E9C" wp14:anchorId="3FA87928">
+            <wp:extent cx="4295775" cy="5724525"/>
+            <wp:effectExtent l="0" t="0" r="0" b="0"/>
+            <wp:docPr id="1590265642" name="drawing"/>
+            <wp:cNvGraphicFramePr>
+              <a:graphicFrameLocks noChangeAspect="1"/>
+            </wp:cNvGraphicFramePr>
+            <a:graphic>
+              <a:graphicData xmlns:a="http://schemas.openxmlformats.org/drawingml/2006/main" uri="http://schemas.openxmlformats.org/drawingml/2006/picture">
+                <pic:pic xmlns:pic="http://schemas.openxmlformats.org/drawingml/2006/picture">
+                  <pic:nvPicPr>
+                    <pic:cNvPr id="1590265642" name="Picture 1590265642"/>
+                    <pic:cNvPicPr/>
+                  </pic:nvPicPr>
+                  <pic:blipFill>
+                    <a:blip xmlns:r="http://schemas.openxmlformats.org/officeDocument/2006/relationships" r:embed="rId2100486685">
+                      <a:extLst>
+                        <a:ext uri="{28A0092B-C50C-407E-A947-70E740481C1C}">
+                          <a14:useLocalDpi xmlns:a14="http://schemas.microsoft.com/office/drawing/2010/main"/>
+                        </a:ext>
+                      </a:extLst>
+                    </a:blip>
+                    <a:stretch>
+                      <a:fillRect/>
+                    </a:stretch>
+                  </pic:blipFill>
+                  <pic:spPr>
+                    <a:xfrm>
+                      <a:off x="0" y="0"/>
+                      <a:ext cx="4295775" cy="5724525"/>
+                    </a:xfrm>
+                    <a:prstGeom prst="rect">
+                      <a:avLst/>
+                    </a:prstGeom>
+                  </pic:spPr>
+                </pic:pic>
+              </a:graphicData>
+            </a:graphic>
+          </wp:inline>
+        </w:drawing>
+      </w:r>
+    </w:p>
+    <w:p>
+      <w:pPr>
+        <w:pStyle w:val="Normal"/>
+        <w:suppressLineNumbers w:val="0"/>
+        <w:bidi w:val="0"/>
+        <w:spacing w:before="0" w:beforeAutospacing="off" w:after="160" w:afterAutospacing="off" w:line="279" w:lineRule="auto"/>
+        <w:ind w:left="0" w:right="0"/>
+        <w:jc w:val="left"/>
+      </w:pPr>
+      <w:r>
+        <w:rPr>
+          <w:rFonts w:ascii="Aptos" w:hAnsi="Aptos" w:eastAsia="Aptos" w:cs="Aptos"/>
+          <w:i w:val="1"/>
+          <w:iCs w:val="1"/>
+          <w:noProof w:val="0"/>
+          <w:sz w:val="24"/>
+          <w:szCs w:val="24"/>
+          <w:lang w:val="en-GB"/>
+        </w:rPr>
+        <w:t>[</w:t>
+      </w:r>
+      <w:r>
+        <w:rPr>
+          <w:rFonts w:ascii="Aptos" w:hAnsi="Aptos" w:eastAsia="Aptos" w:cs="Aptos"/>
+          <w:noProof w:val="0"/>
+          <w:sz w:val="24"/>
+          <w:szCs w:val="24"/>
+          <w:lang w:val="en-GB"/>
+        </w:rPr>
+        <w:t>Figure 10b: LED light powered on</w:t>
+      </w:r>
+      <w:r>
+        <w:rPr>
+          <w:rFonts w:ascii="Aptos" w:hAnsi="Aptos" w:eastAsia="Aptos" w:cs="Aptos"/>
+          <w:i w:val="1"/>
+          <w:iCs w:val="1"/>
+          <w:noProof w:val="0"/>
+          <w:sz w:val="24"/>
+          <w:szCs w:val="24"/>
+          <w:lang w:val="en-GB"/>
+        </w:rPr>
+        <w:t>]</w:t>
+      </w:r>
+    </w:p>
+    <w:p>
+      <w:pPr>
+        <w:pStyle w:val="Normal"/>
+        <w:bidi w:val="0"/>
+        <w:jc w:val="left"/>
+        <w:rPr>
+          <w:rFonts w:ascii="Aptos" w:hAnsi="Aptos" w:eastAsia="Aptos" w:cs="Aptos"/>
+          <w:i w:val="1"/>
+          <w:iCs w:val="1"/>
+          <w:noProof w:val="0"/>
+          <w:sz w:val="24"/>
+          <w:szCs w:val="24"/>
+          <w:lang w:val="en-GB"/>
+        </w:rPr>
+      </w:pPr>
     </w:p>
     <w:p>
       <w:pPr>
@@ -11396,7 +11755,7 @@
       </w:pPr>
       <w:r>
         <w:drawing>
-          <wp:inline wp14:editId="306E9990" wp14:anchorId="41063EF8">
+          <wp:inline wp14:editId="12AB6BEC" wp14:anchorId="41063EF8">
             <wp:extent cx="5724525" cy="3200400"/>
             <wp:effectExtent l="0" t="0" r="0" b="0"/>
             <wp:docPr id="1679965395" name="drawing"/>
@@ -11554,7 +11913,7 @@
       </w:pPr>
       <w:r>
         <w:drawing>
-          <wp:inline wp14:editId="3CD1925B" wp14:anchorId="08052853">
+          <wp:inline wp14:editId="06ECCEF0" wp14:anchorId="08052853">
             <wp:extent cx="5619750" cy="3152355"/>
             <wp:effectExtent l="0" t="0" r="0" b="0"/>
             <wp:docPr id="1903956737" name="drawing"/>
@@ -12178,6 +12537,2095 @@
         </w:rPr>
         <w:t>Each ESP32 connects to the Mosquitto broker on startup using the mqtt_user credentials. Sensor readings are published to their respective state topics every 10 seconds. Home Assistant subscribes to all sensor topics and updates entity states in real time. Control commands for the relay are published by Home Assistant to the command topic, and the ESP32 confirms the action by publishing the new state back. All communication occurs entirely on the local network with no external internet dependency.</w:t>
       </w:r>
+    </w:p>
+    <w:p>
+      <w:pPr>
+        <w:jc w:val="left"/>
+        <w:rPr>
+          <w:rFonts w:ascii="Times New Roman" w:hAnsi="Times New Roman" w:eastAsia="Times New Roman" w:cs="Times New Roman"/>
+          <w:noProof w:val="0"/>
+          <w:sz w:val="22"/>
+          <w:szCs w:val="22"/>
+          <w:lang w:val="en-GB"/>
+        </w:rPr>
+      </w:pPr>
+    </w:p>
+    <w:p>
+      <w:pPr>
+        <w:jc w:val="left"/>
+      </w:pPr>
+      <w:r>
+        <w:rPr>
+          <w:rFonts w:ascii="Times New Roman" w:hAnsi="Times New Roman" w:eastAsia="Times New Roman" w:cs="Times New Roman"/>
+          <w:b w:val="1"/>
+          <w:bCs w:val="1"/>
+          <w:noProof w:val="0"/>
+          <w:sz w:val="22"/>
+          <w:szCs w:val="22"/>
+          <w:lang w:val="en-GB"/>
+        </w:rPr>
+        <w:t>4.7 Automation Implementation</w:t>
+      </w:r>
+    </w:p>
+    <w:p>
+      <w:pPr>
+        <w:jc w:val="left"/>
+      </w:pPr>
+      <w:r>
+        <w:rPr>
+          <w:rFonts w:ascii="Times New Roman" w:hAnsi="Times New Roman" w:eastAsia="Times New Roman" w:cs="Times New Roman"/>
+          <w:noProof w:val="0"/>
+          <w:sz w:val="22"/>
+          <w:szCs w:val="22"/>
+          <w:lang w:val="en-GB"/>
+        </w:rPr>
+        <w:t>Five automations were configured in Home Assistant using the visual automation editor to demonstrate the system's ability to respond intelligently to sensor data and scheduled triggers. Each automation follows a trigger-condition-action structure and was tested to confirm correct behaviour. Screenshots of each automation configuration are shown in Figures 13-17.</w:t>
+      </w:r>
+    </w:p>
+    <w:p>
+      <w:pPr>
+        <w:jc w:val="left"/>
+      </w:pPr>
+      <w:r>
+        <w:rPr>
+          <w:rFonts w:ascii="Times New Roman" w:hAnsi="Times New Roman" w:eastAsia="Times New Roman" w:cs="Times New Roman"/>
+          <w:b w:val="1"/>
+          <w:bCs w:val="1"/>
+          <w:noProof w:val="0"/>
+          <w:sz w:val="22"/>
+          <w:szCs w:val="22"/>
+          <w:lang w:val="en-GB"/>
+        </w:rPr>
+        <w:t>Automation 1 — Motion and Light Triggered Relay</w:t>
+      </w:r>
+    </w:p>
+    <w:p>
+      <w:pPr>
+        <w:jc w:val="left"/>
+      </w:pPr>
+      <w:r>
+        <w:rPr>
+          <w:rFonts w:ascii="Times New Roman" w:hAnsi="Times New Roman" w:eastAsia="Times New Roman" w:cs="Times New Roman"/>
+          <w:noProof w:val="0"/>
+          <w:sz w:val="22"/>
+          <w:szCs w:val="22"/>
+          <w:lang w:val="en-GB"/>
+        </w:rPr>
+        <w:t>This automation activates the relay when two conditions are met simultaneously: the PIR sensor detects motion and the ambient light level falls below 100 lux. The trigger is set to the PIR Motion Sensor entity changing state to Detected. The condition checks that the BH1750 Light Sensor reading is below 100 lux, ensuring the relay only activates when the environment is dark enough to require lighting. The action switches Smart Relay 1 to ON, physically closing the relay circuit and lighting the connected LED. This automation was triggered naturally during testing when evening light levels dropped below the threshold while motion was detected, confirming it responds correctly to real environmental conditions rather than only forced test scenarios.</w:t>
+      </w:r>
+    </w:p>
+    <w:p>
+      <w:pPr>
+        <w:jc w:val="left"/>
+        <w:rPr>
+          <w:rFonts w:ascii="Times New Roman" w:hAnsi="Times New Roman" w:eastAsia="Times New Roman" w:cs="Times New Roman"/>
+          <w:noProof w:val="0"/>
+          <w:sz w:val="22"/>
+          <w:szCs w:val="22"/>
+          <w:lang w:val="en-GB"/>
+        </w:rPr>
+      </w:pPr>
+      <w:r>
+        <w:drawing>
+          <wp:inline wp14:editId="00355E51" wp14:anchorId="0A6A793D">
+            <wp:extent cx="5724525" cy="2714625"/>
+            <wp:effectExtent l="0" t="0" r="0" b="0"/>
+            <wp:docPr id="1388814413" name="drawing"/>
+            <wp:cNvGraphicFramePr>
+              <a:graphicFrameLocks noChangeAspect="1"/>
+            </wp:cNvGraphicFramePr>
+            <a:graphic>
+              <a:graphicData xmlns:a="http://schemas.openxmlformats.org/drawingml/2006/main" uri="http://schemas.openxmlformats.org/drawingml/2006/picture">
+                <pic:pic xmlns:pic="http://schemas.openxmlformats.org/drawingml/2006/picture">
+                  <pic:nvPicPr>
+                    <pic:cNvPr id="1388814413" name="Picture 1388814413"/>
+                    <pic:cNvPicPr/>
+                  </pic:nvPicPr>
+                  <pic:blipFill>
+                    <a:blip xmlns:r="http://schemas.openxmlformats.org/officeDocument/2006/relationships" r:embed="rId1004867318">
+                      <a:extLst>
+                        <a:ext uri="{28A0092B-C50C-407E-A947-70E740481C1C}">
+                          <a14:useLocalDpi xmlns:a14="http://schemas.microsoft.com/office/drawing/2010/main"/>
+                        </a:ext>
+                      </a:extLst>
+                    </a:blip>
+                    <a:stretch>
+                      <a:fillRect/>
+                    </a:stretch>
+                  </pic:blipFill>
+                  <pic:spPr>
+                    <a:xfrm>
+                      <a:off x="0" y="0"/>
+                      <a:ext cx="5724525" cy="2714625"/>
+                    </a:xfrm>
+                    <a:prstGeom prst="rect">
+                      <a:avLst/>
+                    </a:prstGeom>
+                  </pic:spPr>
+                </pic:pic>
+              </a:graphicData>
+            </a:graphic>
+          </wp:inline>
+        </w:drawing>
+      </w:r>
+    </w:p>
+    <w:p>
+      <w:pPr>
+        <w:pStyle w:val="Normal"/>
+        <w:suppressLineNumbers w:val="0"/>
+        <w:bidi w:val="0"/>
+        <w:spacing w:before="0" w:beforeAutospacing="off" w:after="160" w:afterAutospacing="off" w:line="279" w:lineRule="auto"/>
+        <w:ind w:left="0" w:right="0"/>
+        <w:jc w:val="left"/>
+      </w:pPr>
+      <w:r>
+        <w:rPr>
+          <w:rFonts w:ascii="Times New Roman" w:hAnsi="Times New Roman" w:eastAsia="Times New Roman" w:cs="Times New Roman"/>
+          <w:i w:val="1"/>
+          <w:iCs w:val="1"/>
+          <w:noProof w:val="0"/>
+          <w:sz w:val="22"/>
+          <w:szCs w:val="22"/>
+          <w:lang w:val="en-GB"/>
+        </w:rPr>
+        <w:t>[</w:t>
+      </w:r>
+      <w:r>
+        <w:rPr>
+          <w:rFonts w:ascii="Times New Roman" w:hAnsi="Times New Roman" w:eastAsia="Times New Roman" w:cs="Times New Roman"/>
+          <w:i w:val="1"/>
+          <w:iCs w:val="1"/>
+          <w:noProof w:val="0"/>
+          <w:sz w:val="22"/>
+          <w:szCs w:val="22"/>
+          <w:lang w:val="en-GB"/>
+        </w:rPr>
+        <w:t xml:space="preserve">Figure 13 </w:t>
+      </w:r>
+      <w:r>
+        <w:rPr>
+          <w:rFonts w:ascii="Times New Roman" w:hAnsi="Times New Roman" w:eastAsia="Times New Roman" w:cs="Times New Roman"/>
+          <w:i w:val="1"/>
+          <w:iCs w:val="1"/>
+          <w:noProof w:val="0"/>
+          <w:sz w:val="22"/>
+          <w:szCs w:val="22"/>
+          <w:lang w:val="en-GB"/>
+        </w:rPr>
+        <w:t>— Automation 1 configuration showing PIR trigger, light condition, relay action]</w:t>
+      </w:r>
+    </w:p>
+    <w:p>
+      <w:pPr>
+        <w:jc w:val="left"/>
+      </w:pPr>
+      <w:r>
+        <w:rPr>
+          <w:rFonts w:ascii="Times New Roman" w:hAnsi="Times New Roman" w:eastAsia="Times New Roman" w:cs="Times New Roman"/>
+          <w:b w:val="1"/>
+          <w:bCs w:val="1"/>
+          <w:noProof w:val="0"/>
+          <w:sz w:val="22"/>
+          <w:szCs w:val="22"/>
+          <w:lang w:val="en-GB"/>
+        </w:rPr>
+        <w:t>Automation 2 — Temperature Alert</w:t>
+      </w:r>
+    </w:p>
+    <w:p>
+      <w:pPr>
+        <w:jc w:val="left"/>
+      </w:pPr>
+      <w:r>
+        <w:rPr>
+          <w:rFonts w:ascii="Times New Roman" w:hAnsi="Times New Roman" w:eastAsia="Times New Roman" w:cs="Times New Roman"/>
+          <w:noProof w:val="0"/>
+          <w:sz w:val="22"/>
+          <w:szCs w:val="22"/>
+          <w:lang w:val="en-GB"/>
+        </w:rPr>
+        <w:t>This automation sends a push notification to the registered mobile device when the ESP32 internal temperature sensor exceeds a defined threshold. The trigger monitors the ESP32 Temperature entity and fires when the value crosses the set threshold. The action calls the notify.mobile_app_busani service with the message "Temperature threshold exceeded" and title "Smart Home Alert". The notification was confirmed received on the mobile device during testing as shown in Figure 14.</w:t>
+      </w:r>
+    </w:p>
+    <w:p>
+      <w:pPr>
+        <w:jc w:val="left"/>
+        <w:rPr>
+          <w:rFonts w:ascii="Times New Roman" w:hAnsi="Times New Roman" w:eastAsia="Times New Roman" w:cs="Times New Roman"/>
+          <w:noProof w:val="0"/>
+          <w:sz w:val="22"/>
+          <w:szCs w:val="22"/>
+          <w:lang w:val="en-GB"/>
+        </w:rPr>
+      </w:pPr>
+    </w:p>
+    <w:p>
+      <w:pPr>
+        <w:spacing w:before="0" w:beforeAutospacing="off" w:after="160" w:afterAutospacing="off" w:line="279" w:lineRule="auto"/>
+        <w:ind w:left="0" w:right="0"/>
+        <w:jc w:val="left"/>
+      </w:pPr>
+      <w:r>
+        <w:drawing>
+          <wp:inline wp14:editId="1F23C849" wp14:anchorId="345BE6AA">
+            <wp:extent cx="5724525" cy="2714625"/>
+            <wp:effectExtent l="0" t="0" r="0" b="0"/>
+            <wp:docPr id="2115615694" name="drawing"/>
+            <wp:cNvGraphicFramePr>
+              <a:graphicFrameLocks noChangeAspect="1"/>
+            </wp:cNvGraphicFramePr>
+            <a:graphic>
+              <a:graphicData xmlns:a="http://schemas.openxmlformats.org/drawingml/2006/main" uri="http://schemas.openxmlformats.org/drawingml/2006/picture">
+                <pic:pic xmlns:pic="http://schemas.openxmlformats.org/drawingml/2006/picture">
+                  <pic:nvPicPr>
+                    <pic:cNvPr id="2115615694" name="Picture 2115615694"/>
+                    <pic:cNvPicPr/>
+                  </pic:nvPicPr>
+                  <pic:blipFill>
+                    <a:blip xmlns:r="http://schemas.openxmlformats.org/officeDocument/2006/relationships" r:embed="rId523587774">
+                      <a:extLst>
+                        <a:ext uri="{28A0092B-C50C-407E-A947-70E740481C1C}">
+                          <a14:useLocalDpi xmlns:a14="http://schemas.microsoft.com/office/drawing/2010/main"/>
+                        </a:ext>
+                      </a:extLst>
+                    </a:blip>
+                    <a:stretch>
+                      <a:fillRect/>
+                    </a:stretch>
+                  </pic:blipFill>
+                  <pic:spPr>
+                    <a:xfrm>
+                      <a:off x="0" y="0"/>
+                      <a:ext cx="5724525" cy="2714625"/>
+                    </a:xfrm>
+                    <a:prstGeom prst="rect">
+                      <a:avLst/>
+                    </a:prstGeom>
+                  </pic:spPr>
+                </pic:pic>
+              </a:graphicData>
+            </a:graphic>
+          </wp:inline>
+        </w:drawing>
+      </w:r>
+    </w:p>
+    <w:p>
+      <w:pPr>
+        <w:spacing w:before="0" w:beforeAutospacing="off" w:after="160" w:afterAutospacing="off" w:line="279" w:lineRule="auto"/>
+        <w:ind w:left="0" w:right="0"/>
+        <w:jc w:val="left"/>
+      </w:pPr>
+      <w:r>
+        <w:rPr>
+          <w:rFonts w:ascii="Times New Roman" w:hAnsi="Times New Roman" w:eastAsia="Times New Roman" w:cs="Times New Roman"/>
+          <w:i w:val="1"/>
+          <w:iCs w:val="1"/>
+          <w:noProof w:val="0"/>
+          <w:sz w:val="22"/>
+          <w:szCs w:val="22"/>
+          <w:lang w:val="en-GB"/>
+        </w:rPr>
+        <w:t>[Figure 14a — Automation 2 configuration]</w:t>
+      </w:r>
+    </w:p>
+    <w:p>
+      <w:pPr>
+        <w:jc w:val="left"/>
+        <w:rPr>
+          <w:rFonts w:ascii="Times New Roman" w:hAnsi="Times New Roman" w:eastAsia="Times New Roman" w:cs="Times New Roman"/>
+          <w:noProof w:val="0"/>
+          <w:sz w:val="22"/>
+          <w:szCs w:val="22"/>
+          <w:lang w:val="en-GB"/>
+        </w:rPr>
+      </w:pPr>
+    </w:p>
+    <w:p>
+      <w:pPr>
+        <w:jc w:val="left"/>
+        <w:rPr>
+          <w:rFonts w:ascii="Times New Roman" w:hAnsi="Times New Roman" w:eastAsia="Times New Roman" w:cs="Times New Roman"/>
+          <w:noProof w:val="0"/>
+          <w:sz w:val="22"/>
+          <w:szCs w:val="22"/>
+          <w:lang w:val="en-GB"/>
+        </w:rPr>
+      </w:pPr>
+      <w:r>
+        <w:drawing>
+          <wp:inline wp14:editId="6CBA2452" wp14:anchorId="4224CA68">
+            <wp:extent cx="2647950" cy="5724525"/>
+            <wp:effectExtent l="0" t="0" r="0" b="0"/>
+            <wp:docPr id="110524008" name="drawing"/>
+            <wp:cNvGraphicFramePr>
+              <a:graphicFrameLocks noChangeAspect="1"/>
+            </wp:cNvGraphicFramePr>
+            <a:graphic>
+              <a:graphicData xmlns:a="http://schemas.openxmlformats.org/drawingml/2006/main" uri="http://schemas.openxmlformats.org/drawingml/2006/picture">
+                <pic:pic xmlns:pic="http://schemas.openxmlformats.org/drawingml/2006/picture">
+                  <pic:nvPicPr>
+                    <pic:cNvPr id="110524008" name="Picture 110524008"/>
+                    <pic:cNvPicPr/>
+                  </pic:nvPicPr>
+                  <pic:blipFill>
+                    <a:blip xmlns:r="http://schemas.openxmlformats.org/officeDocument/2006/relationships" r:embed="rId897564055">
+                      <a:extLst>
+                        <a:ext uri="{28A0092B-C50C-407E-A947-70E740481C1C}">
+                          <a14:useLocalDpi xmlns:a14="http://schemas.microsoft.com/office/drawing/2010/main"/>
+                        </a:ext>
+                      </a:extLst>
+                    </a:blip>
+                    <a:stretch>
+                      <a:fillRect/>
+                    </a:stretch>
+                  </pic:blipFill>
+                  <pic:spPr>
+                    <a:xfrm>
+                      <a:off x="0" y="0"/>
+                      <a:ext cx="2647950" cy="5724525"/>
+                    </a:xfrm>
+                    <a:prstGeom prst="rect">
+                      <a:avLst/>
+                    </a:prstGeom>
+                  </pic:spPr>
+                </pic:pic>
+              </a:graphicData>
+            </a:graphic>
+          </wp:inline>
+        </w:drawing>
+      </w:r>
+    </w:p>
+    <w:p>
+      <w:pPr>
+        <w:pStyle w:val="Normal"/>
+        <w:suppressLineNumbers w:val="0"/>
+        <w:bidi w:val="0"/>
+        <w:spacing w:before="0" w:beforeAutospacing="off" w:after="160" w:afterAutospacing="off" w:line="279" w:lineRule="auto"/>
+        <w:ind w:left="0" w:right="0"/>
+        <w:jc w:val="left"/>
+      </w:pPr>
+      <w:r>
+        <w:rPr>
+          <w:rFonts w:ascii="Times New Roman" w:hAnsi="Times New Roman" w:eastAsia="Times New Roman" w:cs="Times New Roman"/>
+          <w:i w:val="1"/>
+          <w:iCs w:val="1"/>
+          <w:noProof w:val="0"/>
+          <w:sz w:val="22"/>
+          <w:szCs w:val="22"/>
+          <w:lang w:val="en-GB"/>
+        </w:rPr>
+        <w:t>[</w:t>
+      </w:r>
+      <w:r>
+        <w:rPr>
+          <w:rFonts w:ascii="Times New Roman" w:hAnsi="Times New Roman" w:eastAsia="Times New Roman" w:cs="Times New Roman"/>
+          <w:i w:val="1"/>
+          <w:iCs w:val="1"/>
+          <w:noProof w:val="0"/>
+          <w:sz w:val="22"/>
+          <w:szCs w:val="22"/>
+          <w:lang w:val="en-GB"/>
+        </w:rPr>
+        <w:t>Figure 14b</w:t>
+      </w:r>
+      <w:r>
+        <w:rPr>
+          <w:rFonts w:ascii="Times New Roman" w:hAnsi="Times New Roman" w:eastAsia="Times New Roman" w:cs="Times New Roman"/>
+          <w:i w:val="1"/>
+          <w:iCs w:val="1"/>
+          <w:noProof w:val="0"/>
+          <w:sz w:val="22"/>
+          <w:szCs w:val="22"/>
+          <w:lang w:val="en-GB"/>
+        </w:rPr>
+        <w:t xml:space="preserve"> — Automation 2 </w:t>
+      </w:r>
+      <w:r>
+        <w:rPr>
+          <w:rFonts w:ascii="Times New Roman" w:hAnsi="Times New Roman" w:eastAsia="Times New Roman" w:cs="Times New Roman"/>
+          <w:i w:val="1"/>
+          <w:iCs w:val="1"/>
+          <w:noProof w:val="0"/>
+          <w:sz w:val="22"/>
+          <w:szCs w:val="22"/>
+          <w:lang w:val="en-GB"/>
+        </w:rPr>
+        <w:t>notification</w:t>
+      </w:r>
+      <w:r>
+        <w:rPr>
+          <w:rFonts w:ascii="Times New Roman" w:hAnsi="Times New Roman" w:eastAsia="Times New Roman" w:cs="Times New Roman"/>
+          <w:i w:val="1"/>
+          <w:iCs w:val="1"/>
+          <w:noProof w:val="0"/>
+          <w:sz w:val="22"/>
+          <w:szCs w:val="22"/>
+          <w:lang w:val="en-GB"/>
+        </w:rPr>
+        <w:t>]</w:t>
+      </w:r>
+    </w:p>
+    <w:p>
+      <w:pPr>
+        <w:jc w:val="left"/>
+      </w:pPr>
+      <w:r>
+        <w:rPr>
+          <w:rFonts w:ascii="Times New Roman" w:hAnsi="Times New Roman" w:eastAsia="Times New Roman" w:cs="Times New Roman"/>
+          <w:b w:val="1"/>
+          <w:bCs w:val="1"/>
+          <w:noProof w:val="0"/>
+          <w:sz w:val="22"/>
+          <w:szCs w:val="22"/>
+          <w:lang w:val="en-GB"/>
+        </w:rPr>
+        <w:t>Automation 3 — Motion Alert</w:t>
+      </w:r>
+    </w:p>
+    <w:p>
+      <w:pPr>
+        <w:jc w:val="left"/>
+      </w:pPr>
+      <w:r>
+        <w:rPr>
+          <w:rFonts w:ascii="Times New Roman" w:hAnsi="Times New Roman" w:eastAsia="Times New Roman" w:cs="Times New Roman"/>
+          <w:noProof w:val="0"/>
+          <w:sz w:val="22"/>
+          <w:szCs w:val="22"/>
+          <w:lang w:val="en-GB"/>
+        </w:rPr>
+        <w:t>This automation sends a push notification when the PIR Motion Sensor detects motion. It uses the same notification service as Automation 2 but is triggered by the PIR entity changing to Detected state. The message reads "Motion detected at home!" confirming occupancy to the user remotely. This automation is kept disabled during normal operation to prevent excessive notifications during testing and is enabled specifically for demonstration purposes.</w:t>
+      </w:r>
+    </w:p>
+    <w:p>
+      <w:pPr>
+        <w:jc w:val="left"/>
+        <w:rPr>
+          <w:rFonts w:ascii="Times New Roman" w:hAnsi="Times New Roman" w:eastAsia="Times New Roman" w:cs="Times New Roman"/>
+          <w:noProof w:val="0"/>
+          <w:sz w:val="22"/>
+          <w:szCs w:val="22"/>
+          <w:lang w:val="en-GB"/>
+        </w:rPr>
+      </w:pPr>
+      <w:r>
+        <w:drawing>
+          <wp:inline wp14:editId="27FEFA5C" wp14:anchorId="29AEFE28">
+            <wp:extent cx="5724525" cy="2724150"/>
+            <wp:effectExtent l="0" t="0" r="0" b="0"/>
+            <wp:docPr id="2040029155" name="drawing"/>
+            <wp:cNvGraphicFramePr>
+              <a:graphicFrameLocks noChangeAspect="1"/>
+            </wp:cNvGraphicFramePr>
+            <a:graphic>
+              <a:graphicData xmlns:a="http://schemas.openxmlformats.org/drawingml/2006/main" uri="http://schemas.openxmlformats.org/drawingml/2006/picture">
+                <pic:pic xmlns:pic="http://schemas.openxmlformats.org/drawingml/2006/picture">
+                  <pic:nvPicPr>
+                    <pic:cNvPr id="2040029155" name="Picture 2040029155"/>
+                    <pic:cNvPicPr/>
+                  </pic:nvPicPr>
+                  <pic:blipFill>
+                    <a:blip xmlns:r="http://schemas.openxmlformats.org/officeDocument/2006/relationships" r:embed="rId1387438693">
+                      <a:extLst>
+                        <a:ext uri="{28A0092B-C50C-407E-A947-70E740481C1C}">
+                          <a14:useLocalDpi xmlns:a14="http://schemas.microsoft.com/office/drawing/2010/main"/>
+                        </a:ext>
+                      </a:extLst>
+                    </a:blip>
+                    <a:stretch>
+                      <a:fillRect/>
+                    </a:stretch>
+                  </pic:blipFill>
+                  <pic:spPr>
+                    <a:xfrm>
+                      <a:off x="0" y="0"/>
+                      <a:ext cx="5724525" cy="2724150"/>
+                    </a:xfrm>
+                    <a:prstGeom prst="rect">
+                      <a:avLst/>
+                    </a:prstGeom>
+                  </pic:spPr>
+                </pic:pic>
+              </a:graphicData>
+            </a:graphic>
+          </wp:inline>
+        </w:drawing>
+      </w:r>
+    </w:p>
+    <w:p>
+      <w:pPr>
+        <w:pStyle w:val="Normal"/>
+        <w:suppressLineNumbers w:val="0"/>
+        <w:bidi w:val="0"/>
+        <w:spacing w:before="0" w:beforeAutospacing="off" w:after="160" w:afterAutospacing="off" w:line="279" w:lineRule="auto"/>
+        <w:ind w:left="0" w:right="0"/>
+        <w:jc w:val="left"/>
+      </w:pPr>
+      <w:r>
+        <w:rPr>
+          <w:rFonts w:ascii="Times New Roman" w:hAnsi="Times New Roman" w:eastAsia="Times New Roman" w:cs="Times New Roman"/>
+          <w:i w:val="1"/>
+          <w:iCs w:val="1"/>
+          <w:noProof w:val="0"/>
+          <w:sz w:val="22"/>
+          <w:szCs w:val="22"/>
+          <w:lang w:val="en-GB"/>
+        </w:rPr>
+        <w:t>[</w:t>
+      </w:r>
+      <w:r>
+        <w:rPr>
+          <w:rFonts w:ascii="Times New Roman" w:hAnsi="Times New Roman" w:eastAsia="Times New Roman" w:cs="Times New Roman"/>
+          <w:i w:val="1"/>
+          <w:iCs w:val="1"/>
+          <w:noProof w:val="0"/>
+          <w:sz w:val="22"/>
+          <w:szCs w:val="22"/>
+          <w:lang w:val="en-GB"/>
+        </w:rPr>
+        <w:t>Figure 15</w:t>
+      </w:r>
+      <w:r>
+        <w:rPr>
+          <w:rFonts w:ascii="Times New Roman" w:hAnsi="Times New Roman" w:eastAsia="Times New Roman" w:cs="Times New Roman"/>
+          <w:i w:val="1"/>
+          <w:iCs w:val="1"/>
+          <w:noProof w:val="0"/>
+          <w:sz w:val="22"/>
+          <w:szCs w:val="22"/>
+          <w:lang w:val="en-GB"/>
+        </w:rPr>
+        <w:t xml:space="preserve"> — Automation 3 configuration]</w:t>
+      </w:r>
+    </w:p>
+    <w:p>
+      <w:pPr>
+        <w:jc w:val="left"/>
+      </w:pPr>
+      <w:r>
+        <w:rPr>
+          <w:rFonts w:ascii="Times New Roman" w:hAnsi="Times New Roman" w:eastAsia="Times New Roman" w:cs="Times New Roman"/>
+          <w:b w:val="1"/>
+          <w:bCs w:val="1"/>
+          <w:noProof w:val="0"/>
+          <w:sz w:val="22"/>
+          <w:szCs w:val="22"/>
+          <w:lang w:val="en-GB"/>
+        </w:rPr>
+        <w:t>Automation 4 — Scheduled Relay Off</w:t>
+      </w:r>
+    </w:p>
+    <w:p>
+      <w:pPr>
+        <w:jc w:val="left"/>
+      </w:pPr>
+      <w:r>
+        <w:rPr>
+          <w:rFonts w:ascii="Times New Roman" w:hAnsi="Times New Roman" w:eastAsia="Times New Roman" w:cs="Times New Roman"/>
+          <w:noProof w:val="0"/>
+          <w:sz w:val="22"/>
+          <w:szCs w:val="22"/>
+          <w:lang w:val="en-GB"/>
+        </w:rPr>
+        <w:t>This automation ensures the relay is switched off at midnight every day regardless of its current state, preventing any connected device from remaining on overnight. The trigger is a fixed time of 00:00:00. There are no conditions. The action calls switch.turn_off targeting Smart Relay 1. The automation was tested using the Run Actions function in the automation editor, which manually triggered the action and confirmed the relay switched off and the LED turned off immediately.</w:t>
+      </w:r>
+    </w:p>
+    <w:p>
+      <w:pPr>
+        <w:jc w:val="left"/>
+        <w:rPr>
+          <w:rFonts w:ascii="Times New Roman" w:hAnsi="Times New Roman" w:eastAsia="Times New Roman" w:cs="Times New Roman"/>
+          <w:noProof w:val="0"/>
+          <w:sz w:val="22"/>
+          <w:szCs w:val="22"/>
+          <w:lang w:val="en-GB"/>
+        </w:rPr>
+      </w:pPr>
+      <w:r>
+        <w:drawing>
+          <wp:inline wp14:editId="47FBA112" wp14:anchorId="33E29301">
+            <wp:extent cx="6162675" cy="3275463"/>
+            <wp:effectExtent l="0" t="0" r="0" b="0"/>
+            <wp:docPr id="158232708" name="drawing"/>
+            <wp:cNvGraphicFramePr>
+              <a:graphicFrameLocks noChangeAspect="1"/>
+            </wp:cNvGraphicFramePr>
+            <a:graphic>
+              <a:graphicData xmlns:a="http://schemas.openxmlformats.org/drawingml/2006/main" uri="http://schemas.openxmlformats.org/drawingml/2006/picture">
+                <pic:pic xmlns:pic="http://schemas.openxmlformats.org/drawingml/2006/picture">
+                  <pic:nvPicPr>
+                    <pic:cNvPr id="158232708" name="Picture 158232708"/>
+                    <pic:cNvPicPr/>
+                  </pic:nvPicPr>
+                  <pic:blipFill>
+                    <a:blip xmlns:r="http://schemas.openxmlformats.org/officeDocument/2006/relationships" r:embed="rId1349706975">
+                      <a:extLst>
+                        <a:ext uri="{28A0092B-C50C-407E-A947-70E740481C1C}">
+                          <a14:useLocalDpi xmlns:a14="http://schemas.microsoft.com/office/drawing/2010/main"/>
+                        </a:ext>
+                      </a:extLst>
+                    </a:blip>
+                    <a:stretch>
+                      <a:fillRect/>
+                    </a:stretch>
+                  </pic:blipFill>
+                  <pic:spPr>
+                    <a:xfrm rot="0">
+                      <a:off x="0" y="0"/>
+                      <a:ext cx="6162675" cy="3275463"/>
+                    </a:xfrm>
+                    <a:prstGeom prst="rect">
+                      <a:avLst/>
+                    </a:prstGeom>
+                  </pic:spPr>
+                </pic:pic>
+              </a:graphicData>
+            </a:graphic>
+          </wp:inline>
+        </w:drawing>
+      </w:r>
+    </w:p>
+    <w:p>
+      <w:pPr>
+        <w:jc w:val="left"/>
+        <w:rPr>
+          <w:rFonts w:ascii="Times New Roman" w:hAnsi="Times New Roman" w:eastAsia="Times New Roman" w:cs="Times New Roman"/>
+          <w:noProof w:val="0"/>
+          <w:sz w:val="22"/>
+          <w:szCs w:val="22"/>
+          <w:lang w:val="en-GB"/>
+        </w:rPr>
+      </w:pPr>
+    </w:p>
+    <w:p>
+      <w:pPr>
+        <w:pStyle w:val="Normal"/>
+        <w:suppressLineNumbers w:val="0"/>
+        <w:bidi w:val="0"/>
+        <w:spacing w:before="0" w:beforeAutospacing="off" w:after="160" w:afterAutospacing="off" w:line="279" w:lineRule="auto"/>
+        <w:ind w:left="0" w:right="0"/>
+        <w:jc w:val="left"/>
+      </w:pPr>
+      <w:r>
+        <w:rPr>
+          <w:rFonts w:ascii="Times New Roman" w:hAnsi="Times New Roman" w:eastAsia="Times New Roman" w:cs="Times New Roman"/>
+          <w:i w:val="1"/>
+          <w:iCs w:val="1"/>
+          <w:noProof w:val="0"/>
+          <w:sz w:val="22"/>
+          <w:szCs w:val="22"/>
+          <w:lang w:val="en-GB"/>
+        </w:rPr>
+        <w:t>[</w:t>
+      </w:r>
+      <w:r>
+        <w:rPr>
+          <w:rFonts w:ascii="Times New Roman" w:hAnsi="Times New Roman" w:eastAsia="Times New Roman" w:cs="Times New Roman"/>
+          <w:i w:val="1"/>
+          <w:iCs w:val="1"/>
+          <w:noProof w:val="0"/>
+          <w:sz w:val="22"/>
+          <w:szCs w:val="22"/>
+          <w:lang w:val="en-GB"/>
+        </w:rPr>
+        <w:t>Figure 16</w:t>
+      </w:r>
+      <w:r>
+        <w:rPr>
+          <w:rFonts w:ascii="Times New Roman" w:hAnsi="Times New Roman" w:eastAsia="Times New Roman" w:cs="Times New Roman"/>
+          <w:i w:val="1"/>
+          <w:iCs w:val="1"/>
+          <w:noProof w:val="0"/>
+          <w:sz w:val="22"/>
+          <w:szCs w:val="22"/>
+          <w:lang w:val="en-GB"/>
+        </w:rPr>
+        <w:t>— Automation 4 configuration showing midnight trigger]</w:t>
+      </w:r>
+    </w:p>
+    <w:p>
+      <w:pPr>
+        <w:jc w:val="left"/>
+      </w:pPr>
+      <w:r>
+        <w:rPr>
+          <w:rFonts w:ascii="Times New Roman" w:hAnsi="Times New Roman" w:eastAsia="Times New Roman" w:cs="Times New Roman"/>
+          <w:b w:val="1"/>
+          <w:bCs w:val="1"/>
+          <w:noProof w:val="0"/>
+          <w:sz w:val="22"/>
+          <w:szCs w:val="22"/>
+          <w:lang w:val="en-GB"/>
+        </w:rPr>
+        <w:t>Automation 5 — Vision AI Person Alert</w:t>
+      </w:r>
+    </w:p>
+    <w:p>
+      <w:pPr>
+        <w:jc w:val="left"/>
+      </w:pPr>
+      <w:r>
+        <w:rPr>
+          <w:rFonts w:ascii="Times New Roman" w:hAnsi="Times New Roman" w:eastAsia="Times New Roman" w:cs="Times New Roman"/>
+          <w:noProof w:val="0"/>
+          <w:sz w:val="22"/>
+          <w:szCs w:val="22"/>
+          <w:lang w:val="en-GB"/>
+        </w:rPr>
+        <w:t>This automation triggers when the Grove Vision AI V2 detects a person, sending an immediate push notification with the message "Person detected by Vision AI camera!" This differs from the PIR motion alert in that it specifically confirms human presence through machine learning inference rather than general heat and motion detection. Together with Automation 3, this creates a two-layer detection system where PIR provides general occupancy awareness and Vision AI provides confirmed human presence identification.</w:t>
+      </w:r>
+    </w:p>
+    <w:p>
+      <w:pPr>
+        <w:jc w:val="left"/>
+        <w:rPr>
+          <w:rFonts w:ascii="Times New Roman" w:hAnsi="Times New Roman" w:eastAsia="Times New Roman" w:cs="Times New Roman"/>
+          <w:noProof w:val="0"/>
+          <w:sz w:val="22"/>
+          <w:szCs w:val="22"/>
+          <w:lang w:val="en-GB"/>
+        </w:rPr>
+      </w:pPr>
+      <w:r>
+        <w:drawing>
+          <wp:inline wp14:editId="62ADF31E" wp14:anchorId="7216D03A">
+            <wp:extent cx="6146332" cy="2914650"/>
+            <wp:effectExtent l="0" t="0" r="0" b="0"/>
+            <wp:docPr id="199884166" name="drawing"/>
+            <wp:cNvGraphicFramePr>
+              <a:graphicFrameLocks noChangeAspect="1"/>
+            </wp:cNvGraphicFramePr>
+            <a:graphic>
+              <a:graphicData xmlns:a="http://schemas.openxmlformats.org/drawingml/2006/main" uri="http://schemas.openxmlformats.org/drawingml/2006/picture">
+                <pic:pic xmlns:pic="http://schemas.openxmlformats.org/drawingml/2006/picture">
+                  <pic:nvPicPr>
+                    <pic:cNvPr id="199884166" name="Picture 199884166"/>
+                    <pic:cNvPicPr/>
+                  </pic:nvPicPr>
+                  <pic:blipFill>
+                    <a:blip xmlns:r="http://schemas.openxmlformats.org/officeDocument/2006/relationships" r:embed="rId1677316301">
+                      <a:extLst>
+                        <a:ext uri="{28A0092B-C50C-407E-A947-70E740481C1C}">
+                          <a14:useLocalDpi xmlns:a14="http://schemas.microsoft.com/office/drawing/2010/main"/>
+                        </a:ext>
+                      </a:extLst>
+                    </a:blip>
+                    <a:stretch>
+                      <a:fillRect/>
+                    </a:stretch>
+                  </pic:blipFill>
+                  <pic:spPr>
+                    <a:xfrm rot="0">
+                      <a:off x="0" y="0"/>
+                      <a:ext cx="6146332" cy="2914650"/>
+                    </a:xfrm>
+                    <a:prstGeom prst="rect">
+                      <a:avLst/>
+                    </a:prstGeom>
+                  </pic:spPr>
+                </pic:pic>
+              </a:graphicData>
+            </a:graphic>
+          </wp:inline>
+        </w:drawing>
+      </w:r>
+    </w:p>
+    <w:p>
+      <w:pPr>
+        <w:jc w:val="left"/>
+        <w:rPr>
+          <w:rFonts w:ascii="Times New Roman" w:hAnsi="Times New Roman" w:eastAsia="Times New Roman" w:cs="Times New Roman"/>
+          <w:i w:val="1"/>
+          <w:iCs w:val="1"/>
+          <w:noProof w:val="0"/>
+          <w:sz w:val="22"/>
+          <w:szCs w:val="22"/>
+          <w:lang w:val="en-GB"/>
+        </w:rPr>
+      </w:pPr>
+      <w:r>
+        <w:rPr>
+          <w:rFonts w:ascii="Times New Roman" w:hAnsi="Times New Roman" w:eastAsia="Times New Roman" w:cs="Times New Roman"/>
+          <w:i w:val="1"/>
+          <w:iCs w:val="1"/>
+          <w:noProof w:val="0"/>
+          <w:sz w:val="22"/>
+          <w:szCs w:val="22"/>
+          <w:lang w:val="en-GB"/>
+        </w:rPr>
+        <w:t>[</w:t>
+      </w:r>
+      <w:r>
+        <w:rPr>
+          <w:rFonts w:ascii="Times New Roman" w:hAnsi="Times New Roman" w:eastAsia="Times New Roman" w:cs="Times New Roman"/>
+          <w:i w:val="1"/>
+          <w:iCs w:val="1"/>
+          <w:noProof w:val="0"/>
+          <w:sz w:val="22"/>
+          <w:szCs w:val="22"/>
+          <w:lang w:val="en-GB"/>
+        </w:rPr>
+        <w:t>Figure 17</w:t>
+      </w:r>
+      <w:r>
+        <w:rPr>
+          <w:rFonts w:ascii="Times New Roman" w:hAnsi="Times New Roman" w:eastAsia="Times New Roman" w:cs="Times New Roman"/>
+          <w:i w:val="1"/>
+          <w:iCs w:val="1"/>
+          <w:noProof w:val="0"/>
+          <w:sz w:val="22"/>
+          <w:szCs w:val="22"/>
+          <w:lang w:val="en-GB"/>
+        </w:rPr>
+        <w:t xml:space="preserve"> — Automation 5 configuration showing Vision AI trigger]</w:t>
+      </w:r>
+    </w:p>
+    <w:p>
+      <w:pPr>
+        <w:jc w:val="left"/>
+      </w:pPr>
+    </w:p>
+    <w:p>
+      <w:pPr>
+        <w:jc w:val="left"/>
+      </w:pPr>
+      <w:r>
+        <w:rPr>
+          <w:rFonts w:ascii="Times New Roman" w:hAnsi="Times New Roman" w:eastAsia="Times New Roman" w:cs="Times New Roman"/>
+          <w:b w:val="1"/>
+          <w:bCs w:val="1"/>
+          <w:noProof w:val="0"/>
+          <w:sz w:val="22"/>
+          <w:szCs w:val="22"/>
+          <w:lang w:val="en-GB"/>
+        </w:rPr>
+        <w:t>4.8 Dashboard Implementation</w:t>
+      </w:r>
+    </w:p>
+    <w:p>
+      <w:pPr>
+        <w:jc w:val="left"/>
+      </w:pPr>
+      <w:r>
+        <w:rPr>
+          <w:rFonts w:ascii="Times New Roman" w:hAnsi="Times New Roman" w:eastAsia="Times New Roman" w:cs="Times New Roman"/>
+          <w:noProof w:val="0"/>
+          <w:sz w:val="22"/>
+          <w:szCs w:val="22"/>
+          <w:lang w:val="en-GB"/>
+        </w:rPr>
+        <w:t>The Smart Home Controller Lovelace dashboard was built to provide a unified, real-time view of all system components accessible from any browser on the local network and from the Waveshare touchscreen in kiosk mode.</w:t>
+      </w:r>
+    </w:p>
+    <w:p>
+      <w:pPr>
+        <w:jc w:val="left"/>
+      </w:pPr>
+      <w:r>
+        <w:rPr>
+          <w:rFonts w:ascii="Times New Roman" w:hAnsi="Times New Roman" w:eastAsia="Times New Roman" w:cs="Times New Roman"/>
+          <w:noProof w:val="0"/>
+          <w:sz w:val="22"/>
+          <w:szCs w:val="22"/>
+          <w:lang w:val="en-GB"/>
+        </w:rPr>
+        <w:t>The dashboard is organised into three sections for clarity. The Sensors section displays the ESP32 Temperature gauge, BH1750 Light Sensor tile, PIR Motion Sensor tile, and Vision AI Person Detection tile, providing a complete overview of all environmental and occupancy data in one place. The Device Control section contains toggle cards for Smart Relay 1 and Smart Relay 2, allowing manual switching of connected devices directly from the dashboard without requiring automation triggers. The Information section displays the Met.no weather forecast card and a clock card showing the current time and date.</w:t>
+      </w:r>
+    </w:p>
+    <w:p>
+      <w:pPr>
+        <w:jc w:val="left"/>
+      </w:pPr>
+      <w:r>
+        <w:rPr>
+          <w:rFonts w:ascii="Times New Roman" w:hAnsi="Times New Roman" w:eastAsia="Times New Roman" w:cs="Times New Roman"/>
+          <w:noProof w:val="0"/>
+          <w:sz w:val="22"/>
+          <w:szCs w:val="22"/>
+          <w:lang w:val="en-GB"/>
+        </w:rPr>
+        <w:t>The dashboard was tested from three interfaces: a laptop browser at homeassistant.local:8123, the Home Assistant mobile app on a phone, and the Waveshare 4.3 inch touchscreen in kiosk mode. All cards loaded correctly and updated in real time across all three interfaces, confirming the multi-interface requirement of the thesis title is fully met. A screenshot of the final dashboard is shown in Figure 18.</w:t>
+      </w:r>
+    </w:p>
+    <w:p>
+      <w:pPr>
+        <w:jc w:val="left"/>
+        <w:rPr>
+          <w:rFonts w:ascii="Times New Roman" w:hAnsi="Times New Roman" w:eastAsia="Times New Roman" w:cs="Times New Roman"/>
+          <w:noProof w:val="0"/>
+          <w:sz w:val="22"/>
+          <w:szCs w:val="22"/>
+          <w:lang w:val="en-GB"/>
+        </w:rPr>
+      </w:pPr>
+      <w:r>
+        <w:drawing>
+          <wp:inline wp14:editId="60712316" wp14:anchorId="2C94A75D">
+            <wp:extent cx="5810250" cy="3209925"/>
+            <wp:effectExtent l="0" t="0" r="0" b="0"/>
+            <wp:docPr id="1715948239" name="drawing"/>
+            <wp:cNvGraphicFramePr>
+              <a:graphicFrameLocks noChangeAspect="1"/>
+            </wp:cNvGraphicFramePr>
+            <a:graphic>
+              <a:graphicData xmlns:a="http://schemas.openxmlformats.org/drawingml/2006/main" uri="http://schemas.openxmlformats.org/drawingml/2006/picture">
+                <pic:pic xmlns:pic="http://schemas.openxmlformats.org/drawingml/2006/picture">
+                  <pic:nvPicPr>
+                    <pic:cNvPr id="1715948239" name="Picture 1715948239"/>
+                    <pic:cNvPicPr/>
+                  </pic:nvPicPr>
+                  <pic:blipFill>
+                    <a:blip xmlns:r="http://schemas.openxmlformats.org/officeDocument/2006/relationships" r:embed="rId785787318">
+                      <a:extLst>
+                        <a:ext uri="{28A0092B-C50C-407E-A947-70E740481C1C}">
+                          <a14:useLocalDpi xmlns:a14="http://schemas.microsoft.com/office/drawing/2010/main"/>
+                        </a:ext>
+                      </a:extLst>
+                    </a:blip>
+                    <a:stretch>
+                      <a:fillRect/>
+                    </a:stretch>
+                  </pic:blipFill>
+                  <pic:spPr>
+                    <a:xfrm rot="0">
+                      <a:off x="0" y="0"/>
+                      <a:ext cx="5810250" cy="3209925"/>
+                    </a:xfrm>
+                    <a:prstGeom prst="rect">
+                      <a:avLst/>
+                    </a:prstGeom>
+                  </pic:spPr>
+                </pic:pic>
+              </a:graphicData>
+            </a:graphic>
+          </wp:inline>
+        </w:drawing>
+      </w:r>
+    </w:p>
+    <w:p>
+      <w:pPr>
+        <w:jc w:val="left"/>
+        <w:rPr>
+          <w:rFonts w:ascii="Times New Roman" w:hAnsi="Times New Roman" w:eastAsia="Times New Roman" w:cs="Times New Roman"/>
+          <w:noProof w:val="0"/>
+          <w:sz w:val="22"/>
+          <w:szCs w:val="22"/>
+          <w:lang w:val="en-GB"/>
+        </w:rPr>
+      </w:pPr>
+    </w:p>
+    <w:p>
+      <w:pPr>
+        <w:jc w:val="left"/>
+        <w:rPr>
+          <w:rFonts w:ascii="Times New Roman" w:hAnsi="Times New Roman" w:eastAsia="Times New Roman" w:cs="Times New Roman"/>
+          <w:i w:val="1"/>
+          <w:iCs w:val="1"/>
+          <w:noProof w:val="0"/>
+          <w:sz w:val="22"/>
+          <w:szCs w:val="22"/>
+          <w:lang w:val="en-GB"/>
+        </w:rPr>
+      </w:pPr>
+      <w:r>
+        <w:rPr>
+          <w:rFonts w:ascii="Times New Roman" w:hAnsi="Times New Roman" w:eastAsia="Times New Roman" w:cs="Times New Roman"/>
+          <w:i w:val="1"/>
+          <w:iCs w:val="1"/>
+          <w:noProof w:val="0"/>
+          <w:sz w:val="22"/>
+          <w:szCs w:val="22"/>
+          <w:lang w:val="en-GB"/>
+        </w:rPr>
+        <w:t>[</w:t>
+      </w:r>
+      <w:r>
+        <w:rPr>
+          <w:rFonts w:ascii="Times New Roman" w:hAnsi="Times New Roman" w:eastAsia="Times New Roman" w:cs="Times New Roman"/>
+          <w:i w:val="1"/>
+          <w:iCs w:val="1"/>
+          <w:noProof w:val="0"/>
+          <w:sz w:val="22"/>
+          <w:szCs w:val="22"/>
+          <w:lang w:val="en-GB"/>
+        </w:rPr>
+        <w:t>Figure 18</w:t>
+      </w:r>
+      <w:r>
+        <w:rPr>
+          <w:rFonts w:ascii="Times New Roman" w:hAnsi="Times New Roman" w:eastAsia="Times New Roman" w:cs="Times New Roman"/>
+          <w:i w:val="1"/>
+          <w:iCs w:val="1"/>
+          <w:noProof w:val="0"/>
+          <w:sz w:val="22"/>
+          <w:szCs w:val="22"/>
+          <w:lang w:val="en-GB"/>
+        </w:rPr>
+        <w:t xml:space="preserve"> — Complete Smart Home Controller dashboard showing all cards]</w:t>
+      </w:r>
+    </w:p>
+    <w:p>
+      <w:pPr>
+        <w:jc w:val="left"/>
+      </w:pPr>
+      <w:r>
+        <w:rPr>
+          <w:rFonts w:ascii="Times New Roman" w:hAnsi="Times New Roman" w:eastAsia="Times New Roman" w:cs="Times New Roman"/>
+          <w:noProof w:val="0"/>
+          <w:sz w:val="22"/>
+          <w:szCs w:val="22"/>
+          <w:lang w:val="en-GB"/>
+        </w:rPr>
+        <w:t>The relay switch cards were tested by toggling Smart Relay 1 from the dashboard, which immediately triggered the relay click and lit the connected LED, confirming bidirectional MQTT communication between Home Assistant and the ESP32. The Vision AI detection card was observed updating from Clear to Detected when a person entered the camera frame and returning to Clear automatically after 5 seconds of no detection.</w:t>
+      </w:r>
+    </w:p>
+    <w:p>
+      <w:pPr>
+        <w:jc w:val="left"/>
+      </w:pPr>
+    </w:p>
+    <w:p>
+      <w:pPr>
+        <w:jc w:val="left"/>
+      </w:pPr>
+      <w:r>
+        <w:rPr>
+          <w:rFonts w:ascii="Times New Roman" w:hAnsi="Times New Roman" w:eastAsia="Times New Roman" w:cs="Times New Roman"/>
+          <w:b w:val="1"/>
+          <w:bCs w:val="1"/>
+          <w:noProof w:val="0"/>
+          <w:sz w:val="22"/>
+          <w:szCs w:val="22"/>
+          <w:lang w:val="en-GB"/>
+        </w:rPr>
+        <w:t>4.9 Challenges and Solutions</w:t>
+      </w:r>
+    </w:p>
+    <w:p>
+      <w:pPr>
+        <w:jc w:val="left"/>
+      </w:pPr>
+      <w:r>
+        <w:rPr>
+          <w:rFonts w:ascii="Times New Roman" w:hAnsi="Times New Roman" w:eastAsia="Times New Roman" w:cs="Times New Roman"/>
+          <w:noProof w:val="0"/>
+          <w:sz w:val="22"/>
+          <w:szCs w:val="22"/>
+          <w:lang w:val="en-GB"/>
+        </w:rPr>
+        <w:t>Several technical challenges were encountered during the implementation of the smart home system. Each challenge is documented here along with the solution applied, as these problem-solving experiences form an important part of the engineering process.</w:t>
+      </w:r>
+    </w:p>
+    <w:p>
+      <w:pPr>
+        <w:jc w:val="left"/>
+      </w:pPr>
+      <w:r>
+        <w:rPr>
+          <w:rFonts w:ascii="Times New Roman" w:hAnsi="Times New Roman" w:eastAsia="Times New Roman" w:cs="Times New Roman"/>
+          <w:b w:val="1"/>
+          <w:bCs w:val="1"/>
+          <w:noProof w:val="0"/>
+          <w:sz w:val="22"/>
+          <w:szCs w:val="22"/>
+          <w:lang w:val="en-GB"/>
+        </w:rPr>
+        <w:t>Challenge 1 — Home Assistant Add-on Store Not Visible</w:t>
+      </w:r>
+    </w:p>
+    <w:p>
+      <w:pPr>
+        <w:jc w:val="left"/>
+      </w:pPr>
+      <w:r>
+        <w:rPr>
+          <w:rFonts w:ascii="Times New Roman" w:hAnsi="Times New Roman" w:eastAsia="Times New Roman" w:cs="Times New Roman"/>
+          <w:noProof w:val="0"/>
+          <w:sz w:val="22"/>
+          <w:szCs w:val="22"/>
+          <w:lang w:val="en-GB"/>
+        </w:rPr>
+        <w:t>After installing Home Assistant OS, the Add-ons section did not appear in the Settings menu. Research revealed that the Add-on store had been renamed to Apps in Home Assistant 2026. Navigating to Settings → Apps resolved the issue and allowed the Mosquitto broker and other add-ons to be installed successfully.</w:t>
+      </w:r>
+    </w:p>
+    <w:p>
+      <w:pPr>
+        <w:jc w:val="left"/>
+      </w:pPr>
+      <w:r>
+        <w:rPr>
+          <w:rFonts w:ascii="Times New Roman" w:hAnsi="Times New Roman" w:eastAsia="Times New Roman" w:cs="Times New Roman"/>
+          <w:b w:val="1"/>
+          <w:bCs w:val="1"/>
+          <w:noProof w:val="0"/>
+          <w:sz w:val="22"/>
+          <w:szCs w:val="22"/>
+          <w:lang w:val="en-GB"/>
+        </w:rPr>
+        <w:t>Challenge 2 — ESP32 Boot Mode Error During Upload</w:t>
+      </w:r>
+    </w:p>
+    <w:p>
+      <w:pPr>
+        <w:jc w:val="left"/>
+      </w:pPr>
+      <w:r>
+        <w:rPr>
+          <w:rFonts w:ascii="Times New Roman" w:hAnsi="Times New Roman" w:eastAsia="Times New Roman" w:cs="Times New Roman"/>
+          <w:noProof w:val="0"/>
+          <w:sz w:val="22"/>
+          <w:szCs w:val="22"/>
+          <w:lang w:val="en-GB"/>
+        </w:rPr>
+        <w:t>When uploading sketches to the ESP32, a "Wrong boot mode detected" error appeared. This was resolved by holding the BOOT button on the ESP32 during the upload process, forcing the chip into download mode before releasing it once the upload began.</w:t>
+      </w:r>
+    </w:p>
+    <w:p>
+      <w:pPr>
+        <w:jc w:val="left"/>
+      </w:pPr>
+      <w:r>
+        <w:rPr>
+          <w:rFonts w:ascii="Times New Roman" w:hAnsi="Times New Roman" w:eastAsia="Times New Roman" w:cs="Times New Roman"/>
+          <w:b w:val="1"/>
+          <w:bCs w:val="1"/>
+          <w:noProof w:val="0"/>
+          <w:sz w:val="22"/>
+          <w:szCs w:val="22"/>
+          <w:lang w:val="en-GB"/>
+        </w:rPr>
+        <w:t>Challenge 3 — PIR Sensor False Readings</w:t>
+      </w:r>
+    </w:p>
+    <w:p>
+      <w:pPr>
+        <w:jc w:val="left"/>
+      </w:pPr>
+      <w:r>
+        <w:rPr>
+          <w:rFonts w:ascii="Times New Roman" w:hAnsi="Times New Roman" w:eastAsia="Times New Roman" w:cs="Times New Roman"/>
+          <w:noProof w:val="0"/>
+          <w:sz w:val="22"/>
+          <w:szCs w:val="22"/>
+          <w:lang w:val="en-GB"/>
+        </w:rPr>
+        <w:t>The HC-SR505 PIR sensor initially appeared faulty, producing no output signal. Systematic debugging confirmed the code and GPIO wiring were correct by manually applying 5V to GPIO 14 and observing the expected Serial Monitor output. The root cause was identified as insufficient warmup time. Adding a 60-second delay in the setup function resolved the issue and the sensor operated reliably thereafter.</w:t>
+      </w:r>
+    </w:p>
+    <w:p>
+      <w:pPr>
+        <w:jc w:val="left"/>
+      </w:pPr>
+      <w:r>
+        <w:rPr>
+          <w:rFonts w:ascii="Times New Roman" w:hAnsi="Times New Roman" w:eastAsia="Times New Roman" w:cs="Times New Roman"/>
+          <w:b w:val="1"/>
+          <w:bCs w:val="1"/>
+          <w:noProof w:val="0"/>
+          <w:sz w:val="22"/>
+          <w:szCs w:val="22"/>
+          <w:lang w:val="en-GB"/>
+        </w:rPr>
+        <w:t>Challenge 4 — GPIO 13 Instability</w:t>
+      </w:r>
+    </w:p>
+    <w:p>
+      <w:pPr>
+        <w:jc w:val="left"/>
+      </w:pPr>
+      <w:r>
+        <w:rPr>
+          <w:rFonts w:ascii="Times New Roman" w:hAnsi="Times New Roman" w:eastAsia="Times New Roman" w:cs="Times New Roman"/>
+          <w:noProof w:val="0"/>
+          <w:sz w:val="22"/>
+          <w:szCs w:val="22"/>
+          <w:lang w:val="en-GB"/>
+        </w:rPr>
+        <w:t>Initial PIR wiring used GPIO 13, which produced inconsistent readings. Switching to GPIO 14 resolved the issue immediately, indicating GPIO 13 had internal conflicts with the ESP32's boot strapping pins.</w:t>
+      </w:r>
+    </w:p>
+    <w:p>
+      <w:pPr>
+        <w:jc w:val="left"/>
+      </w:pPr>
+      <w:r>
+        <w:rPr>
+          <w:rFonts w:ascii="Times New Roman" w:hAnsi="Times New Roman" w:eastAsia="Times New Roman" w:cs="Times New Roman"/>
+          <w:b w:val="1"/>
+          <w:bCs w:val="1"/>
+          <w:noProof w:val="0"/>
+          <w:sz w:val="22"/>
+          <w:szCs w:val="22"/>
+          <w:lang w:val="en-GB"/>
+        </w:rPr>
+        <w:t>Challenge 5 — Relay Module Compatibility</w:t>
+      </w:r>
+    </w:p>
+    <w:p>
+      <w:pPr>
+        <w:jc w:val="left"/>
+      </w:pPr>
+      <w:r>
+        <w:rPr>
+          <w:rFonts w:ascii="Times New Roman" w:hAnsi="Times New Roman" w:eastAsia="Times New Roman" w:cs="Times New Roman"/>
+          <w:noProof w:val="0"/>
+          <w:sz w:val="22"/>
+          <w:szCs w:val="22"/>
+          <w:lang w:val="en-GB"/>
+        </w:rPr>
+        <w:t>The relay module initially provided was an ESP-01 relay board designed for the ESP8266 microcontroller rather than direct ESP32 GPIO control. A standard 2-channel relay module with VCC, GND, and IN pins was sourced as a replacement, allowing direct control from the ESP32 without additional hardware.</w:t>
+      </w:r>
+    </w:p>
+    <w:p>
+      <w:pPr>
+        <w:jc w:val="left"/>
+      </w:pPr>
+      <w:r>
+        <w:rPr>
+          <w:rFonts w:ascii="Times New Roman" w:hAnsi="Times New Roman" w:eastAsia="Times New Roman" w:cs="Times New Roman"/>
+          <w:b w:val="1"/>
+          <w:bCs w:val="1"/>
+          <w:noProof w:val="0"/>
+          <w:sz w:val="22"/>
+          <w:szCs w:val="22"/>
+          <w:lang w:val="en-GB"/>
+        </w:rPr>
+        <w:t>Challenge 6 — Grove Vision AI V2 I2C Connection</w:t>
+      </w:r>
+    </w:p>
+    <w:p>
+      <w:pPr>
+        <w:jc w:val="left"/>
+      </w:pPr>
+      <w:r>
+        <w:rPr>
+          <w:rFonts w:ascii="Times New Roman" w:hAnsi="Times New Roman" w:eastAsia="Times New Roman" w:cs="Times New Roman"/>
+          <w:noProof w:val="0"/>
+          <w:sz w:val="22"/>
+          <w:szCs w:val="22"/>
+          <w:lang w:val="en-GB"/>
+        </w:rPr>
+        <w:t>The Grove Vision AI V2 initially failed to initialize with error code CMD_ETIMEDOUT (result 3). Investigation revealed that the SCL jumper wire had a loose connection in the breadboard, causing intermittent I2C communication failures. Moving the wire to a tighter breadboard hole resolved the connection and the Vision AI V2 initialized successfully. Additionally, the Vision AI V2 required initialization after the WiFi connection was established rather than before, which also contributed to earlier initialization failures.</w:t>
+      </w:r>
+    </w:p>
+    <w:p>
+      <w:pPr>
+        <w:jc w:val="left"/>
+      </w:pPr>
+      <w:r>
+        <w:rPr>
+          <w:rFonts w:ascii="Times New Roman" w:hAnsi="Times New Roman" w:eastAsia="Times New Roman" w:cs="Times New Roman"/>
+          <w:b w:val="1"/>
+          <w:bCs w:val="1"/>
+          <w:noProof w:val="0"/>
+          <w:sz w:val="22"/>
+          <w:szCs w:val="22"/>
+          <w:lang w:val="en-GB"/>
+        </w:rPr>
+        <w:t>Challenge 7 — Relay Active LOW Logic</w:t>
+      </w:r>
+    </w:p>
+    <w:p>
+      <w:pPr>
+        <w:jc w:val="left"/>
+      </w:pPr>
+      <w:r>
+        <w:rPr>
+          <w:rFonts w:ascii="Times New Roman" w:hAnsi="Times New Roman" w:eastAsia="Times New Roman" w:cs="Times New Roman"/>
+          <w:noProof w:val="0"/>
+          <w:sz w:val="22"/>
+          <w:szCs w:val="22"/>
+          <w:lang w:val="en-GB"/>
+        </w:rPr>
+        <w:t>The relay module operates on active LOW logic, meaning GPIO LOW activates the relay and GPIO HIGH deactivates it. Initial wiring used the NC (Normally Closed) terminal instead of NO (Normally Open), causing the LED to be on by default and turn off when the relay activated. Rewiring to the NO terminal and correcting the GPIO logic in the sketch resolved this, giving the expected behaviour of LED off by default and on when the relay is commanded ON.</w:t>
+      </w:r>
+    </w:p>
+    <w:p>
+      <w:pPr>
+        <w:jc w:val="left"/>
+      </w:pPr>
+      <w:r>
+        <w:rPr>
+          <w:rFonts w:ascii="Times New Roman" w:hAnsi="Times New Roman" w:eastAsia="Times New Roman" w:cs="Times New Roman"/>
+          <w:b w:val="1"/>
+          <w:bCs w:val="1"/>
+          <w:noProof w:val="0"/>
+          <w:sz w:val="22"/>
+          <w:szCs w:val="22"/>
+          <w:lang w:val="en-GB"/>
+        </w:rPr>
+        <w:t>Challenge 8 — Vision AI Persistent Detection State</w:t>
+      </w:r>
+    </w:p>
+    <w:p>
+      <w:pPr>
+        <w:jc w:val="left"/>
+      </w:pPr>
+      <w:r>
+        <w:rPr>
+          <w:rFonts w:ascii="Times New Roman" w:hAnsi="Times New Roman" w:eastAsia="Times New Roman" w:cs="Times New Roman"/>
+          <w:noProof w:val="0"/>
+          <w:sz w:val="22"/>
+          <w:szCs w:val="22"/>
+          <w:lang w:val="en-GB"/>
+        </w:rPr>
+        <w:t>After person detection, the Vision AI entity in Home Assistant remained in the Detected state even after the person left the camera frame. This was caused by MQTT retained messages and the invoke function not returning empty boxes when nothing was detected. The solution implemented a 5-second timeout — the system only publishes OFF after 5 consecutive seconds of no detection boxes being returned, preventing false persistent states while also avoiding excessive flickering.</w:t>
+      </w:r>
+    </w:p>
+    <w:p>
+      <w:pPr>
+        <w:jc w:val="left"/>
+        <w:rPr>
+          <w:rFonts w:ascii="Times New Roman" w:hAnsi="Times New Roman" w:eastAsia="Times New Roman" w:cs="Times New Roman"/>
+          <w:noProof w:val="0"/>
+          <w:sz w:val="22"/>
+          <w:szCs w:val="22"/>
+          <w:lang w:val="en-GB"/>
+        </w:rPr>
+      </w:pPr>
+    </w:p>
+    <w:p>
+      <w:pPr>
+        <w:pStyle w:val="Normal"/>
+        <w:spacing w:before="240" w:beforeAutospacing="off" w:after="240" w:afterAutospacing="off"/>
+        <w:jc w:val="left"/>
+      </w:pPr>
+      <w:r>
+        <w:rPr>
+          <w:rFonts w:ascii="Times New Roman" w:hAnsi="Times New Roman" w:eastAsia="Times New Roman" w:cs="Times New Roman"/>
+          <w:noProof w:val="0"/>
+          <w:sz w:val="22"/>
+          <w:szCs w:val="22"/>
+          <w:lang w:val="en-GB"/>
+        </w:rPr>
+        <w:t>CHAPTER 5 | IMPLEMENATION PART 2</w:t>
+      </w:r>
+    </w:p>
+    <w:p>
+      <w:pPr>
+        <w:spacing w:before="240" w:beforeAutospacing="off" w:after="240" w:afterAutospacing="off"/>
+        <w:jc w:val="left"/>
+      </w:pPr>
+      <w:r>
+        <w:rPr>
+          <w:rFonts w:ascii="Times New Roman" w:hAnsi="Times New Roman" w:eastAsia="Times New Roman" w:cs="Times New Roman"/>
+          <w:b w:val="1"/>
+          <w:bCs w:val="1"/>
+          <w:noProof w:val="0"/>
+          <w:sz w:val="22"/>
+          <w:szCs w:val="22"/>
+          <w:lang w:val="en-GB"/>
+        </w:rPr>
+        <w:t>5.1 BH1750 Light Sensor and Relay Module Integration</w:t>
+      </w:r>
+    </w:p>
+    <w:p>
+      <w:pPr>
+        <w:spacing w:before="240" w:beforeAutospacing="off" w:after="240" w:afterAutospacing="off"/>
+        <w:jc w:val="left"/>
+      </w:pPr>
+      <w:r>
+        <w:rPr>
+          <w:rFonts w:ascii="Times New Roman" w:hAnsi="Times New Roman" w:eastAsia="Times New Roman" w:cs="Times New Roman"/>
+          <w:noProof w:val="0"/>
+          <w:sz w:val="22"/>
+          <w:szCs w:val="22"/>
+          <w:lang w:val="en-GB"/>
+        </w:rPr>
+        <w:t>Following the completion of the core sensor system in Phase 1, two additional hardware components were integrated in Phase 2 to extend the system's environmental monitoring and actuation capabilities: the BH1750 ambient light sensor and the 2-channel relay module.</w:t>
+      </w:r>
+    </w:p>
+    <w:p>
+      <w:pPr>
+        <w:spacing w:before="240" w:beforeAutospacing="off" w:after="240" w:afterAutospacing="off"/>
+        <w:jc w:val="left"/>
+      </w:pPr>
+      <w:r>
+        <w:rPr>
+          <w:rFonts w:ascii="Times New Roman" w:hAnsi="Times New Roman" w:eastAsia="Times New Roman" w:cs="Times New Roman"/>
+          <w:noProof w:val="0"/>
+          <w:sz w:val="22"/>
+          <w:szCs w:val="22"/>
+          <w:lang w:val="en-GB"/>
+        </w:rPr>
+        <w:t xml:space="preserve">The BH1750 was wired to the ESP32-WROOM-32 using the I2C protocol on GPIO 21 (SDA) and GPIO 22 (SCL), with VCC connected to the ESP32 3.3V pin and GND to ground. The BH1750 library by Christopher Laws was installed via the Arduino Library Manager. The sensor was initialised using </w:t>
+      </w:r>
+      <w:r>
+        <w:rPr>
+          <w:rFonts w:ascii="Consolas" w:hAnsi="Consolas" w:eastAsia="Consolas" w:cs="Consolas"/>
+          <w:noProof w:val="0"/>
+          <w:sz w:val="22"/>
+          <w:szCs w:val="22"/>
+          <w:lang w:val="en-GB"/>
+        </w:rPr>
+        <w:t>Wire.begin(21, 22)</w:t>
+      </w:r>
+      <w:r>
+        <w:rPr>
+          <w:rFonts w:ascii="Times New Roman" w:hAnsi="Times New Roman" w:eastAsia="Times New Roman" w:cs="Times New Roman"/>
+          <w:noProof w:val="0"/>
+          <w:sz w:val="22"/>
+          <w:szCs w:val="22"/>
+          <w:lang w:val="en-GB"/>
+        </w:rPr>
+        <w:t xml:space="preserve"> and </w:t>
+      </w:r>
+      <w:r>
+        <w:rPr>
+          <w:rFonts w:ascii="Consolas" w:hAnsi="Consolas" w:eastAsia="Consolas" w:cs="Consolas"/>
+          <w:noProof w:val="0"/>
+          <w:sz w:val="22"/>
+          <w:szCs w:val="22"/>
+          <w:lang w:val="en-GB"/>
+        </w:rPr>
+        <w:t>lightMeter.begin()</w:t>
+      </w:r>
+      <w:r>
+        <w:rPr>
+          <w:rFonts w:ascii="Times New Roman" w:hAnsi="Times New Roman" w:eastAsia="Times New Roman" w:cs="Times New Roman"/>
+          <w:noProof w:val="0"/>
+          <w:sz w:val="22"/>
+          <w:szCs w:val="22"/>
+          <w:lang w:val="en-GB"/>
+        </w:rPr>
+        <w:t xml:space="preserve"> in the setup function. Initial readings confirmed accurate ambient light detection at approximately 75-120 lux indoors, dropping to near zero when the sensor was covered. The sensor publishes calibrated lux values to Home Assistant via MQTT autodiscovery under the topic </w:t>
+      </w:r>
+      <w:r>
+        <w:rPr>
+          <w:rFonts w:ascii="Consolas" w:hAnsi="Consolas" w:eastAsia="Consolas" w:cs="Consolas"/>
+          <w:noProof w:val="0"/>
+          <w:sz w:val="22"/>
+          <w:szCs w:val="22"/>
+          <w:lang w:val="en-GB"/>
+        </w:rPr>
+        <w:t>home/esp32/light</w:t>
+      </w:r>
+      <w:r>
+        <w:rPr>
+          <w:rFonts w:ascii="Times New Roman" w:hAnsi="Times New Roman" w:eastAsia="Times New Roman" w:cs="Times New Roman"/>
+          <w:noProof w:val="0"/>
+          <w:sz w:val="22"/>
+          <w:szCs w:val="22"/>
+          <w:lang w:val="en-GB"/>
+        </w:rPr>
+        <w:t>, creating a BH1750 Light Sensor entity automatically.</w:t>
+      </w:r>
+    </w:p>
+    <w:p>
+      <w:pPr>
+        <w:spacing w:before="240" w:beforeAutospacing="off" w:after="240" w:afterAutospacing="off"/>
+        <w:jc w:val="left"/>
+      </w:pPr>
+      <w:r>
+        <w:rPr>
+          <w:rFonts w:ascii="Times New Roman" w:hAnsi="Times New Roman" w:eastAsia="Times New Roman" w:cs="Times New Roman"/>
+          <w:noProof w:val="0"/>
+          <w:sz w:val="22"/>
+          <w:szCs w:val="22"/>
+          <w:lang w:val="en-GB"/>
+        </w:rPr>
+        <w:t>The 2-channel relay module (JQC3F 05VDC) was wired with VCC and RY-VCC connected to the ESP32 VIN (5V) pin via the breadboard power rail, GND to ground, IN1 to GPIO 26, and IN2 to GPIO 27. The relay operates on active LOW logic, meaning a LOW signal on the control pin activates the relay and a HIGH signal deactivates it. This was confirmed during testing when initial wiring to the NC (Normally Closed) terminal caused the LED to be on by default — rewiring to the NO (Normally Open) terminal and correcting the GPIO logic resolved this. A red LED with a 220 ohm resistor was connected to relay channel 1 via the COM and NO screw terminals to provide visual confirmation of relay switching. Both relay channels subscribe to MQTT command topics and publish their state back to Home Assistant, enabling bidirectional control from the dashboard.</w:t>
+      </w:r>
+    </w:p>
+    <w:p>
+      <w:pPr>
+        <w:spacing w:before="240" w:beforeAutospacing="off" w:after="240" w:afterAutospacing="off"/>
+        <w:jc w:val="left"/>
+      </w:pPr>
+      <w:r>
+        <w:rPr>
+          <w:rFonts w:ascii="Times New Roman" w:hAnsi="Times New Roman" w:eastAsia="Times New Roman" w:cs="Times New Roman"/>
+          <w:noProof w:val="0"/>
+          <w:sz w:val="22"/>
+          <w:szCs w:val="22"/>
+          <w:lang w:val="en-GB"/>
+        </w:rPr>
+        <w:t>A photo of the complete breadboard wiring including BH1750 and relay module is shown in Figure 19.</w:t>
+      </w:r>
+    </w:p>
+    <w:p>
+      <w:pPr>
+        <w:spacing w:before="240" w:beforeAutospacing="off" w:after="240" w:afterAutospacing="off"/>
+        <w:jc w:val="left"/>
+        <w:rPr>
+          <w:rFonts w:ascii="Times New Roman" w:hAnsi="Times New Roman" w:eastAsia="Times New Roman" w:cs="Times New Roman"/>
+          <w:noProof w:val="0"/>
+          <w:sz w:val="22"/>
+          <w:szCs w:val="22"/>
+          <w:lang w:val="en-GB"/>
+        </w:rPr>
+      </w:pPr>
+      <w:r>
+        <w:drawing>
+          <wp:inline wp14:editId="5CD62A00" wp14:anchorId="74B2C81F">
+            <wp:extent cx="4295775" cy="5724525"/>
+            <wp:effectExtent l="0" t="0" r="0" b="0"/>
+            <wp:docPr id="333819541" name="drawing"/>
+            <wp:cNvGraphicFramePr>
+              <a:graphicFrameLocks noChangeAspect="1"/>
+            </wp:cNvGraphicFramePr>
+            <a:graphic>
+              <a:graphicData xmlns:a="http://schemas.openxmlformats.org/drawingml/2006/main" uri="http://schemas.openxmlformats.org/drawingml/2006/picture">
+                <pic:pic xmlns:pic="http://schemas.openxmlformats.org/drawingml/2006/picture">
+                  <pic:nvPicPr>
+                    <pic:cNvPr id="333819541" name="Picture 333819541"/>
+                    <pic:cNvPicPr/>
+                  </pic:nvPicPr>
+                  <pic:blipFill>
+                    <a:blip xmlns:r="http://schemas.openxmlformats.org/officeDocument/2006/relationships" r:embed="rId721222318">
+                      <a:extLst>
+                        <a:ext uri="{28A0092B-C50C-407E-A947-70E740481C1C}">
+                          <a14:useLocalDpi xmlns:a14="http://schemas.microsoft.com/office/drawing/2010/main"/>
+                        </a:ext>
+                      </a:extLst>
+                    </a:blip>
+                    <a:stretch>
+                      <a:fillRect/>
+                    </a:stretch>
+                  </pic:blipFill>
+                  <pic:spPr>
+                    <a:xfrm>
+                      <a:off x="0" y="0"/>
+                      <a:ext cx="4295775" cy="5724525"/>
+                    </a:xfrm>
+                    <a:prstGeom prst="rect">
+                      <a:avLst/>
+                    </a:prstGeom>
+                  </pic:spPr>
+                </pic:pic>
+              </a:graphicData>
+            </a:graphic>
+          </wp:inline>
+        </w:drawing>
+      </w:r>
+    </w:p>
+    <w:p>
+      <w:pPr>
+        <w:pStyle w:val="Normal"/>
+        <w:suppressLineNumbers w:val="0"/>
+        <w:bidi w:val="0"/>
+        <w:spacing w:before="240" w:beforeAutospacing="off" w:after="240" w:afterAutospacing="off" w:line="279" w:lineRule="auto"/>
+        <w:ind w:left="0" w:right="0"/>
+        <w:jc w:val="left"/>
+      </w:pPr>
+      <w:r>
+        <w:rPr>
+          <w:rFonts w:ascii="Times New Roman" w:hAnsi="Times New Roman" w:eastAsia="Times New Roman" w:cs="Times New Roman"/>
+          <w:i w:val="1"/>
+          <w:iCs w:val="1"/>
+          <w:noProof w:val="0"/>
+          <w:sz w:val="22"/>
+          <w:szCs w:val="22"/>
+          <w:lang w:val="en-GB"/>
+        </w:rPr>
+        <w:t>[</w:t>
+      </w:r>
+      <w:r>
+        <w:rPr>
+          <w:rFonts w:ascii="Times New Roman" w:hAnsi="Times New Roman" w:eastAsia="Times New Roman" w:cs="Times New Roman"/>
+          <w:i w:val="1"/>
+          <w:iCs w:val="1"/>
+          <w:noProof w:val="0"/>
+          <w:sz w:val="22"/>
+          <w:szCs w:val="22"/>
+          <w:lang w:val="en-GB"/>
+        </w:rPr>
+        <w:t>Figure 19</w:t>
+      </w:r>
+      <w:r>
+        <w:rPr>
+          <w:rFonts w:ascii="Times New Roman" w:hAnsi="Times New Roman" w:eastAsia="Times New Roman" w:cs="Times New Roman"/>
+          <w:i w:val="1"/>
+          <w:iCs w:val="1"/>
+          <w:noProof w:val="0"/>
+          <w:sz w:val="22"/>
+          <w:szCs w:val="22"/>
+          <w:lang w:val="en-GB"/>
+        </w:rPr>
+        <w:t xml:space="preserve"> — breadboard showing BH1750 and relay module wired to ESP32]</w:t>
+      </w:r>
+    </w:p>
+    <w:p>
+      <w:pPr>
+        <w:spacing w:before="240" w:beforeAutospacing="off" w:after="240" w:afterAutospacing="off"/>
+        <w:jc w:val="left"/>
+      </w:pPr>
+      <w:r>
+        <w:rPr>
+          <w:rFonts w:ascii="Times New Roman" w:hAnsi="Times New Roman" w:eastAsia="Times New Roman" w:cs="Times New Roman"/>
+          <w:b w:val="1"/>
+          <w:bCs w:val="1"/>
+          <w:noProof w:val="0"/>
+          <w:sz w:val="22"/>
+          <w:szCs w:val="22"/>
+          <w:lang w:val="en-GB"/>
+        </w:rPr>
+        <w:t>5.2 Grove Vision AI V2 Integration</w:t>
+      </w:r>
+    </w:p>
+    <w:p>
+      <w:pPr>
+        <w:spacing w:before="240" w:beforeAutospacing="off" w:after="240" w:afterAutospacing="off"/>
+        <w:jc w:val="left"/>
+      </w:pPr>
+      <w:r>
+        <w:rPr>
+          <w:rFonts w:ascii="Times New Roman" w:hAnsi="Times New Roman" w:eastAsia="Times New Roman" w:cs="Times New Roman"/>
+          <w:noProof w:val="0"/>
+          <w:sz w:val="22"/>
+          <w:szCs w:val="22"/>
+          <w:lang w:val="en-GB"/>
+        </w:rPr>
+        <w:t>The Grove Vision AI V2 module was integrated with the existing ESP32-WROOM-32 microcontroller using the I2C protocol, eliminating the need for a separate ESP32-S3 board. This decision simplified the system architecture by keeping all sensor and AI processing on a single microcontroller.</w:t>
+      </w:r>
+    </w:p>
+    <w:p>
+      <w:pPr>
+        <w:spacing w:before="240" w:beforeAutospacing="off" w:after="240" w:afterAutospacing="off"/>
+        <w:jc w:val="left"/>
+      </w:pPr>
+      <w:r>
+        <w:rPr>
+          <w:rFonts w:ascii="Times New Roman" w:hAnsi="Times New Roman" w:eastAsia="Times New Roman" w:cs="Times New Roman"/>
+          <w:noProof w:val="0"/>
+          <w:sz w:val="22"/>
+          <w:szCs w:val="22"/>
+          <w:lang w:val="en-GB"/>
+        </w:rPr>
+        <w:t>The Raspberry Pi Camera V2 was connected to the Grove Vision AI V2 via the CSI ribbon cable connector on the module board. The person detection model was deployed to the module using the SenseCraft AI web platform at sensecraft.seeed.cc, which provides a no-code interface for selecting and flashing pre-trained AI models. The person detection model based on YOLO architecture was selected and flashed successfully, with live detection confirmed through the SenseCraft web interface before proceeding with ESP32 integration.</w:t>
+      </w:r>
+    </w:p>
+    <w:p>
+      <w:pPr>
+        <w:spacing w:before="240" w:beforeAutospacing="off" w:after="240" w:afterAutospacing="off"/>
+        <w:jc w:val="left"/>
+      </w:pPr>
+      <w:r>
+        <w:rPr>
+          <w:rFonts w:ascii="Times New Roman" w:hAnsi="Times New Roman" w:eastAsia="Times New Roman" w:cs="Times New Roman"/>
+          <w:noProof w:val="0"/>
+          <w:sz w:val="22"/>
+          <w:szCs w:val="22"/>
+          <w:lang w:val="en-GB"/>
+        </w:rPr>
+        <w:t>The Grove Vision AI V2 was wired to the ESP32-WROOM-32 using four jumper wires connected to the module's dual 7-pin header. The 5V pin was connected to the ESP32 VIN via the breadboard power rail, GND to ground, SDA to GPIO 4, and SCL to GPIO 5. A separate I2C bus (Wire1) was used to avoid conflicts with the BH1750 sensor already on Wire (GPIO 21/22). The Seeed Arduino SSCMA library was installed to handle communication with the Vision AI module.</w:t>
+      </w:r>
+    </w:p>
+    <w:p>
+      <w:pPr>
+        <w:spacing w:before="240" w:beforeAutospacing="off" w:after="240" w:afterAutospacing="off"/>
+        <w:jc w:val="left"/>
+      </w:pPr>
+      <w:r>
+        <w:rPr>
+          <w:rFonts w:ascii="Times New Roman" w:hAnsi="Times New Roman" w:eastAsia="Times New Roman" w:cs="Times New Roman"/>
+          <w:noProof w:val="0"/>
+          <w:sz w:val="22"/>
+          <w:szCs w:val="22"/>
+          <w:lang w:val="en-GB"/>
+        </w:rPr>
+        <w:t xml:space="preserve">Initial testing with the I2C scanner confirmed the Grove Vision AI V2 was detected at address 0x62 as shown in Figure 20. However, the module initially failed to initialise when </w:t>
+      </w:r>
+      <w:r>
+        <w:rPr>
+          <w:rFonts w:ascii="Consolas" w:hAnsi="Consolas" w:eastAsia="Consolas" w:cs="Consolas"/>
+          <w:noProof w:val="0"/>
+          <w:sz w:val="22"/>
+          <w:szCs w:val="22"/>
+          <w:lang w:val="en-GB"/>
+        </w:rPr>
+        <w:t>AI.begin()</w:t>
+      </w:r>
+      <w:r>
+        <w:rPr>
+          <w:rFonts w:ascii="Times New Roman" w:hAnsi="Times New Roman" w:eastAsia="Times New Roman" w:cs="Times New Roman"/>
+          <w:noProof w:val="0"/>
+          <w:sz w:val="22"/>
+          <w:szCs w:val="22"/>
+          <w:lang w:val="en-GB"/>
+        </w:rPr>
+        <w:t xml:space="preserve"> was called — investigation revealed two causes: a loose SCL jumper wire in the breadboard causing intermittent connection, and the initialisation being called before the WiFi connection was established. Both issues were resolved by securing the SCL wire and moving the Vision AI initialisation to after the WiFi setup in the code.</w:t>
+      </w:r>
+    </w:p>
+    <w:p>
+      <w:pPr>
+        <w:spacing w:before="240" w:beforeAutospacing="off" w:after="240" w:afterAutospacing="off"/>
+        <w:jc w:val="left"/>
+        <w:rPr>
+          <w:rFonts w:ascii="Times New Roman" w:hAnsi="Times New Roman" w:eastAsia="Times New Roman" w:cs="Times New Roman"/>
+          <w:noProof w:val="0"/>
+          <w:sz w:val="22"/>
+          <w:szCs w:val="22"/>
+          <w:lang w:val="en-GB"/>
+        </w:rPr>
+      </w:pPr>
+      <w:r>
+        <w:drawing>
+          <wp:inline wp14:editId="3A53D582" wp14:anchorId="03D600E3">
+            <wp:extent cx="5724525" cy="3552825"/>
+            <wp:effectExtent l="0" t="0" r="0" b="0"/>
+            <wp:docPr id="62151384" name="drawing"/>
+            <wp:cNvGraphicFramePr>
+              <a:graphicFrameLocks noChangeAspect="1"/>
+            </wp:cNvGraphicFramePr>
+            <a:graphic>
+              <a:graphicData xmlns:a="http://schemas.openxmlformats.org/drawingml/2006/main" uri="http://schemas.openxmlformats.org/drawingml/2006/picture">
+                <pic:pic xmlns:pic="http://schemas.openxmlformats.org/drawingml/2006/picture">
+                  <pic:nvPicPr>
+                    <pic:cNvPr id="62151384" name="Picture 62151384"/>
+                    <pic:cNvPicPr/>
+                  </pic:nvPicPr>
+                  <pic:blipFill>
+                    <a:blip xmlns:r="http://schemas.openxmlformats.org/officeDocument/2006/relationships" r:embed="rId732067915">
+                      <a:extLst>
+                        <a:ext uri="{28A0092B-C50C-407E-A947-70E740481C1C}">
+                          <a14:useLocalDpi xmlns:a14="http://schemas.microsoft.com/office/drawing/2010/main"/>
+                        </a:ext>
+                      </a:extLst>
+                    </a:blip>
+                    <a:stretch>
+                      <a:fillRect/>
+                    </a:stretch>
+                  </pic:blipFill>
+                  <pic:spPr>
+                    <a:xfrm rot="0">
+                      <a:off x="0" y="0"/>
+                      <a:ext cx="5724525" cy="3552825"/>
+                    </a:xfrm>
+                    <a:prstGeom prst="rect">
+                      <a:avLst/>
+                    </a:prstGeom>
+                  </pic:spPr>
+                </pic:pic>
+              </a:graphicData>
+            </a:graphic>
+          </wp:inline>
+        </w:drawing>
+      </w:r>
+    </w:p>
+    <w:p>
+      <w:pPr>
+        <w:pStyle w:val="Normal"/>
+        <w:suppressLineNumbers w:val="0"/>
+        <w:bidi w:val="0"/>
+        <w:spacing w:before="240" w:beforeAutospacing="off" w:after="240" w:afterAutospacing="off" w:line="279" w:lineRule="auto"/>
+        <w:ind w:left="0" w:right="0"/>
+        <w:jc w:val="left"/>
+      </w:pPr>
+      <w:r>
+        <w:rPr>
+          <w:rFonts w:ascii="Times New Roman" w:hAnsi="Times New Roman" w:eastAsia="Times New Roman" w:cs="Times New Roman"/>
+          <w:i w:val="1"/>
+          <w:iCs w:val="1"/>
+          <w:noProof w:val="0"/>
+          <w:sz w:val="22"/>
+          <w:szCs w:val="22"/>
+          <w:lang w:val="en-GB"/>
+        </w:rPr>
+        <w:t>[</w:t>
+      </w:r>
+      <w:r>
+        <w:rPr>
+          <w:rFonts w:ascii="Times New Roman" w:hAnsi="Times New Roman" w:eastAsia="Times New Roman" w:cs="Times New Roman"/>
+          <w:i w:val="1"/>
+          <w:iCs w:val="1"/>
+          <w:noProof w:val="0"/>
+          <w:sz w:val="22"/>
+          <w:szCs w:val="22"/>
+          <w:lang w:val="en-GB"/>
+        </w:rPr>
+        <w:t xml:space="preserve">Figure 20 </w:t>
+      </w:r>
+      <w:r>
+        <w:rPr>
+          <w:rFonts w:ascii="Times New Roman" w:hAnsi="Times New Roman" w:eastAsia="Times New Roman" w:cs="Times New Roman"/>
+          <w:i w:val="1"/>
+          <w:iCs w:val="1"/>
+          <w:noProof w:val="0"/>
+          <w:sz w:val="22"/>
+          <w:szCs w:val="22"/>
+          <w:lang w:val="en-GB"/>
+        </w:rPr>
+        <w:t>— I2C scanner showing 0x62 detected]</w:t>
+      </w:r>
+    </w:p>
+    <w:p>
+      <w:pPr>
+        <w:spacing w:before="240" w:beforeAutospacing="off" w:after="240" w:afterAutospacing="off"/>
+        <w:jc w:val="left"/>
+      </w:pPr>
+      <w:r>
+        <w:rPr>
+          <w:rFonts w:ascii="Times New Roman" w:hAnsi="Times New Roman" w:eastAsia="Times New Roman" w:cs="Times New Roman"/>
+          <w:noProof w:val="0"/>
+          <w:sz w:val="22"/>
+          <w:szCs w:val="22"/>
+          <w:lang w:val="en-GB"/>
+        </w:rPr>
+        <w:t>After resolving these issues, person detection was confirmed working with confidence scores of 77-89% when a person was in the camera frame as shown in Figure 21. The module correctly returned empty detection results when no person was present, and a 5-second timeout was implemented to prevent the Home Assistant entity from remaining in the Detected state after a person left the frame.</w:t>
+      </w:r>
+    </w:p>
+    <w:p>
+      <w:pPr>
+        <w:spacing w:before="240" w:beforeAutospacing="off" w:after="240" w:afterAutospacing="off"/>
+        <w:jc w:val="left"/>
+        <w:rPr>
+          <w:rFonts w:ascii="Times New Roman" w:hAnsi="Times New Roman" w:eastAsia="Times New Roman" w:cs="Times New Roman"/>
+          <w:noProof w:val="0"/>
+          <w:sz w:val="22"/>
+          <w:szCs w:val="22"/>
+          <w:lang w:val="en-GB"/>
+        </w:rPr>
+      </w:pPr>
+      <w:r>
+        <w:drawing>
+          <wp:inline wp14:editId="1FAC59BD" wp14:anchorId="70E1D487">
+            <wp:extent cx="5724525" cy="3419475"/>
+            <wp:effectExtent l="0" t="0" r="0" b="0"/>
+            <wp:docPr id="621626585" name="drawing"/>
+            <wp:cNvGraphicFramePr>
+              <a:graphicFrameLocks noChangeAspect="1"/>
+            </wp:cNvGraphicFramePr>
+            <a:graphic>
+              <a:graphicData xmlns:a="http://schemas.openxmlformats.org/drawingml/2006/main" uri="http://schemas.openxmlformats.org/drawingml/2006/picture">
+                <pic:pic xmlns:pic="http://schemas.openxmlformats.org/drawingml/2006/picture">
+                  <pic:nvPicPr>
+                    <pic:cNvPr id="621626585" name="Picture 621626585"/>
+                    <pic:cNvPicPr/>
+                  </pic:nvPicPr>
+                  <pic:blipFill>
+                    <a:blip xmlns:r="http://schemas.openxmlformats.org/officeDocument/2006/relationships" r:embed="rId334411858">
+                      <a:extLst>
+                        <a:ext uri="{28A0092B-C50C-407E-A947-70E740481C1C}">
+                          <a14:useLocalDpi xmlns:a14="http://schemas.microsoft.com/office/drawing/2010/main"/>
+                        </a:ext>
+                      </a:extLst>
+                    </a:blip>
+                    <a:stretch>
+                      <a:fillRect/>
+                    </a:stretch>
+                  </pic:blipFill>
+                  <pic:spPr>
+                    <a:xfrm rot="0">
+                      <a:off x="0" y="0"/>
+                      <a:ext cx="5724525" cy="3419475"/>
+                    </a:xfrm>
+                    <a:prstGeom prst="rect">
+                      <a:avLst/>
+                    </a:prstGeom>
+                  </pic:spPr>
+                </pic:pic>
+              </a:graphicData>
+            </a:graphic>
+          </wp:inline>
+        </w:drawing>
+      </w:r>
+    </w:p>
+    <w:p>
+      <w:pPr>
+        <w:spacing w:before="240" w:beforeAutospacing="off" w:after="240" w:afterAutospacing="off"/>
+        <w:jc w:val="left"/>
+        <w:rPr>
+          <w:rFonts w:ascii="Times New Roman" w:hAnsi="Times New Roman" w:eastAsia="Times New Roman" w:cs="Times New Roman"/>
+          <w:i w:val="1"/>
+          <w:iCs w:val="1"/>
+          <w:noProof w:val="0"/>
+          <w:sz w:val="22"/>
+          <w:szCs w:val="22"/>
+          <w:lang w:val="en-GB"/>
+        </w:rPr>
+      </w:pPr>
+      <w:r>
+        <w:rPr>
+          <w:rFonts w:ascii="Times New Roman" w:hAnsi="Times New Roman" w:eastAsia="Times New Roman" w:cs="Times New Roman"/>
+          <w:i w:val="1"/>
+          <w:iCs w:val="1"/>
+          <w:noProof w:val="0"/>
+          <w:sz w:val="22"/>
+          <w:szCs w:val="22"/>
+          <w:lang w:val="en-GB"/>
+        </w:rPr>
+        <w:t>[</w:t>
+      </w:r>
+      <w:r>
+        <w:rPr>
+          <w:rFonts w:ascii="Times New Roman" w:hAnsi="Times New Roman" w:eastAsia="Times New Roman" w:cs="Times New Roman"/>
+          <w:i w:val="1"/>
+          <w:iCs w:val="1"/>
+          <w:noProof w:val="0"/>
+          <w:sz w:val="22"/>
+          <w:szCs w:val="22"/>
+          <w:lang w:val="en-GB"/>
+        </w:rPr>
+        <w:t>Figure 21</w:t>
+      </w:r>
+      <w:r>
+        <w:rPr>
+          <w:rFonts w:ascii="Times New Roman" w:hAnsi="Times New Roman" w:eastAsia="Times New Roman" w:cs="Times New Roman"/>
+          <w:i w:val="1"/>
+          <w:iCs w:val="1"/>
+          <w:noProof w:val="0"/>
+          <w:sz w:val="22"/>
+          <w:szCs w:val="22"/>
+          <w:lang w:val="en-GB"/>
+        </w:rPr>
+        <w:t>— Serial Monitor showing Person detected! Score: 89]</w:t>
+      </w:r>
+    </w:p>
+    <w:p>
+      <w:pPr>
+        <w:spacing w:before="240" w:beforeAutospacing="off" w:after="240" w:afterAutospacing="off"/>
+        <w:jc w:val="left"/>
+      </w:pPr>
+      <w:r>
+        <w:rPr>
+          <w:rFonts w:ascii="Times New Roman" w:hAnsi="Times New Roman" w:eastAsia="Times New Roman" w:cs="Times New Roman"/>
+          <w:b w:val="1"/>
+          <w:bCs w:val="1"/>
+          <w:noProof w:val="0"/>
+          <w:sz w:val="22"/>
+          <w:szCs w:val="22"/>
+          <w:lang w:val="en-GB"/>
+        </w:rPr>
+        <w:t>5.3 Vision AI Automation in Home Assistant</w:t>
+      </w:r>
+    </w:p>
+    <w:p>
+      <w:pPr>
+        <w:spacing w:before="240" w:beforeAutospacing="off" w:after="240" w:afterAutospacing="off"/>
+        <w:jc w:val="left"/>
+      </w:pPr>
+      <w:r>
+        <w:rPr>
+          <w:rFonts w:ascii="Times New Roman" w:hAnsi="Times New Roman" w:eastAsia="Times New Roman" w:cs="Times New Roman"/>
+          <w:noProof w:val="0"/>
+          <w:sz w:val="22"/>
+          <w:szCs w:val="22"/>
+          <w:lang w:val="en-GB"/>
+        </w:rPr>
+        <w:t>The Grove Vision AI V2 integration with Home Assistant was completed by adding the Vision AI Person Detection binary sensor entity to the system and building a dedicated automation.</w:t>
+      </w:r>
+    </w:p>
+    <w:p>
+      <w:pPr>
+        <w:spacing w:before="240" w:beforeAutospacing="off" w:after="240" w:afterAutospacing="off"/>
+        <w:jc w:val="left"/>
+      </w:pPr>
+      <w:r>
+        <w:rPr>
+          <w:rFonts w:ascii="Times New Roman" w:hAnsi="Times New Roman" w:eastAsia="Times New Roman" w:cs="Times New Roman"/>
+          <w:noProof w:val="0"/>
+          <w:sz w:val="22"/>
+          <w:szCs w:val="22"/>
+          <w:lang w:val="en-GB"/>
+        </w:rPr>
+        <w:t xml:space="preserve">The entity was created automatically through MQTT autodiscovery when the combined ESP32 sketch published the discovery payload to </w:t>
+      </w:r>
+      <w:r>
+        <w:rPr>
+          <w:rFonts w:ascii="Consolas" w:hAnsi="Consolas" w:eastAsia="Consolas" w:cs="Consolas"/>
+          <w:noProof w:val="0"/>
+          <w:sz w:val="22"/>
+          <w:szCs w:val="22"/>
+          <w:lang w:val="en-GB"/>
+        </w:rPr>
+        <w:t>homeassistant/binary_sensor/visionai/config</w:t>
+      </w:r>
+      <w:r>
+        <w:rPr>
+          <w:rFonts w:ascii="Times New Roman" w:hAnsi="Times New Roman" w:eastAsia="Times New Roman" w:cs="Times New Roman"/>
+          <w:noProof w:val="0"/>
+          <w:sz w:val="22"/>
+          <w:szCs w:val="22"/>
+          <w:lang w:val="en-GB"/>
+        </w:rPr>
+        <w:t>. The entity uses device class occupancy, publishing ON when a person is detected with confidence above 60% and OFF after 5 seconds of no detection. The 60% confidence threshold was implemented to filter low-confidence false positives while maintaining reliable detection of actual persons in the camera frame.</w:t>
+      </w:r>
+    </w:p>
+    <w:p>
+      <w:pPr>
+        <w:pStyle w:val="Normal"/>
+        <w:spacing w:before="240" w:beforeAutospacing="off" w:after="240" w:afterAutospacing="off"/>
+        <w:jc w:val="left"/>
+      </w:pPr>
+      <w:r>
+        <w:rPr>
+          <w:rFonts w:ascii="Times New Roman" w:hAnsi="Times New Roman" w:eastAsia="Times New Roman" w:cs="Times New Roman"/>
+          <w:noProof w:val="0"/>
+          <w:sz w:val="22"/>
+          <w:szCs w:val="22"/>
+          <w:lang w:val="en-GB"/>
+        </w:rPr>
+        <w:t>Automation 5 — Vision AI Person Alert — was configured to send a push notification to the registered mobile device when the Vision AI Person Detection entity changes to Detected</w:t>
+      </w:r>
+      <w:r>
+        <w:rPr>
+          <w:rFonts w:ascii="Times New Roman" w:hAnsi="Times New Roman" w:eastAsia="Times New Roman" w:cs="Times New Roman"/>
+          <w:noProof w:val="0"/>
+          <w:sz w:val="22"/>
+          <w:szCs w:val="22"/>
+          <w:lang w:val="en-GB"/>
+        </w:rPr>
+        <w:t>, as shown in Figure 17 in Chapter 4.7</w:t>
+      </w:r>
+      <w:r>
+        <w:rPr>
+          <w:rFonts w:ascii="Times New Roman" w:hAnsi="Times New Roman" w:eastAsia="Times New Roman" w:cs="Times New Roman"/>
+          <w:noProof w:val="0"/>
+          <w:sz w:val="22"/>
+          <w:szCs w:val="22"/>
+          <w:lang w:val="en-GB"/>
+        </w:rPr>
+        <w:t>. The notification message reads "Person detected by Vision AI camera!" distinguishing it from the PIR-based motion alert. This creates a two-layer detection system: the PIR sensor provides general occupancy awareness based on infrared heat signatures, while the Vision AI module provides confirmed human presence identification through machine learning inference. Together these two sensors reduce false positive alerts compared to using either sensor alone.</w:t>
+      </w:r>
+    </w:p>
+    <w:p>
+      <w:pPr>
+        <w:jc w:val="left"/>
+        <w:rPr>
+          <w:rFonts w:ascii="Times New Roman" w:hAnsi="Times New Roman" w:eastAsia="Times New Roman" w:cs="Times New Roman"/>
+          <w:noProof w:val="0"/>
+          <w:sz w:val="22"/>
+          <w:szCs w:val="22"/>
+          <w:lang w:val="en-GB"/>
+        </w:rPr>
+      </w:pPr>
+    </w:p>
+    <w:p>
+      <w:pPr>
+        <w:jc w:val="left"/>
+        <w:rPr>
+          <w:rFonts w:ascii="Times New Roman" w:hAnsi="Times New Roman" w:eastAsia="Times New Roman" w:cs="Times New Roman"/>
+          <w:noProof w:val="0"/>
+          <w:sz w:val="22"/>
+          <w:szCs w:val="22"/>
+          <w:lang w:val="en-GB"/>
+        </w:rPr>
+      </w:pPr>
+    </w:p>
+    <w:p>
+      <w:pPr>
+        <w:jc w:val="left"/>
+        <w:rPr>
+          <w:rFonts w:ascii="Times New Roman" w:hAnsi="Times New Roman" w:eastAsia="Times New Roman" w:cs="Times New Roman"/>
+          <w:noProof w:val="0"/>
+          <w:sz w:val="22"/>
+          <w:szCs w:val="22"/>
+          <w:lang w:val="en-GB"/>
+        </w:rPr>
+      </w:pPr>
+    </w:p>
+    <w:p>
+      <w:pPr>
+        <w:jc w:val="left"/>
+        <w:rPr>
+          <w:rFonts w:ascii="Times New Roman" w:hAnsi="Times New Roman" w:eastAsia="Times New Roman" w:cs="Times New Roman"/>
+          <w:noProof w:val="0"/>
+          <w:sz w:val="22"/>
+          <w:szCs w:val="22"/>
+          <w:lang w:val="en-GB"/>
+        </w:rPr>
+      </w:pPr>
     </w:p>
     <w:p>
       <w:pPr>
